--- a/minor project report.docx
+++ b/minor project report.docx
@@ -63,49 +63,182 @@
     </w:p>
     <w:p>
       <w:pPr>
-        <w:rPr>
-          <w:rFonts w:hint="eastAsia"/>
-        </w:rPr>
-      </w:pPr>
-    </w:p>
-    <w:p/>
-    <w:p>
-      <w:pPr>
-        <w:rPr>
-          <w:rFonts w:hint="eastAsia"/>
-        </w:rPr>
-      </w:pPr>
-    </w:p>
-    <w:p>
-      <w:pPr>
         <w:jc w:val="center"/>
-        <w:rPr>
-          <w:rFonts w:hint="eastAsia"/>
-        </w:rPr>
-      </w:pPr>
-      <w:r>
-        <w:rPr>
-          <w:sz w:val="26"/>
-        </w:rPr>
-        <w:t>Minor Project Report on</w:t>
-      </w:r>
-    </w:p>
-    <w:p>
-      <w:pPr>
+      </w:pPr>
+    </w:p>
+    <w:p>
+      <w:pPr>
+        <w:pStyle w:val="BodyText"/>
+        <w:spacing w:before="129"/>
         <w:jc w:val="center"/>
+        <w:rPr>
+          <w:sz w:val="20"/>
+        </w:rPr>
+      </w:pPr>
+      <w:r>
+        <w:rPr>
+          <w:noProof/>
+          <w:sz w:val="20"/>
+        </w:rPr>
+        <w:drawing>
+          <wp:anchor distT="0" distB="0" distL="0" distR="0" simplePos="0" relativeHeight="251659264" behindDoc="1" locked="0" layoutInCell="1" allowOverlap="1" wp14:anchorId="772EDF5B" wp14:editId="77E1C473">
+            <wp:simplePos x="0" y="0"/>
+            <wp:positionH relativeFrom="page">
+              <wp:posOffset>3383696</wp:posOffset>
+            </wp:positionH>
+            <wp:positionV relativeFrom="paragraph">
+              <wp:posOffset>243494</wp:posOffset>
+            </wp:positionV>
+            <wp:extent cx="1035176" cy="1035176"/>
+            <wp:effectExtent l="0" t="0" r="0" b="0"/>
+            <wp:wrapTopAndBottom/>
+            <wp:docPr id="1" name="Image 1" descr="A black circle with white text&#10;&#10;AI-generated content may be incorrect."/>
+            <wp:cNvGraphicFramePr>
+              <a:graphicFrameLocks xmlns:a="http://schemas.openxmlformats.org/drawingml/2006/main"/>
+            </wp:cNvGraphicFramePr>
+            <a:graphic xmlns:a="http://schemas.openxmlformats.org/drawingml/2006/main">
+              <a:graphicData uri="http://schemas.openxmlformats.org/drawingml/2006/picture">
+                <pic:pic xmlns:pic="http://schemas.openxmlformats.org/drawingml/2006/picture">
+                  <pic:nvPicPr>
+                    <pic:cNvPr id="1" name="Image 1" descr="A black circle with white text&#10;&#10;AI-generated content may be incorrect."/>
+                    <pic:cNvPicPr/>
+                  </pic:nvPicPr>
+                  <pic:blipFill>
+                    <a:blip r:embed="rId8" cstate="print"/>
+                    <a:stretch>
+                      <a:fillRect/>
+                    </a:stretch>
+                  </pic:blipFill>
+                  <pic:spPr>
+                    <a:xfrm>
+                      <a:off x="0" y="0"/>
+                      <a:ext cx="1035176" cy="1035176"/>
+                    </a:xfrm>
+                    <a:prstGeom prst="rect">
+                      <a:avLst/>
+                    </a:prstGeom>
+                  </pic:spPr>
+                </pic:pic>
+              </a:graphicData>
+            </a:graphic>
+          </wp:anchor>
+        </w:drawing>
+      </w:r>
+    </w:p>
+    <w:p>
+      <w:pPr>
+        <w:pStyle w:val="BodyText"/>
+        <w:spacing w:before="151"/>
+        <w:jc w:val="center"/>
+        <w:rPr>
+          <w:sz w:val="32"/>
+        </w:rPr>
+      </w:pPr>
+    </w:p>
+    <w:p>
+      <w:pPr>
+        <w:ind w:left="613" w:right="394"/>
+        <w:jc w:val="center"/>
+        <w:rPr>
+          <w:sz w:val="32"/>
+        </w:rPr>
+      </w:pPr>
+      <w:r>
+        <w:rPr>
+          <w:sz w:val="32"/>
+        </w:rPr>
+        <w:t>Minor</w:t>
+      </w:r>
+      <w:r>
+        <w:rPr>
+          <w:spacing w:val="-11"/>
+          <w:sz w:val="32"/>
+        </w:rPr>
+        <w:t xml:space="preserve"> </w:t>
+      </w:r>
+      <w:r>
+        <w:rPr>
+          <w:sz w:val="32"/>
+        </w:rPr>
+        <w:t>Project</w:t>
+      </w:r>
+      <w:r>
+        <w:rPr>
+          <w:spacing w:val="-7"/>
+          <w:sz w:val="32"/>
+        </w:rPr>
+        <w:t xml:space="preserve"> </w:t>
+      </w:r>
+      <w:r>
+        <w:rPr>
+          <w:sz w:val="32"/>
+        </w:rPr>
+        <w:t>Proposal</w:t>
+      </w:r>
+      <w:r>
+        <w:rPr>
+          <w:spacing w:val="-10"/>
+          <w:sz w:val="32"/>
+        </w:rPr>
+        <w:t xml:space="preserve"> </w:t>
+      </w:r>
+      <w:r>
+        <w:rPr>
+          <w:spacing w:val="-5"/>
+          <w:sz w:val="32"/>
+        </w:rPr>
+        <w:t>on</w:t>
+      </w:r>
+    </w:p>
+    <w:p>
+      <w:pPr>
+        <w:ind w:firstLine="720"/>
         <w:rPr>
           <w:b/>
           <w:color w:val="004080"/>
           <w:sz w:val="36"/>
         </w:rPr>
       </w:pPr>
-      <w:r>
+    </w:p>
+    <w:p>
+      <w:pPr>
+        <w:ind w:firstLine="720"/>
         <w:rPr>
           <w:b/>
           <w:color w:val="004080"/>
           <w:sz w:val="36"/>
         </w:rPr>
-        <w:t xml:space="preserve">AI-Based Smart Security Surveillance System </w:t>
+      </w:pPr>
+      <w:r>
+        <w:rPr>
+          <w:b/>
+          <w:color w:val="004080"/>
+          <w:sz w:val="36"/>
+        </w:rPr>
+        <w:t>AI-Based Smart Security Surveillance System</w:t>
+      </w:r>
+    </w:p>
+    <w:p>
+      <w:pPr>
+        <w:ind w:left="2880" w:firstLine="720"/>
+        <w:rPr>
+          <w:rFonts w:hint="eastAsia"/>
+          <w:b/>
+          <w:color w:val="004080"/>
+          <w:sz w:val="36"/>
+        </w:rPr>
+      </w:pPr>
+      <w:r>
+        <w:rPr>
+          <w:sz w:val="24"/>
+        </w:rPr>
+        <w:t xml:space="preserve">Submitted </w:t>
+      </w:r>
+      <w:r>
+        <w:rPr>
+          <w:sz w:val="24"/>
+        </w:rPr>
+        <w:t>By:</w:t>
       </w:r>
     </w:p>
     <w:p>
@@ -118,23 +251,36 @@
     </w:p>
     <w:p>
       <w:pPr>
-        <w:rPr>
-          <w:rFonts w:hint="eastAsia"/>
-        </w:rPr>
-      </w:pPr>
-    </w:p>
-    <w:p>
-      <w:pPr>
         <w:jc w:val="center"/>
         <w:rPr>
           <w:rFonts w:hint="eastAsia"/>
         </w:rPr>
       </w:pPr>
+    </w:p>
+    <w:p>
+      <w:pPr>
+        <w:ind w:left="2880" w:firstLine="720"/>
+        <w:rPr>
+          <w:rFonts w:hint="eastAsia"/>
+        </w:rPr>
+      </w:pPr>
       <w:r>
         <w:rPr>
           <w:sz w:val="24"/>
         </w:rPr>
-        <w:t>Submitted to</w:t>
+        <w:t xml:space="preserve">Submitted </w:t>
+      </w:r>
+      <w:r>
+        <w:rPr>
+          <w:sz w:val="24"/>
+        </w:rPr>
+        <w:t>T</w:t>
+      </w:r>
+      <w:r>
+        <w:rPr>
+          <w:sz w:val="24"/>
+        </w:rPr>
+        <w:t>o</w:t>
       </w:r>
     </w:p>
     <w:p>
@@ -154,6 +300,7 @@
     </w:p>
     <w:p>
       <w:pPr>
+        <w:jc w:val="center"/>
         <w:rPr>
           <w:rFonts w:hint="eastAsia"/>
         </w:rPr>
@@ -196,6 +343,27 @@
     </w:p>
     <w:p>
       <w:pPr>
+        <w:rPr>
+          <w:rFonts w:hint="eastAsia"/>
+        </w:rPr>
+      </w:pPr>
+    </w:p>
+    <w:p>
+      <w:pPr>
+        <w:rPr>
+          <w:rFonts w:hint="eastAsia"/>
+        </w:rPr>
+      </w:pPr>
+    </w:p>
+    <w:p>
+      <w:pPr>
+        <w:rPr>
+          <w:rFonts w:hint="eastAsia"/>
+        </w:rPr>
+      </w:pPr>
+    </w:p>
+    <w:p>
+      <w:pPr>
         <w:jc w:val="center"/>
         <w:rPr>
           <w:rFonts w:hint="eastAsia"/>
@@ -205,93 +373,23 @@
         <w:rPr>
           <w:sz w:val="22"/>
         </w:rPr>
-        <w:t>Prepared as a complete engineering design for a low-cost implementable minor project</w:t>
-      </w:r>
-    </w:p>
-    <w:p>
-      <w:pPr>
-        <w:rPr>
-          <w:rFonts w:hint="eastAsia"/>
-        </w:rPr>
-      </w:pPr>
-    </w:p>
-    <w:p>
-      <w:pPr>
-        <w:rPr>
-          <w:rFonts w:hint="eastAsia"/>
-        </w:rPr>
-      </w:pPr>
-    </w:p>
-    <w:p>
-      <w:pPr>
-        <w:rPr>
-          <w:rFonts w:hint="eastAsia"/>
-        </w:rPr>
-      </w:pPr>
-    </w:p>
-    <w:p>
-      <w:pPr>
-        <w:rPr>
-          <w:rFonts w:hint="eastAsia"/>
-        </w:rPr>
-      </w:pPr>
-    </w:p>
-    <w:p>
-      <w:pPr>
-        <w:rPr>
-          <w:rFonts w:hint="eastAsia"/>
-        </w:rPr>
-      </w:pPr>
-    </w:p>
-    <w:p>
-      <w:pPr>
-        <w:jc w:val="center"/>
-        <w:rPr>
-          <w:rFonts w:hint="eastAsia"/>
-        </w:rPr>
-      </w:pPr>
-      <w:r>
-        <w:rPr>
-          <w:sz w:val="22"/>
-        </w:rPr>
         <w:t>Academic Year: 2025/2026</w:t>
       </w:r>
     </w:p>
     <w:p>
       <w:pPr>
-        <w:jc w:val="center"/>
-        <w:rPr>
-          <w:rFonts w:hint="eastAsia"/>
-        </w:rPr>
-      </w:pPr>
-      <w:r>
-        <w:rPr>
-          <w:sz w:val="18"/>
-        </w:rPr>
-        <w:t>Prepared with chapter structure aligned to the sample proposal format supplied by the user.</w:t>
-      </w:r>
-    </w:p>
-    <w:p>
-      <w:pPr>
-        <w:rPr>
-          <w:rFonts w:hint="eastAsia"/>
-        </w:rPr>
-      </w:pPr>
-      <w:r>
-        <w:lastRenderedPageBreak/>
-        <w:br w:type="page"/>
-      </w:r>
-    </w:p>
-    <w:p>
-      <w:pPr>
         <w:pStyle w:val="Heading1"/>
         <w:rPr>
           <w:color w:val="000000" w:themeColor="text1"/>
-        </w:rPr>
-      </w:pPr>
-      <w:r>
-        <w:rPr>
-          <w:color w:val="000000" w:themeColor="text1"/>
+          <w:sz w:val="48"/>
+          <w:szCs w:val="44"/>
+        </w:rPr>
+      </w:pPr>
+      <w:r>
+        <w:rPr>
+          <w:color w:val="000000" w:themeColor="text1"/>
+          <w:sz w:val="48"/>
+          <w:szCs w:val="44"/>
         </w:rPr>
         <w:lastRenderedPageBreak/>
         <w:t>Acknowledgement</w:t>
@@ -299,45 +397,102 @@
     </w:p>
     <w:p>
       <w:pPr>
-        <w:pStyle w:val="Heading2"/>
-        <w:rPr>
-          <w:rFonts w:ascii="DejaVu Sans" w:eastAsia="Times New Roman" w:hAnsi="DejaVu Sans"/>
-          <w:color w:val="000000"/>
+        <w:spacing w:before="100" w:beforeAutospacing="1" w:after="100" w:afterAutospacing="1" w:line="240" w:lineRule="auto"/>
+        <w:rPr>
+          <w:rFonts w:ascii="Times New Roman" w:eastAsia="Times New Roman" w:hAnsi="Times New Roman" w:cs="Times New Roman"/>
           <w:sz w:val="36"/>
           <w:szCs w:val="36"/>
-        </w:rPr>
-      </w:pPr>
-    </w:p>
-    <w:p>
-      <w:pPr>
-        <w:pStyle w:val="NormalWeb"/>
-        <w:rPr>
-          <w:rFonts w:ascii="DejaVu Sans" w:hAnsi="DejaVu Sans" w:hint="eastAsia"/>
-          <w:color w:val="000000"/>
-        </w:rPr>
-      </w:pPr>
-      <w:r>
-        <w:rPr>
-          <w:rFonts w:ascii="DejaVu Sans" w:hAnsi="DejaVu Sans"/>
-          <w:color w:val="000000"/>
-        </w:rPr>
-        <w:t>We would like to express our sincere gratitude to our project supervisor for providing valuable guidance and support throughout the preparation of this minor project proposal. Their suggestions and technical advice have helped us shape the concept and methodology of the proposed system.</w:t>
-      </w:r>
-    </w:p>
-    <w:p>
-      <w:pPr>
-        <w:pStyle w:val="NormalWeb"/>
-        <w:rPr>
-          <w:rFonts w:ascii="DejaVu Sans" w:hAnsi="DejaVu Sans" w:hint="eastAsia"/>
-          <w:color w:val="000000"/>
-        </w:rPr>
-      </w:pPr>
-      <w:r>
-        <w:rPr>
-          <w:rFonts w:ascii="DejaVu Sans" w:hAnsi="DejaVu Sans"/>
-          <w:color w:val="000000"/>
-        </w:rPr>
-        <w:t>We also extend our thanks to the faculty members of the Department of Electronics, Communication and Information Engineering for providing the resources and academic environment necessary for the completion of this work.</w:t>
+          <w:lang w:val="en-NP"/>
+        </w:rPr>
+      </w:pPr>
+      <w:r>
+        <w:rPr>
+          <w:rFonts w:ascii="Times New Roman" w:eastAsia="Times New Roman" w:hAnsi="Times New Roman" w:cs="Times New Roman"/>
+          <w:sz w:val="36"/>
+          <w:szCs w:val="36"/>
+          <w:lang w:val="en-NP"/>
+        </w:rPr>
+        <w:t>We would like to express our sincere gratitude to our project supervisor for their continuous guidance, valuable suggestions, and encouragement throughout the development of this minor project proposal. Their technical insights and constructive feedback greatly helped us in refining the idea, improving the system design, and completing this work in a systematic manner.</w:t>
+      </w:r>
+    </w:p>
+    <w:p>
+      <w:pPr>
+        <w:spacing w:before="100" w:beforeAutospacing="1" w:after="100" w:afterAutospacing="1" w:line="240" w:lineRule="auto"/>
+        <w:rPr>
+          <w:rFonts w:ascii="Times New Roman" w:eastAsia="Times New Roman" w:hAnsi="Times New Roman" w:cs="Times New Roman"/>
+          <w:sz w:val="36"/>
+          <w:szCs w:val="36"/>
+          <w:lang w:val="en-NP"/>
+        </w:rPr>
+      </w:pPr>
+      <w:r>
+        <w:rPr>
+          <w:rFonts w:ascii="Times New Roman" w:eastAsia="Times New Roman" w:hAnsi="Times New Roman" w:cs="Times New Roman"/>
+          <w:sz w:val="36"/>
+          <w:szCs w:val="36"/>
+          <w:lang w:val="en-NP"/>
+        </w:rPr>
+        <w:t>We are also grateful to the faculty members of the Department of Electronics, Communication and Information Engineering for their support, motivation, and for providing us with the necessary academic knowledge and resources required for the successful completion of this proposal.</w:t>
+      </w:r>
+    </w:p>
+    <w:p>
+      <w:pPr>
+        <w:spacing w:before="100" w:beforeAutospacing="1" w:after="100" w:afterAutospacing="1" w:line="240" w:lineRule="auto"/>
+        <w:rPr>
+          <w:rFonts w:ascii="Times New Roman" w:eastAsia="Times New Roman" w:hAnsi="Times New Roman" w:cs="Times New Roman"/>
+          <w:sz w:val="36"/>
+          <w:szCs w:val="36"/>
+          <w:lang w:val="en-NP"/>
+        </w:rPr>
+      </w:pPr>
+      <w:r>
+        <w:rPr>
+          <w:rFonts w:ascii="Times New Roman" w:eastAsia="Times New Roman" w:hAnsi="Times New Roman" w:cs="Times New Roman"/>
+          <w:sz w:val="36"/>
+          <w:szCs w:val="36"/>
+          <w:lang w:val="en-NP"/>
+        </w:rPr>
+        <w:t>Our sincere thanks also go to the institution for providing a supportive learning environment, laboratory facilities, and access to the tools and technologies needed to carry out this project work.</w:t>
+      </w:r>
+    </w:p>
+    <w:p>
+      <w:pPr>
+        <w:spacing w:before="100" w:beforeAutospacing="1" w:after="100" w:afterAutospacing="1" w:line="240" w:lineRule="auto"/>
+        <w:rPr>
+          <w:rFonts w:ascii="Times New Roman" w:eastAsia="Times New Roman" w:hAnsi="Times New Roman" w:cs="Times New Roman"/>
+          <w:sz w:val="36"/>
+          <w:szCs w:val="36"/>
+          <w:lang w:val="en-NP"/>
+        </w:rPr>
+      </w:pPr>
+      <w:r>
+        <w:rPr>
+          <w:rFonts w:ascii="Times New Roman" w:eastAsia="Times New Roman" w:hAnsi="Times New Roman" w:cs="Times New Roman"/>
+          <w:sz w:val="36"/>
+          <w:szCs w:val="36"/>
+          <w:lang w:val="en-NP"/>
+        </w:rPr>
+        <w:t>We would like to extend our appreciation to our friends and classmates for their encouragement, cooperation, and helpful discussions during the preparation of this project. Their suggestions and shared ideas helped us improve the quality of this work.</w:t>
+      </w:r>
+    </w:p>
+    <w:p>
+      <w:pPr>
+        <w:spacing w:before="100" w:beforeAutospacing="1" w:after="100" w:afterAutospacing="1" w:line="240" w:lineRule="auto"/>
+        <w:rPr>
+          <w:rFonts w:ascii="Times New Roman" w:eastAsia="Times New Roman" w:hAnsi="Times New Roman" w:cs="Times New Roman"/>
+          <w:sz w:val="36"/>
+          <w:szCs w:val="36"/>
+          <w:lang w:val="en-NP"/>
+        </w:rPr>
+      </w:pPr>
+      <w:r>
+        <w:rPr>
+          <w:rFonts w:ascii="Times New Roman" w:eastAsia="Times New Roman" w:hAnsi="Times New Roman" w:cs="Times New Roman"/>
+          <w:sz w:val="36"/>
+          <w:szCs w:val="36"/>
+          <w:lang w:val="en-NP"/>
+        </w:rPr>
+        <w:t>Finally, we would like to thank our family members for their constant support, patience, and motivation throughout the entire process. Their encouragement gave us the confidence to successfully complete this minor project proposal.</w:t>
       </w:r>
     </w:p>
     <w:p>
@@ -349,14 +504,16 @@
           <w:szCs w:val="24"/>
         </w:rPr>
       </w:pPr>
-      <w:r>
-        <w:rPr>
+    </w:p>
+    <w:p>
+      <w:pPr>
+        <w:rPr>
+          <w:rFonts w:hint="eastAsia"/>
           <w:color w:val="000000"/>
           <w:sz w:val="24"/>
           <w:szCs w:val="24"/>
         </w:rPr>
-        <w:t>Finally, we would like to thank our friends and colleagues for their encouragement and constructive feedback during the development of this proposal.</w:t>
-      </w:r>
+      </w:pPr>
     </w:p>
     <w:p>
       <w:pPr>
@@ -380,6 +537,300 @@
     </w:p>
     <w:p>
       <w:pPr>
+        <w:pStyle w:val="Heading2"/>
+        <w:rPr>
+          <w:rFonts w:ascii="Times New Roman" w:hAnsi="Times New Roman"/>
+          <w:color w:val="000000" w:themeColor="text1"/>
+          <w:sz w:val="56"/>
+          <w:szCs w:val="44"/>
+        </w:rPr>
+      </w:pPr>
+      <w:r>
+        <w:rPr>
+          <w:color w:val="000000" w:themeColor="text1"/>
+          <w:sz w:val="44"/>
+          <w:szCs w:val="44"/>
+        </w:rPr>
+        <w:lastRenderedPageBreak/>
+        <w:t>Abstract</w:t>
+      </w:r>
+    </w:p>
+    <w:p>
+      <w:pPr>
+        <w:pStyle w:val="NormalWeb"/>
+        <w:rPr>
+          <w:sz w:val="32"/>
+          <w:szCs w:val="32"/>
+        </w:rPr>
+      </w:pPr>
+      <w:r>
+        <w:rPr>
+          <w:sz w:val="32"/>
+          <w:szCs w:val="32"/>
+        </w:rPr>
+        <w:t xml:space="preserve">The </w:t>
+      </w:r>
+      <w:r>
+        <w:rPr>
+          <w:rStyle w:val="Strong"/>
+          <w:sz w:val="32"/>
+          <w:szCs w:val="32"/>
+        </w:rPr>
+        <w:t>AI-Based Smart Security Surveillance System</w:t>
+      </w:r>
+      <w:r>
+        <w:rPr>
+          <w:sz w:val="32"/>
+          <w:szCs w:val="32"/>
+        </w:rPr>
+        <w:t xml:space="preserve"> is designed to enhance security monitoring by integrating artificial intelligence, computer vision, and embedded hardware. Traditional surveillance systems rely heavily on manual monitoring, which can be inefficient and prone to human error. This project proposes an automated solution capable of detecting suspicious activities, recognizing individuals, and generating real-time alerts.</w:t>
+      </w:r>
+    </w:p>
+    <w:p>
+      <w:pPr>
+        <w:pStyle w:val="NormalWeb"/>
+        <w:rPr>
+          <w:sz w:val="32"/>
+          <w:szCs w:val="32"/>
+        </w:rPr>
+      </w:pPr>
+      <w:r>
+        <w:rPr>
+          <w:sz w:val="32"/>
+          <w:szCs w:val="32"/>
+        </w:rPr>
+        <w:t xml:space="preserve">The system utilizes an </w:t>
+      </w:r>
+      <w:r>
+        <w:rPr>
+          <w:rStyle w:val="Strong"/>
+          <w:sz w:val="32"/>
+          <w:szCs w:val="32"/>
+        </w:rPr>
+        <w:t>ESP32-CAM</w:t>
+      </w:r>
+      <w:r>
+        <w:rPr>
+          <w:sz w:val="32"/>
+          <w:szCs w:val="32"/>
+        </w:rPr>
+        <w:t xml:space="preserve"> to capture live video streams, which are processed using </w:t>
+      </w:r>
+      <w:r>
+        <w:rPr>
+          <w:rStyle w:val="Strong"/>
+          <w:sz w:val="32"/>
+          <w:szCs w:val="32"/>
+        </w:rPr>
+        <w:t>computer vision techniques</w:t>
+      </w:r>
+      <w:r>
+        <w:rPr>
+          <w:sz w:val="32"/>
+          <w:szCs w:val="32"/>
+        </w:rPr>
+        <w:t xml:space="preserve"> implemented in Python. The captured frames are analyzed using the </w:t>
+      </w:r>
+      <w:r>
+        <w:rPr>
+          <w:rStyle w:val="whitespace-normal"/>
+          <w:b/>
+          <w:bCs/>
+          <w:sz w:val="32"/>
+          <w:szCs w:val="32"/>
+        </w:rPr>
+        <w:t>YOLOv8</w:t>
+      </w:r>
+      <w:r>
+        <w:rPr>
+          <w:rStyle w:val="Strong"/>
+          <w:sz w:val="32"/>
+          <w:szCs w:val="32"/>
+        </w:rPr>
+        <w:t xml:space="preserve"> object detection model</w:t>
+      </w:r>
+      <w:r>
+        <w:rPr>
+          <w:sz w:val="32"/>
+          <w:szCs w:val="32"/>
+        </w:rPr>
+        <w:t xml:space="preserve"> to identify people and potentially dangerous objects such as weapons. In addition, a </w:t>
+      </w:r>
+      <w:r>
+        <w:rPr>
+          <w:rStyle w:val="Strong"/>
+          <w:sz w:val="32"/>
+          <w:szCs w:val="32"/>
+        </w:rPr>
+        <w:t>face recognition module</w:t>
+      </w:r>
+      <w:r>
+        <w:rPr>
+          <w:sz w:val="32"/>
+          <w:szCs w:val="32"/>
+        </w:rPr>
+        <w:t xml:space="preserve"> is used to classify individuals as known or unknown by comparing detected faces with a stored database. The system can also read identification cards using </w:t>
+      </w:r>
+      <w:r>
+        <w:rPr>
+          <w:rStyle w:val="whitespace-normal"/>
+          <w:b/>
+          <w:bCs/>
+          <w:sz w:val="32"/>
+          <w:szCs w:val="32"/>
+        </w:rPr>
+        <w:t>Tesseract OCR</w:t>
+      </w:r>
+      <w:r>
+        <w:rPr>
+          <w:sz w:val="32"/>
+          <w:szCs w:val="32"/>
+        </w:rPr>
+        <w:t>, allowing further verification of authorized individuals.</w:t>
+      </w:r>
+    </w:p>
+    <w:p>
+      <w:pPr>
+        <w:pStyle w:val="NormalWeb"/>
+        <w:rPr>
+          <w:sz w:val="32"/>
+          <w:szCs w:val="32"/>
+        </w:rPr>
+      </w:pPr>
+      <w:r>
+        <w:rPr>
+          <w:sz w:val="32"/>
+          <w:szCs w:val="32"/>
+        </w:rPr>
+        <w:t xml:space="preserve">A </w:t>
+      </w:r>
+      <w:r>
+        <w:rPr>
+          <w:rStyle w:val="Strong"/>
+          <w:sz w:val="32"/>
+          <w:szCs w:val="32"/>
+        </w:rPr>
+        <w:t>PIR motion sensor</w:t>
+      </w:r>
+      <w:r>
+        <w:rPr>
+          <w:sz w:val="32"/>
+          <w:szCs w:val="32"/>
+        </w:rPr>
+        <w:t xml:space="preserve"> connected to an </w:t>
+      </w:r>
+      <w:r>
+        <w:rPr>
+          <w:rStyle w:val="Strong"/>
+          <w:sz w:val="32"/>
+          <w:szCs w:val="32"/>
+        </w:rPr>
+        <w:t>Arduino Uno</w:t>
+      </w:r>
+      <w:r>
+        <w:rPr>
+          <w:sz w:val="32"/>
+          <w:szCs w:val="32"/>
+        </w:rPr>
+        <w:t xml:space="preserve"> triggers the camera and detection process when motion is detected, helping reduce unnecessary processing and improving efficiency. When suspicious activity, unauthorized access, or dangerous objects are detected, the system sends alerts and activates warning devices such as buzzers or alarms through a relay module. All events are recorded with timestamps using a </w:t>
+      </w:r>
+      <w:r>
+        <w:rPr>
+          <w:rStyle w:val="Strong"/>
+          <w:sz w:val="32"/>
+          <w:szCs w:val="32"/>
+        </w:rPr>
+        <w:t>DS3231 RTC module</w:t>
+      </w:r>
+      <w:r>
+        <w:rPr>
+          <w:sz w:val="32"/>
+          <w:szCs w:val="32"/>
+        </w:rPr>
+        <w:t xml:space="preserve"> and stored in a database for monitoring and analysis.</w:t>
+      </w:r>
+    </w:p>
+    <w:p>
+      <w:pPr>
+        <w:pStyle w:val="NormalWeb"/>
+        <w:rPr>
+          <w:sz w:val="32"/>
+          <w:szCs w:val="32"/>
+        </w:rPr>
+      </w:pPr>
+      <w:r>
+        <w:rPr>
+          <w:sz w:val="32"/>
+          <w:szCs w:val="32"/>
+        </w:rPr>
+        <w:t xml:space="preserve">Furthermore, the system provides a web-based monitoring dashboard built with </w:t>
+      </w:r>
+      <w:r>
+        <w:rPr>
+          <w:rStyle w:val="whitespace-normal"/>
+          <w:b/>
+          <w:bCs/>
+          <w:sz w:val="32"/>
+          <w:szCs w:val="32"/>
+        </w:rPr>
+        <w:t>Django</w:t>
+      </w:r>
+      <w:r>
+        <w:rPr>
+          <w:sz w:val="32"/>
+          <w:szCs w:val="32"/>
+        </w:rPr>
+        <w:t>, where users can view live camera feeds, detection results, and security logs. This integrated approach combines hardware sensors, artificial intelligence, and web technologies to create a cost-effective and intelligent surveillance solution.</w:t>
+      </w:r>
+    </w:p>
+    <w:p>
+      <w:pPr>
+        <w:pStyle w:val="NormalWeb"/>
+        <w:rPr>
+          <w:sz w:val="32"/>
+          <w:szCs w:val="32"/>
+        </w:rPr>
+      </w:pPr>
+      <w:r>
+        <w:rPr>
+          <w:sz w:val="32"/>
+          <w:szCs w:val="32"/>
+        </w:rPr>
+        <w:t xml:space="preserve">Overall, the proposed system improves security by enabling </w:t>
+      </w:r>
+      <w:r>
+        <w:rPr>
+          <w:rStyle w:val="Strong"/>
+          <w:sz w:val="32"/>
+          <w:szCs w:val="32"/>
+        </w:rPr>
+        <w:t>real-time detection, automated alerts, and centralized monitoring</w:t>
+      </w:r>
+      <w:r>
+        <w:rPr>
+          <w:sz w:val="32"/>
+          <w:szCs w:val="32"/>
+        </w:rPr>
+        <w:t xml:space="preserve">, making it suitable for applications such as </w:t>
+      </w:r>
+      <w:r>
+        <w:rPr>
+          <w:rStyle w:val="Strong"/>
+          <w:sz w:val="32"/>
+          <w:szCs w:val="32"/>
+        </w:rPr>
+        <w:t>campuses, offices, restricted areas, and smart buildings</w:t>
+      </w:r>
+      <w:r>
+        <w:rPr>
+          <w:sz w:val="32"/>
+          <w:szCs w:val="32"/>
+        </w:rPr>
+        <w:t>.</w:t>
+      </w:r>
+    </w:p>
+    <w:p>
+      <w:pPr>
         <w:rPr>
           <w:rFonts w:hint="eastAsia"/>
           <w:color w:val="000000"/>
@@ -461,7 +912,6 @@
     <w:p>
       <w:pPr>
         <w:rPr>
-          <w:rFonts w:hint="eastAsia"/>
           <w:color w:val="000000"/>
           <w:sz w:val="24"/>
           <w:szCs w:val="24"/>
@@ -471,7 +921,6 @@
     <w:p>
       <w:pPr>
         <w:rPr>
-          <w:rFonts w:hint="eastAsia"/>
           <w:color w:val="000000"/>
           <w:sz w:val="24"/>
           <w:szCs w:val="24"/>
@@ -481,7 +930,6 @@
     <w:p>
       <w:pPr>
         <w:rPr>
-          <w:rFonts w:hint="eastAsia"/>
           <w:color w:val="000000"/>
           <w:sz w:val="24"/>
           <w:szCs w:val="24"/>
@@ -492,354 +940,2110 @@
       <w:pPr>
         <w:rPr>
           <w:rFonts w:hint="eastAsia"/>
-          <w:color w:val="000000"/>
-          <w:sz w:val="24"/>
-          <w:szCs w:val="24"/>
-        </w:rPr>
-      </w:pPr>
-    </w:p>
-    <w:p>
-      <w:pPr>
-        <w:rPr>
-          <w:rFonts w:hint="eastAsia"/>
-          <w:color w:val="000000"/>
-          <w:sz w:val="24"/>
-          <w:szCs w:val="24"/>
-        </w:rPr>
-      </w:pPr>
-    </w:p>
-    <w:p>
-      <w:pPr>
-        <w:pStyle w:val="Heading2"/>
-        <w:rPr>
-          <w:rFonts w:ascii="Times New Roman" w:hAnsi="Times New Roman"/>
-          <w:sz w:val="56"/>
-          <w:szCs w:val="44"/>
-        </w:rPr>
-      </w:pPr>
-      <w:r>
-        <w:rPr>
-          <w:sz w:val="44"/>
-          <w:szCs w:val="44"/>
-        </w:rPr>
-        <w:lastRenderedPageBreak/>
-        <w:t>Abstract</w:t>
-      </w:r>
+        </w:rPr>
+      </w:pPr>
     </w:p>
     <w:p>
       <w:pPr>
         <w:pStyle w:val="NormalWeb"/>
-      </w:pPr>
-      <w:r>
-        <w:t xml:space="preserve">The </w:t>
-      </w:r>
-      <w:r>
-        <w:rPr>
-          <w:rStyle w:val="Strong"/>
-        </w:rPr>
-        <w:t>AI-Based Smart Security Surveillance System</w:t>
-      </w:r>
-      <w:r>
-        <w:t xml:space="preserve"> is designed to enhance security monitoring by integrating artificial intelligence, computer vision, and embedded hardware. Traditional surveillance systems rely heavily on manual monitoring, which can be inefficient and prone to human error. This project proposes an automated solution capable of detecting suspicious activities, recognizing individuals, and generating real-time alerts.</w:t>
-      </w:r>
-    </w:p>
-    <w:p>
-      <w:pPr>
-        <w:pStyle w:val="NormalWeb"/>
-      </w:pPr>
-      <w:r>
-        <w:t xml:space="preserve">The system utilizes an </w:t>
-      </w:r>
-      <w:r>
-        <w:rPr>
-          <w:rStyle w:val="Strong"/>
-        </w:rPr>
-        <w:t>ESP32-CAM</w:t>
-      </w:r>
-      <w:r>
-        <w:t xml:space="preserve"> to capture live video streams, which are processed using </w:t>
-      </w:r>
-      <w:r>
-        <w:rPr>
-          <w:rStyle w:val="Strong"/>
-        </w:rPr>
-        <w:t>computer vision techniques</w:t>
-      </w:r>
-      <w:r>
-        <w:t xml:space="preserve"> implemented in Python. The captured frames are analyzed using the </w:t>
-      </w:r>
-      <w:r>
-        <w:rPr>
-          <w:rStyle w:val="whitespace-normal"/>
+        <w:rPr>
           <w:b/>
           <w:bCs/>
-        </w:rPr>
-        <w:t>YOLOv8</w:t>
-      </w:r>
-      <w:r>
-        <w:rPr>
-          <w:rStyle w:val="Strong"/>
-        </w:rPr>
-        <w:t xml:space="preserve"> object detection model</w:t>
-      </w:r>
-      <w:r>
-        <w:t xml:space="preserve"> to identify people and potentially dangerous objects such as weapons. In addition, a </w:t>
-      </w:r>
-      <w:r>
-        <w:rPr>
-          <w:rStyle w:val="Strong"/>
-        </w:rPr>
-        <w:t>face recognition module</w:t>
-      </w:r>
-      <w:r>
-        <w:t xml:space="preserve"> is used to classify individuals as known or unknown by comparing detected faces with a stored database. The system can also read identification cards using </w:t>
-      </w:r>
-      <w:r>
-        <w:rPr>
-          <w:rStyle w:val="whitespace-normal"/>
+          <w:sz w:val="48"/>
+          <w:szCs w:val="48"/>
+        </w:rPr>
+      </w:pPr>
+      <w:r>
+        <w:rPr>
           <w:b/>
           <w:bCs/>
-        </w:rPr>
-        <w:t>Tesseract OCR</w:t>
-      </w:r>
-      <w:r>
-        <w:t>, allowing further verification of authorized individuals.</w:t>
-      </w:r>
-    </w:p>
-    <w:p>
-      <w:pPr>
-        <w:pStyle w:val="NormalWeb"/>
-      </w:pPr>
-      <w:r>
-        <w:t xml:space="preserve">A </w:t>
-      </w:r>
+          <w:sz w:val="48"/>
+          <w:szCs w:val="48"/>
+        </w:rPr>
+        <w:t>Table of Contents</w:t>
+      </w:r>
+    </w:p>
+    <w:p>
+      <w:pPr>
+        <w:pStyle w:val="code-line"/>
+        <w:spacing w:before="0" w:beforeAutospacing="0" w:after="240" w:afterAutospacing="0"/>
+        <w:rPr>
+          <w:rFonts w:ascii="Segoe UI" w:hAnsi="Segoe UI" w:cs="Segoe UI"/>
+          <w:color w:val="000000" w:themeColor="text1"/>
+          <w:sz w:val="21"/>
+          <w:szCs w:val="21"/>
+        </w:rPr>
+      </w:pPr>
       <w:r>
         <w:rPr>
           <w:rStyle w:val="Strong"/>
-        </w:rPr>
-        <w:t>PIR motion sensor</w:t>
-      </w:r>
-      <w:r>
-        <w:t xml:space="preserve"> connected to an </w:t>
+          <w:rFonts w:ascii="Segoe UI" w:hAnsi="Segoe UI" w:cs="Segoe UI"/>
+          <w:color w:val="000000" w:themeColor="text1"/>
+          <w:sz w:val="21"/>
+          <w:szCs w:val="21"/>
+        </w:rPr>
+        <w:t>DECLARATION</w:t>
+      </w:r>
+      <w:r>
+        <w:rPr>
+          <w:rFonts w:ascii="Segoe UI" w:hAnsi="Segoe UI" w:cs="Segoe UI"/>
+          <w:color w:val="000000" w:themeColor="text1"/>
+          <w:sz w:val="21"/>
+          <w:szCs w:val="21"/>
+        </w:rPr>
+        <w:br/>
       </w:r>
       <w:r>
         <w:rPr>
           <w:rStyle w:val="Strong"/>
-        </w:rPr>
-        <w:t>Arduino Uno</w:t>
-      </w:r>
-      <w:r>
-        <w:t xml:space="preserve"> triggers the camera and detection process when motion is detected, helping reduce unnecessary processing and improving efficiency. When suspicious activity, unauthorized access, or dangerous objects are detected, the system sends alerts and activates warning devices such as buzzers or alarms through a relay module. All events are recorded with timestamps using a </w:t>
+          <w:rFonts w:ascii="Segoe UI" w:hAnsi="Segoe UI" w:cs="Segoe UI"/>
+          <w:color w:val="000000" w:themeColor="text1"/>
+          <w:sz w:val="21"/>
+          <w:szCs w:val="21"/>
+        </w:rPr>
+        <w:t>CERTIFICATE</w:t>
+      </w:r>
+      <w:r>
+        <w:rPr>
+          <w:rFonts w:ascii="Segoe UI" w:hAnsi="Segoe UI" w:cs="Segoe UI"/>
+          <w:color w:val="000000" w:themeColor="text1"/>
+          <w:sz w:val="21"/>
+          <w:szCs w:val="21"/>
+        </w:rPr>
+        <w:br/>
       </w:r>
       <w:r>
         <w:rPr>
           <w:rStyle w:val="Strong"/>
-        </w:rPr>
-        <w:t>DS3231 RTC module</w:t>
-      </w:r>
-      <w:r>
-        <w:t xml:space="preserve"> and stored in a database for monitoring and analysis.</w:t>
-      </w:r>
-    </w:p>
-    <w:p>
-      <w:pPr>
-        <w:pStyle w:val="NormalWeb"/>
-      </w:pPr>
-      <w:r>
-        <w:t xml:space="preserve">Furthermore, the system provides a web-based monitoring dashboard built with </w:t>
-      </w:r>
-      <w:r>
-        <w:rPr>
-          <w:rStyle w:val="whitespace-normal"/>
+          <w:rFonts w:ascii="Segoe UI" w:hAnsi="Segoe UI" w:cs="Segoe UI"/>
+          <w:color w:val="000000" w:themeColor="text1"/>
+          <w:sz w:val="21"/>
+          <w:szCs w:val="21"/>
+        </w:rPr>
+        <w:t>ACKNOWLEDGEMENT</w:t>
+      </w:r>
+      <w:r>
+        <w:rPr>
+          <w:rFonts w:ascii="Segoe UI" w:hAnsi="Segoe UI" w:cs="Segoe UI"/>
+          <w:color w:val="000000" w:themeColor="text1"/>
+          <w:sz w:val="21"/>
+          <w:szCs w:val="21"/>
+        </w:rPr>
+        <w:br/>
+      </w:r>
+      <w:r>
+        <w:rPr>
+          <w:rStyle w:val="Strong"/>
+          <w:rFonts w:ascii="Segoe UI" w:hAnsi="Segoe UI" w:cs="Segoe UI"/>
+          <w:color w:val="000000" w:themeColor="text1"/>
+          <w:sz w:val="21"/>
+          <w:szCs w:val="21"/>
+        </w:rPr>
+        <w:t>ABSTRACT</w:t>
+      </w:r>
+      <w:r>
+        <w:rPr>
+          <w:rFonts w:ascii="Segoe UI" w:hAnsi="Segoe UI" w:cs="Segoe UI"/>
+          <w:color w:val="000000" w:themeColor="text1"/>
+          <w:sz w:val="21"/>
+          <w:szCs w:val="21"/>
+        </w:rPr>
+        <w:br/>
+      </w:r>
+      <w:r>
+        <w:rPr>
+          <w:rStyle w:val="Strong"/>
+          <w:rFonts w:ascii="Segoe UI" w:hAnsi="Segoe UI" w:cs="Segoe UI"/>
+          <w:color w:val="000000" w:themeColor="text1"/>
+          <w:sz w:val="21"/>
+          <w:szCs w:val="21"/>
+        </w:rPr>
+        <w:t>LIST OF FIGURES</w:t>
+      </w:r>
+      <w:r>
+        <w:rPr>
+          <w:rFonts w:ascii="Segoe UI" w:hAnsi="Segoe UI" w:cs="Segoe UI"/>
+          <w:color w:val="000000" w:themeColor="text1"/>
+          <w:sz w:val="21"/>
+          <w:szCs w:val="21"/>
+        </w:rPr>
+        <w:br/>
+      </w:r>
+      <w:r>
+        <w:rPr>
+          <w:rStyle w:val="Strong"/>
+          <w:rFonts w:ascii="Segoe UI" w:hAnsi="Segoe UI" w:cs="Segoe UI"/>
+          <w:color w:val="000000" w:themeColor="text1"/>
+          <w:sz w:val="21"/>
+          <w:szCs w:val="21"/>
+        </w:rPr>
+        <w:t>LIST OF TABLES</w:t>
+      </w:r>
+      <w:r>
+        <w:rPr>
+          <w:rFonts w:ascii="Segoe UI" w:hAnsi="Segoe UI" w:cs="Segoe UI"/>
+          <w:color w:val="000000" w:themeColor="text1"/>
+          <w:sz w:val="21"/>
+          <w:szCs w:val="21"/>
+        </w:rPr>
+        <w:br/>
+      </w:r>
+      <w:r>
+        <w:rPr>
+          <w:rStyle w:val="Strong"/>
+          <w:rFonts w:ascii="Segoe UI" w:hAnsi="Segoe UI" w:cs="Segoe UI"/>
+          <w:color w:val="000000" w:themeColor="text1"/>
+          <w:sz w:val="21"/>
+          <w:szCs w:val="21"/>
+        </w:rPr>
+        <w:t>LIST OF ABBREVIATIONS</w:t>
+      </w:r>
+    </w:p>
+    <w:p>
+      <w:pPr>
+        <w:pStyle w:val="Heading3"/>
+        <w:spacing w:before="360" w:after="240"/>
+        <w:rPr>
+          <w:rFonts w:ascii="Segoe UI" w:hAnsi="Segoe UI" w:cs="Segoe UI"/>
+          <w:color w:val="000000" w:themeColor="text1"/>
+          <w:sz w:val="30"/>
+          <w:szCs w:val="30"/>
+        </w:rPr>
+      </w:pPr>
+      <w:r>
+        <w:rPr>
+          <w:rStyle w:val="Strong"/>
+          <w:rFonts w:ascii="Segoe UI" w:hAnsi="Segoe UI" w:cs="Segoe UI"/>
           <w:b/>
           <w:bCs/>
-        </w:rPr>
-        <w:t>Django</w:t>
-      </w:r>
-      <w:r>
-        <w:t>, where users can view live camera feeds, detection results, and security logs. This integrated approach combines hardware sensors, artificial intelligence, and web technologies to create a cost-effective and intelligent surveillance solution.</w:t>
+          <w:color w:val="000000" w:themeColor="text1"/>
+          <w:sz w:val="30"/>
+          <w:szCs w:val="30"/>
+        </w:rPr>
+        <w:t>CHAPTER 1: INTRODUCTION</w:t>
+      </w:r>
+    </w:p>
+    <w:p>
+      <w:pPr>
+        <w:pStyle w:val="code-line"/>
+        <w:spacing w:before="0" w:beforeAutospacing="0" w:after="240" w:afterAutospacing="0"/>
+        <w:rPr>
+          <w:rFonts w:ascii="Segoe UI" w:hAnsi="Segoe UI" w:cs="Segoe UI"/>
+          <w:color w:val="000000" w:themeColor="text1"/>
+          <w:sz w:val="21"/>
+          <w:szCs w:val="21"/>
+        </w:rPr>
+      </w:pPr>
+      <w:r>
+        <w:rPr>
+          <w:rFonts w:ascii="Segoe UI" w:hAnsi="Segoe UI" w:cs="Segoe UI"/>
+          <w:color w:val="000000" w:themeColor="text1"/>
+          <w:sz w:val="21"/>
+          <w:szCs w:val="21"/>
+        </w:rPr>
+        <w:t>1.1 Background of the Study</w:t>
+      </w:r>
+      <w:r>
+        <w:rPr>
+          <w:rFonts w:ascii="Segoe UI" w:hAnsi="Segoe UI" w:cs="Segoe UI"/>
+          <w:color w:val="000000" w:themeColor="text1"/>
+          <w:sz w:val="21"/>
+          <w:szCs w:val="21"/>
+        </w:rPr>
+        <w:br/>
+        <w:t>1.2 Problem Statement</w:t>
+      </w:r>
+      <w:r>
+        <w:rPr>
+          <w:rFonts w:ascii="Segoe UI" w:hAnsi="Segoe UI" w:cs="Segoe UI"/>
+          <w:color w:val="000000" w:themeColor="text1"/>
+          <w:sz w:val="21"/>
+          <w:szCs w:val="21"/>
+        </w:rPr>
+        <w:br/>
+        <w:t>1.3 Aim and Objectives</w:t>
+      </w:r>
+      <w:r>
+        <w:rPr>
+          <w:rFonts w:ascii="Segoe UI" w:hAnsi="Segoe UI" w:cs="Segoe UI"/>
+          <w:color w:val="000000" w:themeColor="text1"/>
+          <w:sz w:val="21"/>
+          <w:szCs w:val="21"/>
+        </w:rPr>
+        <w:br/>
+        <w:t>1.4 Scope and Limitations</w:t>
+      </w:r>
+      <w:r>
+        <w:rPr>
+          <w:rFonts w:ascii="Segoe UI" w:hAnsi="Segoe UI" w:cs="Segoe UI"/>
+          <w:color w:val="000000" w:themeColor="text1"/>
+          <w:sz w:val="21"/>
+          <w:szCs w:val="21"/>
+        </w:rPr>
+        <w:br/>
+        <w:t>1.5 Significance of the Study</w:t>
+      </w:r>
+      <w:r>
+        <w:rPr>
+          <w:rFonts w:ascii="Segoe UI" w:hAnsi="Segoe UI" w:cs="Segoe UI"/>
+          <w:color w:val="000000" w:themeColor="text1"/>
+          <w:sz w:val="21"/>
+          <w:szCs w:val="21"/>
+        </w:rPr>
+        <w:br/>
+        <w:t>1.6 Applications of the System</w:t>
+      </w:r>
+      <w:r>
+        <w:rPr>
+          <w:rFonts w:ascii="Segoe UI" w:hAnsi="Segoe UI" w:cs="Segoe UI"/>
+          <w:color w:val="000000" w:themeColor="text1"/>
+          <w:sz w:val="21"/>
+          <w:szCs w:val="21"/>
+        </w:rPr>
+        <w:br/>
+        <w:t>1.7 Organization of the Report</w:t>
+      </w:r>
+    </w:p>
+    <w:p>
+      <w:pPr>
+        <w:pStyle w:val="Heading3"/>
+        <w:spacing w:before="360" w:after="240"/>
+        <w:rPr>
+          <w:rFonts w:ascii="Segoe UI" w:hAnsi="Segoe UI" w:cs="Segoe UI"/>
+          <w:color w:val="000000" w:themeColor="text1"/>
+          <w:sz w:val="30"/>
+          <w:szCs w:val="30"/>
+        </w:rPr>
+      </w:pPr>
+      <w:r>
+        <w:rPr>
+          <w:rStyle w:val="Strong"/>
+          <w:rFonts w:ascii="Segoe UI" w:hAnsi="Segoe UI" w:cs="Segoe UI"/>
+          <w:b/>
+          <w:bCs/>
+          <w:color w:val="000000" w:themeColor="text1"/>
+          <w:sz w:val="30"/>
+          <w:szCs w:val="30"/>
+        </w:rPr>
+        <w:t>CHAPTER 2: LITERATURE REVIEW</w:t>
+      </w:r>
+    </w:p>
+    <w:p>
+      <w:pPr>
+        <w:pStyle w:val="code-line"/>
+        <w:spacing w:before="0" w:beforeAutospacing="0" w:after="240" w:afterAutospacing="0"/>
+        <w:rPr>
+          <w:rFonts w:ascii="Segoe UI" w:hAnsi="Segoe UI" w:cs="Segoe UI"/>
+          <w:color w:val="000000" w:themeColor="text1"/>
+          <w:sz w:val="21"/>
+          <w:szCs w:val="21"/>
+        </w:rPr>
+      </w:pPr>
+      <w:r>
+        <w:rPr>
+          <w:rFonts w:ascii="Segoe UI" w:hAnsi="Segoe UI" w:cs="Segoe UI"/>
+          <w:color w:val="000000" w:themeColor="text1"/>
+          <w:sz w:val="21"/>
+          <w:szCs w:val="21"/>
+        </w:rPr>
+        <w:t>2.1 Overview of Smart Surveillance Systems</w:t>
+      </w:r>
+      <w:r>
+        <w:rPr>
+          <w:rFonts w:ascii="Segoe UI" w:hAnsi="Segoe UI" w:cs="Segoe UI"/>
+          <w:color w:val="000000" w:themeColor="text1"/>
+          <w:sz w:val="21"/>
+          <w:szCs w:val="21"/>
+        </w:rPr>
+        <w:br/>
+        <w:t>2.2 Review of Existing Security Systems</w:t>
+      </w:r>
+      <w:r>
+        <w:rPr>
+          <w:rFonts w:ascii="Segoe UI" w:hAnsi="Segoe UI" w:cs="Segoe UI"/>
+          <w:color w:val="000000" w:themeColor="text1"/>
+          <w:sz w:val="21"/>
+          <w:szCs w:val="21"/>
+        </w:rPr>
+        <w:br/>
+        <w:t>2.3 Comparative Analysis of Object Detection Algorithms</w:t>
+      </w:r>
+      <w:r>
+        <w:rPr>
+          <w:rFonts w:ascii="Segoe UI" w:hAnsi="Segoe UI" w:cs="Segoe UI"/>
+          <w:color w:val="000000" w:themeColor="text1"/>
+          <w:sz w:val="21"/>
+          <w:szCs w:val="21"/>
+        </w:rPr>
+        <w:br/>
+        <w:t>2.4 Face Recognition Techniques: A Review</w:t>
+      </w:r>
+      <w:r>
+        <w:rPr>
+          <w:rFonts w:ascii="Segoe UI" w:hAnsi="Segoe UI" w:cs="Segoe UI"/>
+          <w:color w:val="000000" w:themeColor="text1"/>
+          <w:sz w:val="21"/>
+          <w:szCs w:val="21"/>
+        </w:rPr>
+        <w:br/>
+        <w:t>2.5 IoT-Based Surveillance: State of the Art</w:t>
+      </w:r>
+      <w:r>
+        <w:rPr>
+          <w:rFonts w:ascii="Segoe UI" w:hAnsi="Segoe UI" w:cs="Segoe UI"/>
+          <w:color w:val="000000" w:themeColor="text1"/>
+          <w:sz w:val="21"/>
+          <w:szCs w:val="21"/>
+        </w:rPr>
+        <w:br/>
+        <w:t>2.6 Research Gap Identification</w:t>
+      </w:r>
+      <w:r>
+        <w:rPr>
+          <w:rFonts w:ascii="Segoe UI" w:hAnsi="Segoe UI" w:cs="Segoe UI"/>
+          <w:color w:val="000000" w:themeColor="text1"/>
+          <w:sz w:val="21"/>
+          <w:szCs w:val="21"/>
+        </w:rPr>
+        <w:br/>
+        <w:t>2.7 Summary</w:t>
+      </w:r>
+    </w:p>
+    <w:p>
+      <w:pPr>
+        <w:pStyle w:val="Heading3"/>
+        <w:spacing w:before="360" w:after="240"/>
+        <w:rPr>
+          <w:rFonts w:ascii="Segoe UI" w:hAnsi="Segoe UI" w:cs="Segoe UI"/>
+          <w:color w:val="000000" w:themeColor="text1"/>
+          <w:sz w:val="30"/>
+          <w:szCs w:val="30"/>
+        </w:rPr>
+      </w:pPr>
+      <w:r>
+        <w:rPr>
+          <w:rStyle w:val="Strong"/>
+          <w:rFonts w:ascii="Segoe UI" w:hAnsi="Segoe UI" w:cs="Segoe UI"/>
+          <w:b/>
+          <w:bCs/>
+          <w:color w:val="000000" w:themeColor="text1"/>
+          <w:sz w:val="30"/>
+          <w:szCs w:val="30"/>
+        </w:rPr>
+        <w:lastRenderedPageBreak/>
+        <w:t>CHAPTER 3: SYSTEM DESIGN AND METHODOLOGY</w:t>
+      </w:r>
+    </w:p>
+    <w:p>
+      <w:pPr>
+        <w:pStyle w:val="code-line"/>
+        <w:spacing w:before="0" w:beforeAutospacing="0" w:after="240" w:afterAutospacing="0"/>
+        <w:rPr>
+          <w:rFonts w:ascii="Segoe UI" w:hAnsi="Segoe UI" w:cs="Segoe UI"/>
+          <w:color w:val="000000" w:themeColor="text1"/>
+          <w:sz w:val="21"/>
+          <w:szCs w:val="21"/>
+        </w:rPr>
+      </w:pPr>
+      <w:r>
+        <w:rPr>
+          <w:rFonts w:ascii="Segoe UI" w:hAnsi="Segoe UI" w:cs="Segoe UI"/>
+          <w:color w:val="000000" w:themeColor="text1"/>
+          <w:sz w:val="21"/>
+          <w:szCs w:val="21"/>
+        </w:rPr>
+        <w:t>3.1 Introduction</w:t>
+      </w:r>
+      <w:r>
+        <w:rPr>
+          <w:rFonts w:ascii="Segoe UI" w:hAnsi="Segoe UI" w:cs="Segoe UI"/>
+          <w:color w:val="000000" w:themeColor="text1"/>
+          <w:sz w:val="21"/>
+          <w:szCs w:val="21"/>
+        </w:rPr>
+        <w:br/>
+        <w:t>3.2 Proposed System Overview</w:t>
+      </w:r>
+      <w:r>
+        <w:rPr>
+          <w:rFonts w:ascii="Segoe UI" w:hAnsi="Segoe UI" w:cs="Segoe UI"/>
+          <w:color w:val="000000" w:themeColor="text1"/>
+          <w:sz w:val="21"/>
+          <w:szCs w:val="21"/>
+        </w:rPr>
+        <w:br/>
+        <w:t>3.3 System Block Diagram</w:t>
+      </w:r>
+      <w:r>
+        <w:rPr>
+          <w:rFonts w:ascii="Segoe UI" w:hAnsi="Segoe UI" w:cs="Segoe UI"/>
+          <w:color w:val="000000" w:themeColor="text1"/>
+          <w:sz w:val="21"/>
+          <w:szCs w:val="21"/>
+        </w:rPr>
+        <w:br/>
+        <w:t>3.4 Hardware Requirements and Specifications</w:t>
+      </w:r>
+      <w:r>
+        <w:rPr>
+          <w:rFonts w:ascii="Segoe UI" w:hAnsi="Segoe UI" w:cs="Segoe UI"/>
+          <w:color w:val="000000" w:themeColor="text1"/>
+          <w:sz w:val="21"/>
+          <w:szCs w:val="21"/>
+        </w:rPr>
+        <w:br/>
+      </w:r>
+      <w:r>
+        <w:rPr>
+          <w:rFonts w:ascii="Segoe UI" w:hAnsi="Segoe UI" w:cs="Segoe UI"/>
+          <w:color w:val="000000" w:themeColor="text1"/>
+          <w:sz w:val="21"/>
+          <w:szCs w:val="21"/>
+        </w:rPr>
+        <w:t> </w:t>
+      </w:r>
+      <w:r>
+        <w:rPr>
+          <w:rFonts w:ascii="Segoe UI" w:hAnsi="Segoe UI" w:cs="Segoe UI"/>
+          <w:color w:val="000000" w:themeColor="text1"/>
+          <w:sz w:val="21"/>
+          <w:szCs w:val="21"/>
+        </w:rPr>
+        <w:t>3.4.1 ESP32-CAM Module</w:t>
+      </w:r>
+      <w:r>
+        <w:rPr>
+          <w:rFonts w:ascii="Segoe UI" w:hAnsi="Segoe UI" w:cs="Segoe UI"/>
+          <w:color w:val="000000" w:themeColor="text1"/>
+          <w:sz w:val="21"/>
+          <w:szCs w:val="21"/>
+        </w:rPr>
+        <w:br/>
+      </w:r>
+      <w:r>
+        <w:rPr>
+          <w:rFonts w:ascii="Segoe UI" w:hAnsi="Segoe UI" w:cs="Segoe UI"/>
+          <w:color w:val="000000" w:themeColor="text1"/>
+          <w:sz w:val="21"/>
+          <w:szCs w:val="21"/>
+        </w:rPr>
+        <w:t> </w:t>
+      </w:r>
+      <w:r>
+        <w:rPr>
+          <w:rFonts w:ascii="Segoe UI" w:hAnsi="Segoe UI" w:cs="Segoe UI"/>
+          <w:color w:val="000000" w:themeColor="text1"/>
+          <w:sz w:val="21"/>
+          <w:szCs w:val="21"/>
+        </w:rPr>
+        <w:t>3.4.2 Arduino UNO</w:t>
+      </w:r>
+      <w:r>
+        <w:rPr>
+          <w:rFonts w:ascii="Segoe UI" w:hAnsi="Segoe UI" w:cs="Segoe UI"/>
+          <w:color w:val="000000" w:themeColor="text1"/>
+          <w:sz w:val="21"/>
+          <w:szCs w:val="21"/>
+        </w:rPr>
+        <w:br/>
+      </w:r>
+      <w:r>
+        <w:rPr>
+          <w:rFonts w:ascii="Segoe UI" w:hAnsi="Segoe UI" w:cs="Segoe UI"/>
+          <w:color w:val="000000" w:themeColor="text1"/>
+          <w:sz w:val="21"/>
+          <w:szCs w:val="21"/>
+        </w:rPr>
+        <w:t> </w:t>
+      </w:r>
+      <w:r>
+        <w:rPr>
+          <w:rFonts w:ascii="Segoe UI" w:hAnsi="Segoe UI" w:cs="Segoe UI"/>
+          <w:color w:val="000000" w:themeColor="text1"/>
+          <w:sz w:val="21"/>
+          <w:szCs w:val="21"/>
+        </w:rPr>
+        <w:t>3.4.3 PIR Motion Sensor</w:t>
+      </w:r>
+      <w:r>
+        <w:rPr>
+          <w:rFonts w:ascii="Segoe UI" w:hAnsi="Segoe UI" w:cs="Segoe UI"/>
+          <w:color w:val="000000" w:themeColor="text1"/>
+          <w:sz w:val="21"/>
+          <w:szCs w:val="21"/>
+        </w:rPr>
+        <w:br/>
+      </w:r>
+      <w:r>
+        <w:rPr>
+          <w:rFonts w:ascii="Segoe UI" w:hAnsi="Segoe UI" w:cs="Segoe UI"/>
+          <w:color w:val="000000" w:themeColor="text1"/>
+          <w:sz w:val="21"/>
+          <w:szCs w:val="21"/>
+        </w:rPr>
+        <w:t> </w:t>
+      </w:r>
+      <w:r>
+        <w:rPr>
+          <w:rFonts w:ascii="Segoe UI" w:hAnsi="Segoe UI" w:cs="Segoe UI"/>
+          <w:color w:val="000000" w:themeColor="text1"/>
+          <w:sz w:val="21"/>
+          <w:szCs w:val="21"/>
+        </w:rPr>
+        <w:t>3.4.4 DS3231 RTC Module</w:t>
+      </w:r>
+      <w:r>
+        <w:rPr>
+          <w:rFonts w:ascii="Segoe UI" w:hAnsi="Segoe UI" w:cs="Segoe UI"/>
+          <w:color w:val="000000" w:themeColor="text1"/>
+          <w:sz w:val="21"/>
+          <w:szCs w:val="21"/>
+        </w:rPr>
+        <w:br/>
+      </w:r>
+      <w:r>
+        <w:rPr>
+          <w:rFonts w:ascii="Segoe UI" w:hAnsi="Segoe UI" w:cs="Segoe UI"/>
+          <w:color w:val="000000" w:themeColor="text1"/>
+          <w:sz w:val="21"/>
+          <w:szCs w:val="21"/>
+        </w:rPr>
+        <w:t> </w:t>
+      </w:r>
+      <w:r>
+        <w:rPr>
+          <w:rFonts w:ascii="Segoe UI" w:hAnsi="Segoe UI" w:cs="Segoe UI"/>
+          <w:color w:val="000000" w:themeColor="text1"/>
+          <w:sz w:val="21"/>
+          <w:szCs w:val="21"/>
+        </w:rPr>
+        <w:t>3.4.5 Relay Module and Buzzer</w:t>
+      </w:r>
+      <w:r>
+        <w:rPr>
+          <w:rFonts w:ascii="Segoe UI" w:hAnsi="Segoe UI" w:cs="Segoe UI"/>
+          <w:color w:val="000000" w:themeColor="text1"/>
+          <w:sz w:val="21"/>
+          <w:szCs w:val="21"/>
+        </w:rPr>
+        <w:br/>
+      </w:r>
+      <w:r>
+        <w:rPr>
+          <w:rFonts w:ascii="Segoe UI" w:hAnsi="Segoe UI" w:cs="Segoe UI"/>
+          <w:color w:val="000000" w:themeColor="text1"/>
+          <w:sz w:val="21"/>
+          <w:szCs w:val="21"/>
+        </w:rPr>
+        <w:t> </w:t>
+      </w:r>
+      <w:r>
+        <w:rPr>
+          <w:rFonts w:ascii="Segoe UI" w:hAnsi="Segoe UI" w:cs="Segoe UI"/>
+          <w:color w:val="000000" w:themeColor="text1"/>
+          <w:sz w:val="21"/>
+          <w:szCs w:val="21"/>
+        </w:rPr>
+        <w:t>3.4.6 Power Supply System</w:t>
+      </w:r>
+      <w:r>
+        <w:rPr>
+          <w:rFonts w:ascii="Segoe UI" w:hAnsi="Segoe UI" w:cs="Segoe UI"/>
+          <w:color w:val="000000" w:themeColor="text1"/>
+          <w:sz w:val="21"/>
+          <w:szCs w:val="21"/>
+        </w:rPr>
+        <w:br/>
+        <w:t>3.5 Software Requirements and Tools</w:t>
+      </w:r>
+      <w:r>
+        <w:rPr>
+          <w:rFonts w:ascii="Segoe UI" w:hAnsi="Segoe UI" w:cs="Segoe UI"/>
+          <w:color w:val="000000" w:themeColor="text1"/>
+          <w:sz w:val="21"/>
+          <w:szCs w:val="21"/>
+        </w:rPr>
+        <w:br/>
+      </w:r>
+      <w:r>
+        <w:rPr>
+          <w:rFonts w:ascii="Segoe UI" w:hAnsi="Segoe UI" w:cs="Segoe UI"/>
+          <w:color w:val="000000" w:themeColor="text1"/>
+          <w:sz w:val="21"/>
+          <w:szCs w:val="21"/>
+        </w:rPr>
+        <w:t> </w:t>
+      </w:r>
+      <w:r>
+        <w:rPr>
+          <w:rFonts w:ascii="Segoe UI" w:hAnsi="Segoe UI" w:cs="Segoe UI"/>
+          <w:color w:val="000000" w:themeColor="text1"/>
+          <w:sz w:val="21"/>
+          <w:szCs w:val="21"/>
+        </w:rPr>
+        <w:t>3.5.1 Programming Languages</w:t>
+      </w:r>
+      <w:r>
+        <w:rPr>
+          <w:rFonts w:ascii="Segoe UI" w:hAnsi="Segoe UI" w:cs="Segoe UI"/>
+          <w:color w:val="000000" w:themeColor="text1"/>
+          <w:sz w:val="21"/>
+          <w:szCs w:val="21"/>
+        </w:rPr>
+        <w:br/>
+      </w:r>
+      <w:r>
+        <w:rPr>
+          <w:rFonts w:ascii="Segoe UI" w:hAnsi="Segoe UI" w:cs="Segoe UI"/>
+          <w:color w:val="000000" w:themeColor="text1"/>
+          <w:sz w:val="21"/>
+          <w:szCs w:val="21"/>
+        </w:rPr>
+        <w:t> </w:t>
+      </w:r>
+      <w:r>
+        <w:rPr>
+          <w:rFonts w:ascii="Segoe UI" w:hAnsi="Segoe UI" w:cs="Segoe UI"/>
+          <w:color w:val="000000" w:themeColor="text1"/>
+          <w:sz w:val="21"/>
+          <w:szCs w:val="21"/>
+        </w:rPr>
+        <w:t>3.5.2 Libraries and Frameworks</w:t>
+      </w:r>
+      <w:r>
+        <w:rPr>
+          <w:rFonts w:ascii="Segoe UI" w:hAnsi="Segoe UI" w:cs="Segoe UI"/>
+          <w:color w:val="000000" w:themeColor="text1"/>
+          <w:sz w:val="21"/>
+          <w:szCs w:val="21"/>
+        </w:rPr>
+        <w:br/>
+      </w:r>
+      <w:r>
+        <w:rPr>
+          <w:rFonts w:ascii="Segoe UI" w:hAnsi="Segoe UI" w:cs="Segoe UI"/>
+          <w:color w:val="000000" w:themeColor="text1"/>
+          <w:sz w:val="21"/>
+          <w:szCs w:val="21"/>
+        </w:rPr>
+        <w:t> </w:t>
+      </w:r>
+      <w:r>
+        <w:rPr>
+          <w:rFonts w:ascii="Segoe UI" w:hAnsi="Segoe UI" w:cs="Segoe UI"/>
+          <w:color w:val="000000" w:themeColor="text1"/>
+          <w:sz w:val="21"/>
+          <w:szCs w:val="21"/>
+        </w:rPr>
+        <w:t>3.5.3 Development Environment</w:t>
+      </w:r>
+      <w:r>
+        <w:rPr>
+          <w:rFonts w:ascii="Segoe UI" w:hAnsi="Segoe UI" w:cs="Segoe UI"/>
+          <w:color w:val="000000" w:themeColor="text1"/>
+          <w:sz w:val="21"/>
+          <w:szCs w:val="21"/>
+        </w:rPr>
+        <w:br/>
+        <w:t>3.6 System Architecture</w:t>
+      </w:r>
+      <w:r>
+        <w:rPr>
+          <w:rFonts w:ascii="Segoe UI" w:hAnsi="Segoe UI" w:cs="Segoe UI"/>
+          <w:color w:val="000000" w:themeColor="text1"/>
+          <w:sz w:val="21"/>
+          <w:szCs w:val="21"/>
+        </w:rPr>
+        <w:br/>
+        <w:t>3.7 Algorithm Design</w:t>
+      </w:r>
+      <w:r>
+        <w:rPr>
+          <w:rFonts w:ascii="Segoe UI" w:hAnsi="Segoe UI" w:cs="Segoe UI"/>
+          <w:color w:val="000000" w:themeColor="text1"/>
+          <w:sz w:val="21"/>
+          <w:szCs w:val="21"/>
+        </w:rPr>
+        <w:br/>
+      </w:r>
+      <w:r>
+        <w:rPr>
+          <w:rFonts w:ascii="Segoe UI" w:hAnsi="Segoe UI" w:cs="Segoe UI"/>
+          <w:color w:val="000000" w:themeColor="text1"/>
+          <w:sz w:val="21"/>
+          <w:szCs w:val="21"/>
+        </w:rPr>
+        <w:t> </w:t>
+      </w:r>
+      <w:r>
+        <w:rPr>
+          <w:rFonts w:ascii="Segoe UI" w:hAnsi="Segoe UI" w:cs="Segoe UI"/>
+          <w:color w:val="000000" w:themeColor="text1"/>
+          <w:sz w:val="21"/>
+          <w:szCs w:val="21"/>
+        </w:rPr>
+        <w:t>3.7.1 Motion Detection Algorithm</w:t>
+      </w:r>
+      <w:r>
+        <w:rPr>
+          <w:rFonts w:ascii="Segoe UI" w:hAnsi="Segoe UI" w:cs="Segoe UI"/>
+          <w:color w:val="000000" w:themeColor="text1"/>
+          <w:sz w:val="21"/>
+          <w:szCs w:val="21"/>
+        </w:rPr>
+        <w:br/>
+      </w:r>
+      <w:r>
+        <w:rPr>
+          <w:rFonts w:ascii="Segoe UI" w:hAnsi="Segoe UI" w:cs="Segoe UI"/>
+          <w:color w:val="000000" w:themeColor="text1"/>
+          <w:sz w:val="21"/>
+          <w:szCs w:val="21"/>
+        </w:rPr>
+        <w:t> </w:t>
+      </w:r>
+      <w:r>
+        <w:rPr>
+          <w:rFonts w:ascii="Segoe UI" w:hAnsi="Segoe UI" w:cs="Segoe UI"/>
+          <w:color w:val="000000" w:themeColor="text1"/>
+          <w:sz w:val="21"/>
+          <w:szCs w:val="21"/>
+        </w:rPr>
+        <w:t>3.7.2 Object Detection Algorithm (YOLOv8)</w:t>
+      </w:r>
+      <w:r>
+        <w:rPr>
+          <w:rFonts w:ascii="Segoe UI" w:hAnsi="Segoe UI" w:cs="Segoe UI"/>
+          <w:color w:val="000000" w:themeColor="text1"/>
+          <w:sz w:val="21"/>
+          <w:szCs w:val="21"/>
+        </w:rPr>
+        <w:br/>
+      </w:r>
+      <w:r>
+        <w:rPr>
+          <w:rFonts w:ascii="Segoe UI" w:hAnsi="Segoe UI" w:cs="Segoe UI"/>
+          <w:color w:val="000000" w:themeColor="text1"/>
+          <w:sz w:val="21"/>
+          <w:szCs w:val="21"/>
+        </w:rPr>
+        <w:t> </w:t>
+      </w:r>
+      <w:r>
+        <w:rPr>
+          <w:rFonts w:ascii="Segoe UI" w:hAnsi="Segoe UI" w:cs="Segoe UI"/>
+          <w:color w:val="000000" w:themeColor="text1"/>
+          <w:sz w:val="21"/>
+          <w:szCs w:val="21"/>
+        </w:rPr>
+        <w:t>3.7.3 Face Recognition Algorithm</w:t>
+      </w:r>
+      <w:r>
+        <w:rPr>
+          <w:rFonts w:ascii="Segoe UI" w:hAnsi="Segoe UI" w:cs="Segoe UI"/>
+          <w:color w:val="000000" w:themeColor="text1"/>
+          <w:sz w:val="21"/>
+          <w:szCs w:val="21"/>
+        </w:rPr>
+        <w:br/>
+      </w:r>
+      <w:r>
+        <w:rPr>
+          <w:rFonts w:ascii="Segoe UI" w:hAnsi="Segoe UI" w:cs="Segoe UI"/>
+          <w:color w:val="000000" w:themeColor="text1"/>
+          <w:sz w:val="21"/>
+          <w:szCs w:val="21"/>
+        </w:rPr>
+        <w:t> </w:t>
+      </w:r>
+      <w:r>
+        <w:rPr>
+          <w:rFonts w:ascii="Segoe UI" w:hAnsi="Segoe UI" w:cs="Segoe UI"/>
+          <w:color w:val="000000" w:themeColor="text1"/>
+          <w:sz w:val="21"/>
+          <w:szCs w:val="21"/>
+        </w:rPr>
+        <w:t>3.7.4 Text Recognition Algorithm (OCR)</w:t>
+      </w:r>
+      <w:r>
+        <w:rPr>
+          <w:rFonts w:ascii="Segoe UI" w:hAnsi="Segoe UI" w:cs="Segoe UI"/>
+          <w:color w:val="000000" w:themeColor="text1"/>
+          <w:sz w:val="21"/>
+          <w:szCs w:val="21"/>
+        </w:rPr>
+        <w:br/>
+        <w:t>3.8 Flowchart of the System</w:t>
+      </w:r>
+      <w:r>
+        <w:rPr>
+          <w:rFonts w:ascii="Segoe UI" w:hAnsi="Segoe UI" w:cs="Segoe UI"/>
+          <w:color w:val="000000" w:themeColor="text1"/>
+          <w:sz w:val="21"/>
+          <w:szCs w:val="21"/>
+        </w:rPr>
+        <w:br/>
+        <w:t>3.9 Data Flow Diagram</w:t>
+      </w:r>
+      <w:r>
+        <w:rPr>
+          <w:rFonts w:ascii="Segoe UI" w:hAnsi="Segoe UI" w:cs="Segoe UI"/>
+          <w:color w:val="000000" w:themeColor="text1"/>
+          <w:sz w:val="21"/>
+          <w:szCs w:val="21"/>
+        </w:rPr>
+        <w:br/>
+        <w:t>3.10 Working Principle</w:t>
+      </w:r>
+    </w:p>
+    <w:p>
+      <w:pPr>
+        <w:rPr>
+          <w:rFonts w:ascii="Segoe UI" w:hAnsi="Segoe UI" w:cs="Segoe UI"/>
+          <w:color w:val="000000" w:themeColor="text1"/>
+          <w:szCs w:val="21"/>
+        </w:rPr>
+      </w:pPr>
+    </w:p>
+    <w:p>
+      <w:pPr>
+        <w:pStyle w:val="Heading3"/>
+        <w:spacing w:before="360" w:after="240"/>
+        <w:rPr>
+          <w:rFonts w:ascii="Segoe UI" w:hAnsi="Segoe UI" w:cs="Segoe UI"/>
+          <w:color w:val="000000" w:themeColor="text1"/>
+          <w:sz w:val="30"/>
+          <w:szCs w:val="30"/>
+        </w:rPr>
+      </w:pPr>
+      <w:r>
+        <w:rPr>
+          <w:rStyle w:val="Strong"/>
+          <w:rFonts w:ascii="Segoe UI" w:hAnsi="Segoe UI" w:cs="Segoe UI"/>
+          <w:b/>
+          <w:bCs/>
+          <w:color w:val="000000" w:themeColor="text1"/>
+          <w:sz w:val="30"/>
+          <w:szCs w:val="30"/>
+        </w:rPr>
+        <w:t>CHAPTER 4: IMPLEMENTATION</w:t>
+      </w:r>
+    </w:p>
+    <w:p>
+      <w:pPr>
+        <w:pStyle w:val="code-line"/>
+        <w:spacing w:before="0" w:beforeAutospacing="0" w:after="240" w:afterAutospacing="0"/>
+        <w:rPr>
+          <w:rFonts w:ascii="Segoe UI" w:hAnsi="Segoe UI" w:cs="Segoe UI"/>
+          <w:color w:val="000000" w:themeColor="text1"/>
+          <w:sz w:val="21"/>
+          <w:szCs w:val="21"/>
+        </w:rPr>
+      </w:pPr>
+      <w:r>
+        <w:rPr>
+          <w:rFonts w:ascii="Segoe UI" w:hAnsi="Segoe UI" w:cs="Segoe UI"/>
+          <w:color w:val="000000" w:themeColor="text1"/>
+          <w:sz w:val="21"/>
+          <w:szCs w:val="21"/>
+        </w:rPr>
+        <w:t>4.1 Introduction</w:t>
+      </w:r>
+      <w:r>
+        <w:rPr>
+          <w:rFonts w:ascii="Segoe UI" w:hAnsi="Segoe UI" w:cs="Segoe UI"/>
+          <w:color w:val="000000" w:themeColor="text1"/>
+          <w:sz w:val="21"/>
+          <w:szCs w:val="21"/>
+        </w:rPr>
+        <w:br/>
+        <w:t>4.2 Hardware Setup and Integration</w:t>
+      </w:r>
+      <w:r>
+        <w:rPr>
+          <w:rFonts w:ascii="Segoe UI" w:hAnsi="Segoe UI" w:cs="Segoe UI"/>
+          <w:color w:val="000000" w:themeColor="text1"/>
+          <w:sz w:val="21"/>
+          <w:szCs w:val="21"/>
+        </w:rPr>
+        <w:br/>
+      </w:r>
+      <w:r>
+        <w:rPr>
+          <w:rFonts w:ascii="Segoe UI" w:hAnsi="Segoe UI" w:cs="Segoe UI"/>
+          <w:color w:val="000000" w:themeColor="text1"/>
+          <w:sz w:val="21"/>
+          <w:szCs w:val="21"/>
+        </w:rPr>
+        <w:t> </w:t>
+      </w:r>
+      <w:r>
+        <w:rPr>
+          <w:rFonts w:ascii="Segoe UI" w:hAnsi="Segoe UI" w:cs="Segoe UI"/>
+          <w:color w:val="000000" w:themeColor="text1"/>
+          <w:sz w:val="21"/>
+          <w:szCs w:val="21"/>
+        </w:rPr>
+        <w:t>4.2.1 ESP32-CAM Configuration</w:t>
+      </w:r>
+      <w:r>
+        <w:rPr>
+          <w:rFonts w:ascii="Segoe UI" w:hAnsi="Segoe UI" w:cs="Segoe UI"/>
+          <w:color w:val="000000" w:themeColor="text1"/>
+          <w:sz w:val="21"/>
+          <w:szCs w:val="21"/>
+        </w:rPr>
+        <w:br/>
+      </w:r>
+      <w:r>
+        <w:rPr>
+          <w:rFonts w:ascii="Segoe UI" w:hAnsi="Segoe UI" w:cs="Segoe UI"/>
+          <w:color w:val="000000" w:themeColor="text1"/>
+          <w:sz w:val="21"/>
+          <w:szCs w:val="21"/>
+        </w:rPr>
+        <w:t> </w:t>
+      </w:r>
+      <w:r>
+        <w:rPr>
+          <w:rFonts w:ascii="Segoe UI" w:hAnsi="Segoe UI" w:cs="Segoe UI"/>
+          <w:color w:val="000000" w:themeColor="text1"/>
+          <w:sz w:val="21"/>
+          <w:szCs w:val="21"/>
+        </w:rPr>
+        <w:t>4.2.2 Arduino and Sensor Interfacing</w:t>
+      </w:r>
+      <w:r>
+        <w:rPr>
+          <w:rFonts w:ascii="Segoe UI" w:hAnsi="Segoe UI" w:cs="Segoe UI"/>
+          <w:color w:val="000000" w:themeColor="text1"/>
+          <w:sz w:val="21"/>
+          <w:szCs w:val="21"/>
+        </w:rPr>
+        <w:br/>
+      </w:r>
+      <w:r>
+        <w:rPr>
+          <w:rFonts w:ascii="Segoe UI" w:hAnsi="Segoe UI" w:cs="Segoe UI"/>
+          <w:color w:val="000000" w:themeColor="text1"/>
+          <w:sz w:val="21"/>
+          <w:szCs w:val="21"/>
+        </w:rPr>
+        <w:t> </w:t>
+      </w:r>
+      <w:r>
+        <w:rPr>
+          <w:rFonts w:ascii="Segoe UI" w:hAnsi="Segoe UI" w:cs="Segoe UI"/>
+          <w:color w:val="000000" w:themeColor="text1"/>
+          <w:sz w:val="21"/>
+          <w:szCs w:val="21"/>
+        </w:rPr>
+        <w:t>4.2.3 Power Management Circuit</w:t>
+      </w:r>
+      <w:r>
+        <w:rPr>
+          <w:rFonts w:ascii="Segoe UI" w:hAnsi="Segoe UI" w:cs="Segoe UI"/>
+          <w:color w:val="000000" w:themeColor="text1"/>
+          <w:sz w:val="21"/>
+          <w:szCs w:val="21"/>
+        </w:rPr>
+        <w:br/>
+        <w:t>4.3 Software Implementation</w:t>
+      </w:r>
+      <w:r>
+        <w:rPr>
+          <w:rFonts w:ascii="Segoe UI" w:hAnsi="Segoe UI" w:cs="Segoe UI"/>
+          <w:color w:val="000000" w:themeColor="text1"/>
+          <w:sz w:val="21"/>
+          <w:szCs w:val="21"/>
+        </w:rPr>
+        <w:br/>
+      </w:r>
+      <w:r>
+        <w:rPr>
+          <w:rFonts w:ascii="Segoe UI" w:hAnsi="Segoe UI" w:cs="Segoe UI"/>
+          <w:color w:val="000000" w:themeColor="text1"/>
+          <w:sz w:val="21"/>
+          <w:szCs w:val="21"/>
+        </w:rPr>
+        <w:t> </w:t>
+      </w:r>
+      <w:r>
+        <w:rPr>
+          <w:rFonts w:ascii="Segoe UI" w:hAnsi="Segoe UI" w:cs="Segoe UI"/>
+          <w:color w:val="000000" w:themeColor="text1"/>
+          <w:sz w:val="21"/>
+          <w:szCs w:val="21"/>
+        </w:rPr>
+        <w:t>4.3.1 Video Streaming Module</w:t>
+      </w:r>
+      <w:r>
+        <w:rPr>
+          <w:rFonts w:ascii="Segoe UI" w:hAnsi="Segoe UI" w:cs="Segoe UI"/>
+          <w:color w:val="000000" w:themeColor="text1"/>
+          <w:sz w:val="21"/>
+          <w:szCs w:val="21"/>
+        </w:rPr>
+        <w:br/>
+      </w:r>
+      <w:r>
+        <w:rPr>
+          <w:rFonts w:ascii="Segoe UI" w:hAnsi="Segoe UI" w:cs="Segoe UI"/>
+          <w:color w:val="000000" w:themeColor="text1"/>
+          <w:sz w:val="21"/>
+          <w:szCs w:val="21"/>
+        </w:rPr>
+        <w:t> </w:t>
+      </w:r>
+      <w:r>
+        <w:rPr>
+          <w:rFonts w:ascii="Segoe UI" w:hAnsi="Segoe UI" w:cs="Segoe UI"/>
+          <w:color w:val="000000" w:themeColor="text1"/>
+          <w:sz w:val="21"/>
+          <w:szCs w:val="21"/>
+        </w:rPr>
+        <w:t>4.3.2 YOLOv8 Object Detection Module</w:t>
+      </w:r>
+      <w:r>
+        <w:rPr>
+          <w:rFonts w:ascii="Segoe UI" w:hAnsi="Segoe UI" w:cs="Segoe UI"/>
+          <w:color w:val="000000" w:themeColor="text1"/>
+          <w:sz w:val="21"/>
+          <w:szCs w:val="21"/>
+        </w:rPr>
+        <w:br/>
+      </w:r>
+      <w:r>
+        <w:rPr>
+          <w:rFonts w:ascii="Segoe UI" w:hAnsi="Segoe UI" w:cs="Segoe UI"/>
+          <w:color w:val="000000" w:themeColor="text1"/>
+          <w:sz w:val="21"/>
+          <w:szCs w:val="21"/>
+        </w:rPr>
+        <w:t> </w:t>
+      </w:r>
+      <w:r>
+        <w:rPr>
+          <w:rFonts w:ascii="Segoe UI" w:hAnsi="Segoe UI" w:cs="Segoe UI"/>
+          <w:color w:val="000000" w:themeColor="text1"/>
+          <w:sz w:val="21"/>
+          <w:szCs w:val="21"/>
+        </w:rPr>
+        <w:t>4.3.3 Face Recognition Module</w:t>
+      </w:r>
+      <w:r>
+        <w:rPr>
+          <w:rFonts w:ascii="Segoe UI" w:hAnsi="Segoe UI" w:cs="Segoe UI"/>
+          <w:color w:val="000000" w:themeColor="text1"/>
+          <w:sz w:val="21"/>
+          <w:szCs w:val="21"/>
+        </w:rPr>
+        <w:br/>
+      </w:r>
+      <w:r>
+        <w:rPr>
+          <w:rFonts w:ascii="Segoe UI" w:hAnsi="Segoe UI" w:cs="Segoe UI"/>
+          <w:color w:val="000000" w:themeColor="text1"/>
+          <w:sz w:val="21"/>
+          <w:szCs w:val="21"/>
+        </w:rPr>
+        <w:t> </w:t>
+      </w:r>
+      <w:r>
+        <w:rPr>
+          <w:rFonts w:ascii="Segoe UI" w:hAnsi="Segoe UI" w:cs="Segoe UI"/>
+          <w:color w:val="000000" w:themeColor="text1"/>
+          <w:sz w:val="21"/>
+          <w:szCs w:val="21"/>
+        </w:rPr>
+        <w:t>4.3.4 OCR Module for Card/Text Detection</w:t>
+      </w:r>
+      <w:r>
+        <w:rPr>
+          <w:rFonts w:ascii="Segoe UI" w:hAnsi="Segoe UI" w:cs="Segoe UI"/>
+          <w:color w:val="000000" w:themeColor="text1"/>
+          <w:sz w:val="21"/>
+          <w:szCs w:val="21"/>
+        </w:rPr>
+        <w:br/>
+      </w:r>
+      <w:r>
+        <w:rPr>
+          <w:rFonts w:ascii="Segoe UI" w:hAnsi="Segoe UI" w:cs="Segoe UI"/>
+          <w:color w:val="000000" w:themeColor="text1"/>
+          <w:sz w:val="21"/>
+          <w:szCs w:val="21"/>
+        </w:rPr>
+        <w:t> </w:t>
+      </w:r>
+      <w:r>
+        <w:rPr>
+          <w:rFonts w:ascii="Segoe UI" w:hAnsi="Segoe UI" w:cs="Segoe UI"/>
+          <w:color w:val="000000" w:themeColor="text1"/>
+          <w:sz w:val="21"/>
+          <w:szCs w:val="21"/>
+        </w:rPr>
+        <w:t>4.3.5 Alert Generation Module</w:t>
+      </w:r>
+      <w:r>
+        <w:rPr>
+          <w:rFonts w:ascii="Segoe UI" w:hAnsi="Segoe UI" w:cs="Segoe UI"/>
+          <w:color w:val="000000" w:themeColor="text1"/>
+          <w:sz w:val="21"/>
+          <w:szCs w:val="21"/>
+        </w:rPr>
+        <w:br/>
+      </w:r>
+      <w:r>
+        <w:rPr>
+          <w:rFonts w:ascii="Segoe UI" w:hAnsi="Segoe UI" w:cs="Segoe UI"/>
+          <w:color w:val="000000" w:themeColor="text1"/>
+          <w:sz w:val="21"/>
+          <w:szCs w:val="21"/>
+        </w:rPr>
+        <w:t> </w:t>
+      </w:r>
+      <w:r>
+        <w:rPr>
+          <w:rFonts w:ascii="Segoe UI" w:hAnsi="Segoe UI" w:cs="Segoe UI"/>
+          <w:color w:val="000000" w:themeColor="text1"/>
+          <w:sz w:val="21"/>
+          <w:szCs w:val="21"/>
+        </w:rPr>
+        <w:t>4.3.6 Database Management</w:t>
+      </w:r>
+      <w:r>
+        <w:rPr>
+          <w:rFonts w:ascii="Segoe UI" w:hAnsi="Segoe UI" w:cs="Segoe UI"/>
+          <w:color w:val="000000" w:themeColor="text1"/>
+          <w:sz w:val="21"/>
+          <w:szCs w:val="21"/>
+        </w:rPr>
+        <w:br/>
+      </w:r>
+      <w:r>
+        <w:rPr>
+          <w:rFonts w:ascii="Segoe UI" w:hAnsi="Segoe UI" w:cs="Segoe UI"/>
+          <w:color w:val="000000" w:themeColor="text1"/>
+          <w:sz w:val="21"/>
+          <w:szCs w:val="21"/>
+        </w:rPr>
+        <w:t> </w:t>
+      </w:r>
+      <w:r>
+        <w:rPr>
+          <w:rFonts w:ascii="Segoe UI" w:hAnsi="Segoe UI" w:cs="Segoe UI"/>
+          <w:color w:val="000000" w:themeColor="text1"/>
+          <w:sz w:val="21"/>
+          <w:szCs w:val="21"/>
+        </w:rPr>
+        <w:t>4.3.7 Web Dashboard Development</w:t>
+      </w:r>
+      <w:r>
+        <w:rPr>
+          <w:rFonts w:ascii="Segoe UI" w:hAnsi="Segoe UI" w:cs="Segoe UI"/>
+          <w:color w:val="000000" w:themeColor="text1"/>
+          <w:sz w:val="21"/>
+          <w:szCs w:val="21"/>
+        </w:rPr>
+        <w:br/>
+        <w:t>4.4 Communication Protocols</w:t>
+      </w:r>
+      <w:r>
+        <w:rPr>
+          <w:rFonts w:ascii="Segoe UI" w:hAnsi="Segoe UI" w:cs="Segoe UI"/>
+          <w:color w:val="000000" w:themeColor="text1"/>
+          <w:sz w:val="21"/>
+          <w:szCs w:val="21"/>
+        </w:rPr>
+        <w:br/>
+        <w:t>4.5 Integration of Hardware and Software</w:t>
+      </w:r>
+    </w:p>
+    <w:p>
+      <w:pPr>
+        <w:rPr>
+          <w:rFonts w:ascii="Segoe UI" w:hAnsi="Segoe UI" w:cs="Segoe UI"/>
+          <w:color w:val="000000" w:themeColor="text1"/>
+          <w:szCs w:val="21"/>
+        </w:rPr>
+      </w:pPr>
+    </w:p>
+    <w:p>
+      <w:pPr>
+        <w:pStyle w:val="Heading3"/>
+        <w:spacing w:before="360" w:after="240"/>
+        <w:rPr>
+          <w:rFonts w:ascii="Segoe UI" w:hAnsi="Segoe UI" w:cs="Segoe UI"/>
+          <w:color w:val="000000" w:themeColor="text1"/>
+          <w:sz w:val="30"/>
+          <w:szCs w:val="30"/>
+        </w:rPr>
+      </w:pPr>
+      <w:r>
+        <w:rPr>
+          <w:rStyle w:val="Strong"/>
+          <w:rFonts w:ascii="Segoe UI" w:hAnsi="Segoe UI" w:cs="Segoe UI"/>
+          <w:b/>
+          <w:bCs/>
+          <w:color w:val="000000" w:themeColor="text1"/>
+          <w:sz w:val="30"/>
+          <w:szCs w:val="30"/>
+        </w:rPr>
+        <w:lastRenderedPageBreak/>
+        <w:t>CHAPTER 5: TESTING AND RESULTS</w:t>
+      </w:r>
+    </w:p>
+    <w:p>
+      <w:pPr>
+        <w:pStyle w:val="code-line"/>
+        <w:spacing w:before="0" w:beforeAutospacing="0" w:after="240" w:afterAutospacing="0"/>
+        <w:rPr>
+          <w:rFonts w:ascii="Segoe UI" w:hAnsi="Segoe UI" w:cs="Segoe UI"/>
+          <w:color w:val="000000" w:themeColor="text1"/>
+          <w:sz w:val="21"/>
+          <w:szCs w:val="21"/>
+        </w:rPr>
+      </w:pPr>
+      <w:r>
+        <w:rPr>
+          <w:rFonts w:ascii="Segoe UI" w:hAnsi="Segoe UI" w:cs="Segoe UI"/>
+          <w:color w:val="000000" w:themeColor="text1"/>
+          <w:sz w:val="21"/>
+          <w:szCs w:val="21"/>
+        </w:rPr>
+        <w:t>5.1 Introduction</w:t>
+      </w:r>
+      <w:r>
+        <w:rPr>
+          <w:rFonts w:ascii="Segoe UI" w:hAnsi="Segoe UI" w:cs="Segoe UI"/>
+          <w:color w:val="000000" w:themeColor="text1"/>
+          <w:sz w:val="21"/>
+          <w:szCs w:val="21"/>
+        </w:rPr>
+        <w:br/>
+        <w:t>5.2 Testing Environment</w:t>
+      </w:r>
+      <w:r>
+        <w:rPr>
+          <w:rFonts w:ascii="Segoe UI" w:hAnsi="Segoe UI" w:cs="Segoe UI"/>
+          <w:color w:val="000000" w:themeColor="text1"/>
+          <w:sz w:val="21"/>
+          <w:szCs w:val="21"/>
+        </w:rPr>
+        <w:br/>
+        <w:t>5.3 Unit Testing</w:t>
+      </w:r>
+      <w:r>
+        <w:rPr>
+          <w:rFonts w:ascii="Segoe UI" w:hAnsi="Segoe UI" w:cs="Segoe UI"/>
+          <w:color w:val="000000" w:themeColor="text1"/>
+          <w:sz w:val="21"/>
+          <w:szCs w:val="21"/>
+        </w:rPr>
+        <w:br/>
+      </w:r>
+      <w:r>
+        <w:rPr>
+          <w:rFonts w:ascii="Segoe UI" w:hAnsi="Segoe UI" w:cs="Segoe UI"/>
+          <w:color w:val="000000" w:themeColor="text1"/>
+          <w:sz w:val="21"/>
+          <w:szCs w:val="21"/>
+        </w:rPr>
+        <w:t> </w:t>
+      </w:r>
+      <w:r>
+        <w:rPr>
+          <w:rFonts w:ascii="Segoe UI" w:hAnsi="Segoe UI" w:cs="Segoe UI"/>
+          <w:color w:val="000000" w:themeColor="text1"/>
+          <w:sz w:val="21"/>
+          <w:szCs w:val="21"/>
+        </w:rPr>
+        <w:t>5.3.1 Camera Module Testing</w:t>
+      </w:r>
+      <w:r>
+        <w:rPr>
+          <w:rFonts w:ascii="Segoe UI" w:hAnsi="Segoe UI" w:cs="Segoe UI"/>
+          <w:color w:val="000000" w:themeColor="text1"/>
+          <w:sz w:val="21"/>
+          <w:szCs w:val="21"/>
+        </w:rPr>
+        <w:br/>
+      </w:r>
+      <w:r>
+        <w:rPr>
+          <w:rFonts w:ascii="Segoe UI" w:hAnsi="Segoe UI" w:cs="Segoe UI"/>
+          <w:color w:val="000000" w:themeColor="text1"/>
+          <w:sz w:val="21"/>
+          <w:szCs w:val="21"/>
+        </w:rPr>
+        <w:t> </w:t>
+      </w:r>
+      <w:r>
+        <w:rPr>
+          <w:rFonts w:ascii="Segoe UI" w:hAnsi="Segoe UI" w:cs="Segoe UI"/>
+          <w:color w:val="000000" w:themeColor="text1"/>
+          <w:sz w:val="21"/>
+          <w:szCs w:val="21"/>
+        </w:rPr>
+        <w:t>5.3.2 Motion Sensor Testing</w:t>
+      </w:r>
+      <w:r>
+        <w:rPr>
+          <w:rFonts w:ascii="Segoe UI" w:hAnsi="Segoe UI" w:cs="Segoe UI"/>
+          <w:color w:val="000000" w:themeColor="text1"/>
+          <w:sz w:val="21"/>
+          <w:szCs w:val="21"/>
+        </w:rPr>
+        <w:br/>
+      </w:r>
+      <w:r>
+        <w:rPr>
+          <w:rFonts w:ascii="Segoe UI" w:hAnsi="Segoe UI" w:cs="Segoe UI"/>
+          <w:color w:val="000000" w:themeColor="text1"/>
+          <w:sz w:val="21"/>
+          <w:szCs w:val="21"/>
+        </w:rPr>
+        <w:t> </w:t>
+      </w:r>
+      <w:r>
+        <w:rPr>
+          <w:rFonts w:ascii="Segoe UI" w:hAnsi="Segoe UI" w:cs="Segoe UI"/>
+          <w:color w:val="000000" w:themeColor="text1"/>
+          <w:sz w:val="21"/>
+          <w:szCs w:val="21"/>
+        </w:rPr>
+        <w:t>5.3.3 Object Detection Testing</w:t>
+      </w:r>
+      <w:r>
+        <w:rPr>
+          <w:rFonts w:ascii="Segoe UI" w:hAnsi="Segoe UI" w:cs="Segoe UI"/>
+          <w:color w:val="000000" w:themeColor="text1"/>
+          <w:sz w:val="21"/>
+          <w:szCs w:val="21"/>
+        </w:rPr>
+        <w:br/>
+      </w:r>
+      <w:r>
+        <w:rPr>
+          <w:rFonts w:ascii="Segoe UI" w:hAnsi="Segoe UI" w:cs="Segoe UI"/>
+          <w:color w:val="000000" w:themeColor="text1"/>
+          <w:sz w:val="21"/>
+          <w:szCs w:val="21"/>
+        </w:rPr>
+        <w:t> </w:t>
+      </w:r>
+      <w:r>
+        <w:rPr>
+          <w:rFonts w:ascii="Segoe UI" w:hAnsi="Segoe UI" w:cs="Segoe UI"/>
+          <w:color w:val="000000" w:themeColor="text1"/>
+          <w:sz w:val="21"/>
+          <w:szCs w:val="21"/>
+        </w:rPr>
+        <w:t>5.3.4 Face Recognition Testing</w:t>
+      </w:r>
+      <w:r>
+        <w:rPr>
+          <w:rFonts w:ascii="Segoe UI" w:hAnsi="Segoe UI" w:cs="Segoe UI"/>
+          <w:color w:val="000000" w:themeColor="text1"/>
+          <w:sz w:val="21"/>
+          <w:szCs w:val="21"/>
+        </w:rPr>
+        <w:br/>
+      </w:r>
+      <w:r>
+        <w:rPr>
+          <w:rFonts w:ascii="Segoe UI" w:hAnsi="Segoe UI" w:cs="Segoe UI"/>
+          <w:color w:val="000000" w:themeColor="text1"/>
+          <w:sz w:val="21"/>
+          <w:szCs w:val="21"/>
+        </w:rPr>
+        <w:t> </w:t>
+      </w:r>
+      <w:r>
+        <w:rPr>
+          <w:rFonts w:ascii="Segoe UI" w:hAnsi="Segoe UI" w:cs="Segoe UI"/>
+          <w:color w:val="000000" w:themeColor="text1"/>
+          <w:sz w:val="21"/>
+          <w:szCs w:val="21"/>
+        </w:rPr>
+        <w:t>5.3.5 Alert System Testing</w:t>
+      </w:r>
+      <w:r>
+        <w:rPr>
+          <w:rFonts w:ascii="Segoe UI" w:hAnsi="Segoe UI" w:cs="Segoe UI"/>
+          <w:color w:val="000000" w:themeColor="text1"/>
+          <w:sz w:val="21"/>
+          <w:szCs w:val="21"/>
+        </w:rPr>
+        <w:br/>
+        <w:t>5.4 Integration Testing</w:t>
+      </w:r>
+      <w:r>
+        <w:rPr>
+          <w:rFonts w:ascii="Segoe UI" w:hAnsi="Segoe UI" w:cs="Segoe UI"/>
+          <w:color w:val="000000" w:themeColor="text1"/>
+          <w:sz w:val="21"/>
+          <w:szCs w:val="21"/>
+        </w:rPr>
+        <w:br/>
+        <w:t>5.5 Performance Evaluation</w:t>
+      </w:r>
+      <w:r>
+        <w:rPr>
+          <w:rFonts w:ascii="Segoe UI" w:hAnsi="Segoe UI" w:cs="Segoe UI"/>
+          <w:color w:val="000000" w:themeColor="text1"/>
+          <w:sz w:val="21"/>
+          <w:szCs w:val="21"/>
+        </w:rPr>
+        <w:br/>
+      </w:r>
+      <w:r>
+        <w:rPr>
+          <w:rFonts w:ascii="Segoe UI" w:hAnsi="Segoe UI" w:cs="Segoe UI"/>
+          <w:color w:val="000000" w:themeColor="text1"/>
+          <w:sz w:val="21"/>
+          <w:szCs w:val="21"/>
+        </w:rPr>
+        <w:t> </w:t>
+      </w:r>
+      <w:r>
+        <w:rPr>
+          <w:rFonts w:ascii="Segoe UI" w:hAnsi="Segoe UI" w:cs="Segoe UI"/>
+          <w:color w:val="000000" w:themeColor="text1"/>
+          <w:sz w:val="21"/>
+          <w:szCs w:val="21"/>
+        </w:rPr>
+        <w:t>5.5.1 Detection Accuracy</w:t>
+      </w:r>
+      <w:r>
+        <w:rPr>
+          <w:rFonts w:ascii="Segoe UI" w:hAnsi="Segoe UI" w:cs="Segoe UI"/>
+          <w:color w:val="000000" w:themeColor="text1"/>
+          <w:sz w:val="21"/>
+          <w:szCs w:val="21"/>
+        </w:rPr>
+        <w:br/>
+      </w:r>
+      <w:r>
+        <w:rPr>
+          <w:rFonts w:ascii="Segoe UI" w:hAnsi="Segoe UI" w:cs="Segoe UI"/>
+          <w:color w:val="000000" w:themeColor="text1"/>
+          <w:sz w:val="21"/>
+          <w:szCs w:val="21"/>
+        </w:rPr>
+        <w:t> </w:t>
+      </w:r>
+      <w:r>
+        <w:rPr>
+          <w:rFonts w:ascii="Segoe UI" w:hAnsi="Segoe UI" w:cs="Segoe UI"/>
+          <w:color w:val="000000" w:themeColor="text1"/>
+          <w:sz w:val="21"/>
+          <w:szCs w:val="21"/>
+        </w:rPr>
+        <w:t>5.5.2 Response Time Analysis</w:t>
+      </w:r>
+      <w:r>
+        <w:rPr>
+          <w:rFonts w:ascii="Segoe UI" w:hAnsi="Segoe UI" w:cs="Segoe UI"/>
+          <w:color w:val="000000" w:themeColor="text1"/>
+          <w:sz w:val="21"/>
+          <w:szCs w:val="21"/>
+        </w:rPr>
+        <w:br/>
+      </w:r>
+      <w:r>
+        <w:rPr>
+          <w:rFonts w:ascii="Segoe UI" w:hAnsi="Segoe UI" w:cs="Segoe UI"/>
+          <w:color w:val="000000" w:themeColor="text1"/>
+          <w:sz w:val="21"/>
+          <w:szCs w:val="21"/>
+        </w:rPr>
+        <w:t> </w:t>
+      </w:r>
+      <w:r>
+        <w:rPr>
+          <w:rFonts w:ascii="Segoe UI" w:hAnsi="Segoe UI" w:cs="Segoe UI"/>
+          <w:color w:val="000000" w:themeColor="text1"/>
+          <w:sz w:val="21"/>
+          <w:szCs w:val="21"/>
+        </w:rPr>
+        <w:t>5.5.3 System Reliability</w:t>
+      </w:r>
+      <w:r>
+        <w:rPr>
+          <w:rFonts w:ascii="Segoe UI" w:hAnsi="Segoe UI" w:cs="Segoe UI"/>
+          <w:color w:val="000000" w:themeColor="text1"/>
+          <w:sz w:val="21"/>
+          <w:szCs w:val="21"/>
+        </w:rPr>
+        <w:br/>
+        <w:t>5.6 Expected Results</w:t>
+      </w:r>
+      <w:r>
+        <w:rPr>
+          <w:rFonts w:ascii="Segoe UI" w:hAnsi="Segoe UI" w:cs="Segoe UI"/>
+          <w:color w:val="000000" w:themeColor="text1"/>
+          <w:sz w:val="21"/>
+          <w:szCs w:val="21"/>
+        </w:rPr>
+        <w:br/>
+        <w:t>5.7 Results and Discussion</w:t>
+      </w:r>
+      <w:r>
+        <w:rPr>
+          <w:rFonts w:ascii="Segoe UI" w:hAnsi="Segoe UI" w:cs="Segoe UI"/>
+          <w:color w:val="000000" w:themeColor="text1"/>
+          <w:sz w:val="21"/>
+          <w:szCs w:val="21"/>
+        </w:rPr>
+        <w:br/>
+        <w:t>5.8 Limitations Observed</w:t>
+      </w:r>
+    </w:p>
+    <w:p>
+      <w:pPr>
+        <w:rPr>
+          <w:rFonts w:ascii="Segoe UI" w:hAnsi="Segoe UI" w:cs="Segoe UI"/>
+          <w:color w:val="000000" w:themeColor="text1"/>
+          <w:szCs w:val="21"/>
+        </w:rPr>
+      </w:pPr>
+    </w:p>
+    <w:p>
+      <w:pPr>
+        <w:pStyle w:val="Heading3"/>
+        <w:spacing w:before="360" w:after="240"/>
+        <w:rPr>
+          <w:rFonts w:ascii="Segoe UI" w:hAnsi="Segoe UI" w:cs="Segoe UI"/>
+          <w:color w:val="000000" w:themeColor="text1"/>
+          <w:sz w:val="30"/>
+          <w:szCs w:val="30"/>
+        </w:rPr>
+      </w:pPr>
+      <w:r>
+        <w:rPr>
+          <w:rStyle w:val="Strong"/>
+          <w:rFonts w:ascii="Segoe UI" w:hAnsi="Segoe UI" w:cs="Segoe UI"/>
+          <w:b/>
+          <w:bCs/>
+          <w:color w:val="000000" w:themeColor="text1"/>
+          <w:sz w:val="30"/>
+          <w:szCs w:val="30"/>
+        </w:rPr>
+        <w:t>CHAPTER 6: CONCLUSION AND FUTURE SCOPE</w:t>
+      </w:r>
+    </w:p>
+    <w:p>
+      <w:pPr>
+        <w:pStyle w:val="code-line"/>
+        <w:spacing w:before="0" w:beforeAutospacing="0" w:after="240" w:afterAutospacing="0"/>
+        <w:rPr>
+          <w:rFonts w:ascii="Segoe UI" w:hAnsi="Segoe UI" w:cs="Segoe UI"/>
+          <w:color w:val="000000" w:themeColor="text1"/>
+          <w:sz w:val="21"/>
+          <w:szCs w:val="21"/>
+        </w:rPr>
+      </w:pPr>
+      <w:r>
+        <w:rPr>
+          <w:rFonts w:ascii="Segoe UI" w:hAnsi="Segoe UI" w:cs="Segoe UI"/>
+          <w:color w:val="000000" w:themeColor="text1"/>
+          <w:sz w:val="21"/>
+          <w:szCs w:val="21"/>
+        </w:rPr>
+        <w:t>6.1 Conclusion</w:t>
+      </w:r>
+      <w:r>
+        <w:rPr>
+          <w:rFonts w:ascii="Segoe UI" w:hAnsi="Segoe UI" w:cs="Segoe UI"/>
+          <w:color w:val="000000" w:themeColor="text1"/>
+          <w:sz w:val="21"/>
+          <w:szCs w:val="21"/>
+        </w:rPr>
+        <w:br/>
+        <w:t>6.2 Achievements</w:t>
+      </w:r>
+      <w:r>
+        <w:rPr>
+          <w:rFonts w:ascii="Segoe UI" w:hAnsi="Segoe UI" w:cs="Segoe UI"/>
+          <w:color w:val="000000" w:themeColor="text1"/>
+          <w:sz w:val="21"/>
+          <w:szCs w:val="21"/>
+        </w:rPr>
+        <w:br/>
+        <w:t>6.3 Challenges Faced</w:t>
+      </w:r>
+      <w:r>
+        <w:rPr>
+          <w:rFonts w:ascii="Segoe UI" w:hAnsi="Segoe UI" w:cs="Segoe UI"/>
+          <w:color w:val="000000" w:themeColor="text1"/>
+          <w:sz w:val="21"/>
+          <w:szCs w:val="21"/>
+        </w:rPr>
+        <w:br/>
+        <w:t>6.4 Future Enhancements</w:t>
+      </w:r>
+      <w:r>
+        <w:rPr>
+          <w:rFonts w:ascii="Segoe UI" w:hAnsi="Segoe UI" w:cs="Segoe UI"/>
+          <w:color w:val="000000" w:themeColor="text1"/>
+          <w:sz w:val="21"/>
+          <w:szCs w:val="21"/>
+        </w:rPr>
+        <w:br/>
+        <w:t>6.5 Recommendations</w:t>
+      </w:r>
+    </w:p>
+    <w:p>
+      <w:pPr>
+        <w:rPr>
+          <w:rFonts w:ascii="Segoe UI" w:hAnsi="Segoe UI" w:cs="Segoe UI"/>
+          <w:color w:val="000000" w:themeColor="text1"/>
+          <w:szCs w:val="21"/>
+        </w:rPr>
+      </w:pPr>
+    </w:p>
+    <w:p>
+      <w:pPr>
+        <w:pStyle w:val="Heading3"/>
+        <w:spacing w:before="360" w:after="240"/>
+        <w:rPr>
+          <w:rFonts w:ascii="Segoe UI" w:hAnsi="Segoe UI" w:cs="Segoe UI"/>
+          <w:color w:val="000000" w:themeColor="text1"/>
+          <w:sz w:val="30"/>
+          <w:szCs w:val="30"/>
+        </w:rPr>
+      </w:pPr>
+      <w:r>
+        <w:rPr>
+          <w:rStyle w:val="Strong"/>
+          <w:rFonts w:ascii="Segoe UI" w:hAnsi="Segoe UI" w:cs="Segoe UI"/>
+          <w:b/>
+          <w:bCs/>
+          <w:color w:val="000000" w:themeColor="text1"/>
+          <w:sz w:val="30"/>
+          <w:szCs w:val="30"/>
+        </w:rPr>
+        <w:t>CHAPTER 7: REFERENCES</w:t>
+      </w:r>
+    </w:p>
+    <w:p>
+      <w:pPr>
+        <w:rPr>
+          <w:rFonts w:ascii="Segoe UI" w:hAnsi="Segoe UI" w:cs="Segoe UI"/>
+          <w:color w:val="000000" w:themeColor="text1"/>
+          <w:szCs w:val="21"/>
+        </w:rPr>
+      </w:pPr>
+    </w:p>
+    <w:p>
+      <w:pPr>
+        <w:pStyle w:val="Heading3"/>
+        <w:spacing w:before="360" w:after="240"/>
+        <w:rPr>
+          <w:rFonts w:ascii="Segoe UI" w:hAnsi="Segoe UI" w:cs="Segoe UI"/>
+          <w:color w:val="000000" w:themeColor="text1"/>
+          <w:sz w:val="30"/>
+          <w:szCs w:val="30"/>
+        </w:rPr>
+      </w:pPr>
+      <w:r>
+        <w:rPr>
+          <w:rStyle w:val="Strong"/>
+          <w:rFonts w:ascii="Segoe UI" w:hAnsi="Segoe UI" w:cs="Segoe UI"/>
+          <w:b/>
+          <w:bCs/>
+          <w:color w:val="000000" w:themeColor="text1"/>
+          <w:sz w:val="30"/>
+          <w:szCs w:val="30"/>
+        </w:rPr>
+        <w:t>APPENDICES</w:t>
+      </w:r>
+    </w:p>
+    <w:p>
+      <w:pPr>
+        <w:pStyle w:val="code-line"/>
+        <w:spacing w:before="0" w:beforeAutospacing="0" w:after="240" w:afterAutospacing="0"/>
+        <w:rPr>
+          <w:rFonts w:ascii="Segoe UI" w:hAnsi="Segoe UI" w:cs="Segoe UI"/>
+          <w:color w:val="000000" w:themeColor="text1"/>
+          <w:sz w:val="21"/>
+          <w:szCs w:val="21"/>
+        </w:rPr>
+      </w:pPr>
+      <w:r>
+        <w:rPr>
+          <w:rStyle w:val="Strong"/>
+          <w:rFonts w:ascii="Segoe UI" w:hAnsi="Segoe UI" w:cs="Segoe UI"/>
+          <w:color w:val="000000" w:themeColor="text1"/>
+          <w:sz w:val="21"/>
+          <w:szCs w:val="21"/>
+        </w:rPr>
+        <w:t>Appendix A:</w:t>
+      </w:r>
+      <w:r>
+        <w:rPr>
+          <w:rFonts w:ascii="Segoe UI" w:hAnsi="Segoe UI" w:cs="Segoe UI"/>
+          <w:color w:val="000000" w:themeColor="text1"/>
+          <w:sz w:val="21"/>
+          <w:szCs w:val="21"/>
+        </w:rPr>
+        <w:t> Hardware Pin Mapping and Circuit Diagrams</w:t>
+      </w:r>
+      <w:r>
+        <w:rPr>
+          <w:rFonts w:ascii="Segoe UI" w:hAnsi="Segoe UI" w:cs="Segoe UI"/>
+          <w:color w:val="000000" w:themeColor="text1"/>
+          <w:sz w:val="21"/>
+          <w:szCs w:val="21"/>
+        </w:rPr>
+        <w:br/>
+      </w:r>
+      <w:r>
+        <w:rPr>
+          <w:rStyle w:val="Strong"/>
+          <w:rFonts w:ascii="Segoe UI" w:hAnsi="Segoe UI" w:cs="Segoe UI"/>
+          <w:color w:val="000000" w:themeColor="text1"/>
+          <w:sz w:val="21"/>
+          <w:szCs w:val="21"/>
+        </w:rPr>
+        <w:t>Appendix B:</w:t>
+      </w:r>
+      <w:r>
+        <w:rPr>
+          <w:rFonts w:ascii="Segoe UI" w:hAnsi="Segoe UI" w:cs="Segoe UI"/>
+          <w:color w:val="000000" w:themeColor="text1"/>
+          <w:sz w:val="21"/>
+          <w:szCs w:val="21"/>
+        </w:rPr>
+        <w:t> Source Code Listings</w:t>
+      </w:r>
+      <w:r>
+        <w:rPr>
+          <w:rFonts w:ascii="Segoe UI" w:hAnsi="Segoe UI" w:cs="Segoe UI"/>
+          <w:color w:val="000000" w:themeColor="text1"/>
+          <w:sz w:val="21"/>
+          <w:szCs w:val="21"/>
+        </w:rPr>
+        <w:br/>
+      </w:r>
+      <w:r>
+        <w:rPr>
+          <w:rFonts w:ascii="Segoe UI" w:hAnsi="Segoe UI" w:cs="Segoe UI"/>
+          <w:color w:val="000000" w:themeColor="text1"/>
+          <w:sz w:val="21"/>
+          <w:szCs w:val="21"/>
+        </w:rPr>
+        <w:t> </w:t>
+      </w:r>
+      <w:r>
+        <w:rPr>
+          <w:rFonts w:ascii="Segoe UI" w:hAnsi="Segoe UI" w:cs="Segoe UI"/>
+          <w:color w:val="000000" w:themeColor="text1"/>
+          <w:sz w:val="21"/>
+          <w:szCs w:val="21"/>
+        </w:rPr>
+        <w:t>B.1 ESP32-CAM Code</w:t>
+      </w:r>
+      <w:r>
+        <w:rPr>
+          <w:rFonts w:ascii="Segoe UI" w:hAnsi="Segoe UI" w:cs="Segoe UI"/>
+          <w:color w:val="000000" w:themeColor="text1"/>
+          <w:sz w:val="21"/>
+          <w:szCs w:val="21"/>
+        </w:rPr>
+        <w:br/>
+      </w:r>
+      <w:r>
+        <w:rPr>
+          <w:rFonts w:ascii="Segoe UI" w:hAnsi="Segoe UI" w:cs="Segoe UI"/>
+          <w:color w:val="000000" w:themeColor="text1"/>
+          <w:sz w:val="21"/>
+          <w:szCs w:val="21"/>
+        </w:rPr>
+        <w:t> </w:t>
+      </w:r>
+      <w:r>
+        <w:rPr>
+          <w:rFonts w:ascii="Segoe UI" w:hAnsi="Segoe UI" w:cs="Segoe UI"/>
+          <w:color w:val="000000" w:themeColor="text1"/>
+          <w:sz w:val="21"/>
+          <w:szCs w:val="21"/>
+        </w:rPr>
+        <w:t>B.2 Arduino Code</w:t>
+      </w:r>
+      <w:r>
+        <w:rPr>
+          <w:rFonts w:ascii="Segoe UI" w:hAnsi="Segoe UI" w:cs="Segoe UI"/>
+          <w:color w:val="000000" w:themeColor="text1"/>
+          <w:sz w:val="21"/>
+          <w:szCs w:val="21"/>
+        </w:rPr>
+        <w:br/>
+      </w:r>
+      <w:r>
+        <w:rPr>
+          <w:rFonts w:ascii="Segoe UI" w:hAnsi="Segoe UI" w:cs="Segoe UI"/>
+          <w:color w:val="000000" w:themeColor="text1"/>
+          <w:sz w:val="21"/>
+          <w:szCs w:val="21"/>
+        </w:rPr>
+        <w:t> </w:t>
+      </w:r>
+      <w:r>
+        <w:rPr>
+          <w:rFonts w:ascii="Segoe UI" w:hAnsi="Segoe UI" w:cs="Segoe UI"/>
+          <w:color w:val="000000" w:themeColor="text1"/>
+          <w:sz w:val="21"/>
+          <w:szCs w:val="21"/>
+        </w:rPr>
+        <w:t>B.3 Python Detection Scripts</w:t>
+      </w:r>
+      <w:r>
+        <w:rPr>
+          <w:rFonts w:ascii="Segoe UI" w:hAnsi="Segoe UI" w:cs="Segoe UI"/>
+          <w:color w:val="000000" w:themeColor="text1"/>
+          <w:sz w:val="21"/>
+          <w:szCs w:val="21"/>
+        </w:rPr>
+        <w:br/>
+      </w:r>
+      <w:r>
+        <w:rPr>
+          <w:rFonts w:ascii="Segoe UI" w:hAnsi="Segoe UI" w:cs="Segoe UI"/>
+          <w:color w:val="000000" w:themeColor="text1"/>
+          <w:sz w:val="21"/>
+          <w:szCs w:val="21"/>
+        </w:rPr>
+        <w:t> </w:t>
+      </w:r>
+      <w:r>
+        <w:rPr>
+          <w:rFonts w:ascii="Segoe UI" w:hAnsi="Segoe UI" w:cs="Segoe UI"/>
+          <w:color w:val="000000" w:themeColor="text1"/>
+          <w:sz w:val="21"/>
+          <w:szCs w:val="21"/>
+        </w:rPr>
+        <w:t>B.4 Web Dashboard Code</w:t>
+      </w:r>
+      <w:r>
+        <w:rPr>
+          <w:rFonts w:ascii="Segoe UI" w:hAnsi="Segoe UI" w:cs="Segoe UI"/>
+          <w:color w:val="000000" w:themeColor="text1"/>
+          <w:sz w:val="21"/>
+          <w:szCs w:val="21"/>
+        </w:rPr>
+        <w:br/>
+      </w:r>
+      <w:r>
+        <w:rPr>
+          <w:rStyle w:val="Strong"/>
+          <w:rFonts w:ascii="Segoe UI" w:hAnsi="Segoe UI" w:cs="Segoe UI"/>
+          <w:color w:val="000000" w:themeColor="text1"/>
+          <w:sz w:val="21"/>
+          <w:szCs w:val="21"/>
+        </w:rPr>
+        <w:t>Appendix C:</w:t>
+      </w:r>
+      <w:r>
+        <w:rPr>
+          <w:rFonts w:ascii="Segoe UI" w:hAnsi="Segoe UI" w:cs="Segoe UI"/>
+          <w:color w:val="000000" w:themeColor="text1"/>
+          <w:sz w:val="21"/>
+          <w:szCs w:val="21"/>
+        </w:rPr>
+        <w:t> Dataset Details</w:t>
+      </w:r>
+      <w:r>
+        <w:rPr>
+          <w:rFonts w:ascii="Segoe UI" w:hAnsi="Segoe UI" w:cs="Segoe UI"/>
+          <w:color w:val="000000" w:themeColor="text1"/>
+          <w:sz w:val="21"/>
+          <w:szCs w:val="21"/>
+        </w:rPr>
+        <w:br/>
+      </w:r>
+      <w:r>
+        <w:rPr>
+          <w:rStyle w:val="Strong"/>
+          <w:rFonts w:ascii="Segoe UI" w:hAnsi="Segoe UI" w:cs="Segoe UI"/>
+          <w:color w:val="000000" w:themeColor="text1"/>
+          <w:sz w:val="21"/>
+          <w:szCs w:val="21"/>
+        </w:rPr>
+        <w:t>Appendix D:</w:t>
+      </w:r>
+      <w:r>
+        <w:rPr>
+          <w:rFonts w:ascii="Segoe UI" w:hAnsi="Segoe UI" w:cs="Segoe UI"/>
+          <w:color w:val="000000" w:themeColor="text1"/>
+          <w:sz w:val="21"/>
+          <w:szCs w:val="21"/>
+        </w:rPr>
+        <w:t> Bill of Materials</w:t>
+      </w:r>
+      <w:r>
+        <w:rPr>
+          <w:rFonts w:ascii="Segoe UI" w:hAnsi="Segoe UI" w:cs="Segoe UI"/>
+          <w:color w:val="000000" w:themeColor="text1"/>
+          <w:sz w:val="21"/>
+          <w:szCs w:val="21"/>
+        </w:rPr>
+        <w:br/>
+      </w:r>
+      <w:r>
+        <w:rPr>
+          <w:rStyle w:val="Strong"/>
+          <w:rFonts w:ascii="Segoe UI" w:hAnsi="Segoe UI" w:cs="Segoe UI"/>
+          <w:color w:val="000000" w:themeColor="text1"/>
+          <w:sz w:val="21"/>
+          <w:szCs w:val="21"/>
+        </w:rPr>
+        <w:t>Appendix E:</w:t>
+      </w:r>
+      <w:r>
+        <w:rPr>
+          <w:rFonts w:ascii="Segoe UI" w:hAnsi="Segoe UI" w:cs="Segoe UI"/>
+          <w:color w:val="000000" w:themeColor="text1"/>
+          <w:sz w:val="21"/>
+          <w:szCs w:val="21"/>
+        </w:rPr>
+        <w:t> Project Timeline (Gantt Chart)</w:t>
       </w:r>
     </w:p>
     <w:p>
       <w:pPr>
         <w:pStyle w:val="NormalWeb"/>
-      </w:pPr>
-      <w:r>
-        <w:t xml:space="preserve">Overall, the proposed system improves security by enabling </w:t>
-      </w:r>
-      <w:r>
-        <w:rPr>
-          <w:rStyle w:val="Strong"/>
-        </w:rPr>
-        <w:t>real-time detection, automated alerts, and centralized monitoring</w:t>
-      </w:r>
-      <w:r>
-        <w:t xml:space="preserve">, making it suitable for applications such as </w:t>
-      </w:r>
-      <w:r>
-        <w:rPr>
-          <w:rStyle w:val="Strong"/>
-        </w:rPr>
-        <w:t>campuses, offices, restricted areas, and smart buildings</w:t>
-      </w:r>
-      <w:r>
-        <w:t>.</w:t>
-      </w:r>
-    </w:p>
-    <w:p>
-      <w:pPr>
-        <w:rPr>
-          <w:rFonts w:hint="eastAsia"/>
-          <w:color w:val="000000"/>
-          <w:sz w:val="24"/>
-          <w:szCs w:val="24"/>
-        </w:rPr>
-      </w:pPr>
-    </w:p>
-    <w:p>
-      <w:pPr>
-        <w:rPr>
-          <w:rFonts w:hint="eastAsia"/>
-          <w:color w:val="000000"/>
-          <w:sz w:val="24"/>
-          <w:szCs w:val="24"/>
-        </w:rPr>
-      </w:pPr>
-    </w:p>
-    <w:p>
-      <w:pPr>
-        <w:rPr>
-          <w:rFonts w:hint="eastAsia"/>
-          <w:color w:val="000000"/>
-          <w:sz w:val="24"/>
-          <w:szCs w:val="24"/>
-        </w:rPr>
-      </w:pPr>
-    </w:p>
-    <w:p>
-      <w:pPr>
-        <w:rPr>
-          <w:rFonts w:hint="eastAsia"/>
-          <w:color w:val="000000"/>
-          <w:sz w:val="24"/>
-          <w:szCs w:val="24"/>
-        </w:rPr>
-      </w:pPr>
-    </w:p>
-    <w:p>
-      <w:pPr>
-        <w:rPr>
-          <w:rFonts w:hint="eastAsia"/>
-          <w:color w:val="000000"/>
-          <w:sz w:val="24"/>
-          <w:szCs w:val="24"/>
-        </w:rPr>
-      </w:pPr>
-    </w:p>
-    <w:p>
-      <w:pPr>
-        <w:rPr>
-          <w:rFonts w:hint="eastAsia"/>
-          <w:color w:val="000000"/>
-          <w:sz w:val="24"/>
-          <w:szCs w:val="24"/>
-        </w:rPr>
-      </w:pPr>
-    </w:p>
-    <w:p>
-      <w:pPr>
-        <w:rPr>
-          <w:rFonts w:hint="eastAsia"/>
-          <w:color w:val="000000"/>
-          <w:sz w:val="24"/>
-          <w:szCs w:val="24"/>
-        </w:rPr>
-      </w:pPr>
-    </w:p>
-    <w:p>
-      <w:pPr>
-        <w:rPr>
-          <w:rFonts w:hint="eastAsia"/>
-          <w:color w:val="000000"/>
-          <w:sz w:val="24"/>
-          <w:szCs w:val="24"/>
-        </w:rPr>
-      </w:pPr>
-    </w:p>
-    <w:p>
-      <w:pPr>
-        <w:rPr>
-          <w:rFonts w:hint="eastAsia"/>
-          <w:color w:val="000000"/>
-          <w:sz w:val="24"/>
-          <w:szCs w:val="24"/>
-        </w:rPr>
-      </w:pPr>
-    </w:p>
-    <w:p>
-      <w:pPr>
-        <w:rPr>
-          <w:rFonts w:hint="eastAsia"/>
-          <w:color w:val="000000"/>
-          <w:sz w:val="24"/>
-          <w:szCs w:val="24"/>
+        <w:rPr>
+          <w:b/>
+          <w:bCs/>
+          <w:color w:val="000000" w:themeColor="text1"/>
+          <w:sz w:val="48"/>
+          <w:szCs w:val="48"/>
+        </w:rPr>
+      </w:pPr>
+    </w:p>
+    <w:p>
+      <w:pPr>
+        <w:pStyle w:val="NormalWeb"/>
+        <w:rPr>
+          <w:b/>
+          <w:bCs/>
+          <w:color w:val="000000" w:themeColor="text1"/>
+          <w:sz w:val="48"/>
+          <w:szCs w:val="48"/>
+        </w:rPr>
+      </w:pPr>
+    </w:p>
+    <w:p>
+      <w:pPr>
+        <w:pStyle w:val="NormalWeb"/>
+        <w:rPr>
+          <w:b/>
+          <w:bCs/>
+          <w:color w:val="000000" w:themeColor="text1"/>
+          <w:sz w:val="48"/>
+          <w:szCs w:val="48"/>
+        </w:rPr>
+      </w:pPr>
+    </w:p>
+    <w:p>
+      <w:pPr>
+        <w:pStyle w:val="NormalWeb"/>
+        <w:rPr>
+          <w:b/>
+          <w:bCs/>
+          <w:color w:val="000000" w:themeColor="text1"/>
+          <w:sz w:val="48"/>
+          <w:szCs w:val="48"/>
+        </w:rPr>
+      </w:pPr>
+    </w:p>
+    <w:p>
+      <w:pPr>
+        <w:pStyle w:val="NormalWeb"/>
+        <w:rPr>
+          <w:b/>
+          <w:bCs/>
+          <w:color w:val="000000" w:themeColor="text1"/>
+          <w:sz w:val="48"/>
+          <w:szCs w:val="48"/>
+        </w:rPr>
+      </w:pPr>
+    </w:p>
+    <w:p>
+      <w:pPr>
+        <w:pStyle w:val="NormalWeb"/>
+        <w:rPr>
+          <w:b/>
+          <w:bCs/>
+          <w:color w:val="000000" w:themeColor="text1"/>
+          <w:sz w:val="48"/>
+          <w:szCs w:val="48"/>
+        </w:rPr>
+      </w:pPr>
+    </w:p>
+    <w:p>
+      <w:pPr>
+        <w:pStyle w:val="NormalWeb"/>
+        <w:rPr>
+          <w:b/>
+          <w:bCs/>
+          <w:color w:val="000000" w:themeColor="text1"/>
+          <w:sz w:val="48"/>
+          <w:szCs w:val="48"/>
+        </w:rPr>
+      </w:pPr>
+    </w:p>
+    <w:p>
+      <w:pPr>
+        <w:pStyle w:val="NormalWeb"/>
+        <w:rPr>
+          <w:b/>
+          <w:bCs/>
+          <w:color w:val="000000" w:themeColor="text1"/>
+          <w:sz w:val="48"/>
+          <w:szCs w:val="48"/>
+        </w:rPr>
+      </w:pPr>
+    </w:p>
+    <w:p>
+      <w:pPr>
+        <w:pStyle w:val="NormalWeb"/>
+        <w:rPr>
+          <w:b/>
+          <w:bCs/>
+          <w:color w:val="000000" w:themeColor="text1"/>
+          <w:sz w:val="48"/>
+          <w:szCs w:val="48"/>
         </w:rPr>
       </w:pPr>
     </w:p>
     <w:p>
       <w:pPr>
         <w:pStyle w:val="Heading1"/>
-      </w:pPr>
-    </w:p>
-    <w:p>
-      <w:pPr>
-        <w:rPr>
-          <w:rFonts w:hint="eastAsia"/>
-        </w:rPr>
-      </w:pPr>
-    </w:p>
-    <w:p>
-      <w:pPr>
-        <w:rPr>
-          <w:rFonts w:hint="eastAsia"/>
-        </w:rPr>
-      </w:pPr>
-    </w:p>
-    <w:p>
-      <w:pPr>
-        <w:rPr>
-          <w:rFonts w:hint="eastAsia"/>
-        </w:rPr>
-      </w:pPr>
-    </w:p>
-    <w:p>
-      <w:pPr>
-        <w:pStyle w:val="NormalWeb"/>
-      </w:pPr>
-      <w:r>
-        <w:t>Table of Contents</w:t>
-      </w:r>
+        <w:rPr>
+          <w:rFonts w:ascii="DejaVu Sans" w:eastAsiaTheme="minorEastAsia" w:hAnsi="DejaVu Sans" w:cstheme="minorBidi"/>
+          <w:b w:val="0"/>
+          <w:bCs w:val="0"/>
+          <w:color w:val="auto"/>
+          <w:sz w:val="21"/>
+          <w:szCs w:val="22"/>
+        </w:rPr>
+      </w:pPr>
     </w:p>
     <w:p>
       <w:pPr>
         <w:pStyle w:val="Heading1"/>
       </w:pPr>
-    </w:p>
-    <w:p>
-      <w:pPr>
-        <w:rPr>
-          <w:rFonts w:hint="eastAsia"/>
-        </w:rPr>
-      </w:pPr>
       <w:r>
         <w:t>CHAPTER 1 - Introduction</w:t>
       </w:r>
     </w:p>
     <w:p>
       <w:pPr>
-        <w:rPr>
-          <w:rFonts w:hint="eastAsia"/>
-        </w:rPr>
+        <w:pStyle w:val="Heading2"/>
       </w:pPr>
       <w:r>
         <w:t>1.1 Background</w:t>
@@ -852,6 +3056,24 @@
         </w:rPr>
       </w:pPr>
       <w:r>
+        <w:t>Educational institutions increasingly require automated monitoring systems that are accurate, contactless, and auditable. Conventional attendance methods such as paper registers, manual security logs, or standalone biometric devices either consume staff time or provide limited contextual information. A smart entrance monitoring system that captures both direction of movement and student identity can improve security while reducing manual work.</w:t>
+      </w:r>
+    </w:p>
+    <w:p>
+      <w:pPr>
+        <w:rPr>
+          <w:rFonts w:hint="eastAsia"/>
+        </w:rPr>
+      </w:pPr>
+      <w:r>
+        <w:t>The rapid growth of embedded IoT hardware and lightweight vision systems now allows low-cost platforms such as the ESP32-CAM to act as event-triggered edge devices. Rather than executing all AI computation locally, the edge node can capture data and forward it to a more capable server where modern algorithms such as YOLOv8 and Tesseract OCR process images in near real time. This hybrid architecture is especially suitable for university minor projects because it balances affordability, implementability, and technical depth.</w:t>
+      </w:r>
+    </w:p>
+    <w:p>
+      <w:pPr>
+        <w:pStyle w:val="Heading2"/>
+      </w:pPr>
+      <w:r>
         <w:t>1.2 Problem Statement</w:t>
       </w:r>
     </w:p>
@@ -862,6 +3084,18 @@
         </w:rPr>
       </w:pPr>
       <w:r>
+        <w:t xml:space="preserve">At college entry points, security personnel often need to determine who entered, when they entered, whether they exited, and whether the individual is authorized. Manual observation is error-prone and difficult to maintain continuously. Existing low-cost camera systems record video but do not </w:t>
+      </w:r>
+      <w:r>
+        <w:lastRenderedPageBreak/>
+        <w:t>automatically understand the event, verify student identity, or update attendance records. There is therefore a need for a low-cost surveillance and attendance platform that can automatically detect entry and exit direction, capture the student and ID card image, verify the identity against a database, log the event, and notify authorized personnel when an unknown person is detected.</w:t>
+      </w:r>
+    </w:p>
+    <w:p>
+      <w:pPr>
+        <w:pStyle w:val="Heading2"/>
+      </w:pPr>
+      <w:r>
         <w:t>1.3 Objectives</w:t>
       </w:r>
     </w:p>
@@ -872,6 +3106,84 @@
         </w:rPr>
       </w:pPr>
       <w:r>
+        <w:t>• To design a low-cost IoT-enabled surveillance system using ESP32-CAM, IR sensors, RTC, OLED, buzzer, and relay control.</w:t>
+      </w:r>
+    </w:p>
+    <w:p>
+      <w:pPr>
+        <w:rPr>
+          <w:rFonts w:hint="eastAsia"/>
+        </w:rPr>
+      </w:pPr>
+      <w:r>
+        <w:t>• To detect entry or exit direction by analyzing the trigger sequence of two IR sensors placed at the doorway.</w:t>
+      </w:r>
+    </w:p>
+    <w:p>
+      <w:pPr>
+        <w:rPr>
+          <w:rFonts w:hint="eastAsia"/>
+        </w:rPr>
+      </w:pPr>
+      <w:r>
+        <w:t>• To capture event images and transmit them to a server using Wi-Fi.</w:t>
+      </w:r>
+    </w:p>
+    <w:p>
+      <w:pPr>
+        <w:rPr>
+          <w:rFonts w:hint="eastAsia"/>
+        </w:rPr>
+      </w:pPr>
+      <w:r>
+        <w:t>• To use YOLOv8 to detect the person, face, and ID-card region from captured images.</w:t>
+      </w:r>
+    </w:p>
+    <w:p>
+      <w:pPr>
+        <w:rPr>
+          <w:rFonts w:hint="eastAsia"/>
+        </w:rPr>
+      </w:pPr>
+      <w:r>
+        <w:t>• To use Tesseract OCR to extract the student name or ID number from the visible card.</w:t>
+      </w:r>
+    </w:p>
+    <w:p>
+      <w:pPr>
+        <w:rPr>
+          <w:rFonts w:hint="eastAsia"/>
+        </w:rPr>
+      </w:pPr>
+      <w:r>
+        <w:t>• To verify extracted identity data against a student database and automatically record attendance.</w:t>
+      </w:r>
+    </w:p>
+    <w:p>
+      <w:pPr>
+        <w:rPr>
+          <w:rFonts w:hint="eastAsia"/>
+        </w:rPr>
+      </w:pPr>
+      <w:r>
+        <w:t>• To alert administrators or security staff when an unknown person is detected.</w:t>
+      </w:r>
+    </w:p>
+    <w:p>
+      <w:pPr>
+        <w:rPr>
+          <w:rFonts w:hint="eastAsia"/>
+        </w:rPr>
+      </w:pPr>
+      <w:r>
+        <w:t>• To provide a realistic academic design that can be implemented by engineering students within a minor project budget.</w:t>
+      </w:r>
+    </w:p>
+    <w:p>
+      <w:pPr>
+        <w:pStyle w:val="Heading2"/>
+      </w:pPr>
+      <w:r>
         <w:t>1.4 Scope</w:t>
       </w:r>
     </w:p>
@@ -882,6 +3194,14 @@
         </w:rPr>
       </w:pPr>
       <w:r>
+        <w:t>The proposed system is intended for a single entrance gate or door in a college building. It is designed to monitor movement one person at a time under moderate lighting conditions. The project scope includes local sensing, event-driven image capture, server-side AI inference, database verification, logging, and notifications. Full-scale deployment across multiple buildings, large cloud orchestration, or highly reliable legal-grade identity verification is outside the initial scope.</w:t>
+      </w:r>
+    </w:p>
+    <w:p>
+      <w:pPr>
+        <w:pStyle w:val="Heading2"/>
+      </w:pPr>
+      <w:r>
         <w:t>1.5 Applications</w:t>
       </w:r>
     </w:p>
@@ -892,6 +3212,173 @@
         </w:rPr>
       </w:pPr>
       <w:r>
+        <w:t>• College building entry and exit attendance monitoring</w:t>
+      </w:r>
+    </w:p>
+    <w:p>
+      <w:pPr>
+        <w:rPr>
+          <w:rFonts w:hint="eastAsia"/>
+        </w:rPr>
+      </w:pPr>
+      <w:r>
+        <w:t>• Laboratory or library access logging</w:t>
+      </w:r>
+    </w:p>
+    <w:p>
+      <w:pPr>
+        <w:rPr>
+          <w:rFonts w:hint="eastAsia"/>
+        </w:rPr>
+      </w:pPr>
+      <w:r>
+        <w:t>• Restricted-room monitoring for staff-only or student-only areas</w:t>
+      </w:r>
+    </w:p>
+    <w:p>
+      <w:pPr>
+        <w:rPr>
+          <w:rFonts w:hint="eastAsia"/>
+        </w:rPr>
+      </w:pPr>
+      <w:r>
+        <w:t>• Visitor alerting and security assistance</w:t>
+      </w:r>
+    </w:p>
+    <w:p>
+      <w:pPr>
+        <w:rPr>
+          <w:rFonts w:hint="eastAsia"/>
+        </w:rPr>
+      </w:pPr>
+      <w:r>
+        <w:t>• Prototype platform for smart campus automation</w:t>
+      </w:r>
+    </w:p>
+    <w:p>
+      <w:pPr>
+        <w:rPr>
+          <w:rFonts w:hint="eastAsia"/>
+        </w:rPr>
+      </w:pPr>
+    </w:p>
+    <w:p>
+      <w:pPr>
+        <w:rPr>
+          <w:rFonts w:hint="eastAsia"/>
+        </w:rPr>
+      </w:pPr>
+    </w:p>
+    <w:p>
+      <w:pPr>
+        <w:rPr>
+          <w:rFonts w:hint="eastAsia"/>
+        </w:rPr>
+      </w:pPr>
+    </w:p>
+    <w:p>
+      <w:pPr>
+        <w:rPr>
+          <w:rFonts w:hint="eastAsia"/>
+        </w:rPr>
+      </w:pPr>
+    </w:p>
+    <w:p>
+      <w:pPr>
+        <w:rPr>
+          <w:rFonts w:hint="eastAsia"/>
+        </w:rPr>
+      </w:pPr>
+    </w:p>
+    <w:p>
+      <w:pPr>
+        <w:rPr>
+          <w:rFonts w:hint="eastAsia"/>
+        </w:rPr>
+      </w:pPr>
+    </w:p>
+    <w:p>
+      <w:pPr>
+        <w:rPr>
+          <w:rFonts w:hint="eastAsia"/>
+        </w:rPr>
+      </w:pPr>
+    </w:p>
+    <w:p>
+      <w:pPr>
+        <w:rPr>
+          <w:rFonts w:hint="eastAsia"/>
+        </w:rPr>
+      </w:pPr>
+    </w:p>
+    <w:p>
+      <w:pPr>
+        <w:rPr>
+          <w:rFonts w:hint="eastAsia"/>
+        </w:rPr>
+      </w:pPr>
+    </w:p>
+    <w:p>
+      <w:pPr>
+        <w:rPr>
+          <w:rFonts w:hint="eastAsia"/>
+        </w:rPr>
+      </w:pPr>
+    </w:p>
+    <w:p>
+      <w:pPr>
+        <w:rPr>
+          <w:rFonts w:hint="eastAsia"/>
+        </w:rPr>
+      </w:pPr>
+    </w:p>
+    <w:p>
+      <w:pPr>
+        <w:rPr>
+          <w:rFonts w:hint="eastAsia"/>
+        </w:rPr>
+      </w:pPr>
+    </w:p>
+    <w:p>
+      <w:pPr>
+        <w:rPr>
+          <w:rFonts w:hint="eastAsia"/>
+        </w:rPr>
+      </w:pPr>
+    </w:p>
+    <w:p>
+      <w:pPr>
+        <w:rPr>
+          <w:rFonts w:hint="eastAsia"/>
+        </w:rPr>
+      </w:pPr>
+    </w:p>
+    <w:p>
+      <w:pPr>
+        <w:rPr>
+          <w:rFonts w:hint="eastAsia"/>
+        </w:rPr>
+      </w:pPr>
+    </w:p>
+    <w:p>
+      <w:pPr>
+        <w:rPr>
+          <w:rFonts w:hint="eastAsia"/>
+        </w:rPr>
+      </w:pPr>
+    </w:p>
+    <w:p>
+      <w:pPr>
+        <w:rPr>
+          <w:rFonts w:hint="eastAsia"/>
+        </w:rPr>
+      </w:pPr>
+    </w:p>
+    <w:p>
+      <w:pPr>
+        <w:pStyle w:val="Heading1"/>
+      </w:pPr>
+      <w:r>
         <w:t>CHAPTER 2 - Literature Review</w:t>
       </w:r>
     </w:p>
@@ -902,14 +3389,142 @@
         </w:rPr>
       </w:pPr>
       <w:r>
+        <w:t>Recent embedded surveillance systems commonly use a layered design in which an inexpensive edge node handles sensing and triggering while a more capable server performs deep learning inference. ESP32-CAM based academic prototypes are popular because the device combines a microcontroller, camera interface, and Wi-Fi connectivity on a single compact platform. However, the onboard processor is not suitable for running larger object detection models such as YOLOv8 at acceptable accuracy and speed, so server-side inference is preferred.</w:t>
+      </w:r>
+    </w:p>
+    <w:p>
+      <w:pPr>
+        <w:rPr>
+          <w:rFonts w:hint="eastAsia"/>
+        </w:rPr>
+      </w:pPr>
+      <w:r>
+        <w:t xml:space="preserve">Object detection is now widely used to identify people, faces, cards, helmets, and safety objects in surveillance scenes. YOLO-family detectors are favored in applied engineering projects due to their single-stage architecture and good trade-off between speed and detection accuracy. For identity extraction from printed cards, OCR remains attractive because it avoids the complexity and privacy concerns of </w:t>
+      </w:r>
+      <w:proofErr w:type="gramStart"/>
+      <w:r>
+        <w:t>full face</w:t>
+      </w:r>
+      <w:proofErr w:type="gramEnd"/>
+      <w:r>
+        <w:t xml:space="preserve"> recognition, while still enabling automatic attendance when the card is clearly visible.</w:t>
+      </w:r>
+    </w:p>
+    <w:p>
+      <w:pPr>
+        <w:rPr>
+          <w:rFonts w:hint="eastAsia"/>
+        </w:rPr>
+      </w:pPr>
+      <w:r>
+        <w:t>In smart campus and access-control studies, cloud-connected notification systems play a central role because detection alone is insufficient unless the event can be logged and presented to security or administration staff. Database-backed event logging provides traceability, while mobile or dashboard alerts support quick response to unknown-person events. The present design adopts these established ideas but keeps the architecture simple enough for a minor project and affordable enough for student implementation</w:t>
+      </w:r>
+    </w:p>
+    <w:p>
+      <w:pPr>
+        <w:rPr>
+          <w:rFonts w:hint="eastAsia"/>
+        </w:rPr>
+      </w:pPr>
+    </w:p>
+    <w:p>
+      <w:pPr>
+        <w:rPr>
+          <w:rFonts w:hint="eastAsia"/>
+        </w:rPr>
+      </w:pPr>
+    </w:p>
+    <w:p>
+      <w:pPr>
+        <w:rPr>
+          <w:rFonts w:hint="eastAsia"/>
+        </w:rPr>
+      </w:pPr>
+    </w:p>
+    <w:p>
+      <w:pPr>
+        <w:rPr>
+          <w:rFonts w:hint="eastAsia"/>
+        </w:rPr>
+      </w:pPr>
+    </w:p>
+    <w:p>
+      <w:pPr>
+        <w:rPr>
+          <w:rFonts w:hint="eastAsia"/>
+        </w:rPr>
+      </w:pPr>
+    </w:p>
+    <w:p>
+      <w:pPr>
+        <w:rPr>
+          <w:rFonts w:hint="eastAsia"/>
+        </w:rPr>
+      </w:pPr>
+    </w:p>
+    <w:p>
+      <w:pPr>
+        <w:rPr>
+          <w:rFonts w:hint="eastAsia"/>
+        </w:rPr>
+      </w:pPr>
+    </w:p>
+    <w:p>
+      <w:pPr>
+        <w:rPr>
+          <w:rFonts w:hint="eastAsia"/>
+        </w:rPr>
+      </w:pPr>
+    </w:p>
+    <w:p>
+      <w:pPr>
+        <w:rPr>
+          <w:rFonts w:hint="eastAsia"/>
+        </w:rPr>
+      </w:pPr>
+    </w:p>
+    <w:p>
+      <w:pPr>
+        <w:rPr>
+          <w:rFonts w:hint="eastAsia"/>
+        </w:rPr>
+      </w:pPr>
+    </w:p>
+    <w:p>
+      <w:pPr>
+        <w:rPr>
+          <w:rFonts w:hint="eastAsia"/>
+        </w:rPr>
+      </w:pPr>
+    </w:p>
+    <w:p>
+      <w:pPr>
+        <w:pStyle w:val="Heading2"/>
+      </w:pPr>
+    </w:p>
+    <w:p>
+      <w:pPr>
+        <w:pStyle w:val="Heading2"/>
+      </w:pPr>
+    </w:p>
+    <w:p>
+      <w:pPr>
+        <w:rPr>
+          <w:rFonts w:hint="eastAsia"/>
+        </w:rPr>
+      </w:pPr>
+    </w:p>
+    <w:p>
+      <w:pPr>
+        <w:pStyle w:val="Heading2"/>
+      </w:pPr>
+      <w:r>
         <w:t>CHAPTER 3 - Related Theory</w:t>
       </w:r>
     </w:p>
     <w:p>
       <w:pPr>
-        <w:rPr>
-          <w:rFonts w:hint="eastAsia"/>
-        </w:rPr>
+        <w:pStyle w:val="Heading2"/>
       </w:pPr>
       <w:r>
         <w:t>3.1 IoT Systems</w:t>
@@ -922,6 +3537,14 @@
         </w:rPr>
       </w:pPr>
       <w:r>
+        <w:t>An IoT system typically consists of sensing devices, an edge or gateway layer, a communication layer, and an application layer. In the proposed project, the IR sensors and RTC represent the sensing layer, the ESP32-CAM acts as the edge node, Wi-Fi serves as the communication layer, and the server, database, and dashboard form the application layer. The main benefit of the IoT approach is that data are captured at the physical site while intelligence and storage are available remotely or on a campus server.</w:t>
+      </w:r>
+    </w:p>
+    <w:p>
+      <w:pPr>
+        <w:pStyle w:val="Heading2"/>
+      </w:pPr>
+      <w:r>
         <w:t>3.2 ESP32-CAM</w:t>
       </w:r>
     </w:p>
@@ -932,6 +3555,14 @@
         </w:rPr>
       </w:pPr>
       <w:r>
+        <w:t>The ESP32-CAM is a compact module based on the ESP32 microcontroller with integrated Wi-Fi and a camera interface, usually paired with an OV2640 image sensor. It is suitable for low-cost embedded imaging tasks because it can trigger image capture, compress the frame to JPEG, and transmit it over HTTP or MQTT. It also supports GPIO pins for sensors and actuators, although the number of freely available pins is limited because several pins are reserved by the camera.</w:t>
+      </w:r>
+    </w:p>
+    <w:p>
+      <w:pPr>
+        <w:pStyle w:val="Heading2"/>
+      </w:pPr>
+      <w:r>
         <w:t>3.3 YOLOv8 Object Detection</w:t>
       </w:r>
     </w:p>
@@ -942,6 +3573,14 @@
         </w:rPr>
       </w:pPr>
       <w:r>
+        <w:t>YOLOv8 is a modern single-stage deep learning detector that predicts object classes and bounding boxes in one forward pass. In this project, YOLOv8 is used at the server to detect the student body or face and optionally the ID-card region. The detector helps reject empty frames and supports localization of the card region for OCR. A compact variant such as YOLOv8n is appropriate for a student project because it is lighter to train and faster to deploy on a laptop or GPU-enabled PC.</w:t>
+      </w:r>
+    </w:p>
+    <w:p>
+      <w:pPr>
+        <w:pStyle w:val="Heading2"/>
+      </w:pPr>
+      <w:r>
         <w:t>3.4 Optical Character Recognition (OCR)</w:t>
       </w:r>
     </w:p>
@@ -952,6 +3591,14 @@
         </w:rPr>
       </w:pPr>
       <w:r>
+        <w:t>OCR converts an image of text into machine-readable characters. Tesseract OCR is an open-source OCR engine that works well for structured printed text when the input image is first preprocessed. In the proposed system, the server crops the detected card area, converts it to grayscale, enhances contrast, applies thresholding or denoising, and then sends the cleaned image to Tesseract. The output text is matched against known student IDs or names in the database.</w:t>
+      </w:r>
+    </w:p>
+    <w:p>
+      <w:pPr>
+        <w:pStyle w:val="Heading2"/>
+      </w:pPr>
+      <w:r>
         <w:t>3.5 Cloud Notification Systems</w:t>
       </w:r>
     </w:p>
@@ -962,707 +3609,11 @@
         </w:rPr>
       </w:pPr>
       <w:r>
-        <w:t>CHAPTER 4 - Feasibility Study</w:t>
-      </w:r>
-    </w:p>
-    <w:p>
-      <w:pPr>
-        <w:rPr>
-          <w:rFonts w:hint="eastAsia"/>
-        </w:rPr>
-      </w:pPr>
-      <w:r>
-        <w:t>4.1 Financial Feasibility</w:t>
-      </w:r>
-    </w:p>
-    <w:p>
-      <w:pPr>
-        <w:rPr>
-          <w:rFonts w:hint="eastAsia"/>
-        </w:rPr>
-      </w:pPr>
-      <w:r>
-        <w:t>4.2 Technical Feasibility</w:t>
-      </w:r>
-    </w:p>
-    <w:p>
-      <w:pPr>
-        <w:rPr>
-          <w:rFonts w:hint="eastAsia"/>
-        </w:rPr>
-      </w:pPr>
-      <w:r>
-        <w:t>CHAPTER 5 - Methodology</w:t>
-      </w:r>
-    </w:p>
-    <w:p>
-      <w:pPr>
-        <w:rPr>
-          <w:rFonts w:hint="eastAsia"/>
-        </w:rPr>
-      </w:pPr>
-      <w:r>
-        <w:t>5.1 System Block Diagram</w:t>
-      </w:r>
-    </w:p>
-    <w:p>
-      <w:pPr>
-        <w:rPr>
-          <w:rFonts w:hint="eastAsia"/>
-        </w:rPr>
-      </w:pPr>
+        <w:t xml:space="preserve">A notification subsystem bridges the surveillance event and the human operator. Once the database verification step is complete, the server generates one of two outcomes: an attendance event for a </w:t>
+      </w:r>
       <w:r>
         <w:lastRenderedPageBreak/>
-        <w:t>5.2 Algorithm</w:t>
-      </w:r>
-    </w:p>
-    <w:p>
-      <w:pPr>
-        <w:rPr>
-          <w:rFonts w:hint="eastAsia"/>
-        </w:rPr>
-      </w:pPr>
-      <w:r>
-        <w:t>5.3 Flowchart</w:t>
-      </w:r>
-    </w:p>
-    <w:p>
-      <w:pPr>
-        <w:rPr>
-          <w:rFonts w:hint="eastAsia"/>
-        </w:rPr>
-      </w:pPr>
-      <w:r>
-        <w:t>5.4 System Architecture</w:t>
-      </w:r>
-    </w:p>
-    <w:p>
-      <w:pPr>
-        <w:rPr>
-          <w:rFonts w:hint="eastAsia"/>
-        </w:rPr>
-      </w:pPr>
-      <w:r>
-        <w:t>CHAPTER 6 - Expected Results</w:t>
-      </w:r>
-    </w:p>
-    <w:p>
-      <w:pPr>
-        <w:rPr>
-          <w:rFonts w:hint="eastAsia"/>
-        </w:rPr>
-      </w:pPr>
-      <w:r>
-        <w:t>CHAPTER 7 - References</w:t>
-      </w:r>
-    </w:p>
-    <w:p>
-      <w:pPr>
-        <w:rPr>
-          <w:rFonts w:hint="eastAsia"/>
-        </w:rPr>
-      </w:pPr>
-      <w:r>
-        <w:t>Appendix A - Hardware Pin Mapping</w:t>
-      </w:r>
-    </w:p>
-    <w:p>
-      <w:pPr>
-        <w:rPr>
-          <w:rFonts w:hint="eastAsia"/>
-        </w:rPr>
-      </w:pPr>
-      <w:r>
-        <w:t>Appendix B - Example Codes</w:t>
-      </w:r>
-    </w:p>
-    <w:p>
-      <w:pPr>
-        <w:rPr>
-          <w:rFonts w:hint="eastAsia"/>
-        </w:rPr>
-      </w:pPr>
-      <w:r>
-        <w:br w:type="page"/>
-      </w:r>
-    </w:p>
-    <w:p>
-      <w:pPr>
-        <w:pStyle w:val="Heading1"/>
-      </w:pPr>
-      <w:r>
-        <w:lastRenderedPageBreak/>
-        <w:t>CHAPTER 1 - Introduction</w:t>
-      </w:r>
-    </w:p>
-    <w:p>
-      <w:pPr>
-        <w:pStyle w:val="Heading2"/>
-      </w:pPr>
-      <w:r>
-        <w:t>1.1 Background</w:t>
-      </w:r>
-    </w:p>
-    <w:p>
-      <w:pPr>
-        <w:rPr>
-          <w:rFonts w:hint="eastAsia"/>
-        </w:rPr>
-      </w:pPr>
-      <w:r>
-        <w:t>Educational institutions increasingly require automated monitoring systems that are accurate, contactless, and auditable. Conventional attendance methods such as paper registers, manual security logs, or standalone biometric devices either consume staff time or provide limited contextual information. A smart entrance monitoring system that captures both direction of movement and student identity can improve security while reducing manual work.</w:t>
-      </w:r>
-    </w:p>
-    <w:p>
-      <w:pPr>
-        <w:rPr>
-          <w:rFonts w:hint="eastAsia"/>
-        </w:rPr>
-      </w:pPr>
-      <w:r>
-        <w:t>The rapid growth of embedded IoT hardware and lightweight vision systems now allows low-cost platforms such as the ESP32-CAM to act as event-triggered edge devices. Rather than executing all AI computation locally, the edge node can capture data and forward it to a more capable server where modern algorithms such as YOLOv8 and Tesseract OCR process images in near real time. This hybrid architecture is especially suitable for university minor projects because it balances affordability, implementability, and technical depth.</w:t>
-      </w:r>
-    </w:p>
-    <w:p>
-      <w:pPr>
-        <w:pStyle w:val="Heading2"/>
-      </w:pPr>
-      <w:r>
-        <w:t>1.2 Problem Statement</w:t>
-      </w:r>
-    </w:p>
-    <w:p>
-      <w:pPr>
-        <w:rPr>
-          <w:rFonts w:hint="eastAsia"/>
-        </w:rPr>
-      </w:pPr>
-      <w:r>
-        <w:t>At college entry points, security personnel often need to determine who entered, when they entered, whether they exited, and whether the individual is authorized. Manual observation is error-prone and difficult to maintain continuously. Existing low-cost camera systems record video but do not automatically understand the event, verify student identity, or update attendance records. There is therefore a need for a low-cost surveillance and attendance platform that can automatically detect entry and exit direction, capture the student and ID card image, verify the identity against a database, log the event, and notify authorized personnel when an unknown person is detected.</w:t>
-      </w:r>
-    </w:p>
-    <w:p>
-      <w:pPr>
-        <w:pStyle w:val="Heading2"/>
-      </w:pPr>
-      <w:r>
-        <w:t>1.3 Objectives</w:t>
-      </w:r>
-    </w:p>
-    <w:p>
-      <w:pPr>
-        <w:rPr>
-          <w:rFonts w:hint="eastAsia"/>
-        </w:rPr>
-      </w:pPr>
-      <w:r>
-        <w:t>• To design a low-cost IoT-enabled surveillance system using ESP32-CAM, IR sensors, RTC, OLED, buzzer, and relay control.</w:t>
-      </w:r>
-    </w:p>
-    <w:p>
-      <w:pPr>
-        <w:rPr>
-          <w:rFonts w:hint="eastAsia"/>
-        </w:rPr>
-      </w:pPr>
-      <w:r>
-        <w:t>• To detect entry or exit direction by analyzing the trigger sequence of two IR sensors placed at the doorway.</w:t>
-      </w:r>
-    </w:p>
-    <w:p>
-      <w:pPr>
-        <w:rPr>
-          <w:rFonts w:hint="eastAsia"/>
-        </w:rPr>
-      </w:pPr>
-      <w:r>
-        <w:t>• To capture event images and transmit them to a server using Wi-Fi.</w:t>
-      </w:r>
-    </w:p>
-    <w:p>
-      <w:pPr>
-        <w:rPr>
-          <w:rFonts w:hint="eastAsia"/>
-        </w:rPr>
-      </w:pPr>
-      <w:r>
-        <w:t>• To use YOLOv8 to detect the person, face, and ID-card region from captured images.</w:t>
-      </w:r>
-    </w:p>
-    <w:p>
-      <w:pPr>
-        <w:rPr>
-          <w:rFonts w:hint="eastAsia"/>
-        </w:rPr>
-      </w:pPr>
-      <w:r>
-        <w:t>• To use Tesseract OCR to extract the student name or ID number from the visible card.</w:t>
-      </w:r>
-    </w:p>
-    <w:p>
-      <w:pPr>
-        <w:rPr>
-          <w:rFonts w:hint="eastAsia"/>
-        </w:rPr>
-      </w:pPr>
-      <w:r>
-        <w:t>• To verify extracted identity data against a student database and automatically record attendance.</w:t>
-      </w:r>
-    </w:p>
-    <w:p>
-      <w:pPr>
-        <w:rPr>
-          <w:rFonts w:hint="eastAsia"/>
-        </w:rPr>
-      </w:pPr>
-      <w:r>
-        <w:t>• To alert administrators or security staff when an unknown person is detected.</w:t>
-      </w:r>
-    </w:p>
-    <w:p>
-      <w:pPr>
-        <w:rPr>
-          <w:rFonts w:hint="eastAsia"/>
-        </w:rPr>
-      </w:pPr>
-      <w:r>
-        <w:t>• To provide a realistic academic design that can be implemented by engineering students within a minor project budget.</w:t>
-      </w:r>
-    </w:p>
-    <w:p>
-      <w:pPr>
-        <w:pStyle w:val="Heading2"/>
-      </w:pPr>
-      <w:r>
-        <w:lastRenderedPageBreak/>
-        <w:t>1.4 Scope</w:t>
-      </w:r>
-    </w:p>
-    <w:p>
-      <w:pPr>
-        <w:rPr>
-          <w:rFonts w:hint="eastAsia"/>
-        </w:rPr>
-      </w:pPr>
-      <w:r>
-        <w:t>The proposed system is intended for a single entrance gate or door in a college building. It is designed to monitor movement one person at a time under moderate lighting conditions. The project scope includes local sensing, event-driven image capture, server-side AI inference, database verification, logging, and notifications. Full-scale deployment across multiple buildings, large cloud orchestration, or highly reliable legal-grade identity verification is outside the initial scope.</w:t>
-      </w:r>
-    </w:p>
-    <w:p>
-      <w:pPr>
-        <w:pStyle w:val="Heading2"/>
-      </w:pPr>
-      <w:r>
-        <w:t>1.5 Applications</w:t>
-      </w:r>
-    </w:p>
-    <w:p>
-      <w:pPr>
-        <w:rPr>
-          <w:rFonts w:hint="eastAsia"/>
-        </w:rPr>
-      </w:pPr>
-      <w:r>
-        <w:t>• College building entry and exit attendance monitoring</w:t>
-      </w:r>
-    </w:p>
-    <w:p>
-      <w:pPr>
-        <w:rPr>
-          <w:rFonts w:hint="eastAsia"/>
-        </w:rPr>
-      </w:pPr>
-      <w:r>
-        <w:t>• Laboratory or library access logging</w:t>
-      </w:r>
-    </w:p>
-    <w:p>
-      <w:pPr>
-        <w:rPr>
-          <w:rFonts w:hint="eastAsia"/>
-        </w:rPr>
-      </w:pPr>
-      <w:r>
-        <w:t>• Restricted-room monitoring for staff-only or student-only areas</w:t>
-      </w:r>
-    </w:p>
-    <w:p>
-      <w:pPr>
-        <w:rPr>
-          <w:rFonts w:hint="eastAsia"/>
-        </w:rPr>
-      </w:pPr>
-      <w:r>
-        <w:t>• Visitor alerting and security assistance</w:t>
-      </w:r>
-    </w:p>
-    <w:p>
-      <w:pPr>
-        <w:rPr>
-          <w:rFonts w:hint="eastAsia"/>
-        </w:rPr>
-      </w:pPr>
-      <w:r>
-        <w:t>• Prototype platform for smart campus automation</w:t>
-      </w:r>
-    </w:p>
-    <w:p>
-      <w:pPr>
-        <w:rPr>
-          <w:rFonts w:hint="eastAsia"/>
-        </w:rPr>
-      </w:pPr>
-    </w:p>
-    <w:p>
-      <w:pPr>
-        <w:rPr>
-          <w:rFonts w:hint="eastAsia"/>
-        </w:rPr>
-      </w:pPr>
-    </w:p>
-    <w:p>
-      <w:pPr>
-        <w:rPr>
-          <w:rFonts w:hint="eastAsia"/>
-        </w:rPr>
-      </w:pPr>
-    </w:p>
-    <w:p>
-      <w:pPr>
-        <w:rPr>
-          <w:rFonts w:hint="eastAsia"/>
-        </w:rPr>
-      </w:pPr>
-    </w:p>
-    <w:p>
-      <w:pPr>
-        <w:rPr>
-          <w:rFonts w:hint="eastAsia"/>
-        </w:rPr>
-      </w:pPr>
-    </w:p>
-    <w:p>
-      <w:pPr>
-        <w:rPr>
-          <w:rFonts w:hint="eastAsia"/>
-        </w:rPr>
-      </w:pPr>
-    </w:p>
-    <w:p>
-      <w:pPr>
-        <w:rPr>
-          <w:rFonts w:hint="eastAsia"/>
-        </w:rPr>
-      </w:pPr>
-    </w:p>
-    <w:p>
-      <w:pPr>
-        <w:rPr>
-          <w:rFonts w:hint="eastAsia"/>
-        </w:rPr>
-      </w:pPr>
-    </w:p>
-    <w:p>
-      <w:pPr>
-        <w:rPr>
-          <w:rFonts w:hint="eastAsia"/>
-        </w:rPr>
-      </w:pPr>
-    </w:p>
-    <w:p>
-      <w:pPr>
-        <w:rPr>
-          <w:rFonts w:hint="eastAsia"/>
-        </w:rPr>
-      </w:pPr>
-    </w:p>
-    <w:p>
-      <w:pPr>
-        <w:rPr>
-          <w:rFonts w:hint="eastAsia"/>
-        </w:rPr>
-      </w:pPr>
-    </w:p>
-    <w:p>
-      <w:pPr>
-        <w:rPr>
-          <w:rFonts w:hint="eastAsia"/>
-        </w:rPr>
-      </w:pPr>
-    </w:p>
-    <w:p>
-      <w:pPr>
-        <w:rPr>
-          <w:rFonts w:hint="eastAsia"/>
-        </w:rPr>
-      </w:pPr>
-    </w:p>
-    <w:p>
-      <w:pPr>
-        <w:rPr>
-          <w:rFonts w:hint="eastAsia"/>
-        </w:rPr>
-      </w:pPr>
-    </w:p>
-    <w:p>
-      <w:pPr>
-        <w:rPr>
-          <w:rFonts w:hint="eastAsia"/>
-        </w:rPr>
-      </w:pPr>
-    </w:p>
-    <w:p>
-      <w:pPr>
-        <w:rPr>
-          <w:rFonts w:hint="eastAsia"/>
-        </w:rPr>
-      </w:pPr>
-    </w:p>
-    <w:p>
-      <w:pPr>
-        <w:rPr>
-          <w:rFonts w:hint="eastAsia"/>
-        </w:rPr>
-      </w:pPr>
-    </w:p>
-    <w:p>
-      <w:pPr>
-        <w:pStyle w:val="Heading1"/>
-      </w:pPr>
-      <w:r>
-        <w:lastRenderedPageBreak/>
-        <w:t>CHAPTER 2 - Literature Review</w:t>
-      </w:r>
-    </w:p>
-    <w:p>
-      <w:pPr>
-        <w:rPr>
-          <w:rFonts w:hint="eastAsia"/>
-        </w:rPr>
-      </w:pPr>
-      <w:r>
-        <w:t>Recent embedded surveillance systems commonly use a layered design in which an inexpensive edge node handles sensing and triggering while a more capable server performs deep learning inference. ESP32-CAM based academic prototypes are popular because the device combines a microcontroller, camera interface, and Wi-Fi connectivity on a single compact platform. However, the onboard processor is not suitable for running larger object detection models such as YOLOv8 at acceptable accuracy and speed, so server-side inference is preferred.</w:t>
-      </w:r>
-    </w:p>
-    <w:p>
-      <w:pPr>
-        <w:rPr>
-          <w:rFonts w:hint="eastAsia"/>
-        </w:rPr>
-      </w:pPr>
-      <w:r>
-        <w:t xml:space="preserve">Object detection is now widely used to identify people, faces, cards, helmets, and safety objects in surveillance scenes. YOLO-family detectors are favored in applied engineering projects due to their single-stage architecture and good trade-off between speed and detection accuracy. For identity extraction from printed cards, OCR remains attractive because it avoids the complexity and privacy concerns of </w:t>
-      </w:r>
-      <w:proofErr w:type="gramStart"/>
-      <w:r>
-        <w:t>full face</w:t>
-      </w:r>
-      <w:proofErr w:type="gramEnd"/>
-      <w:r>
-        <w:t xml:space="preserve"> recognition, while still enabling automatic attendance when the card is clearly visible.</w:t>
-      </w:r>
-    </w:p>
-    <w:p>
-      <w:pPr>
-        <w:rPr>
-          <w:rFonts w:hint="eastAsia"/>
-        </w:rPr>
-      </w:pPr>
-      <w:r>
-        <w:t>In smart campus and access-control studies, cloud-connected notification systems play a central role because detection alone is insufficient unless the event can be logged and presented to security or administration staff. Database-backed event logging provides traceability, while mobile or dashboard alerts support quick response to unknown-person events. The present design adopts these established ideas but keeps the architecture simple enough for a minor project and affordable enough for student implementation</w:t>
-      </w:r>
-    </w:p>
-    <w:p>
-      <w:pPr>
-        <w:rPr>
-          <w:rFonts w:hint="eastAsia"/>
-        </w:rPr>
-      </w:pPr>
-    </w:p>
-    <w:p>
-      <w:pPr>
-        <w:rPr>
-          <w:rFonts w:hint="eastAsia"/>
-        </w:rPr>
-      </w:pPr>
-    </w:p>
-    <w:p>
-      <w:pPr>
-        <w:rPr>
-          <w:rFonts w:hint="eastAsia"/>
-        </w:rPr>
-      </w:pPr>
-    </w:p>
-    <w:p>
-      <w:pPr>
-        <w:rPr>
-          <w:rFonts w:hint="eastAsia"/>
-        </w:rPr>
-      </w:pPr>
-    </w:p>
-    <w:p>
-      <w:pPr>
-        <w:rPr>
-          <w:rFonts w:hint="eastAsia"/>
-        </w:rPr>
-      </w:pPr>
-    </w:p>
-    <w:p>
-      <w:pPr>
-        <w:rPr>
-          <w:rFonts w:hint="eastAsia"/>
-        </w:rPr>
-      </w:pPr>
-    </w:p>
-    <w:p>
-      <w:pPr>
-        <w:rPr>
-          <w:rFonts w:hint="eastAsia"/>
-        </w:rPr>
-      </w:pPr>
-    </w:p>
-    <w:p>
-      <w:pPr>
-        <w:rPr>
-          <w:rFonts w:hint="eastAsia"/>
-        </w:rPr>
-      </w:pPr>
-    </w:p>
-    <w:p>
-      <w:pPr>
-        <w:rPr>
-          <w:rFonts w:hint="eastAsia"/>
-        </w:rPr>
-      </w:pPr>
-    </w:p>
-    <w:p>
-      <w:pPr>
-        <w:rPr>
-          <w:rFonts w:hint="eastAsia"/>
-        </w:rPr>
-      </w:pPr>
-    </w:p>
-    <w:p>
-      <w:pPr>
-        <w:rPr>
-          <w:rFonts w:hint="eastAsia"/>
-        </w:rPr>
-      </w:pPr>
-    </w:p>
-    <w:p>
-      <w:pPr>
-        <w:pStyle w:val="Heading2"/>
-      </w:pPr>
-    </w:p>
-    <w:p>
-      <w:pPr>
-        <w:pStyle w:val="Heading2"/>
-      </w:pPr>
-    </w:p>
-    <w:p>
-      <w:pPr>
-        <w:rPr>
-          <w:rFonts w:hint="eastAsia"/>
-        </w:rPr>
-      </w:pPr>
-    </w:p>
-    <w:p>
-      <w:pPr>
-        <w:pStyle w:val="Heading2"/>
-      </w:pPr>
-      <w:r>
-        <w:lastRenderedPageBreak/>
-        <w:t>CHAPTER 3 - Related Theory</w:t>
-      </w:r>
-    </w:p>
-    <w:p>
-      <w:pPr>
-        <w:pStyle w:val="Heading2"/>
-      </w:pPr>
-      <w:r>
-        <w:t>3.1 IoT Systems</w:t>
-      </w:r>
-    </w:p>
-    <w:p>
-      <w:pPr>
-        <w:rPr>
-          <w:rFonts w:hint="eastAsia"/>
-        </w:rPr>
-      </w:pPr>
-      <w:r>
-        <w:t>An IoT system typically consists of sensing devices, an edge or gateway layer, a communication layer, and an application layer. In the proposed project, the IR sensors and RTC represent the sensing layer, the ESP32-CAM acts as the edge node, Wi-Fi serves as the communication layer, and the server, database, and dashboard form the application layer. The main benefit of the IoT approach is that data are captured at the physical site while intelligence and storage are available remotely or on a campus server.</w:t>
-      </w:r>
-    </w:p>
-    <w:p>
-      <w:pPr>
-        <w:pStyle w:val="Heading2"/>
-      </w:pPr>
-      <w:r>
-        <w:t>3.2 ESP32-CAM</w:t>
-      </w:r>
-    </w:p>
-    <w:p>
-      <w:pPr>
-        <w:rPr>
-          <w:rFonts w:hint="eastAsia"/>
-        </w:rPr>
-      </w:pPr>
-      <w:r>
-        <w:t>The ESP32-CAM is a compact module based on the ESP32 microcontroller with integrated Wi-Fi and a camera interface, usually paired with an OV2640 image sensor. It is suitable for low-cost embedded imaging tasks because it can trigger image capture, compress the frame to JPEG, and transmit it over HTTP or MQTT. It also supports GPIO pins for sensors and actuators, although the number of freely available pins is limited because several pins are reserved by the camera.</w:t>
-      </w:r>
-    </w:p>
-    <w:p>
-      <w:pPr>
-        <w:pStyle w:val="Heading2"/>
-      </w:pPr>
-      <w:r>
-        <w:t>3.3 YOLOv8 Object Detection</w:t>
-      </w:r>
-    </w:p>
-    <w:p>
-      <w:pPr>
-        <w:rPr>
-          <w:rFonts w:hint="eastAsia"/>
-        </w:rPr>
-      </w:pPr>
-      <w:r>
-        <w:t>YOLOv8 is a modern single-stage deep learning detector that predicts object classes and bounding boxes in one forward pass. In this project, YOLOv8 is used at the server to detect the student body or face and optionally the ID-card region. The detector helps reject empty frames and supports localization of the card region for OCR. A compact variant such as YOLOv8n is appropriate for a student project because it is lighter to train and faster to deploy on a laptop or GPU-enabled PC.</w:t>
-      </w:r>
-    </w:p>
-    <w:p>
-      <w:pPr>
-        <w:pStyle w:val="Heading2"/>
-      </w:pPr>
-      <w:r>
-        <w:t>3.4 Optical Character Recognition (OCR)</w:t>
-      </w:r>
-    </w:p>
-    <w:p>
-      <w:pPr>
-        <w:rPr>
-          <w:rFonts w:hint="eastAsia"/>
-        </w:rPr>
-      </w:pPr>
-      <w:r>
-        <w:t>OCR converts an image of text into machine-readable characters. Tesseract OCR is an open-source OCR engine that works well for structured printed text when the input image is first preprocessed. In the proposed system, the server crops the detected card area, converts it to grayscale, enhances contrast, applies thresholding or denoising, and then sends the cleaned image to Tesseract. The output text is matched against known student IDs or names in the database.</w:t>
-      </w:r>
-    </w:p>
-    <w:p>
-      <w:pPr>
-        <w:pStyle w:val="Heading2"/>
-      </w:pPr>
-      <w:r>
-        <w:t>3.5 Cloud Notification Systems</w:t>
-      </w:r>
-    </w:p>
-    <w:p>
-      <w:pPr>
-        <w:rPr>
-          <w:rFonts w:hint="eastAsia"/>
-        </w:rPr>
-      </w:pPr>
-      <w:r>
-        <w:t>A notification subsystem bridges the surveillance event and the human operator. Once the database verification step is complete, the server generates one of two outcomes: an attendance event for a matched student, or an alert event for an unknown person. Notifications can be delivered through email, Telegram bot, web dashboard, SMS gateway, or push notification service. For a minor project, Telegram or email is usually the most practical choice because it is simple to integrate and has no dedicated hardware cost.</w:t>
+        <w:t>matched student, or an alert event for an unknown person. Notifications can be delivered through email, Telegram bot, web dashboard, SMS gateway, or push notification service. For a minor project, Telegram or email is usually the most practical choice because it is simple to integrate and has no dedicated hardware cost.</w:t>
       </w:r>
     </w:p>
     <w:p>
@@ -2520,6 +4471,7 @@
               </w:rPr>
             </w:pPr>
             <w:r>
+              <w:lastRenderedPageBreak/>
               <w:t>Jumper wires, breadboard, misc.</w:t>
             </w:r>
           </w:p>
@@ -2873,7 +4825,6 @@
         <w:pStyle w:val="Heading1"/>
       </w:pPr>
       <w:r>
-        <w:lastRenderedPageBreak/>
         <w:t>CHAPTER 5 - Methodology</w:t>
       </w:r>
     </w:p>
@@ -3263,7 +5214,6 @@
         <w:pStyle w:val="Heading2"/>
       </w:pPr>
       <w:r>
-        <w:lastRenderedPageBreak/>
         <w:t>5.3 Flowchart</w:t>
       </w:r>
     </w:p>
@@ -3469,7 +5419,6 @@
         <w:pStyle w:val="Heading2"/>
       </w:pPr>
       <w:r>
-        <w:lastRenderedPageBreak/>
         <w:t>5.4 AI Processing Pipeline</w:t>
       </w:r>
     </w:p>
@@ -3673,7 +5622,7 @@
                     <pic:cNvPicPr/>
                   </pic:nvPicPr>
                   <pic:blipFill>
-                    <a:blip r:embed="rId8"/>
+                    <a:blip r:embed="rId9"/>
                     <a:stretch>
                       <a:fillRect/>
                     </a:stretch>
@@ -3739,7 +5688,7 @@
                     <pic:cNvPicPr/>
                   </pic:nvPicPr>
                   <pic:blipFill>
-                    <a:blip r:embed="rId9"/>
+                    <a:blip r:embed="rId10"/>
                     <a:stretch>
                       <a:fillRect/>
                     </a:stretch>
@@ -3776,18 +5725,21 @@
         <w:pStyle w:val="Heading2"/>
       </w:pPr>
       <w:r>
+        <w:t>5.7 System Architecture Description</w:t>
+      </w:r>
+    </w:p>
+    <w:p>
+      <w:pPr>
+        <w:rPr>
+          <w:rFonts w:hint="eastAsia"/>
+        </w:rPr>
+      </w:pPr>
+      <w:r>
+        <w:t xml:space="preserve">The overall architecture is divided into three logical layers. The edge device layer consists of the ESP32-CAM, IR sensors, RTC, OLED, buzzer, and relay. The AI processing layer consists of a Python server running image preprocessing, YOLOv8 inference, OCR, and event classification. The cloud or </w:t>
+      </w:r>
+      <w:r>
         <w:lastRenderedPageBreak/>
-        <w:t>5.7 System Architecture Description</w:t>
-      </w:r>
-    </w:p>
-    <w:p>
-      <w:pPr>
-        <w:rPr>
-          <w:rFonts w:hint="eastAsia"/>
-        </w:rPr>
-      </w:pPr>
-      <w:r>
-        <w:t>The overall architecture is divided into three logical layers. The edge device layer consists of the ESP32-CAM, IR sensors, RTC, OLED, buzzer, and relay. The AI processing layer consists of a Python server running image preprocessing, YOLOv8 inference, OCR, and event classification. The cloud or application layer consists of the student database, event log, notification engine, and dashboard. This partitioning keeps hardware cost low while still enabling advanced AI.</w:t>
+        <w:t>application layer consists of the student database, event log, notification engine, and dashboard. This partitioning keeps hardware cost low while still enabling advanced AI.</w:t>
       </w:r>
     </w:p>
     <w:p>
@@ -3981,8 +5933,66 @@
         </w:rPr>
       </w:pPr>
       <w:r>
+        <w:t>5. Send the packet to the server endpoint and wait for acknowledgment.</w:t>
+      </w:r>
+    </w:p>
+    <w:p>
+      <w:pPr>
+        <w:pStyle w:val="Heading3"/>
+      </w:pPr>
+      <w:r>
+        <w:t>Person detection using YOLOv8</w:t>
+      </w:r>
+    </w:p>
+    <w:p>
+      <w:pPr>
+        <w:rPr>
+          <w:rFonts w:hint="eastAsia"/>
+        </w:rPr>
+      </w:pPr>
+      <w:r>
+        <w:t>1. Receive image at server.</w:t>
+      </w:r>
+    </w:p>
+    <w:p>
+      <w:pPr>
+        <w:rPr>
+          <w:rFonts w:hint="eastAsia"/>
+        </w:rPr>
+      </w:pPr>
+      <w:r>
+        <w:t>2. Resize image to detector input size and normalize pixel values.</w:t>
+      </w:r>
+    </w:p>
+    <w:p>
+      <w:pPr>
+        <w:rPr>
+          <w:rFonts w:hint="eastAsia"/>
+        </w:rPr>
+      </w:pPr>
+      <w:r>
+        <w:t>3. Run YOLOv8 inference to detect person, face, and optionally card.</w:t>
+      </w:r>
+    </w:p>
+    <w:p>
+      <w:pPr>
+        <w:rPr>
+          <w:rFonts w:hint="eastAsia"/>
+        </w:rPr>
+      </w:pPr>
+      <w:r>
+        <w:t>4. Reject image if no person is detected.</w:t>
+      </w:r>
+    </w:p>
+    <w:p>
+      <w:pPr>
+        <w:rPr>
+          <w:rFonts w:hint="eastAsia"/>
+        </w:rPr>
+      </w:pPr>
+      <w:r>
         <w:lastRenderedPageBreak/>
-        <w:t>5. Send the packet to the server endpoint and wait for acknowledgment.</w:t>
+        <w:t>5. Pass face/card regions to the next stage for OCR preprocessing.</w:t>
       </w:r>
     </w:p>
     <w:p>
@@ -3990,57 +6000,57 @@
         <w:pStyle w:val="Heading3"/>
       </w:pPr>
       <w:r>
-        <w:t>Person detection using YOLOv8</w:t>
-      </w:r>
-    </w:p>
-    <w:p>
-      <w:pPr>
-        <w:rPr>
-          <w:rFonts w:hint="eastAsia"/>
-        </w:rPr>
-      </w:pPr>
-      <w:r>
-        <w:t>1. Receive image at server.</w:t>
-      </w:r>
-    </w:p>
-    <w:p>
-      <w:pPr>
-        <w:rPr>
-          <w:rFonts w:hint="eastAsia"/>
-        </w:rPr>
-      </w:pPr>
-      <w:r>
-        <w:t>2. Resize image to detector input size and normalize pixel values.</w:t>
-      </w:r>
-    </w:p>
-    <w:p>
-      <w:pPr>
-        <w:rPr>
-          <w:rFonts w:hint="eastAsia"/>
-        </w:rPr>
-      </w:pPr>
-      <w:r>
-        <w:t>3. Run YOLOv8 inference to detect person, face, and optionally card.</w:t>
-      </w:r>
-    </w:p>
-    <w:p>
-      <w:pPr>
-        <w:rPr>
-          <w:rFonts w:hint="eastAsia"/>
-        </w:rPr>
-      </w:pPr>
-      <w:r>
-        <w:t>4. Reject image if no person is detected.</w:t>
-      </w:r>
-    </w:p>
-    <w:p>
-      <w:pPr>
-        <w:rPr>
-          <w:rFonts w:hint="eastAsia"/>
-        </w:rPr>
-      </w:pPr>
-      <w:r>
-        <w:t>5. Pass face/card regions to the next stage for OCR preprocessing.</w:t>
+        <w:t>ID card text extraction using Tesseract OCR</w:t>
+      </w:r>
+    </w:p>
+    <w:p>
+      <w:pPr>
+        <w:rPr>
+          <w:rFonts w:hint="eastAsia"/>
+        </w:rPr>
+      </w:pPr>
+      <w:r>
+        <w:t>1. Crop probable ID-card region.</w:t>
+      </w:r>
+    </w:p>
+    <w:p>
+      <w:pPr>
+        <w:rPr>
+          <w:rFonts w:hint="eastAsia"/>
+        </w:rPr>
+      </w:pPr>
+      <w:r>
+        <w:t>2. Convert to grayscale and apply contrast enhancement.</w:t>
+      </w:r>
+    </w:p>
+    <w:p>
+      <w:pPr>
+        <w:rPr>
+          <w:rFonts w:hint="eastAsia"/>
+        </w:rPr>
+      </w:pPr>
+      <w:r>
+        <w:t>3. Use thresholding, denoising, and perspective correction where needed.</w:t>
+      </w:r>
+    </w:p>
+    <w:p>
+      <w:pPr>
+        <w:rPr>
+          <w:rFonts w:hint="eastAsia"/>
+        </w:rPr>
+      </w:pPr>
+      <w:r>
+        <w:t>4. Run Tesseract OCR with suitable page segmentation mode.</w:t>
+      </w:r>
+    </w:p>
+    <w:p>
+      <w:pPr>
+        <w:rPr>
+          <w:rFonts w:hint="eastAsia"/>
+        </w:rPr>
+      </w:pPr>
+      <w:r>
+        <w:t>5. Post-process text using regex patterns and string cleaning to isolate student ID or name.</w:t>
       </w:r>
     </w:p>
     <w:p>
@@ -4048,57 +6058,47 @@
         <w:pStyle w:val="Heading3"/>
       </w:pPr>
       <w:r>
-        <w:t>ID card text extraction using Tesseract OCR</w:t>
-      </w:r>
-    </w:p>
-    <w:p>
-      <w:pPr>
-        <w:rPr>
-          <w:rFonts w:hint="eastAsia"/>
-        </w:rPr>
-      </w:pPr>
-      <w:r>
-        <w:t>1. Crop probable ID-card region.</w:t>
-      </w:r>
-    </w:p>
-    <w:p>
-      <w:pPr>
-        <w:rPr>
-          <w:rFonts w:hint="eastAsia"/>
-        </w:rPr>
-      </w:pPr>
-      <w:r>
-        <w:t>2. Convert to grayscale and apply contrast enhancement.</w:t>
-      </w:r>
-    </w:p>
-    <w:p>
-      <w:pPr>
-        <w:rPr>
-          <w:rFonts w:hint="eastAsia"/>
-        </w:rPr>
-      </w:pPr>
-      <w:r>
-        <w:t>3. Use thresholding, denoising, and perspective correction where needed.</w:t>
-      </w:r>
-    </w:p>
-    <w:p>
-      <w:pPr>
-        <w:rPr>
-          <w:rFonts w:hint="eastAsia"/>
-        </w:rPr>
-      </w:pPr>
-      <w:r>
-        <w:t>4. Run Tesseract OCR with suitable page segmentation mode.</w:t>
-      </w:r>
-    </w:p>
-    <w:p>
-      <w:pPr>
-        <w:rPr>
-          <w:rFonts w:hint="eastAsia"/>
-        </w:rPr>
-      </w:pPr>
-      <w:r>
-        <w:t>5. Post-process text using regex patterns and string cleaning to isolate student ID or name.</w:t>
+        <w:t>Database verification</w:t>
+      </w:r>
+    </w:p>
+    <w:p>
+      <w:pPr>
+        <w:rPr>
+          <w:rFonts w:hint="eastAsia"/>
+        </w:rPr>
+      </w:pPr>
+      <w:r>
+        <w:t>1. Search exact or fuzzy match of extracted ID in the student table.</w:t>
+      </w:r>
+    </w:p>
+    <w:p>
+      <w:pPr>
+        <w:rPr>
+          <w:rFonts w:hint="eastAsia"/>
+        </w:rPr>
+      </w:pPr>
+      <w:r>
+        <w:t>2. If a valid record exists, classify as Authorized Student.</w:t>
+      </w:r>
+    </w:p>
+    <w:p>
+      <w:pPr>
+        <w:rPr>
+          <w:rFonts w:hint="eastAsia"/>
+        </w:rPr>
+      </w:pPr>
+      <w:r>
+        <w:t>3. If no valid record exists, classify as Unknown Person.</w:t>
+      </w:r>
+    </w:p>
+    <w:p>
+      <w:pPr>
+        <w:rPr>
+          <w:rFonts w:hint="eastAsia"/>
+        </w:rPr>
+      </w:pPr>
+      <w:r>
+        <w:t>4. Create an attendance/event record containing timestamp, direction, extracted text, and image path.</w:t>
       </w:r>
     </w:p>
     <w:p>
@@ -4106,47 +6106,154 @@
         <w:pStyle w:val="Heading3"/>
       </w:pPr>
       <w:r>
-        <w:t>Database verification</w:t>
-      </w:r>
-    </w:p>
-    <w:p>
-      <w:pPr>
-        <w:rPr>
-          <w:rFonts w:hint="eastAsia"/>
-        </w:rPr>
-      </w:pPr>
-      <w:r>
-        <w:t>1. Search exact or fuzzy match of extracted ID in the student table.</w:t>
-      </w:r>
-    </w:p>
-    <w:p>
-      <w:pPr>
-        <w:rPr>
-          <w:rFonts w:hint="eastAsia"/>
-        </w:rPr>
-      </w:pPr>
-      <w:r>
-        <w:t>2. If a valid record exists, classify as Authorized Student.</w:t>
-      </w:r>
-    </w:p>
-    <w:p>
-      <w:pPr>
-        <w:rPr>
-          <w:rFonts w:hint="eastAsia"/>
-        </w:rPr>
-      </w:pPr>
-      <w:r>
-        <w:t>3. If no valid record exists, classify as Unknown Person.</w:t>
-      </w:r>
-    </w:p>
-    <w:p>
-      <w:pPr>
-        <w:rPr>
-          <w:rFonts w:hint="eastAsia"/>
-        </w:rPr>
-      </w:pPr>
-      <w:r>
-        <w:t>4. Create an attendance/event record containing timestamp, direction, extracted text, and image path.</w:t>
+        <w:t>Notification system</w:t>
+      </w:r>
+    </w:p>
+    <w:p>
+      <w:pPr>
+        <w:rPr>
+          <w:rFonts w:hint="eastAsia"/>
+        </w:rPr>
+      </w:pPr>
+      <w:r>
+        <w:t>1. If Authorized Student, optionally send a normal attendance notification or only log silently.</w:t>
+      </w:r>
+    </w:p>
+    <w:p>
+      <w:pPr>
+        <w:rPr>
+          <w:rFonts w:hint="eastAsia"/>
+        </w:rPr>
+      </w:pPr>
+      <w:r>
+        <w:t>2. If Unknown Person, send alert message with image to security/admin.</w:t>
+      </w:r>
+    </w:p>
+    <w:p>
+      <w:pPr>
+        <w:rPr>
+          <w:rFonts w:hint="eastAsia"/>
+        </w:rPr>
+      </w:pPr>
+      <w:r>
+        <w:t>3. Update dashboard, buzzer state, and optional relay action according to event type.</w:t>
+      </w:r>
+    </w:p>
+    <w:p>
+      <w:pPr>
+        <w:rPr>
+          <w:rFonts w:hint="eastAsia"/>
+        </w:rPr>
+      </w:pPr>
+      <w:r>
+        <w:t>4. Archive event data for audit and future analysis.</w:t>
+      </w:r>
+    </w:p>
+    <w:p>
+      <w:pPr>
+        <w:pStyle w:val="Heading2"/>
+      </w:pPr>
+    </w:p>
+    <w:p>
+      <w:pPr>
+        <w:pStyle w:val="Heading2"/>
+      </w:pPr>
+    </w:p>
+    <w:p>
+      <w:pPr>
+        <w:pStyle w:val="Heading2"/>
+      </w:pPr>
+    </w:p>
+    <w:p>
+      <w:pPr>
+        <w:pStyle w:val="Heading2"/>
+      </w:pPr>
+    </w:p>
+    <w:p>
+      <w:pPr>
+        <w:pStyle w:val="Heading2"/>
+      </w:pPr>
+    </w:p>
+    <w:p>
+      <w:pPr>
+        <w:pStyle w:val="Heading2"/>
+      </w:pPr>
+    </w:p>
+    <w:p>
+      <w:pPr>
+        <w:pStyle w:val="Heading2"/>
+      </w:pPr>
+    </w:p>
+    <w:p>
+      <w:pPr>
+        <w:pStyle w:val="Heading2"/>
+      </w:pPr>
+    </w:p>
+    <w:p>
+      <w:pPr>
+        <w:pStyle w:val="Heading2"/>
+      </w:pPr>
+    </w:p>
+    <w:p>
+      <w:pPr>
+        <w:pStyle w:val="Heading2"/>
+      </w:pPr>
+    </w:p>
+    <w:p>
+      <w:pPr>
+        <w:pStyle w:val="Heading2"/>
+      </w:pPr>
+    </w:p>
+    <w:p>
+      <w:pPr>
+        <w:pStyle w:val="Heading2"/>
+      </w:pPr>
+    </w:p>
+    <w:p>
+      <w:pPr>
+        <w:pStyle w:val="Heading2"/>
+      </w:pPr>
+    </w:p>
+    <w:p>
+      <w:pPr>
+        <w:pStyle w:val="Heading2"/>
+      </w:pPr>
+    </w:p>
+    <w:p>
+      <w:pPr>
+        <w:pStyle w:val="Heading2"/>
+      </w:pPr>
+    </w:p>
+    <w:p>
+      <w:pPr>
+        <w:rPr>
+          <w:rFonts w:hint="eastAsia"/>
+        </w:rPr>
+      </w:pPr>
+    </w:p>
+    <w:p>
+      <w:pPr>
+        <w:rPr>
+          <w:rFonts w:hint="eastAsia"/>
+        </w:rPr>
+      </w:pPr>
+    </w:p>
+    <w:p>
+      <w:pPr>
+        <w:pStyle w:val="Heading2"/>
+      </w:pPr>
+      <w:r>
+        <w:t>5.9 Hardware Design</w:t>
+      </w:r>
+    </w:p>
+    <w:p>
+      <w:pPr>
+        <w:rPr>
+          <w:rFonts w:hint="eastAsia"/>
+        </w:rPr>
+      </w:pPr>
+      <w:r>
+        <w:t>The hardware node is designed around one ESP32-CAM module installed near the entrance. Two IR sensors are fixed on the door frame at a small spacing to determine movement direction. The DS3231 RTC provides accurate timestamp backup. The OLED gives immediate local status such as 'Entry Logged' or 'Unknown Person'. The buzzer gives brief audio feedback. A relay module can energize a door lock or drive a motor control stage for a gate.</w:t>
       </w:r>
     </w:p>
     <w:p>
@@ -4154,161 +6261,6 @@
         <w:pStyle w:val="Heading3"/>
       </w:pPr>
       <w:r>
-        <w:t>Notification system</w:t>
-      </w:r>
-    </w:p>
-    <w:p>
-      <w:pPr>
-        <w:rPr>
-          <w:rFonts w:hint="eastAsia"/>
-        </w:rPr>
-      </w:pPr>
-      <w:r>
-        <w:t>1. If Authorized Student, optionally send a normal attendance notification or only log silently.</w:t>
-      </w:r>
-    </w:p>
-    <w:p>
-      <w:pPr>
-        <w:rPr>
-          <w:rFonts w:hint="eastAsia"/>
-        </w:rPr>
-      </w:pPr>
-      <w:r>
-        <w:t>2. If Unknown Person, send alert message with image to security/admin.</w:t>
-      </w:r>
-    </w:p>
-    <w:p>
-      <w:pPr>
-        <w:rPr>
-          <w:rFonts w:hint="eastAsia"/>
-        </w:rPr>
-      </w:pPr>
-      <w:r>
-        <w:t>3. Update dashboard, buzzer state, and optional relay action according to event type.</w:t>
-      </w:r>
-    </w:p>
-    <w:p>
-      <w:pPr>
-        <w:rPr>
-          <w:rFonts w:hint="eastAsia"/>
-        </w:rPr>
-      </w:pPr>
-      <w:r>
-        <w:t>4. Archive event data for audit and future analysis.</w:t>
-      </w:r>
-    </w:p>
-    <w:p>
-      <w:pPr>
-        <w:pStyle w:val="Heading2"/>
-      </w:pPr>
-    </w:p>
-    <w:p>
-      <w:pPr>
-        <w:pStyle w:val="Heading2"/>
-      </w:pPr>
-    </w:p>
-    <w:p>
-      <w:pPr>
-        <w:pStyle w:val="Heading2"/>
-      </w:pPr>
-    </w:p>
-    <w:p>
-      <w:pPr>
-        <w:pStyle w:val="Heading2"/>
-      </w:pPr>
-    </w:p>
-    <w:p>
-      <w:pPr>
-        <w:pStyle w:val="Heading2"/>
-      </w:pPr>
-    </w:p>
-    <w:p>
-      <w:pPr>
-        <w:pStyle w:val="Heading2"/>
-      </w:pPr>
-    </w:p>
-    <w:p>
-      <w:pPr>
-        <w:pStyle w:val="Heading2"/>
-      </w:pPr>
-    </w:p>
-    <w:p>
-      <w:pPr>
-        <w:pStyle w:val="Heading2"/>
-      </w:pPr>
-    </w:p>
-    <w:p>
-      <w:pPr>
-        <w:pStyle w:val="Heading2"/>
-      </w:pPr>
-    </w:p>
-    <w:p>
-      <w:pPr>
-        <w:pStyle w:val="Heading2"/>
-      </w:pPr>
-    </w:p>
-    <w:p>
-      <w:pPr>
-        <w:pStyle w:val="Heading2"/>
-      </w:pPr>
-    </w:p>
-    <w:p>
-      <w:pPr>
-        <w:pStyle w:val="Heading2"/>
-      </w:pPr>
-    </w:p>
-    <w:p>
-      <w:pPr>
-        <w:pStyle w:val="Heading2"/>
-      </w:pPr>
-    </w:p>
-    <w:p>
-      <w:pPr>
-        <w:pStyle w:val="Heading2"/>
-      </w:pPr>
-    </w:p>
-    <w:p>
-      <w:pPr>
-        <w:pStyle w:val="Heading2"/>
-      </w:pPr>
-    </w:p>
-    <w:p>
-      <w:pPr>
-        <w:rPr>
-          <w:rFonts w:hint="eastAsia"/>
-        </w:rPr>
-      </w:pPr>
-    </w:p>
-    <w:p>
-      <w:pPr>
-        <w:rPr>
-          <w:rFonts w:hint="eastAsia"/>
-        </w:rPr>
-      </w:pPr>
-    </w:p>
-    <w:p>
-      <w:pPr>
-        <w:pStyle w:val="Heading2"/>
-      </w:pPr>
-      <w:r>
-        <w:t>5.9 Hardware Design</w:t>
-      </w:r>
-    </w:p>
-    <w:p>
-      <w:pPr>
-        <w:rPr>
-          <w:rFonts w:hint="eastAsia"/>
-        </w:rPr>
-      </w:pPr>
-      <w:r>
-        <w:t>The hardware node is designed around one ESP32-CAM module installed near the entrance. Two IR sensors are fixed on the door frame at a small spacing to determine movement direction. The DS3231 RTC provides accurate timestamp backup. The OLED gives immediate local status such as 'Entry Logged' or 'Unknown Person'. The buzzer gives brief audio feedback. A relay module can energize a door lock or drive a motor control stage for a gate.</w:t>
-      </w:r>
-    </w:p>
-    <w:p>
-      <w:pPr>
-        <w:pStyle w:val="Heading3"/>
-      </w:pPr>
-      <w:r>
         <w:t>Recommended hardware specifications:</w:t>
       </w:r>
     </w:p>
@@ -4359,27 +6311,27 @@
         </w:rPr>
       </w:pPr>
       <w:r>
+        <w:t>• Buzzer: 5 V active buzzer or transistor-driven passive buzzer.</w:t>
+      </w:r>
+    </w:p>
+    <w:p>
+      <w:pPr>
+        <w:rPr>
+          <w:rFonts w:hint="eastAsia"/>
+        </w:rPr>
+      </w:pPr>
+      <w:r>
+        <w:t>• Relay: 1-channel 5 V opto-isolated relay module.</w:t>
+      </w:r>
+    </w:p>
+    <w:p>
+      <w:pPr>
+        <w:rPr>
+          <w:rFonts w:hint="eastAsia"/>
+        </w:rPr>
+      </w:pPr>
+      <w:r>
         <w:lastRenderedPageBreak/>
-        <w:t>• Buzzer: 5 V active buzzer or transistor-driven passive buzzer.</w:t>
-      </w:r>
-    </w:p>
-    <w:p>
-      <w:pPr>
-        <w:rPr>
-          <w:rFonts w:hint="eastAsia"/>
-        </w:rPr>
-      </w:pPr>
-      <w:r>
-        <w:t>• Relay: 1-channel 5 V opto-isolated relay module.</w:t>
-      </w:r>
-    </w:p>
-    <w:p>
-      <w:pPr>
-        <w:rPr>
-          <w:rFonts w:hint="eastAsia"/>
-        </w:rPr>
-      </w:pPr>
-      <w:r>
         <w:t>• Door lock: 12 V solenoid lock or SG90/MG996R servo depending on gate mechanism.</w:t>
       </w:r>
     </w:p>
@@ -5192,6 +7144,7 @@
         </w:rPr>
       </w:pPr>
       <w:r>
+        <w:lastRenderedPageBreak/>
         <w:t>• Capture JPEG image after valid trigger.</w:t>
       </w:r>
     </w:p>
@@ -5356,97 +7309,97 @@
         <w:pStyle w:val="Heading1"/>
       </w:pPr>
       <w:r>
+        <w:t>7. System Workflow</w:t>
+      </w:r>
+    </w:p>
+    <w:p>
+      <w:pPr>
+        <w:rPr>
+          <w:rFonts w:hint="eastAsia"/>
+        </w:rPr>
+      </w:pPr>
+      <w:r>
+        <w:t>1. A student approaches the entrance gate and interrupts one IR sensor.</w:t>
+      </w:r>
+    </w:p>
+    <w:p>
+      <w:pPr>
+        <w:rPr>
+          <w:rFonts w:hint="eastAsia"/>
+        </w:rPr>
+      </w:pPr>
+      <w:r>
+        <w:t>2. The second IR sensor triggers shortly afterward, allowing the ESP32-CAM to classify the movement as entry or exit based on sequence order.</w:t>
+      </w:r>
+    </w:p>
+    <w:p>
+      <w:pPr>
+        <w:rPr>
+          <w:rFonts w:hint="eastAsia"/>
+        </w:rPr>
+      </w:pPr>
+      <w:r>
+        <w:t>3. The ESP32-CAM reads the RTC timestamp and captures a JPEG image containing the person and student card.</w:t>
+      </w:r>
+    </w:p>
+    <w:p>
+      <w:pPr>
+        <w:rPr>
+          <w:rFonts w:hint="eastAsia"/>
+        </w:rPr>
+      </w:pPr>
+      <w:r>
+        <w:t>4. The image and metadata are transmitted over Wi-Fi to the processing server.</w:t>
+      </w:r>
+    </w:p>
+    <w:p>
+      <w:pPr>
+        <w:rPr>
+          <w:rFonts w:hint="eastAsia"/>
+        </w:rPr>
+      </w:pPr>
+      <w:r>
+        <w:t>5. The server preprocesses the image and runs YOLOv8 to confirm the presence of a person and optionally isolate the visible ID-card region.</w:t>
+      </w:r>
+    </w:p>
+    <w:p>
+      <w:pPr>
+        <w:rPr>
+          <w:rFonts w:hint="eastAsia"/>
+        </w:rPr>
+      </w:pPr>
+      <w:r>
+        <w:t>6. The cropped card image is passed to Tesseract OCR for text extraction.</w:t>
+      </w:r>
+    </w:p>
+    <w:p>
+      <w:pPr>
+        <w:rPr>
+          <w:rFonts w:hint="eastAsia"/>
+        </w:rPr>
+      </w:pPr>
+      <w:r>
+        <w:t>7. The extracted student ID or name is cleaned and compared with the student database.</w:t>
+      </w:r>
+    </w:p>
+    <w:p>
+      <w:pPr>
+        <w:rPr>
+          <w:rFonts w:hint="eastAsia"/>
+        </w:rPr>
+      </w:pPr>
+      <w:r>
+        <w:t>8. If a valid match is found, the system records an attendance event with direction and time, updates the OLED display, and optionally unlocks the door briefly.</w:t>
+      </w:r>
+    </w:p>
+    <w:p>
+      <w:pPr>
+        <w:rPr>
+          <w:rFonts w:hint="eastAsia"/>
+        </w:rPr>
+      </w:pPr>
+      <w:r>
         <w:lastRenderedPageBreak/>
-        <w:t>7. System Workflow</w:t>
-      </w:r>
-    </w:p>
-    <w:p>
-      <w:pPr>
-        <w:rPr>
-          <w:rFonts w:hint="eastAsia"/>
-        </w:rPr>
-      </w:pPr>
-      <w:r>
-        <w:t>1. A student approaches the entrance gate and interrupts one IR sensor.</w:t>
-      </w:r>
-    </w:p>
-    <w:p>
-      <w:pPr>
-        <w:rPr>
-          <w:rFonts w:hint="eastAsia"/>
-        </w:rPr>
-      </w:pPr>
-      <w:r>
-        <w:t>2. The second IR sensor triggers shortly afterward, allowing the ESP32-CAM to classify the movement as entry or exit based on sequence order.</w:t>
-      </w:r>
-    </w:p>
-    <w:p>
-      <w:pPr>
-        <w:rPr>
-          <w:rFonts w:hint="eastAsia"/>
-        </w:rPr>
-      </w:pPr>
-      <w:r>
-        <w:t>3. The ESP32-CAM reads the RTC timestamp and captures a JPEG image containing the person and student card.</w:t>
-      </w:r>
-    </w:p>
-    <w:p>
-      <w:pPr>
-        <w:rPr>
-          <w:rFonts w:hint="eastAsia"/>
-        </w:rPr>
-      </w:pPr>
-      <w:r>
-        <w:t>4. The image and metadata are transmitted over Wi-Fi to the processing server.</w:t>
-      </w:r>
-    </w:p>
-    <w:p>
-      <w:pPr>
-        <w:rPr>
-          <w:rFonts w:hint="eastAsia"/>
-        </w:rPr>
-      </w:pPr>
-      <w:r>
-        <w:t>5. The server preprocesses the image and runs YOLOv8 to confirm the presence of a person and optionally isolate the visible ID-card region.</w:t>
-      </w:r>
-    </w:p>
-    <w:p>
-      <w:pPr>
-        <w:rPr>
-          <w:rFonts w:hint="eastAsia"/>
-        </w:rPr>
-      </w:pPr>
-      <w:r>
-        <w:t>6. The cropped card image is passed to Tesseract OCR for text extraction.</w:t>
-      </w:r>
-    </w:p>
-    <w:p>
-      <w:pPr>
-        <w:rPr>
-          <w:rFonts w:hint="eastAsia"/>
-        </w:rPr>
-      </w:pPr>
-      <w:r>
-        <w:t>7. The extracted student ID or name is cleaned and compared with the student database.</w:t>
-      </w:r>
-    </w:p>
-    <w:p>
-      <w:pPr>
-        <w:rPr>
-          <w:rFonts w:hint="eastAsia"/>
-        </w:rPr>
-      </w:pPr>
-      <w:r>
-        <w:t>8. If a valid match is found, the system records an attendance event with direction and time, updates the OLED display, and optionally unlocks the door briefly.</w:t>
-      </w:r>
-    </w:p>
-    <w:p>
-      <w:pPr>
-        <w:rPr>
-          <w:rFonts w:hint="eastAsia"/>
-        </w:rPr>
-      </w:pPr>
-      <w:r>
         <w:t>9. If no valid match is found, the system stores the image as an alert event and sends a security notification with the event details.</w:t>
       </w:r>
     </w:p>
@@ -5550,7 +7503,6 @@
         <w:pStyle w:val="Heading1"/>
       </w:pPr>
       <w:r>
-        <w:lastRenderedPageBreak/>
         <w:t>8. Future Improvements</w:t>
       </w:r>
     </w:p>
@@ -5711,7 +7663,6 @@
         <w:pStyle w:val="Heading1"/>
       </w:pPr>
       <w:r>
-        <w:lastRenderedPageBreak/>
         <w:t>Appendix B - Example Codes</w:t>
       </w:r>
     </w:p>
@@ -5798,6 +7749,7 @@
         <w:pStyle w:val="Heading2"/>
       </w:pPr>
       <w:r>
+        <w:lastRenderedPageBreak/>
         <w:t>Python server example</w:t>
       </w:r>
     </w:p>
@@ -5918,7 +7870,6 @@
         <w:pStyle w:val="Heading1"/>
       </w:pPr>
       <w:r>
-        <w:lastRenderedPageBreak/>
         <w:t>CHAPTER 7 - References</w:t>
       </w:r>
     </w:p>
@@ -6064,7 +8015,7 @@
     </w:p>
     <w:sectPr>
       <w:pgSz w:w="12240" w:h="15840"/>
-      <w:pgMar w:top="1247" w:right="1134" w:bottom="1134" w:left="1304" w:header="720" w:footer="720" w:gutter="0"/>
+      <w:pgMar w:top="720" w:right="720" w:bottom="720" w:left="720" w:header="720" w:footer="720" w:gutter="0"/>
       <w:cols w:space="720"/>
       <w:docGrid w:linePitch="360"/>
     </w:sectPr>
@@ -18046,6 +19997,20 @@
     <w:basedOn w:val="DefaultParagraphFont"/>
     <w:rsid w:val="007F6DAE"/>
   </w:style>
+  <w:style w:type="paragraph" w:customStyle="1" w:styleId="code-line">
+    <w:name w:val="code-line"/>
+    <w:basedOn w:val="Normal"/>
+    <w:rsid w:val="00A26F8F"/>
+    <w:pPr>
+      <w:spacing w:before="100" w:beforeAutospacing="1" w:after="100" w:afterAutospacing="1" w:line="240" w:lineRule="auto"/>
+    </w:pPr>
+    <w:rPr>
+      <w:rFonts w:ascii="Times New Roman" w:eastAsia="Times New Roman" w:hAnsi="Times New Roman" w:cs="Times New Roman"/>
+      <w:sz w:val="24"/>
+      <w:szCs w:val="24"/>
+      <w:lang w:val="en-NP"/>
+    </w:rPr>
+  </w:style>
 </w:styles>
 </file>
 

--- a/minor project report.docx
+++ b/minor project report.docx
@@ -220,25 +220,47 @@
       <w:pPr>
         <w:jc w:val="center"/>
         <w:rPr>
-          <w:rFonts w:hint="eastAsia"/>
           <w:b/>
           <w:color w:val="000000" w:themeColor="text1"/>
           <w:sz w:val="36"/>
         </w:rPr>
       </w:pPr>
-      <w:r>
-        <w:rPr>
+      <w:proofErr w:type="spellStart"/>
+      <w:r>
+        <w:rPr>
+          <w:rFonts w:hint="eastAsia"/>
           <w:b/>
           <w:color w:val="000000" w:themeColor="text1"/>
           <w:sz w:val="36"/>
         </w:rPr>
-        <w:t>AI-Based Smart Security Surveillance System</w:t>
+        <w:t>SurakshyaCam</w:t>
+      </w:r>
+      <w:proofErr w:type="spellEnd"/>
+      <w:r>
+        <w:rPr>
+          <w:rFonts w:hint="eastAsia"/>
+          <w:b/>
+          <w:color w:val="000000" w:themeColor="text1"/>
+          <w:sz w:val="36"/>
+        </w:rPr>
+        <w:t xml:space="preserve">: AI-Based Smart Security Surveillance </w:t>
+      </w:r>
+      <w:proofErr w:type="spellStart"/>
+      <w:r>
+        <w:rPr>
+          <w:rFonts w:hint="eastAsia"/>
+          <w:b/>
+          <w:color w:val="000000" w:themeColor="text1"/>
+          <w:sz w:val="36"/>
+        </w:rPr>
+        <w:t>System</w:t>
       </w:r>
     </w:p>
     <w:p>
       <w:pPr>
         <w:jc w:val="center"/>
         <w:rPr>
+          <w:rFonts w:hint="eastAsia"/>
           <w:color w:val="000000" w:themeColor="text1"/>
           <w:sz w:val="24"/>
         </w:rPr>
@@ -248,7 +270,15 @@
           <w:color w:val="000000" w:themeColor="text1"/>
           <w:sz w:val="24"/>
         </w:rPr>
-        <w:t>Submitted By:</w:t>
+        <w:t>Submitte</w:t>
+      </w:r>
+      <w:proofErr w:type="spellEnd"/>
+      <w:r>
+        <w:rPr>
+          <w:color w:val="000000" w:themeColor="text1"/>
+          <w:sz w:val="24"/>
+        </w:rPr>
+        <w:t>d By:</w:t>
       </w:r>
     </w:p>
     <w:p>
@@ -256,6 +286,7 @@
         <w:spacing w:line="240" w:lineRule="auto"/>
         <w:jc w:val="center"/>
         <w:rPr>
+          <w:rFonts w:hint="eastAsia"/>
           <w:b/>
           <w:bCs/>
           <w:color w:val="000000" w:themeColor="text1"/>
@@ -287,6 +318,7 @@
         <w:spacing w:line="240" w:lineRule="auto"/>
         <w:jc w:val="center"/>
         <w:rPr>
+          <w:rFonts w:hint="eastAsia"/>
           <w:b/>
           <w:bCs/>
           <w:color w:val="000000" w:themeColor="text1"/>
@@ -300,17 +332,21 @@
           <w:color w:val="000000" w:themeColor="text1"/>
           <w:sz w:val="24"/>
         </w:rPr>
-        <w:t>Nischal Pandey (</w:t>
-      </w:r>
-      <w:r>
-        <w:rPr>
+        <w:t>Nischal Pandey (080BEI018)</w:t>
+      </w:r>
+    </w:p>
+    <w:p>
+      <w:pPr>
+        <w:spacing w:line="240" w:lineRule="auto"/>
+        <w:jc w:val="center"/>
+        <w:rPr>
+          <w:rFonts w:hint="eastAsia"/>
           <w:b/>
           <w:bCs/>
           <w:color w:val="000000" w:themeColor="text1"/>
           <w:sz w:val="24"/>
         </w:rPr>
-        <w:t>080BEI0</w:t>
-      </w:r>
+      </w:pPr>
       <w:r>
         <w:rPr>
           <w:b/>
@@ -318,7 +354,25 @@
           <w:color w:val="000000" w:themeColor="text1"/>
           <w:sz w:val="24"/>
         </w:rPr>
-        <w:t>18)</w:t>
+        <w:t>Sri</w:t>
+      </w:r>
+      <w:r>
+        <w:rPr>
+          <w:b/>
+          <w:bCs/>
+          <w:color w:val="000000" w:themeColor="text1"/>
+          <w:sz w:val="24"/>
+        </w:rPr>
+        <w:t>ja</w:t>
+      </w:r>
+      <w:r>
+        <w:rPr>
+          <w:b/>
+          <w:bCs/>
+          <w:color w:val="000000" w:themeColor="text1"/>
+          <w:sz w:val="24"/>
+        </w:rPr>
+        <w:t>n Regmi (080BEI039)</w:t>
       </w:r>
     </w:p>
     <w:p>
@@ -326,6 +380,7 @@
         <w:spacing w:line="240" w:lineRule="auto"/>
         <w:jc w:val="center"/>
         <w:rPr>
+          <w:rFonts w:hint="eastAsia"/>
           <w:b/>
           <w:bCs/>
           <w:color w:val="000000" w:themeColor="text1"/>
@@ -339,82 +394,7 @@
           <w:color w:val="000000" w:themeColor="text1"/>
           <w:sz w:val="24"/>
         </w:rPr>
-        <w:t>Sri</w:t>
-      </w:r>
-      <w:r>
-        <w:rPr>
-          <w:b/>
-          <w:bCs/>
-          <w:color w:val="000000" w:themeColor="text1"/>
-          <w:sz w:val="24"/>
-        </w:rPr>
-        <w:t>ja</w:t>
-      </w:r>
-      <w:r>
-        <w:rPr>
-          <w:b/>
-          <w:bCs/>
-          <w:color w:val="000000" w:themeColor="text1"/>
-          <w:sz w:val="24"/>
-        </w:rPr>
-        <w:t>n Regmi (</w:t>
-      </w:r>
-      <w:r>
-        <w:rPr>
-          <w:b/>
-          <w:bCs/>
-          <w:color w:val="000000" w:themeColor="text1"/>
-          <w:sz w:val="24"/>
-        </w:rPr>
-        <w:t>080BEI0</w:t>
-      </w:r>
-      <w:r>
-        <w:rPr>
-          <w:b/>
-          <w:bCs/>
-          <w:color w:val="000000" w:themeColor="text1"/>
-          <w:sz w:val="24"/>
-        </w:rPr>
-        <w:t>39)</w:t>
-      </w:r>
-    </w:p>
-    <w:p>
-      <w:pPr>
-        <w:spacing w:line="240" w:lineRule="auto"/>
-        <w:jc w:val="center"/>
-        <w:rPr>
-          <w:b/>
-          <w:bCs/>
-          <w:color w:val="000000" w:themeColor="text1"/>
-          <w:sz w:val="24"/>
-        </w:rPr>
-      </w:pPr>
-      <w:r>
-        <w:rPr>
-          <w:b/>
-          <w:bCs/>
-          <w:color w:val="000000" w:themeColor="text1"/>
-          <w:sz w:val="24"/>
-        </w:rPr>
-        <w:t>Unik Poudel (</w:t>
-      </w:r>
-      <w:r>
-        <w:rPr>
-          <w:b/>
-          <w:bCs/>
-          <w:color w:val="000000" w:themeColor="text1"/>
-          <w:sz w:val="24"/>
-        </w:rPr>
-        <w:t>080BEI0</w:t>
-      </w:r>
-      <w:r>
-        <w:rPr>
-          <w:b/>
-          <w:bCs/>
-          <w:color w:val="000000" w:themeColor="text1"/>
-          <w:sz w:val="24"/>
-        </w:rPr>
-        <w:t>45)</w:t>
+        <w:t>Unik Poudel (080BEI045)</w:t>
       </w:r>
     </w:p>
     <w:p>
@@ -547,6 +527,9 @@
                           <w:p>
                             <w:pPr>
                               <w:jc w:val="center"/>
+                              <w:rPr>
+                                <w:rFonts w:hint="eastAsia"/>
+                              </w:rPr>
                             </w:pPr>
                             <w:proofErr w:type="spellStart"/>
                             <w:r>
@@ -565,6 +548,9 @@
                           <w:p>
                             <w:pPr>
                               <w:jc w:val="center"/>
+                              <w:rPr>
+                                <w:rFonts w:hint="eastAsia"/>
+                              </w:rPr>
                             </w:pPr>
                             <w:r>
                               <w:t>March 16</w:t>
@@ -593,6 +579,9 @@
                     <w:p>
                       <w:pPr>
                         <w:jc w:val="center"/>
+                        <w:rPr>
+                          <w:rFonts w:hint="eastAsia"/>
+                        </w:rPr>
                       </w:pPr>
                       <w:proofErr w:type="spellStart"/>
                       <w:r>
@@ -611,6 +600,9 @@
                     <w:p>
                       <w:pPr>
                         <w:jc w:val="center"/>
+                        <w:rPr>
+                          <w:rFonts w:hint="eastAsia"/>
+                        </w:rPr>
                       </w:pPr>
                       <w:r>
                         <w:t>March 16</w:t>
@@ -633,7 +625,7 @@
           <w:szCs w:val="44"/>
         </w:rPr>
       </w:pPr>
-      <w:bookmarkStart w:id="0" w:name="_Toc224571992"/>
+      <w:bookmarkStart w:id="0" w:name="_Toc230861502"/>
       <w:r>
         <w:rPr>
           <w:color w:val="000000" w:themeColor="text1"/>
@@ -805,7 +797,7 @@
           <w:szCs w:val="44"/>
         </w:rPr>
       </w:pPr>
-      <w:bookmarkStart w:id="1" w:name="_Toc224571993"/>
+      <w:bookmarkStart w:id="1" w:name="_Toc230861503"/>
       <w:r>
         <w:rPr>
           <w:color w:val="000000" w:themeColor="text1"/>
@@ -1167,7 +1159,12 @@
     <w:sdt>
       <w:sdtPr>
         <w:rPr>
-          <w:color w:val="000000" w:themeColor="text1"/>
+          <w:rFonts w:ascii="DejaVu Sans" w:eastAsiaTheme="minorEastAsia" w:hAnsi="DejaVu Sans" w:cstheme="minorBidi"/>
+          <w:b w:val="0"/>
+          <w:bCs w:val="0"/>
+          <w:color w:val="000000" w:themeColor="text1"/>
+          <w:sz w:val="21"/>
+          <w:szCs w:val="22"/>
         </w:rPr>
         <w:id w:val="-1674488525"/>
         <w:docPartObj>
@@ -1177,11 +1174,8 @@
       </w:sdtPr>
       <w:sdtEndPr>
         <w:rPr>
-          <w:rFonts w:ascii="DejaVu Sans" w:eastAsiaTheme="minorEastAsia" w:hAnsi="DejaVu Sans" w:cstheme="minorBidi"/>
           <w:noProof/>
           <w:color w:val="auto"/>
-          <w:sz w:val="21"/>
-          <w:szCs w:val="22"/>
         </w:rPr>
       </w:sdtEndPr>
       <w:sdtContent>
@@ -1233,7 +1227,7 @@
             </w:rPr>
             <w:fldChar w:fldCharType="separate"/>
           </w:r>
-          <w:hyperlink w:anchor="_Toc224571992" w:history="1">
+          <w:hyperlink w:anchor="_Toc230861502" w:history="1">
             <w:r>
               <w:rPr>
                 <w:rStyle w:val="Hyperlink"/>
@@ -1260,7 +1254,7 @@
                 <w:noProof/>
                 <w:webHidden/>
               </w:rPr>
-              <w:instrText xml:space="preserve"> PAGEREF _Toc224571992 \h </w:instrText>
+              <w:instrText xml:space="preserve"> PAGEREF _Toc230861502 \h </w:instrText>
             </w:r>
             <w:r>
               <w:rPr>
@@ -1308,7 +1302,7 @@
               <w14:ligatures w14:val="standardContextual"/>
             </w:rPr>
           </w:pPr>
-          <w:hyperlink w:anchor="_Toc224571993" w:history="1">
+          <w:hyperlink w:anchor="_Toc230861503" w:history="1">
             <w:r>
               <w:rPr>
                 <w:rStyle w:val="Hyperlink"/>
@@ -1335,7 +1329,7 @@
                 <w:noProof/>
                 <w:webHidden/>
               </w:rPr>
-              <w:instrText xml:space="preserve"> PAGEREF _Toc224571993 \h </w:instrText>
+              <w:instrText xml:space="preserve"> PAGEREF _Toc230861503 \h </w:instrText>
             </w:r>
             <w:r>
               <w:rPr>
@@ -1383,7 +1377,7 @@
               <w14:ligatures w14:val="standardContextual"/>
             </w:rPr>
           </w:pPr>
-          <w:hyperlink w:anchor="_Toc224571994" w:history="1">
+          <w:hyperlink w:anchor="_Toc230861504" w:history="1">
             <w:r>
               <w:rPr>
                 <w:rStyle w:val="Hyperlink"/>
@@ -1410,7 +1404,7 @@
                 <w:noProof/>
                 <w:webHidden/>
               </w:rPr>
-              <w:instrText xml:space="preserve"> PAGEREF _Toc224571994 \h </w:instrText>
+              <w:instrText xml:space="preserve"> PAGEREF _Toc230861504 \h </w:instrText>
             </w:r>
             <w:r>
               <w:rPr>
@@ -1430,7 +1424,7 @@
                 <w:noProof/>
                 <w:webHidden/>
               </w:rPr>
-              <w:t>6</w:t>
+              <w:t>5</w:t>
             </w:r>
             <w:r>
               <w:rPr>
@@ -1458,7 +1452,7 @@
               <w14:ligatures w14:val="standardContextual"/>
             </w:rPr>
           </w:pPr>
-          <w:hyperlink w:anchor="_Toc224571995" w:history="1">
+          <w:hyperlink w:anchor="_Toc230861505" w:history="1">
             <w:r>
               <w:rPr>
                 <w:rStyle w:val="Hyperlink"/>
@@ -1485,7 +1479,7 @@
                 <w:noProof/>
                 <w:webHidden/>
               </w:rPr>
-              <w:instrText xml:space="preserve"> PAGEREF _Toc224571995 \h </w:instrText>
+              <w:instrText xml:space="preserve"> PAGEREF _Toc230861505 \h </w:instrText>
             </w:r>
             <w:r>
               <w:rPr>
@@ -1505,7 +1499,7 @@
                 <w:noProof/>
                 <w:webHidden/>
               </w:rPr>
-              <w:t>6</w:t>
+              <w:t>5</w:t>
             </w:r>
             <w:r>
               <w:rPr>
@@ -1533,7 +1527,7 @@
               <w14:ligatures w14:val="standardContextual"/>
             </w:rPr>
           </w:pPr>
-          <w:hyperlink w:anchor="_Toc224571996" w:history="1">
+          <w:hyperlink w:anchor="_Toc230861506" w:history="1">
             <w:r>
               <w:rPr>
                 <w:rStyle w:val="Hyperlink"/>
@@ -1560,7 +1554,7 @@
                 <w:noProof/>
                 <w:webHidden/>
               </w:rPr>
-              <w:instrText xml:space="preserve"> PAGEREF _Toc224571996 \h </w:instrText>
+              <w:instrText xml:space="preserve"> PAGEREF _Toc230861506 \h </w:instrText>
             </w:r>
             <w:r>
               <w:rPr>
@@ -1608,7 +1602,7 @@
               <w14:ligatures w14:val="standardContextual"/>
             </w:rPr>
           </w:pPr>
-          <w:hyperlink w:anchor="_Toc224571997" w:history="1">
+          <w:hyperlink w:anchor="_Toc230861507" w:history="1">
             <w:r>
               <w:rPr>
                 <w:rStyle w:val="Hyperlink"/>
@@ -1635,7 +1629,7 @@
                 <w:noProof/>
                 <w:webHidden/>
               </w:rPr>
-              <w:instrText xml:space="preserve"> PAGEREF _Toc224571997 \h </w:instrText>
+              <w:instrText xml:space="preserve"> PAGEREF _Toc230861507 \h </w:instrText>
             </w:r>
             <w:r>
               <w:rPr>
@@ -1683,7 +1677,7 @@
               <w14:ligatures w14:val="standardContextual"/>
             </w:rPr>
           </w:pPr>
-          <w:hyperlink w:anchor="_Toc224571998" w:history="1">
+          <w:hyperlink w:anchor="_Toc230861508" w:history="1">
             <w:r>
               <w:rPr>
                 <w:rStyle w:val="Hyperlink"/>
@@ -1710,7 +1704,7 @@
                 <w:noProof/>
                 <w:webHidden/>
               </w:rPr>
-              <w:instrText xml:space="preserve"> PAGEREF _Toc224571998 \h </w:instrText>
+              <w:instrText xml:space="preserve"> PAGEREF _Toc230861508 \h </w:instrText>
             </w:r>
             <w:r>
               <w:rPr>
@@ -1758,7 +1752,7 @@
               <w14:ligatures w14:val="standardContextual"/>
             </w:rPr>
           </w:pPr>
-          <w:hyperlink w:anchor="_Toc224571999" w:history="1">
+          <w:hyperlink w:anchor="_Toc230861509" w:history="1">
             <w:r>
               <w:rPr>
                 <w:rStyle w:val="Hyperlink"/>
@@ -1785,7 +1779,7 @@
                 <w:noProof/>
                 <w:webHidden/>
               </w:rPr>
-              <w:instrText xml:space="preserve"> PAGEREF _Toc224571999 \h </w:instrText>
+              <w:instrText xml:space="preserve"> PAGEREF _Toc230861509 \h </w:instrText>
             </w:r>
             <w:r>
               <w:rPr>
@@ -1805,7 +1799,7 @@
                 <w:noProof/>
                 <w:webHidden/>
               </w:rPr>
-              <w:t>7</w:t>
+              <w:t>6</w:t>
             </w:r>
             <w:r>
               <w:rPr>
@@ -1833,7 +1827,7 @@
               <w14:ligatures w14:val="standardContextual"/>
             </w:rPr>
           </w:pPr>
-          <w:hyperlink w:anchor="_Toc224572000" w:history="1">
+          <w:hyperlink w:anchor="_Toc230861510" w:history="1">
             <w:r>
               <w:rPr>
                 <w:rStyle w:val="Hyperlink"/>
@@ -1860,7 +1854,7 @@
                 <w:noProof/>
                 <w:webHidden/>
               </w:rPr>
-              <w:instrText xml:space="preserve"> PAGEREF _Toc224572000 \h </w:instrText>
+              <w:instrText xml:space="preserve"> PAGEREF _Toc230861510 \h </w:instrText>
             </w:r>
             <w:r>
               <w:rPr>
@@ -1880,7 +1874,7 @@
                 <w:noProof/>
                 <w:webHidden/>
               </w:rPr>
-              <w:t>8</w:t>
+              <w:t>7</w:t>
             </w:r>
             <w:r>
               <w:rPr>
@@ -1908,7 +1902,7 @@
               <w14:ligatures w14:val="standardContextual"/>
             </w:rPr>
           </w:pPr>
-          <w:hyperlink w:anchor="_Toc224572001" w:history="1">
+          <w:hyperlink w:anchor="_Toc230861511" w:history="1">
             <w:r>
               <w:rPr>
                 <w:rStyle w:val="Hyperlink"/>
@@ -1935,7 +1929,7 @@
                 <w:noProof/>
                 <w:webHidden/>
               </w:rPr>
-              <w:instrText xml:space="preserve"> PAGEREF _Toc224572001 \h </w:instrText>
+              <w:instrText xml:space="preserve"> PAGEREF _Toc230861511 \h </w:instrText>
             </w:r>
             <w:r>
               <w:rPr>
@@ -1955,7 +1949,82 @@
                 <w:noProof/>
                 <w:webHidden/>
               </w:rPr>
-              <w:t>9</w:t>
+              <w:t>10</w:t>
+            </w:r>
+            <w:r>
+              <w:rPr>
+                <w:noProof/>
+                <w:webHidden/>
+              </w:rPr>
+              <w:fldChar w:fldCharType="end"/>
+            </w:r>
+          </w:hyperlink>
+        </w:p>
+        <w:p>
+          <w:pPr>
+            <w:pStyle w:val="TOC1"/>
+            <w:tabs>
+              <w:tab w:val="right" w:leader="dot" w:pos="10790"/>
+            </w:tabs>
+            <w:rPr>
+              <w:b w:val="0"/>
+              <w:bCs w:val="0"/>
+              <w:i w:val="0"/>
+              <w:iCs w:val="0"/>
+              <w:noProof/>
+              <w:kern w:val="2"/>
+              <w:lang w:val="en-NP"/>
+              <w14:ligatures w14:val="standardContextual"/>
+            </w:rPr>
+          </w:pPr>
+          <w:hyperlink w:anchor="_Toc230861512" w:history="1">
+            <w:r>
+              <w:rPr>
+                <w:rStyle w:val="Hyperlink"/>
+                <w:noProof/>
+              </w:rPr>
+              <w:t>CHAPTER 4 - Feasibility Study</w:t>
+            </w:r>
+            <w:r>
+              <w:rPr>
+                <w:noProof/>
+                <w:webHidden/>
+              </w:rPr>
+              <w:tab/>
+            </w:r>
+            <w:r>
+              <w:rPr>
+                <w:noProof/>
+                <w:webHidden/>
+              </w:rPr>
+              <w:fldChar w:fldCharType="begin"/>
+            </w:r>
+            <w:r>
+              <w:rPr>
+                <w:noProof/>
+                <w:webHidden/>
+              </w:rPr>
+              <w:instrText xml:space="preserve"> PAGEREF _Toc230861512 \h </w:instrText>
+            </w:r>
+            <w:r>
+              <w:rPr>
+                <w:noProof/>
+                <w:webHidden/>
+              </w:rPr>
+            </w:r>
+            <w:r>
+              <w:rPr>
+                <w:noProof/>
+                <w:webHidden/>
+              </w:rPr>
+              <w:fldChar w:fldCharType="separate"/>
+            </w:r>
+            <w:r>
+              <w:rPr>
+                <w:noProof/>
+                <w:webHidden/>
+              </w:rPr>
+              <w:t>15</w:t>
             </w:r>
             <w:r>
               <w:rPr>
@@ -1983,13 +2052,13 @@
               <w14:ligatures w14:val="standardContextual"/>
             </w:rPr>
           </w:pPr>
-          <w:hyperlink w:anchor="_Toc224572002" w:history="1">
+          <w:hyperlink w:anchor="_Toc230861513" w:history="1">
             <w:r>
               <w:rPr>
                 <w:rStyle w:val="Hyperlink"/>
                 <w:noProof/>
               </w:rPr>
-              <w:t>3.1 IoT Systems</w:t>
+              <w:t>4.1 Financial Feasibility</w:t>
             </w:r>
             <w:r>
               <w:rPr>
@@ -2010,7 +2079,7 @@
                 <w:noProof/>
                 <w:webHidden/>
               </w:rPr>
-              <w:instrText xml:space="preserve"> PAGEREF _Toc224572002 \h </w:instrText>
+              <w:instrText xml:space="preserve"> PAGEREF _Toc230861513 \h </w:instrText>
             </w:r>
             <w:r>
               <w:rPr>
@@ -2030,7 +2099,7 @@
                 <w:noProof/>
                 <w:webHidden/>
               </w:rPr>
-              <w:t>9</w:t>
+              <w:t>15</w:t>
             </w:r>
             <w:r>
               <w:rPr>
@@ -2058,13 +2127,13 @@
               <w14:ligatures w14:val="standardContextual"/>
             </w:rPr>
           </w:pPr>
-          <w:hyperlink w:anchor="_Toc224572003" w:history="1">
+          <w:hyperlink w:anchor="_Toc230861514" w:history="1">
             <w:r>
               <w:rPr>
                 <w:rStyle w:val="Hyperlink"/>
                 <w:noProof/>
               </w:rPr>
-              <w:t>3.2 ESP32-CAM</w:t>
+              <w:t>4.2 Technical Feasibility</w:t>
             </w:r>
             <w:r>
               <w:rPr>
@@ -2085,7 +2154,7 @@
                 <w:noProof/>
                 <w:webHidden/>
               </w:rPr>
-              <w:instrText xml:space="preserve"> PAGEREF _Toc224572003 \h </w:instrText>
+              <w:instrText xml:space="preserve"> PAGEREF _Toc230861514 \h </w:instrText>
             </w:r>
             <w:r>
               <w:rPr>
@@ -2105,7 +2174,82 @@
                 <w:noProof/>
                 <w:webHidden/>
               </w:rPr>
-              <w:t>9</w:t>
+              <w:t>16</w:t>
+            </w:r>
+            <w:r>
+              <w:rPr>
+                <w:noProof/>
+                <w:webHidden/>
+              </w:rPr>
+              <w:fldChar w:fldCharType="end"/>
+            </w:r>
+          </w:hyperlink>
+        </w:p>
+        <w:p>
+          <w:pPr>
+            <w:pStyle w:val="TOC1"/>
+            <w:tabs>
+              <w:tab w:val="right" w:leader="dot" w:pos="10790"/>
+            </w:tabs>
+            <w:rPr>
+              <w:b w:val="0"/>
+              <w:bCs w:val="0"/>
+              <w:i w:val="0"/>
+              <w:iCs w:val="0"/>
+              <w:noProof/>
+              <w:kern w:val="2"/>
+              <w:lang w:val="en-NP"/>
+              <w14:ligatures w14:val="standardContextual"/>
+            </w:rPr>
+          </w:pPr>
+          <w:hyperlink w:anchor="_Toc230861515" w:history="1">
+            <w:r>
+              <w:rPr>
+                <w:rStyle w:val="Hyperlink"/>
+                <w:noProof/>
+              </w:rPr>
+              <w:t>CHAPTER 5 - Methodology</w:t>
+            </w:r>
+            <w:r>
+              <w:rPr>
+                <w:noProof/>
+                <w:webHidden/>
+              </w:rPr>
+              <w:tab/>
+            </w:r>
+            <w:r>
+              <w:rPr>
+                <w:noProof/>
+                <w:webHidden/>
+              </w:rPr>
+              <w:fldChar w:fldCharType="begin"/>
+            </w:r>
+            <w:r>
+              <w:rPr>
+                <w:noProof/>
+                <w:webHidden/>
+              </w:rPr>
+              <w:instrText xml:space="preserve"> PAGEREF _Toc230861515 \h </w:instrText>
+            </w:r>
+            <w:r>
+              <w:rPr>
+                <w:noProof/>
+                <w:webHidden/>
+              </w:rPr>
+            </w:r>
+            <w:r>
+              <w:rPr>
+                <w:noProof/>
+                <w:webHidden/>
+              </w:rPr>
+              <w:fldChar w:fldCharType="separate"/>
+            </w:r>
+            <w:r>
+              <w:rPr>
+                <w:noProof/>
+                <w:webHidden/>
+              </w:rPr>
+              <w:t>18</w:t>
             </w:r>
             <w:r>
               <w:rPr>
@@ -2133,13 +2277,13 @@
               <w14:ligatures w14:val="standardContextual"/>
             </w:rPr>
           </w:pPr>
-          <w:hyperlink w:anchor="_Toc224572004" w:history="1">
+          <w:hyperlink w:anchor="_Toc230861516" w:history="1">
             <w:r>
               <w:rPr>
                 <w:rStyle w:val="Hyperlink"/>
                 <w:noProof/>
               </w:rPr>
-              <w:t>3.3 YOLOv8 Object Detection</w:t>
+              <w:t>5.1 System Block Diagram</w:t>
             </w:r>
             <w:r>
               <w:rPr>
@@ -2160,7 +2304,7 @@
                 <w:noProof/>
                 <w:webHidden/>
               </w:rPr>
-              <w:instrText xml:space="preserve"> PAGEREF _Toc224572004 \h </w:instrText>
+              <w:instrText xml:space="preserve"> PAGEREF _Toc230861516 \h </w:instrText>
             </w:r>
             <w:r>
               <w:rPr>
@@ -2180,7 +2324,7 @@
                 <w:noProof/>
                 <w:webHidden/>
               </w:rPr>
-              <w:t>9</w:t>
+              <w:t>18</w:t>
             </w:r>
             <w:r>
               <w:rPr>
@@ -2208,13 +2352,13 @@
               <w14:ligatures w14:val="standardContextual"/>
             </w:rPr>
           </w:pPr>
-          <w:hyperlink w:anchor="_Toc224572005" w:history="1">
+          <w:hyperlink w:anchor="_Toc230861517" w:history="1">
             <w:r>
               <w:rPr>
                 <w:rStyle w:val="Hyperlink"/>
                 <w:noProof/>
               </w:rPr>
-              <w:t>3.4 Optical Character Recognition (OCR)</w:t>
+              <w:t>5.2 Hardware Circuit Diagram</w:t>
             </w:r>
             <w:r>
               <w:rPr>
@@ -2235,7 +2379,7 @@
                 <w:noProof/>
                 <w:webHidden/>
               </w:rPr>
-              <w:instrText xml:space="preserve"> PAGEREF _Toc224572005 \h </w:instrText>
+              <w:instrText xml:space="preserve"> PAGEREF _Toc230861517 \h </w:instrText>
             </w:r>
             <w:r>
               <w:rPr>
@@ -2255,7 +2399,248 @@
                 <w:noProof/>
                 <w:webHidden/>
               </w:rPr>
-              <w:t>9</w:t>
+              <w:t>19</w:t>
+            </w:r>
+            <w:r>
+              <w:rPr>
+                <w:noProof/>
+                <w:webHidden/>
+              </w:rPr>
+              <w:fldChar w:fldCharType="end"/>
+            </w:r>
+          </w:hyperlink>
+        </w:p>
+        <w:p>
+          <w:pPr>
+            <w:pStyle w:val="TOC1"/>
+            <w:tabs>
+              <w:tab w:val="right" w:leader="dot" w:pos="10790"/>
+            </w:tabs>
+            <w:rPr>
+              <w:b w:val="0"/>
+              <w:bCs w:val="0"/>
+              <w:i w:val="0"/>
+              <w:iCs w:val="0"/>
+              <w:noProof/>
+              <w:kern w:val="2"/>
+              <w:lang w:val="en-NP"/>
+              <w14:ligatures w14:val="standardContextual"/>
+            </w:rPr>
+          </w:pPr>
+          <w:hyperlink w:anchor="_Toc230861518" w:history="1">
+            <w:r>
+              <w:rPr>
+                <w:rStyle w:val="Hyperlink"/>
+                <w:noProof/>
+              </w:rPr>
+              <w:t xml:space="preserve">5.3 </w:t>
+            </w:r>
+            <w:r>
+              <w:rPr>
+                <w:rStyle w:val="Hyperlink"/>
+                <w:noProof/>
+                <w:lang w:val="en-NP"/>
+              </w:rPr>
+              <w:t>System Architecture</w:t>
+            </w:r>
+            <w:r>
+              <w:rPr>
+                <w:noProof/>
+                <w:webHidden/>
+              </w:rPr>
+              <w:tab/>
+            </w:r>
+            <w:r>
+              <w:rPr>
+                <w:noProof/>
+                <w:webHidden/>
+              </w:rPr>
+              <w:fldChar w:fldCharType="begin"/>
+            </w:r>
+            <w:r>
+              <w:rPr>
+                <w:noProof/>
+                <w:webHidden/>
+              </w:rPr>
+              <w:instrText xml:space="preserve"> PAGEREF _Toc230861518 \h </w:instrText>
+            </w:r>
+            <w:r>
+              <w:rPr>
+                <w:noProof/>
+                <w:webHidden/>
+              </w:rPr>
+            </w:r>
+            <w:r>
+              <w:rPr>
+                <w:noProof/>
+                <w:webHidden/>
+              </w:rPr>
+              <w:fldChar w:fldCharType="separate"/>
+            </w:r>
+            <w:r>
+              <w:rPr>
+                <w:noProof/>
+                <w:webHidden/>
+              </w:rPr>
+              <w:t>19</w:t>
+            </w:r>
+            <w:r>
+              <w:rPr>
+                <w:noProof/>
+                <w:webHidden/>
+              </w:rPr>
+              <w:fldChar w:fldCharType="end"/>
+            </w:r>
+          </w:hyperlink>
+        </w:p>
+        <w:p>
+          <w:pPr>
+            <w:pStyle w:val="TOC1"/>
+            <w:tabs>
+              <w:tab w:val="right" w:leader="dot" w:pos="10790"/>
+            </w:tabs>
+            <w:rPr>
+              <w:b w:val="0"/>
+              <w:bCs w:val="0"/>
+              <w:i w:val="0"/>
+              <w:iCs w:val="0"/>
+              <w:noProof/>
+              <w:kern w:val="2"/>
+              <w:lang w:val="en-NP"/>
+              <w14:ligatures w14:val="standardContextual"/>
+            </w:rPr>
+          </w:pPr>
+          <w:hyperlink w:anchor="_Toc230861519" w:history="1">
+            <w:r>
+              <w:rPr>
+                <w:rStyle w:val="Hyperlink"/>
+                <w:noProof/>
+              </w:rPr>
+              <w:t>5.4 Database Schema</w:t>
+            </w:r>
+            <w:r>
+              <w:rPr>
+                <w:noProof/>
+                <w:webHidden/>
+              </w:rPr>
+              <w:tab/>
+            </w:r>
+            <w:r>
+              <w:rPr>
+                <w:noProof/>
+                <w:webHidden/>
+              </w:rPr>
+              <w:fldChar w:fldCharType="begin"/>
+            </w:r>
+            <w:r>
+              <w:rPr>
+                <w:noProof/>
+                <w:webHidden/>
+              </w:rPr>
+              <w:instrText xml:space="preserve"> PAGEREF _Toc230861519 \h </w:instrText>
+            </w:r>
+            <w:r>
+              <w:rPr>
+                <w:noProof/>
+                <w:webHidden/>
+              </w:rPr>
+            </w:r>
+            <w:r>
+              <w:rPr>
+                <w:noProof/>
+                <w:webHidden/>
+              </w:rPr>
+              <w:fldChar w:fldCharType="separate"/>
+            </w:r>
+            <w:r>
+              <w:rPr>
+                <w:noProof/>
+                <w:webHidden/>
+              </w:rPr>
+              <w:t>20</w:t>
+            </w:r>
+            <w:r>
+              <w:rPr>
+                <w:noProof/>
+                <w:webHidden/>
+              </w:rPr>
+              <w:fldChar w:fldCharType="end"/>
+            </w:r>
+          </w:hyperlink>
+        </w:p>
+        <w:p>
+          <w:pPr>
+            <w:pStyle w:val="TOC1"/>
+            <w:tabs>
+              <w:tab w:val="right" w:leader="dot" w:pos="10790"/>
+            </w:tabs>
+            <w:rPr>
+              <w:b w:val="0"/>
+              <w:bCs w:val="0"/>
+              <w:i w:val="0"/>
+              <w:iCs w:val="0"/>
+              <w:noProof/>
+              <w:kern w:val="2"/>
+              <w:lang w:val="en-NP"/>
+              <w14:ligatures w14:val="standardContextual"/>
+            </w:rPr>
+          </w:pPr>
+          <w:hyperlink w:anchor="_Toc230861520" w:history="1">
+            <w:r>
+              <w:rPr>
+                <w:rStyle w:val="Hyperlink"/>
+                <w:noProof/>
+              </w:rPr>
+              <w:t xml:space="preserve">5.4 AI Processing Pipeline </w:t>
+            </w:r>
+            <w:r>
+              <w:rPr>
+                <w:rStyle w:val="Hyperlink"/>
+                <w:rFonts w:ascii="Segoe UI" w:hAnsi="Segoe UI" w:cs="Segoe UI"/>
+                <w:noProof/>
+              </w:rPr>
+              <w:t>Architecture</w:t>
+            </w:r>
+            <w:r>
+              <w:rPr>
+                <w:noProof/>
+                <w:webHidden/>
+              </w:rPr>
+              <w:tab/>
+            </w:r>
+            <w:r>
+              <w:rPr>
+                <w:noProof/>
+                <w:webHidden/>
+              </w:rPr>
+              <w:fldChar w:fldCharType="begin"/>
+            </w:r>
+            <w:r>
+              <w:rPr>
+                <w:noProof/>
+                <w:webHidden/>
+              </w:rPr>
+              <w:instrText xml:space="preserve"> PAGEREF _Toc230861520 \h </w:instrText>
+            </w:r>
+            <w:r>
+              <w:rPr>
+                <w:noProof/>
+                <w:webHidden/>
+              </w:rPr>
+            </w:r>
+            <w:r>
+              <w:rPr>
+                <w:noProof/>
+                <w:webHidden/>
+              </w:rPr>
+              <w:fldChar w:fldCharType="separate"/>
+            </w:r>
+            <w:r>
+              <w:rPr>
+                <w:noProof/>
+                <w:webHidden/>
+              </w:rPr>
+              <w:t>20</w:t>
             </w:r>
             <w:r>
               <w:rPr>
@@ -2283,13 +2668,81 @@
               <w14:ligatures w14:val="standardContextual"/>
             </w:rPr>
           </w:pPr>
-          <w:hyperlink w:anchor="_Toc224572006" w:history="1">
+          <w:hyperlink w:anchor="_Toc230861521" w:history="1">
+            <w:r>
+              <w:rPr>
+                <w:noProof/>
+                <w:webHidden/>
+              </w:rPr>
+              <w:tab/>
+            </w:r>
+            <w:r>
+              <w:rPr>
+                <w:noProof/>
+                <w:webHidden/>
+              </w:rPr>
+              <w:fldChar w:fldCharType="begin"/>
+            </w:r>
+            <w:r>
+              <w:rPr>
+                <w:noProof/>
+                <w:webHidden/>
+              </w:rPr>
+              <w:instrText xml:space="preserve"> PAGEREF _Toc230861521 \h </w:instrText>
+            </w:r>
+            <w:r>
+              <w:rPr>
+                <w:noProof/>
+                <w:webHidden/>
+              </w:rPr>
+            </w:r>
+            <w:r>
+              <w:rPr>
+                <w:noProof/>
+                <w:webHidden/>
+              </w:rPr>
+              <w:fldChar w:fldCharType="separate"/>
+            </w:r>
+            <w:r>
+              <w:rPr>
+                <w:noProof/>
+                <w:webHidden/>
+              </w:rPr>
+              <w:t>20</w:t>
+            </w:r>
+            <w:r>
+              <w:rPr>
+                <w:noProof/>
+                <w:webHidden/>
+              </w:rPr>
+              <w:fldChar w:fldCharType="end"/>
+            </w:r>
+          </w:hyperlink>
+        </w:p>
+        <w:p>
+          <w:pPr>
+            <w:pStyle w:val="TOC2"/>
+            <w:tabs>
+              <w:tab w:val="right" w:leader="dot" w:pos="10790"/>
+            </w:tabs>
+            <w:rPr>
+              <w:b w:val="0"/>
+              <w:bCs w:val="0"/>
+              <w:noProof/>
+              <w:kern w:val="2"/>
+              <w:sz w:val="24"/>
+              <w:szCs w:val="24"/>
+              <w:lang w:val="en-NP"/>
+              <w14:ligatures w14:val="standardContextual"/>
+            </w:rPr>
+          </w:pPr>
+          <w:hyperlink w:anchor="_Toc230861522" w:history="1">
             <w:r>
               <w:rPr>
                 <w:rStyle w:val="Hyperlink"/>
                 <w:noProof/>
               </w:rPr>
-              <w:t>3.5 Cloud Notification Systems</w:t>
+              <w:t>5.5 IoT System Architecture</w:t>
             </w:r>
             <w:r>
               <w:rPr>
@@ -2310,7 +2763,7 @@
                 <w:noProof/>
                 <w:webHidden/>
               </w:rPr>
-              <w:instrText xml:space="preserve"> PAGEREF _Toc224572006 \h </w:instrText>
+              <w:instrText xml:space="preserve"> PAGEREF _Toc230861522 \h </w:instrText>
             </w:r>
             <w:r>
               <w:rPr>
@@ -2330,7 +2783,818 @@
                 <w:noProof/>
                 <w:webHidden/>
               </w:rPr>
-              <w:t>9</w:t>
+              <w:t>21</w:t>
+            </w:r>
+            <w:r>
+              <w:rPr>
+                <w:noProof/>
+                <w:webHidden/>
+              </w:rPr>
+              <w:fldChar w:fldCharType="end"/>
+            </w:r>
+          </w:hyperlink>
+        </w:p>
+        <w:p>
+          <w:pPr>
+            <w:pStyle w:val="TOC2"/>
+            <w:tabs>
+              <w:tab w:val="right" w:leader="dot" w:pos="10790"/>
+            </w:tabs>
+            <w:rPr>
+              <w:b w:val="0"/>
+              <w:bCs w:val="0"/>
+              <w:noProof/>
+              <w:kern w:val="2"/>
+              <w:sz w:val="24"/>
+              <w:szCs w:val="24"/>
+              <w:lang w:val="en-NP"/>
+              <w14:ligatures w14:val="standardContextual"/>
+            </w:rPr>
+          </w:pPr>
+          <w:hyperlink w:anchor="_Toc230861523" w:history="1">
+            <w:r>
+              <w:rPr>
+                <w:rStyle w:val="Hyperlink"/>
+                <w:noProof/>
+              </w:rPr>
+              <w:t>5.6 Gantt Chart</w:t>
+            </w:r>
+            <w:r>
+              <w:rPr>
+                <w:noProof/>
+                <w:webHidden/>
+              </w:rPr>
+              <w:tab/>
+            </w:r>
+            <w:r>
+              <w:rPr>
+                <w:noProof/>
+                <w:webHidden/>
+              </w:rPr>
+              <w:fldChar w:fldCharType="begin"/>
+            </w:r>
+            <w:r>
+              <w:rPr>
+                <w:noProof/>
+                <w:webHidden/>
+              </w:rPr>
+              <w:instrText xml:space="preserve"> PAGEREF _Toc230861523 \h </w:instrText>
+            </w:r>
+            <w:r>
+              <w:rPr>
+                <w:noProof/>
+                <w:webHidden/>
+              </w:rPr>
+            </w:r>
+            <w:r>
+              <w:rPr>
+                <w:noProof/>
+                <w:webHidden/>
+              </w:rPr>
+              <w:fldChar w:fldCharType="separate"/>
+            </w:r>
+            <w:r>
+              <w:rPr>
+                <w:noProof/>
+                <w:webHidden/>
+              </w:rPr>
+              <w:t>21</w:t>
+            </w:r>
+            <w:r>
+              <w:rPr>
+                <w:noProof/>
+                <w:webHidden/>
+              </w:rPr>
+              <w:fldChar w:fldCharType="end"/>
+            </w:r>
+          </w:hyperlink>
+        </w:p>
+        <w:p>
+          <w:pPr>
+            <w:pStyle w:val="TOC2"/>
+            <w:tabs>
+              <w:tab w:val="right" w:leader="dot" w:pos="10790"/>
+            </w:tabs>
+            <w:rPr>
+              <w:b w:val="0"/>
+              <w:bCs w:val="0"/>
+              <w:noProof/>
+              <w:kern w:val="2"/>
+              <w:sz w:val="24"/>
+              <w:szCs w:val="24"/>
+              <w:lang w:val="en-NP"/>
+              <w14:ligatures w14:val="standardContextual"/>
+            </w:rPr>
+          </w:pPr>
+          <w:hyperlink w:anchor="_Toc230861524" w:history="1">
+            <w:r>
+              <w:rPr>
+                <w:rStyle w:val="Hyperlink"/>
+                <w:noProof/>
+              </w:rPr>
+              <w:t>5.7 System Architecture Description</w:t>
+            </w:r>
+            <w:r>
+              <w:rPr>
+                <w:noProof/>
+                <w:webHidden/>
+              </w:rPr>
+              <w:tab/>
+            </w:r>
+            <w:r>
+              <w:rPr>
+                <w:noProof/>
+                <w:webHidden/>
+              </w:rPr>
+              <w:fldChar w:fldCharType="begin"/>
+            </w:r>
+            <w:r>
+              <w:rPr>
+                <w:noProof/>
+                <w:webHidden/>
+              </w:rPr>
+              <w:instrText xml:space="preserve"> PAGEREF _Toc230861524 \h </w:instrText>
+            </w:r>
+            <w:r>
+              <w:rPr>
+                <w:noProof/>
+                <w:webHidden/>
+              </w:rPr>
+            </w:r>
+            <w:r>
+              <w:rPr>
+                <w:noProof/>
+                <w:webHidden/>
+              </w:rPr>
+              <w:fldChar w:fldCharType="separate"/>
+            </w:r>
+            <w:r>
+              <w:rPr>
+                <w:noProof/>
+                <w:webHidden/>
+              </w:rPr>
+              <w:t>21</w:t>
+            </w:r>
+            <w:r>
+              <w:rPr>
+                <w:noProof/>
+                <w:webHidden/>
+              </w:rPr>
+              <w:fldChar w:fldCharType="end"/>
+            </w:r>
+          </w:hyperlink>
+        </w:p>
+        <w:p>
+          <w:pPr>
+            <w:pStyle w:val="TOC2"/>
+            <w:tabs>
+              <w:tab w:val="right" w:leader="dot" w:pos="10790"/>
+            </w:tabs>
+            <w:rPr>
+              <w:b w:val="0"/>
+              <w:bCs w:val="0"/>
+              <w:noProof/>
+              <w:kern w:val="2"/>
+              <w:sz w:val="24"/>
+              <w:szCs w:val="24"/>
+              <w:lang w:val="en-NP"/>
+              <w14:ligatures w14:val="standardContextual"/>
+            </w:rPr>
+          </w:pPr>
+          <w:hyperlink w:anchor="_Toc230861525" w:history="1">
+            <w:r>
+              <w:rPr>
+                <w:rStyle w:val="Hyperlink"/>
+                <w:noProof/>
+              </w:rPr>
+              <w:t>5.8 Algorithms</w:t>
+            </w:r>
+            <w:r>
+              <w:rPr>
+                <w:noProof/>
+                <w:webHidden/>
+              </w:rPr>
+              <w:tab/>
+            </w:r>
+            <w:r>
+              <w:rPr>
+                <w:noProof/>
+                <w:webHidden/>
+              </w:rPr>
+              <w:fldChar w:fldCharType="begin"/>
+            </w:r>
+            <w:r>
+              <w:rPr>
+                <w:noProof/>
+                <w:webHidden/>
+              </w:rPr>
+              <w:instrText xml:space="preserve"> PAGEREF _Toc230861525 \h </w:instrText>
+            </w:r>
+            <w:r>
+              <w:rPr>
+                <w:noProof/>
+                <w:webHidden/>
+              </w:rPr>
+            </w:r>
+            <w:r>
+              <w:rPr>
+                <w:noProof/>
+                <w:webHidden/>
+              </w:rPr>
+              <w:fldChar w:fldCharType="separate"/>
+            </w:r>
+            <w:r>
+              <w:rPr>
+                <w:noProof/>
+                <w:webHidden/>
+              </w:rPr>
+              <w:t>22</w:t>
+            </w:r>
+            <w:r>
+              <w:rPr>
+                <w:noProof/>
+                <w:webHidden/>
+              </w:rPr>
+              <w:fldChar w:fldCharType="end"/>
+            </w:r>
+          </w:hyperlink>
+        </w:p>
+        <w:p>
+          <w:pPr>
+            <w:pStyle w:val="TOC3"/>
+            <w:tabs>
+              <w:tab w:val="right" w:leader="dot" w:pos="10790"/>
+            </w:tabs>
+            <w:rPr>
+              <w:noProof/>
+              <w:kern w:val="2"/>
+              <w:sz w:val="24"/>
+              <w:szCs w:val="24"/>
+              <w:lang w:val="en-NP"/>
+              <w14:ligatures w14:val="standardContextual"/>
+            </w:rPr>
+          </w:pPr>
+          <w:hyperlink w:anchor="_Toc230861526" w:history="1">
+            <w:r>
+              <w:rPr>
+                <w:rStyle w:val="Hyperlink"/>
+                <w:noProof/>
+              </w:rPr>
+              <w:t>Entry/Exit detection using IR sensors</w:t>
+            </w:r>
+            <w:r>
+              <w:rPr>
+                <w:noProof/>
+                <w:webHidden/>
+              </w:rPr>
+              <w:tab/>
+            </w:r>
+            <w:r>
+              <w:rPr>
+                <w:noProof/>
+                <w:webHidden/>
+              </w:rPr>
+              <w:fldChar w:fldCharType="begin"/>
+            </w:r>
+            <w:r>
+              <w:rPr>
+                <w:noProof/>
+                <w:webHidden/>
+              </w:rPr>
+              <w:instrText xml:space="preserve"> PAGEREF _Toc230861526 \h </w:instrText>
+            </w:r>
+            <w:r>
+              <w:rPr>
+                <w:noProof/>
+                <w:webHidden/>
+              </w:rPr>
+            </w:r>
+            <w:r>
+              <w:rPr>
+                <w:noProof/>
+                <w:webHidden/>
+              </w:rPr>
+              <w:fldChar w:fldCharType="separate"/>
+            </w:r>
+            <w:r>
+              <w:rPr>
+                <w:noProof/>
+                <w:webHidden/>
+              </w:rPr>
+              <w:t>22</w:t>
+            </w:r>
+            <w:r>
+              <w:rPr>
+                <w:noProof/>
+                <w:webHidden/>
+              </w:rPr>
+              <w:fldChar w:fldCharType="end"/>
+            </w:r>
+          </w:hyperlink>
+        </w:p>
+        <w:p>
+          <w:pPr>
+            <w:pStyle w:val="TOC3"/>
+            <w:tabs>
+              <w:tab w:val="right" w:leader="dot" w:pos="10790"/>
+            </w:tabs>
+            <w:rPr>
+              <w:noProof/>
+              <w:kern w:val="2"/>
+              <w:sz w:val="24"/>
+              <w:szCs w:val="24"/>
+              <w:lang w:val="en-NP"/>
+              <w14:ligatures w14:val="standardContextual"/>
+            </w:rPr>
+          </w:pPr>
+          <w:hyperlink w:anchor="_Toc230861527" w:history="1">
+            <w:r>
+              <w:rPr>
+                <w:rStyle w:val="Hyperlink"/>
+                <w:noProof/>
+              </w:rPr>
+              <w:t>Image capture and transmission</w:t>
+            </w:r>
+            <w:r>
+              <w:rPr>
+                <w:noProof/>
+                <w:webHidden/>
+              </w:rPr>
+              <w:tab/>
+            </w:r>
+            <w:r>
+              <w:rPr>
+                <w:noProof/>
+                <w:webHidden/>
+              </w:rPr>
+              <w:fldChar w:fldCharType="begin"/>
+            </w:r>
+            <w:r>
+              <w:rPr>
+                <w:noProof/>
+                <w:webHidden/>
+              </w:rPr>
+              <w:instrText xml:space="preserve"> PAGEREF _Toc230861527 \h </w:instrText>
+            </w:r>
+            <w:r>
+              <w:rPr>
+                <w:noProof/>
+                <w:webHidden/>
+              </w:rPr>
+            </w:r>
+            <w:r>
+              <w:rPr>
+                <w:noProof/>
+                <w:webHidden/>
+              </w:rPr>
+              <w:fldChar w:fldCharType="separate"/>
+            </w:r>
+            <w:r>
+              <w:rPr>
+                <w:noProof/>
+                <w:webHidden/>
+              </w:rPr>
+              <w:t>22</w:t>
+            </w:r>
+            <w:r>
+              <w:rPr>
+                <w:noProof/>
+                <w:webHidden/>
+              </w:rPr>
+              <w:fldChar w:fldCharType="end"/>
+            </w:r>
+          </w:hyperlink>
+        </w:p>
+        <w:p>
+          <w:pPr>
+            <w:pStyle w:val="TOC3"/>
+            <w:tabs>
+              <w:tab w:val="right" w:leader="dot" w:pos="10790"/>
+            </w:tabs>
+            <w:rPr>
+              <w:noProof/>
+              <w:kern w:val="2"/>
+              <w:sz w:val="24"/>
+              <w:szCs w:val="24"/>
+              <w:lang w:val="en-NP"/>
+              <w14:ligatures w14:val="standardContextual"/>
+            </w:rPr>
+          </w:pPr>
+          <w:hyperlink w:anchor="_Toc230861528" w:history="1">
+            <w:r>
+              <w:rPr>
+                <w:rStyle w:val="Hyperlink"/>
+                <w:noProof/>
+              </w:rPr>
+              <w:t>Person detection using YOLOv8</w:t>
+            </w:r>
+            <w:r>
+              <w:rPr>
+                <w:noProof/>
+                <w:webHidden/>
+              </w:rPr>
+              <w:tab/>
+            </w:r>
+            <w:r>
+              <w:rPr>
+                <w:noProof/>
+                <w:webHidden/>
+              </w:rPr>
+              <w:fldChar w:fldCharType="begin"/>
+            </w:r>
+            <w:r>
+              <w:rPr>
+                <w:noProof/>
+                <w:webHidden/>
+              </w:rPr>
+              <w:instrText xml:space="preserve"> PAGEREF _Toc230861528 \h </w:instrText>
+            </w:r>
+            <w:r>
+              <w:rPr>
+                <w:noProof/>
+                <w:webHidden/>
+              </w:rPr>
+            </w:r>
+            <w:r>
+              <w:rPr>
+                <w:noProof/>
+                <w:webHidden/>
+              </w:rPr>
+              <w:fldChar w:fldCharType="separate"/>
+            </w:r>
+            <w:r>
+              <w:rPr>
+                <w:noProof/>
+                <w:webHidden/>
+              </w:rPr>
+              <w:t>22</w:t>
+            </w:r>
+            <w:r>
+              <w:rPr>
+                <w:noProof/>
+                <w:webHidden/>
+              </w:rPr>
+              <w:fldChar w:fldCharType="end"/>
+            </w:r>
+          </w:hyperlink>
+        </w:p>
+        <w:p>
+          <w:pPr>
+            <w:pStyle w:val="TOC3"/>
+            <w:tabs>
+              <w:tab w:val="right" w:leader="dot" w:pos="10790"/>
+            </w:tabs>
+            <w:rPr>
+              <w:noProof/>
+              <w:kern w:val="2"/>
+              <w:sz w:val="24"/>
+              <w:szCs w:val="24"/>
+              <w:lang w:val="en-NP"/>
+              <w14:ligatures w14:val="standardContextual"/>
+            </w:rPr>
+          </w:pPr>
+          <w:hyperlink w:anchor="_Toc230861529" w:history="1">
+            <w:r>
+              <w:rPr>
+                <w:rStyle w:val="Hyperlink"/>
+                <w:noProof/>
+              </w:rPr>
+              <w:t>ID card text extraction using Tesseract OCR</w:t>
+            </w:r>
+            <w:r>
+              <w:rPr>
+                <w:noProof/>
+                <w:webHidden/>
+              </w:rPr>
+              <w:tab/>
+            </w:r>
+            <w:r>
+              <w:rPr>
+                <w:noProof/>
+                <w:webHidden/>
+              </w:rPr>
+              <w:fldChar w:fldCharType="begin"/>
+            </w:r>
+            <w:r>
+              <w:rPr>
+                <w:noProof/>
+                <w:webHidden/>
+              </w:rPr>
+              <w:instrText xml:space="preserve"> PAGEREF _Toc230861529 \h </w:instrText>
+            </w:r>
+            <w:r>
+              <w:rPr>
+                <w:noProof/>
+                <w:webHidden/>
+              </w:rPr>
+            </w:r>
+            <w:r>
+              <w:rPr>
+                <w:noProof/>
+                <w:webHidden/>
+              </w:rPr>
+              <w:fldChar w:fldCharType="separate"/>
+            </w:r>
+            <w:r>
+              <w:rPr>
+                <w:noProof/>
+                <w:webHidden/>
+              </w:rPr>
+              <w:t>22</w:t>
+            </w:r>
+            <w:r>
+              <w:rPr>
+                <w:noProof/>
+                <w:webHidden/>
+              </w:rPr>
+              <w:fldChar w:fldCharType="end"/>
+            </w:r>
+          </w:hyperlink>
+        </w:p>
+        <w:p>
+          <w:pPr>
+            <w:pStyle w:val="TOC3"/>
+            <w:tabs>
+              <w:tab w:val="right" w:leader="dot" w:pos="10790"/>
+            </w:tabs>
+            <w:rPr>
+              <w:noProof/>
+              <w:kern w:val="2"/>
+              <w:sz w:val="24"/>
+              <w:szCs w:val="24"/>
+              <w:lang w:val="en-NP"/>
+              <w14:ligatures w14:val="standardContextual"/>
+            </w:rPr>
+          </w:pPr>
+          <w:hyperlink w:anchor="_Toc230861530" w:history="1">
+            <w:r>
+              <w:rPr>
+                <w:rStyle w:val="Hyperlink"/>
+                <w:noProof/>
+              </w:rPr>
+              <w:t>Database verification</w:t>
+            </w:r>
+            <w:r>
+              <w:rPr>
+                <w:noProof/>
+                <w:webHidden/>
+              </w:rPr>
+              <w:tab/>
+            </w:r>
+            <w:r>
+              <w:rPr>
+                <w:noProof/>
+                <w:webHidden/>
+              </w:rPr>
+              <w:fldChar w:fldCharType="begin"/>
+            </w:r>
+            <w:r>
+              <w:rPr>
+                <w:noProof/>
+                <w:webHidden/>
+              </w:rPr>
+              <w:instrText xml:space="preserve"> PAGEREF _Toc230861530 \h </w:instrText>
+            </w:r>
+            <w:r>
+              <w:rPr>
+                <w:noProof/>
+                <w:webHidden/>
+              </w:rPr>
+            </w:r>
+            <w:r>
+              <w:rPr>
+                <w:noProof/>
+                <w:webHidden/>
+              </w:rPr>
+              <w:fldChar w:fldCharType="separate"/>
+            </w:r>
+            <w:r>
+              <w:rPr>
+                <w:noProof/>
+                <w:webHidden/>
+              </w:rPr>
+              <w:t>22</w:t>
+            </w:r>
+            <w:r>
+              <w:rPr>
+                <w:noProof/>
+                <w:webHidden/>
+              </w:rPr>
+              <w:fldChar w:fldCharType="end"/>
+            </w:r>
+          </w:hyperlink>
+        </w:p>
+        <w:p>
+          <w:pPr>
+            <w:pStyle w:val="TOC3"/>
+            <w:tabs>
+              <w:tab w:val="right" w:leader="dot" w:pos="10790"/>
+            </w:tabs>
+            <w:rPr>
+              <w:noProof/>
+              <w:kern w:val="2"/>
+              <w:sz w:val="24"/>
+              <w:szCs w:val="24"/>
+              <w:lang w:val="en-NP"/>
+              <w14:ligatures w14:val="standardContextual"/>
+            </w:rPr>
+          </w:pPr>
+          <w:hyperlink w:anchor="_Toc230861531" w:history="1">
+            <w:r>
+              <w:rPr>
+                <w:rStyle w:val="Hyperlink"/>
+                <w:noProof/>
+              </w:rPr>
+              <w:t>Notification system</w:t>
+            </w:r>
+            <w:r>
+              <w:rPr>
+                <w:noProof/>
+                <w:webHidden/>
+              </w:rPr>
+              <w:tab/>
+            </w:r>
+            <w:r>
+              <w:rPr>
+                <w:noProof/>
+                <w:webHidden/>
+              </w:rPr>
+              <w:fldChar w:fldCharType="begin"/>
+            </w:r>
+            <w:r>
+              <w:rPr>
+                <w:noProof/>
+                <w:webHidden/>
+              </w:rPr>
+              <w:instrText xml:space="preserve"> PAGEREF _Toc230861531 \h </w:instrText>
+            </w:r>
+            <w:r>
+              <w:rPr>
+                <w:noProof/>
+                <w:webHidden/>
+              </w:rPr>
+            </w:r>
+            <w:r>
+              <w:rPr>
+                <w:noProof/>
+                <w:webHidden/>
+              </w:rPr>
+              <w:fldChar w:fldCharType="separate"/>
+            </w:r>
+            <w:r>
+              <w:rPr>
+                <w:noProof/>
+                <w:webHidden/>
+              </w:rPr>
+              <w:t>23</w:t>
+            </w:r>
+            <w:r>
+              <w:rPr>
+                <w:noProof/>
+                <w:webHidden/>
+              </w:rPr>
+              <w:fldChar w:fldCharType="end"/>
+            </w:r>
+          </w:hyperlink>
+        </w:p>
+        <w:p>
+          <w:pPr>
+            <w:pStyle w:val="TOC2"/>
+            <w:tabs>
+              <w:tab w:val="right" w:leader="dot" w:pos="10790"/>
+            </w:tabs>
+            <w:rPr>
+              <w:b w:val="0"/>
+              <w:bCs w:val="0"/>
+              <w:noProof/>
+              <w:kern w:val="2"/>
+              <w:sz w:val="24"/>
+              <w:szCs w:val="24"/>
+              <w:lang w:val="en-NP"/>
+              <w14:ligatures w14:val="standardContextual"/>
+            </w:rPr>
+          </w:pPr>
+          <w:hyperlink w:anchor="_Toc230861532" w:history="1">
+            <w:r>
+              <w:rPr>
+                <w:rStyle w:val="Hyperlink"/>
+                <w:noProof/>
+              </w:rPr>
+              <w:t>5.9 Hardware Design</w:t>
+            </w:r>
+            <w:r>
+              <w:rPr>
+                <w:noProof/>
+                <w:webHidden/>
+              </w:rPr>
+              <w:tab/>
+            </w:r>
+            <w:r>
+              <w:rPr>
+                <w:noProof/>
+                <w:webHidden/>
+              </w:rPr>
+              <w:fldChar w:fldCharType="begin"/>
+            </w:r>
+            <w:r>
+              <w:rPr>
+                <w:noProof/>
+                <w:webHidden/>
+              </w:rPr>
+              <w:instrText xml:space="preserve"> PAGEREF _Toc230861532 \h </w:instrText>
+            </w:r>
+            <w:r>
+              <w:rPr>
+                <w:noProof/>
+                <w:webHidden/>
+              </w:rPr>
+            </w:r>
+            <w:r>
+              <w:rPr>
+                <w:noProof/>
+                <w:webHidden/>
+              </w:rPr>
+              <w:fldChar w:fldCharType="separate"/>
+            </w:r>
+            <w:r>
+              <w:rPr>
+                <w:noProof/>
+                <w:webHidden/>
+              </w:rPr>
+              <w:t>23</w:t>
+            </w:r>
+            <w:r>
+              <w:rPr>
+                <w:noProof/>
+                <w:webHidden/>
+              </w:rPr>
+              <w:fldChar w:fldCharType="end"/>
+            </w:r>
+          </w:hyperlink>
+        </w:p>
+        <w:p>
+          <w:pPr>
+            <w:pStyle w:val="TOC3"/>
+            <w:tabs>
+              <w:tab w:val="right" w:leader="dot" w:pos="10790"/>
+            </w:tabs>
+            <w:rPr>
+              <w:noProof/>
+              <w:kern w:val="2"/>
+              <w:sz w:val="24"/>
+              <w:szCs w:val="24"/>
+              <w:lang w:val="en-NP"/>
+              <w14:ligatures w14:val="standardContextual"/>
+            </w:rPr>
+          </w:pPr>
+          <w:hyperlink w:anchor="_Toc230861533" w:history="1">
+            <w:r>
+              <w:rPr>
+                <w:rStyle w:val="Hyperlink"/>
+                <w:noProof/>
+              </w:rPr>
+              <w:t>Recommended hardware specifications:</w:t>
+            </w:r>
+            <w:r>
+              <w:rPr>
+                <w:noProof/>
+                <w:webHidden/>
+              </w:rPr>
+              <w:tab/>
+            </w:r>
+            <w:r>
+              <w:rPr>
+                <w:noProof/>
+                <w:webHidden/>
+              </w:rPr>
+              <w:fldChar w:fldCharType="begin"/>
+            </w:r>
+            <w:r>
+              <w:rPr>
+                <w:noProof/>
+                <w:webHidden/>
+              </w:rPr>
+              <w:instrText xml:space="preserve"> PAGEREF _Toc230861533 \h </w:instrText>
+            </w:r>
+            <w:r>
+              <w:rPr>
+                <w:noProof/>
+                <w:webHidden/>
+              </w:rPr>
+            </w:r>
+            <w:r>
+              <w:rPr>
+                <w:noProof/>
+                <w:webHidden/>
+              </w:rPr>
+              <w:fldChar w:fldCharType="separate"/>
+            </w:r>
+            <w:r>
+              <w:rPr>
+                <w:noProof/>
+                <w:webHidden/>
+              </w:rPr>
+              <w:t>23</w:t>
             </w:r>
             <w:r>
               <w:rPr>
@@ -2358,13 +3622,13 @@
               <w14:ligatures w14:val="standardContextual"/>
             </w:rPr>
           </w:pPr>
-          <w:hyperlink w:anchor="_Toc224572007" w:history="1">
+          <w:hyperlink w:anchor="_Toc230861534" w:history="1">
             <w:r>
               <w:rPr>
                 <w:rStyle w:val="Hyperlink"/>
                 <w:noProof/>
               </w:rPr>
-              <w:t>CHAPTER 4 - Feasibility Study</w:t>
+              <w:t>Appendix A - GPIO Pin Mapping</w:t>
             </w:r>
             <w:r>
               <w:rPr>
@@ -2385,7 +3649,7 @@
                 <w:noProof/>
                 <w:webHidden/>
               </w:rPr>
-              <w:instrText xml:space="preserve"> PAGEREF _Toc224572007 \h </w:instrText>
+              <w:instrText xml:space="preserve"> PAGEREF _Toc230861534 \h </w:instrText>
             </w:r>
             <w:r>
               <w:rPr>
@@ -2405,7 +3669,82 @@
                 <w:noProof/>
                 <w:webHidden/>
               </w:rPr>
-              <w:t>10</w:t>
+              <w:t>23</w:t>
+            </w:r>
+            <w:r>
+              <w:rPr>
+                <w:noProof/>
+                <w:webHidden/>
+              </w:rPr>
+              <w:fldChar w:fldCharType="end"/>
+            </w:r>
+          </w:hyperlink>
+        </w:p>
+        <w:p>
+          <w:pPr>
+            <w:pStyle w:val="TOC1"/>
+            <w:tabs>
+              <w:tab w:val="right" w:leader="dot" w:pos="10790"/>
+            </w:tabs>
+            <w:rPr>
+              <w:b w:val="0"/>
+              <w:bCs w:val="0"/>
+              <w:i w:val="0"/>
+              <w:iCs w:val="0"/>
+              <w:noProof/>
+              <w:kern w:val="2"/>
+              <w:lang w:val="en-NP"/>
+              <w14:ligatures w14:val="standardContextual"/>
+            </w:rPr>
+          </w:pPr>
+          <w:hyperlink w:anchor="_Toc230861535" w:history="1">
+            <w:r>
+              <w:rPr>
+                <w:rStyle w:val="Hyperlink"/>
+                <w:noProof/>
+              </w:rPr>
+              <w:t>4. Software Architecture (Detailed Design)</w:t>
+            </w:r>
+            <w:r>
+              <w:rPr>
+                <w:noProof/>
+                <w:webHidden/>
+              </w:rPr>
+              <w:tab/>
+            </w:r>
+            <w:r>
+              <w:rPr>
+                <w:noProof/>
+                <w:webHidden/>
+              </w:rPr>
+              <w:fldChar w:fldCharType="begin"/>
+            </w:r>
+            <w:r>
+              <w:rPr>
+                <w:noProof/>
+                <w:webHidden/>
+              </w:rPr>
+              <w:instrText xml:space="preserve"> PAGEREF _Toc230861535 \h </w:instrText>
+            </w:r>
+            <w:r>
+              <w:rPr>
+                <w:noProof/>
+                <w:webHidden/>
+              </w:rPr>
+            </w:r>
+            <w:r>
+              <w:rPr>
+                <w:noProof/>
+                <w:webHidden/>
+              </w:rPr>
+              <w:fldChar w:fldCharType="separate"/>
+            </w:r>
+            <w:r>
+              <w:rPr>
+                <w:noProof/>
+                <w:webHidden/>
+              </w:rPr>
+              <w:t>24</w:t>
             </w:r>
             <w:r>
               <w:rPr>
@@ -2433,13 +3772,13 @@
               <w14:ligatures w14:val="standardContextual"/>
             </w:rPr>
           </w:pPr>
-          <w:hyperlink w:anchor="_Toc224572008" w:history="1">
+          <w:hyperlink w:anchor="_Toc230861536" w:history="1">
             <w:r>
               <w:rPr>
                 <w:rStyle w:val="Hyperlink"/>
                 <w:noProof/>
               </w:rPr>
-              <w:t>4.1 Financial Feasibility</w:t>
+              <w:t>Edge Device Layer</w:t>
             </w:r>
             <w:r>
               <w:rPr>
@@ -2460,7 +3799,7 @@
                 <w:noProof/>
                 <w:webHidden/>
               </w:rPr>
-              <w:instrText xml:space="preserve"> PAGEREF _Toc224572008 \h </w:instrText>
+              <w:instrText xml:space="preserve"> PAGEREF _Toc230861536 \h </w:instrText>
             </w:r>
             <w:r>
               <w:rPr>
@@ -2480,7 +3819,7 @@
                 <w:noProof/>
                 <w:webHidden/>
               </w:rPr>
-              <w:t>10</w:t>
+              <w:t>24</w:t>
             </w:r>
             <w:r>
               <w:rPr>
@@ -2508,13 +3847,13 @@
               <w14:ligatures w14:val="standardContextual"/>
             </w:rPr>
           </w:pPr>
-          <w:hyperlink w:anchor="_Toc224572009" w:history="1">
+          <w:hyperlink w:anchor="_Toc230861537" w:history="1">
             <w:r>
               <w:rPr>
                 <w:rStyle w:val="Hyperlink"/>
                 <w:noProof/>
               </w:rPr>
-              <w:t>4.2 Technical Feasibility</w:t>
+              <w:t>AI Processing Layer</w:t>
             </w:r>
             <w:r>
               <w:rPr>
@@ -2535,7 +3874,7 @@
                 <w:noProof/>
                 <w:webHidden/>
               </w:rPr>
-              <w:instrText xml:space="preserve"> PAGEREF _Toc224572009 \h </w:instrText>
+              <w:instrText xml:space="preserve"> PAGEREF _Toc230861537 \h </w:instrText>
             </w:r>
             <w:r>
               <w:rPr>
@@ -2555,7 +3894,82 @@
                 <w:noProof/>
                 <w:webHidden/>
               </w:rPr>
-              <w:t>10</w:t>
+              <w:t>24</w:t>
+            </w:r>
+            <w:r>
+              <w:rPr>
+                <w:noProof/>
+                <w:webHidden/>
+              </w:rPr>
+              <w:fldChar w:fldCharType="end"/>
+            </w:r>
+          </w:hyperlink>
+        </w:p>
+        <w:p>
+          <w:pPr>
+            <w:pStyle w:val="TOC2"/>
+            <w:tabs>
+              <w:tab w:val="right" w:leader="dot" w:pos="10790"/>
+            </w:tabs>
+            <w:rPr>
+              <w:b w:val="0"/>
+              <w:bCs w:val="0"/>
+              <w:noProof/>
+              <w:kern w:val="2"/>
+              <w:sz w:val="24"/>
+              <w:szCs w:val="24"/>
+              <w:lang w:val="en-NP"/>
+              <w14:ligatures w14:val="standardContextual"/>
+            </w:rPr>
+          </w:pPr>
+          <w:hyperlink w:anchor="_Toc230861538" w:history="1">
+            <w:r>
+              <w:rPr>
+                <w:rStyle w:val="Hyperlink"/>
+                <w:noProof/>
+              </w:rPr>
+              <w:t>Cloud / Application Layer</w:t>
+            </w:r>
+            <w:r>
+              <w:rPr>
+                <w:noProof/>
+                <w:webHidden/>
+              </w:rPr>
+              <w:tab/>
+            </w:r>
+            <w:r>
+              <w:rPr>
+                <w:noProof/>
+                <w:webHidden/>
+              </w:rPr>
+              <w:fldChar w:fldCharType="begin"/>
+            </w:r>
+            <w:r>
+              <w:rPr>
+                <w:noProof/>
+                <w:webHidden/>
+              </w:rPr>
+              <w:instrText xml:space="preserve"> PAGEREF _Toc230861538 \h </w:instrText>
+            </w:r>
+            <w:r>
+              <w:rPr>
+                <w:noProof/>
+                <w:webHidden/>
+              </w:rPr>
+            </w:r>
+            <w:r>
+              <w:rPr>
+                <w:noProof/>
+                <w:webHidden/>
+              </w:rPr>
+              <w:fldChar w:fldCharType="separate"/>
+            </w:r>
+            <w:r>
+              <w:rPr>
+                <w:noProof/>
+                <w:webHidden/>
+              </w:rPr>
+              <w:t>25</w:t>
             </w:r>
             <w:r>
               <w:rPr>
@@ -2583,13 +3997,13 @@
               <w14:ligatures w14:val="standardContextual"/>
             </w:rPr>
           </w:pPr>
-          <w:hyperlink w:anchor="_Toc224572010" w:history="1">
+          <w:hyperlink w:anchor="_Toc230861539" w:history="1">
             <w:r>
               <w:rPr>
                 <w:rStyle w:val="Hyperlink"/>
                 <w:noProof/>
               </w:rPr>
-              <w:t>CHAPTER 5 - Methodology</w:t>
+              <w:t>7. System Workflow</w:t>
             </w:r>
             <w:r>
               <w:rPr>
@@ -2610,7 +4024,7 @@
                 <w:noProof/>
                 <w:webHidden/>
               </w:rPr>
-              <w:instrText xml:space="preserve"> PAGEREF _Toc224572010 \h </w:instrText>
+              <w:instrText xml:space="preserve"> PAGEREF _Toc230861539 \h </w:instrText>
             </w:r>
             <w:r>
               <w:rPr>
@@ -2630,7 +4044,239 @@
                 <w:noProof/>
                 <w:webHidden/>
               </w:rPr>
-              <w:t>12</w:t>
+              <w:t>25</w:t>
+            </w:r>
+            <w:r>
+              <w:rPr>
+                <w:noProof/>
+                <w:webHidden/>
+              </w:rPr>
+              <w:fldChar w:fldCharType="end"/>
+            </w:r>
+          </w:hyperlink>
+        </w:p>
+        <w:p>
+          <w:pPr>
+            <w:pStyle w:val="TOC1"/>
+            <w:tabs>
+              <w:tab w:val="right" w:leader="dot" w:pos="10790"/>
+            </w:tabs>
+            <w:rPr>
+              <w:b w:val="0"/>
+              <w:bCs w:val="0"/>
+              <w:i w:val="0"/>
+              <w:iCs w:val="0"/>
+              <w:noProof/>
+              <w:kern w:val="2"/>
+              <w:lang w:val="en-NP"/>
+              <w14:ligatures w14:val="standardContextual"/>
+            </w:rPr>
+          </w:pPr>
+          <w:hyperlink w:anchor="_Toc230861540" w:history="1">
+            <w:r>
+              <w:rPr>
+                <w:rStyle w:val="Hyperlink"/>
+                <w:noProof/>
+              </w:rPr>
+              <w:t>CHAPTER 6 - Expected Results</w:t>
+            </w:r>
+            <w:r>
+              <w:rPr>
+                <w:noProof/>
+                <w:webHidden/>
+              </w:rPr>
+              <w:tab/>
+            </w:r>
+            <w:r>
+              <w:rPr>
+                <w:noProof/>
+                <w:webHidden/>
+              </w:rPr>
+              <w:fldChar w:fldCharType="begin"/>
+            </w:r>
+            <w:r>
+              <w:rPr>
+                <w:noProof/>
+                <w:webHidden/>
+              </w:rPr>
+              <w:instrText xml:space="preserve"> PAGEREF _Toc230861540 \h </w:instrText>
+            </w:r>
+            <w:r>
+              <w:rPr>
+                <w:noProof/>
+                <w:webHidden/>
+              </w:rPr>
+            </w:r>
+            <w:r>
+              <w:rPr>
+                <w:noProof/>
+                <w:webHidden/>
+              </w:rPr>
+              <w:fldChar w:fldCharType="separate"/>
+            </w:r>
+            <w:r>
+              <w:rPr>
+                <w:noProof/>
+                <w:webHidden/>
+              </w:rPr>
+              <w:t>25</w:t>
+            </w:r>
+            <w:r>
+              <w:rPr>
+                <w:noProof/>
+                <w:webHidden/>
+              </w:rPr>
+              <w:fldChar w:fldCharType="end"/>
+            </w:r>
+          </w:hyperlink>
+        </w:p>
+        <w:p>
+          <w:pPr>
+            <w:pStyle w:val="TOC1"/>
+            <w:tabs>
+              <w:tab w:val="right" w:leader="dot" w:pos="10790"/>
+            </w:tabs>
+            <w:rPr>
+              <w:b w:val="0"/>
+              <w:bCs w:val="0"/>
+              <w:i w:val="0"/>
+              <w:iCs w:val="0"/>
+              <w:noProof/>
+              <w:kern w:val="2"/>
+              <w:lang w:val="en-NP"/>
+              <w14:ligatures w14:val="standardContextual"/>
+            </w:rPr>
+          </w:pPr>
+          <w:hyperlink w:anchor="_Toc230861541" w:history="1">
+            <w:r>
+              <w:rPr>
+                <w:rStyle w:val="Hyperlink"/>
+                <w:noProof/>
+              </w:rPr>
+              <w:t>8. Future Improvements</w:t>
+            </w:r>
+            <w:r>
+              <w:rPr>
+                <w:noProof/>
+                <w:webHidden/>
+              </w:rPr>
+              <w:tab/>
+            </w:r>
+            <w:r>
+              <w:rPr>
+                <w:noProof/>
+                <w:webHidden/>
+              </w:rPr>
+              <w:fldChar w:fldCharType="begin"/>
+            </w:r>
+            <w:r>
+              <w:rPr>
+                <w:noProof/>
+                <w:webHidden/>
+              </w:rPr>
+              <w:instrText xml:space="preserve"> PAGEREF _Toc230861541 \h </w:instrText>
+            </w:r>
+            <w:r>
+              <w:rPr>
+                <w:noProof/>
+                <w:webHidden/>
+              </w:rPr>
+            </w:r>
+            <w:r>
+              <w:rPr>
+                <w:noProof/>
+                <w:webHidden/>
+              </w:rPr>
+              <w:fldChar w:fldCharType="separate"/>
+            </w:r>
+            <w:r>
+              <w:rPr>
+                <w:noProof/>
+                <w:webHidden/>
+              </w:rPr>
+              <w:t>2</w:t>
+            </w:r>
+            <w:r>
+              <w:rPr>
+                <w:noProof/>
+                <w:webHidden/>
+              </w:rPr>
+              <w:t>6</w:t>
+            </w:r>
+            <w:r>
+              <w:rPr>
+                <w:noProof/>
+                <w:webHidden/>
+              </w:rPr>
+              <w:fldChar w:fldCharType="end"/>
+            </w:r>
+          </w:hyperlink>
+        </w:p>
+        <w:p>
+          <w:pPr>
+            <w:pStyle w:val="TOC1"/>
+            <w:tabs>
+              <w:tab w:val="right" w:leader="dot" w:pos="10790"/>
+            </w:tabs>
+            <w:rPr>
+              <w:b w:val="0"/>
+              <w:bCs w:val="0"/>
+              <w:i w:val="0"/>
+              <w:iCs w:val="0"/>
+              <w:noProof/>
+              <w:kern w:val="2"/>
+              <w:lang w:val="en-NP"/>
+              <w14:ligatures w14:val="standardContextual"/>
+            </w:rPr>
+          </w:pPr>
+          <w:hyperlink w:anchor="_Toc230861542" w:history="1">
+            <w:r>
+              <w:rPr>
+                <w:rStyle w:val="Hyperlink"/>
+                <w:noProof/>
+              </w:rPr>
+              <w:t>Appendix B - Example Codes</w:t>
+            </w:r>
+            <w:r>
+              <w:rPr>
+                <w:noProof/>
+                <w:webHidden/>
+              </w:rPr>
+              <w:tab/>
+            </w:r>
+            <w:r>
+              <w:rPr>
+                <w:noProof/>
+                <w:webHidden/>
+              </w:rPr>
+              <w:fldChar w:fldCharType="begin"/>
+            </w:r>
+            <w:r>
+              <w:rPr>
+                <w:noProof/>
+                <w:webHidden/>
+              </w:rPr>
+              <w:instrText xml:space="preserve"> PAGEREF _Toc230861542 \h </w:instrText>
+            </w:r>
+            <w:r>
+              <w:rPr>
+                <w:noProof/>
+                <w:webHidden/>
+              </w:rPr>
+            </w:r>
+            <w:r>
+              <w:rPr>
+                <w:noProof/>
+                <w:webHidden/>
+              </w:rPr>
+              <w:fldChar w:fldCharType="separate"/>
+            </w:r>
+            <w:r>
+              <w:rPr>
+                <w:noProof/>
+                <w:webHidden/>
+              </w:rPr>
+              <w:t>27</w:t>
             </w:r>
             <w:r>
               <w:rPr>
@@ -2658,13 +4304,13 @@
               <w14:ligatures w14:val="standardContextual"/>
             </w:rPr>
           </w:pPr>
-          <w:hyperlink w:anchor="_Toc224572011" w:history="1">
+          <w:hyperlink w:anchor="_Toc230861543" w:history="1">
             <w:r>
               <w:rPr>
                 <w:rStyle w:val="Hyperlink"/>
                 <w:noProof/>
               </w:rPr>
-              <w:t>5.1 System Block Diagram</w:t>
+              <w:t>ESP32-CAM (Arduino) example</w:t>
             </w:r>
             <w:r>
               <w:rPr>
@@ -2685,7 +4331,7 @@
                 <w:noProof/>
                 <w:webHidden/>
               </w:rPr>
-              <w:instrText xml:space="preserve"> PAGEREF _Toc224572011 \h </w:instrText>
+              <w:instrText xml:space="preserve"> PAGEREF _Toc230861543 \h </w:instrText>
             </w:r>
             <w:r>
               <w:rPr>
@@ -2705,7 +4351,7 @@
                 <w:noProof/>
                 <w:webHidden/>
               </w:rPr>
-              <w:t>12</w:t>
+              <w:t>27</w:t>
             </w:r>
             <w:r>
               <w:rPr>
@@ -2733,13 +4379,13 @@
               <w14:ligatures w14:val="standardContextual"/>
             </w:rPr>
           </w:pPr>
-          <w:hyperlink w:anchor="_Toc224572012" w:history="1">
+          <w:hyperlink w:anchor="_Toc230861544" w:history="1">
             <w:r>
               <w:rPr>
                 <w:rStyle w:val="Hyperlink"/>
                 <w:noProof/>
               </w:rPr>
-              <w:t>5.2 Hardware Circuit Diagram</w:t>
+              <w:t>Python server example</w:t>
             </w:r>
             <w:r>
               <w:rPr>
@@ -2760,7 +4406,7 @@
                 <w:noProof/>
                 <w:webHidden/>
               </w:rPr>
-              <w:instrText xml:space="preserve"> PAGEREF _Toc224572012 \h </w:instrText>
+              <w:instrText xml:space="preserve"> PAGEREF _Toc230861544 \h </w:instrText>
             </w:r>
             <w:r>
               <w:rPr>
@@ -2780,1043 +4426,7 @@
                 <w:noProof/>
                 <w:webHidden/>
               </w:rPr>
-              <w:t>12</w:t>
-            </w:r>
-            <w:r>
-              <w:rPr>
-                <w:noProof/>
-                <w:webHidden/>
-              </w:rPr>
-              <w:fldChar w:fldCharType="end"/>
-            </w:r>
-          </w:hyperlink>
-        </w:p>
-        <w:p>
-          <w:pPr>
-            <w:pStyle w:val="TOC2"/>
-            <w:tabs>
-              <w:tab w:val="right" w:leader="dot" w:pos="10790"/>
-            </w:tabs>
-            <w:rPr>
-              <w:b w:val="0"/>
-              <w:bCs w:val="0"/>
-              <w:noProof/>
-              <w:kern w:val="2"/>
-              <w:sz w:val="24"/>
-              <w:szCs w:val="24"/>
-              <w:lang w:val="en-NP"/>
-              <w14:ligatures w14:val="standardContextual"/>
-            </w:rPr>
-          </w:pPr>
-          <w:hyperlink w:anchor="_Toc224572013" w:history="1">
-            <w:r>
-              <w:rPr>
-                <w:rStyle w:val="Hyperlink"/>
-                <w:noProof/>
-              </w:rPr>
-              <w:t>5.3 Flowchart</w:t>
-            </w:r>
-            <w:r>
-              <w:rPr>
-                <w:noProof/>
-                <w:webHidden/>
-              </w:rPr>
-              <w:tab/>
-            </w:r>
-            <w:r>
-              <w:rPr>
-                <w:noProof/>
-                <w:webHidden/>
-              </w:rPr>
-              <w:fldChar w:fldCharType="begin"/>
-            </w:r>
-            <w:r>
-              <w:rPr>
-                <w:noProof/>
-                <w:webHidden/>
-              </w:rPr>
-              <w:instrText xml:space="preserve"> PAGEREF _Toc224572013 \h </w:instrText>
-            </w:r>
-            <w:r>
-              <w:rPr>
-                <w:noProof/>
-                <w:webHidden/>
-              </w:rPr>
-            </w:r>
-            <w:r>
-              <w:rPr>
-                <w:noProof/>
-                <w:webHidden/>
-              </w:rPr>
-              <w:fldChar w:fldCharType="separate"/>
-            </w:r>
-            <w:r>
-              <w:rPr>
-                <w:noProof/>
-                <w:webHidden/>
-              </w:rPr>
-              <w:t>13</w:t>
-            </w:r>
-            <w:r>
-              <w:rPr>
-                <w:noProof/>
-                <w:webHidden/>
-              </w:rPr>
-              <w:fldChar w:fldCharType="end"/>
-            </w:r>
-          </w:hyperlink>
-        </w:p>
-        <w:p>
-          <w:pPr>
-            <w:pStyle w:val="TOC2"/>
-            <w:tabs>
-              <w:tab w:val="right" w:leader="dot" w:pos="10790"/>
-            </w:tabs>
-            <w:rPr>
-              <w:b w:val="0"/>
-              <w:bCs w:val="0"/>
-              <w:noProof/>
-              <w:kern w:val="2"/>
-              <w:sz w:val="24"/>
-              <w:szCs w:val="24"/>
-              <w:lang w:val="en-NP"/>
-              <w14:ligatures w14:val="standardContextual"/>
-            </w:rPr>
-          </w:pPr>
-          <w:hyperlink w:anchor="_Toc224572014" w:history="1">
-            <w:r>
-              <w:rPr>
-                <w:rStyle w:val="Hyperlink"/>
-                <w:noProof/>
-              </w:rPr>
-              <w:t>5.4 AI Processing Pipeline</w:t>
-            </w:r>
-            <w:r>
-              <w:rPr>
-                <w:noProof/>
-                <w:webHidden/>
-              </w:rPr>
-              <w:tab/>
-            </w:r>
-            <w:r>
-              <w:rPr>
-                <w:noProof/>
-                <w:webHidden/>
-              </w:rPr>
-              <w:fldChar w:fldCharType="begin"/>
-            </w:r>
-            <w:r>
-              <w:rPr>
-                <w:noProof/>
-                <w:webHidden/>
-              </w:rPr>
-              <w:instrText xml:space="preserve"> PAGEREF _Toc224572014 \h </w:instrText>
-            </w:r>
-            <w:r>
-              <w:rPr>
-                <w:noProof/>
-                <w:webHidden/>
-              </w:rPr>
-            </w:r>
-            <w:r>
-              <w:rPr>
-                <w:noProof/>
-                <w:webHidden/>
-              </w:rPr>
-              <w:fldChar w:fldCharType="separate"/>
-            </w:r>
-            <w:r>
-              <w:rPr>
-                <w:noProof/>
-                <w:webHidden/>
-              </w:rPr>
-              <w:t>14</w:t>
-            </w:r>
-            <w:r>
-              <w:rPr>
-                <w:noProof/>
-                <w:webHidden/>
-              </w:rPr>
-              <w:fldChar w:fldCharType="end"/>
-            </w:r>
-          </w:hyperlink>
-        </w:p>
-        <w:p>
-          <w:pPr>
-            <w:pStyle w:val="TOC2"/>
-            <w:tabs>
-              <w:tab w:val="right" w:leader="dot" w:pos="10790"/>
-            </w:tabs>
-            <w:rPr>
-              <w:b w:val="0"/>
-              <w:bCs w:val="0"/>
-              <w:noProof/>
-              <w:kern w:val="2"/>
-              <w:sz w:val="24"/>
-              <w:szCs w:val="24"/>
-              <w:lang w:val="en-NP"/>
-              <w14:ligatures w14:val="standardContextual"/>
-            </w:rPr>
-          </w:pPr>
-          <w:hyperlink w:anchor="_Toc224572015" w:history="1">
-            <w:r>
-              <w:rPr>
-                <w:rStyle w:val="Hyperlink"/>
-                <w:noProof/>
-              </w:rPr>
-              <w:t>5.5 IoT System Architecture</w:t>
-            </w:r>
-            <w:r>
-              <w:rPr>
-                <w:noProof/>
-                <w:webHidden/>
-              </w:rPr>
-              <w:tab/>
-            </w:r>
-            <w:r>
-              <w:rPr>
-                <w:noProof/>
-                <w:webHidden/>
-              </w:rPr>
-              <w:fldChar w:fldCharType="begin"/>
-            </w:r>
-            <w:r>
-              <w:rPr>
-                <w:noProof/>
-                <w:webHidden/>
-              </w:rPr>
-              <w:instrText xml:space="preserve"> PAGEREF _Toc224572015 \h </w:instrText>
-            </w:r>
-            <w:r>
-              <w:rPr>
-                <w:noProof/>
-                <w:webHidden/>
-              </w:rPr>
-            </w:r>
-            <w:r>
-              <w:rPr>
-                <w:noProof/>
-                <w:webHidden/>
-              </w:rPr>
-              <w:fldChar w:fldCharType="separate"/>
-            </w:r>
-            <w:r>
-              <w:rPr>
-                <w:noProof/>
-                <w:webHidden/>
-              </w:rPr>
-              <w:t>16</w:t>
-            </w:r>
-            <w:r>
-              <w:rPr>
-                <w:noProof/>
-                <w:webHidden/>
-              </w:rPr>
-              <w:fldChar w:fldCharType="end"/>
-            </w:r>
-          </w:hyperlink>
-        </w:p>
-        <w:p>
-          <w:pPr>
-            <w:pStyle w:val="TOC2"/>
-            <w:tabs>
-              <w:tab w:val="right" w:leader="dot" w:pos="10790"/>
-            </w:tabs>
-            <w:rPr>
-              <w:b w:val="0"/>
-              <w:bCs w:val="0"/>
-              <w:noProof/>
-              <w:kern w:val="2"/>
-              <w:sz w:val="24"/>
-              <w:szCs w:val="24"/>
-              <w:lang w:val="en-NP"/>
-              <w14:ligatures w14:val="standardContextual"/>
-            </w:rPr>
-          </w:pPr>
-          <w:hyperlink w:anchor="_Toc224572016" w:history="1">
-            <w:r>
-              <w:rPr>
-                <w:rStyle w:val="Hyperlink"/>
-                <w:noProof/>
-              </w:rPr>
-              <w:t>5.6 Gantt Chart</w:t>
-            </w:r>
-            <w:r>
-              <w:rPr>
-                <w:noProof/>
-                <w:webHidden/>
-              </w:rPr>
-              <w:tab/>
-            </w:r>
-            <w:r>
-              <w:rPr>
-                <w:noProof/>
-                <w:webHidden/>
-              </w:rPr>
-              <w:fldChar w:fldCharType="begin"/>
-            </w:r>
-            <w:r>
-              <w:rPr>
-                <w:noProof/>
-                <w:webHidden/>
-              </w:rPr>
-              <w:instrText xml:space="preserve"> PAGEREF _Toc224572016 \h </w:instrText>
-            </w:r>
-            <w:r>
-              <w:rPr>
-                <w:noProof/>
-                <w:webHidden/>
-              </w:rPr>
-            </w:r>
-            <w:r>
-              <w:rPr>
-                <w:noProof/>
-                <w:webHidden/>
-              </w:rPr>
-              <w:fldChar w:fldCharType="separate"/>
-            </w:r>
-            <w:r>
-              <w:rPr>
-                <w:noProof/>
-                <w:webHidden/>
-              </w:rPr>
-              <w:t>16</w:t>
-            </w:r>
-            <w:r>
-              <w:rPr>
-                <w:noProof/>
-                <w:webHidden/>
-              </w:rPr>
-              <w:fldChar w:fldCharType="end"/>
-            </w:r>
-          </w:hyperlink>
-        </w:p>
-        <w:p>
-          <w:pPr>
-            <w:pStyle w:val="TOC2"/>
-            <w:tabs>
-              <w:tab w:val="right" w:leader="dot" w:pos="10790"/>
-            </w:tabs>
-            <w:rPr>
-              <w:b w:val="0"/>
-              <w:bCs w:val="0"/>
-              <w:noProof/>
-              <w:kern w:val="2"/>
-              <w:sz w:val="24"/>
-              <w:szCs w:val="24"/>
-              <w:lang w:val="en-NP"/>
-              <w14:ligatures w14:val="standardContextual"/>
-            </w:rPr>
-          </w:pPr>
-          <w:hyperlink w:anchor="_Toc224572017" w:history="1">
-            <w:r>
-              <w:rPr>
-                <w:rStyle w:val="Hyperlink"/>
-                <w:noProof/>
-              </w:rPr>
-              <w:t>5.7 System Architecture Description</w:t>
-            </w:r>
-            <w:r>
-              <w:rPr>
-                <w:noProof/>
-                <w:webHidden/>
-              </w:rPr>
-              <w:tab/>
-            </w:r>
-            <w:r>
-              <w:rPr>
-                <w:noProof/>
-                <w:webHidden/>
-              </w:rPr>
-              <w:fldChar w:fldCharType="begin"/>
-            </w:r>
-            <w:r>
-              <w:rPr>
-                <w:noProof/>
-                <w:webHidden/>
-              </w:rPr>
-              <w:instrText xml:space="preserve"> PAGEREF _Toc224572017 \h </w:instrText>
-            </w:r>
-            <w:r>
-              <w:rPr>
-                <w:noProof/>
-                <w:webHidden/>
-              </w:rPr>
-            </w:r>
-            <w:r>
-              <w:rPr>
-                <w:noProof/>
-                <w:webHidden/>
-              </w:rPr>
-              <w:fldChar w:fldCharType="separate"/>
-            </w:r>
-            <w:r>
-              <w:rPr>
-                <w:noProof/>
-                <w:webHidden/>
-              </w:rPr>
-              <w:t>16</w:t>
-            </w:r>
-            <w:r>
-              <w:rPr>
-                <w:noProof/>
-                <w:webHidden/>
-              </w:rPr>
-              <w:fldChar w:fldCharType="end"/>
-            </w:r>
-          </w:hyperlink>
-        </w:p>
-        <w:p>
-          <w:pPr>
-            <w:pStyle w:val="TOC2"/>
-            <w:tabs>
-              <w:tab w:val="right" w:leader="dot" w:pos="10790"/>
-            </w:tabs>
-            <w:rPr>
-              <w:b w:val="0"/>
-              <w:bCs w:val="0"/>
-              <w:noProof/>
-              <w:kern w:val="2"/>
-              <w:sz w:val="24"/>
-              <w:szCs w:val="24"/>
-              <w:lang w:val="en-NP"/>
-              <w14:ligatures w14:val="standardContextual"/>
-            </w:rPr>
-          </w:pPr>
-          <w:hyperlink w:anchor="_Toc224572018" w:history="1">
-            <w:r>
-              <w:rPr>
-                <w:rStyle w:val="Hyperlink"/>
-                <w:noProof/>
-              </w:rPr>
-              <w:t>5.8 Algorithms</w:t>
-            </w:r>
-            <w:r>
-              <w:rPr>
-                <w:noProof/>
-                <w:webHidden/>
-              </w:rPr>
-              <w:tab/>
-            </w:r>
-            <w:r>
-              <w:rPr>
-                <w:noProof/>
-                <w:webHidden/>
-              </w:rPr>
-              <w:fldChar w:fldCharType="begin"/>
-            </w:r>
-            <w:r>
-              <w:rPr>
-                <w:noProof/>
-                <w:webHidden/>
-              </w:rPr>
-              <w:instrText xml:space="preserve"> PAGEREF _Toc224572018 \h </w:instrText>
-            </w:r>
-            <w:r>
-              <w:rPr>
-                <w:noProof/>
-                <w:webHidden/>
-              </w:rPr>
-            </w:r>
-            <w:r>
-              <w:rPr>
-                <w:noProof/>
-                <w:webHidden/>
-              </w:rPr>
-              <w:fldChar w:fldCharType="separate"/>
-            </w:r>
-            <w:r>
-              <w:rPr>
-                <w:noProof/>
-                <w:webHidden/>
-              </w:rPr>
-              <w:t>17</w:t>
-            </w:r>
-            <w:r>
-              <w:rPr>
-                <w:noProof/>
-                <w:webHidden/>
-              </w:rPr>
-              <w:fldChar w:fldCharType="end"/>
-            </w:r>
-          </w:hyperlink>
-        </w:p>
-        <w:p>
-          <w:pPr>
-            <w:pStyle w:val="TOC3"/>
-            <w:tabs>
-              <w:tab w:val="right" w:leader="dot" w:pos="10790"/>
-            </w:tabs>
-            <w:rPr>
-              <w:noProof/>
-              <w:kern w:val="2"/>
-              <w:sz w:val="24"/>
-              <w:szCs w:val="24"/>
-              <w:lang w:val="en-NP"/>
-              <w14:ligatures w14:val="standardContextual"/>
-            </w:rPr>
-          </w:pPr>
-          <w:hyperlink w:anchor="_Toc224572019" w:history="1">
-            <w:r>
-              <w:rPr>
-                <w:rStyle w:val="Hyperlink"/>
-                <w:noProof/>
-              </w:rPr>
-              <w:t>Entry/Exit detection using IR sensors</w:t>
-            </w:r>
-            <w:r>
-              <w:rPr>
-                <w:noProof/>
-                <w:webHidden/>
-              </w:rPr>
-              <w:tab/>
-            </w:r>
-            <w:r>
-              <w:rPr>
-                <w:noProof/>
-                <w:webHidden/>
-              </w:rPr>
-              <w:fldChar w:fldCharType="begin"/>
-            </w:r>
-            <w:r>
-              <w:rPr>
-                <w:noProof/>
-                <w:webHidden/>
-              </w:rPr>
-              <w:instrText xml:space="preserve"> PAGEREF _Toc224572019 \h </w:instrText>
-            </w:r>
-            <w:r>
-              <w:rPr>
-                <w:noProof/>
-                <w:webHidden/>
-              </w:rPr>
-            </w:r>
-            <w:r>
-              <w:rPr>
-                <w:noProof/>
-                <w:webHidden/>
-              </w:rPr>
-              <w:fldChar w:fldCharType="separate"/>
-            </w:r>
-            <w:r>
-              <w:rPr>
-                <w:noProof/>
-                <w:webHidden/>
-              </w:rPr>
-              <w:t>17</w:t>
-            </w:r>
-            <w:r>
-              <w:rPr>
-                <w:noProof/>
-                <w:webHidden/>
-              </w:rPr>
-              <w:fldChar w:fldCharType="end"/>
-            </w:r>
-          </w:hyperlink>
-        </w:p>
-        <w:p>
-          <w:pPr>
-            <w:pStyle w:val="TOC3"/>
-            <w:tabs>
-              <w:tab w:val="right" w:leader="dot" w:pos="10790"/>
-            </w:tabs>
-            <w:rPr>
-              <w:noProof/>
-              <w:kern w:val="2"/>
-              <w:sz w:val="24"/>
-              <w:szCs w:val="24"/>
-              <w:lang w:val="en-NP"/>
-              <w14:ligatures w14:val="standardContextual"/>
-            </w:rPr>
-          </w:pPr>
-          <w:hyperlink w:anchor="_Toc224572020" w:history="1">
-            <w:r>
-              <w:rPr>
-                <w:rStyle w:val="Hyperlink"/>
-                <w:noProof/>
-              </w:rPr>
-              <w:t>Image capture and transmission</w:t>
-            </w:r>
-            <w:r>
-              <w:rPr>
-                <w:noProof/>
-                <w:webHidden/>
-              </w:rPr>
-              <w:tab/>
-            </w:r>
-            <w:r>
-              <w:rPr>
-                <w:noProof/>
-                <w:webHidden/>
-              </w:rPr>
-              <w:fldChar w:fldCharType="begin"/>
-            </w:r>
-            <w:r>
-              <w:rPr>
-                <w:noProof/>
-                <w:webHidden/>
-              </w:rPr>
-              <w:instrText xml:space="preserve"> PAGEREF _Toc224572020 \h </w:instrText>
-            </w:r>
-            <w:r>
-              <w:rPr>
-                <w:noProof/>
-                <w:webHidden/>
-              </w:rPr>
-            </w:r>
-            <w:r>
-              <w:rPr>
-                <w:noProof/>
-                <w:webHidden/>
-              </w:rPr>
-              <w:fldChar w:fldCharType="separate"/>
-            </w:r>
-            <w:r>
-              <w:rPr>
-                <w:noProof/>
-                <w:webHidden/>
-              </w:rPr>
-              <w:t>17</w:t>
-            </w:r>
-            <w:r>
-              <w:rPr>
-                <w:noProof/>
-                <w:webHidden/>
-              </w:rPr>
-              <w:fldChar w:fldCharType="end"/>
-            </w:r>
-          </w:hyperlink>
-        </w:p>
-        <w:p>
-          <w:pPr>
-            <w:pStyle w:val="TOC3"/>
-            <w:tabs>
-              <w:tab w:val="right" w:leader="dot" w:pos="10790"/>
-            </w:tabs>
-            <w:rPr>
-              <w:noProof/>
-              <w:kern w:val="2"/>
-              <w:sz w:val="24"/>
-              <w:szCs w:val="24"/>
-              <w:lang w:val="en-NP"/>
-              <w14:ligatures w14:val="standardContextual"/>
-            </w:rPr>
-          </w:pPr>
-          <w:hyperlink w:anchor="_Toc224572021" w:history="1">
-            <w:r>
-              <w:rPr>
-                <w:rStyle w:val="Hyperlink"/>
-                <w:noProof/>
-              </w:rPr>
-              <w:t>Person detection using YOLOv8</w:t>
-            </w:r>
-            <w:r>
-              <w:rPr>
-                <w:noProof/>
-                <w:webHidden/>
-              </w:rPr>
-              <w:tab/>
-            </w:r>
-            <w:r>
-              <w:rPr>
-                <w:noProof/>
-                <w:webHidden/>
-              </w:rPr>
-              <w:fldChar w:fldCharType="begin"/>
-            </w:r>
-            <w:r>
-              <w:rPr>
-                <w:noProof/>
-                <w:webHidden/>
-              </w:rPr>
-              <w:instrText xml:space="preserve"> PAGEREF _Toc224572021 \h </w:instrText>
-            </w:r>
-            <w:r>
-              <w:rPr>
-                <w:noProof/>
-                <w:webHidden/>
-              </w:rPr>
-            </w:r>
-            <w:r>
-              <w:rPr>
-                <w:noProof/>
-                <w:webHidden/>
-              </w:rPr>
-              <w:fldChar w:fldCharType="separate"/>
-            </w:r>
-            <w:r>
-              <w:rPr>
-                <w:noProof/>
-                <w:webHidden/>
-              </w:rPr>
-              <w:t>17</w:t>
-            </w:r>
-            <w:r>
-              <w:rPr>
-                <w:noProof/>
-                <w:webHidden/>
-              </w:rPr>
-              <w:fldChar w:fldCharType="end"/>
-            </w:r>
-          </w:hyperlink>
-        </w:p>
-        <w:p>
-          <w:pPr>
-            <w:pStyle w:val="TOC3"/>
-            <w:tabs>
-              <w:tab w:val="right" w:leader="dot" w:pos="10790"/>
-            </w:tabs>
-            <w:rPr>
-              <w:noProof/>
-              <w:kern w:val="2"/>
-              <w:sz w:val="24"/>
-              <w:szCs w:val="24"/>
-              <w:lang w:val="en-NP"/>
-              <w14:ligatures w14:val="standardContextual"/>
-            </w:rPr>
-          </w:pPr>
-          <w:hyperlink w:anchor="_Toc224572022" w:history="1">
-            <w:r>
-              <w:rPr>
-                <w:rStyle w:val="Hyperlink"/>
-                <w:noProof/>
-              </w:rPr>
-              <w:t>ID card text extraction using Tesseract OCR</w:t>
-            </w:r>
-            <w:r>
-              <w:rPr>
-                <w:noProof/>
-                <w:webHidden/>
-              </w:rPr>
-              <w:tab/>
-            </w:r>
-            <w:r>
-              <w:rPr>
-                <w:noProof/>
-                <w:webHidden/>
-              </w:rPr>
-              <w:fldChar w:fldCharType="begin"/>
-            </w:r>
-            <w:r>
-              <w:rPr>
-                <w:noProof/>
-                <w:webHidden/>
-              </w:rPr>
-              <w:instrText xml:space="preserve"> PAGEREF _Toc224572022 \h </w:instrText>
-            </w:r>
-            <w:r>
-              <w:rPr>
-                <w:noProof/>
-                <w:webHidden/>
-              </w:rPr>
-            </w:r>
-            <w:r>
-              <w:rPr>
-                <w:noProof/>
-                <w:webHidden/>
-              </w:rPr>
-              <w:fldChar w:fldCharType="separate"/>
-            </w:r>
-            <w:r>
-              <w:rPr>
-                <w:noProof/>
-                <w:webHidden/>
-              </w:rPr>
-              <w:t>17</w:t>
-            </w:r>
-            <w:r>
-              <w:rPr>
-                <w:noProof/>
-                <w:webHidden/>
-              </w:rPr>
-              <w:fldChar w:fldCharType="end"/>
-            </w:r>
-          </w:hyperlink>
-        </w:p>
-        <w:p>
-          <w:pPr>
-            <w:pStyle w:val="TOC3"/>
-            <w:tabs>
-              <w:tab w:val="right" w:leader="dot" w:pos="10790"/>
-            </w:tabs>
-            <w:rPr>
-              <w:noProof/>
-              <w:kern w:val="2"/>
-              <w:sz w:val="24"/>
-              <w:szCs w:val="24"/>
-              <w:lang w:val="en-NP"/>
-              <w14:ligatures w14:val="standardContextual"/>
-            </w:rPr>
-          </w:pPr>
-          <w:hyperlink w:anchor="_Toc224572023" w:history="1">
-            <w:r>
-              <w:rPr>
-                <w:rStyle w:val="Hyperlink"/>
-                <w:noProof/>
-              </w:rPr>
-              <w:t>Database verification</w:t>
-            </w:r>
-            <w:r>
-              <w:rPr>
-                <w:noProof/>
-                <w:webHidden/>
-              </w:rPr>
-              <w:tab/>
-            </w:r>
-            <w:r>
-              <w:rPr>
-                <w:noProof/>
-                <w:webHidden/>
-              </w:rPr>
-              <w:fldChar w:fldCharType="begin"/>
-            </w:r>
-            <w:r>
-              <w:rPr>
-                <w:noProof/>
-                <w:webHidden/>
-              </w:rPr>
-              <w:instrText xml:space="preserve"> PAGEREF _Toc224572023 \h </w:instrText>
-            </w:r>
-            <w:r>
-              <w:rPr>
-                <w:noProof/>
-                <w:webHidden/>
-              </w:rPr>
-            </w:r>
-            <w:r>
-              <w:rPr>
-                <w:noProof/>
-                <w:webHidden/>
-              </w:rPr>
-              <w:fldChar w:fldCharType="separate"/>
-            </w:r>
-            <w:r>
-              <w:rPr>
-                <w:noProof/>
-                <w:webHidden/>
-              </w:rPr>
-              <w:t>18</w:t>
-            </w:r>
-            <w:r>
-              <w:rPr>
-                <w:noProof/>
-                <w:webHidden/>
-              </w:rPr>
-              <w:fldChar w:fldCharType="end"/>
-            </w:r>
-          </w:hyperlink>
-        </w:p>
-        <w:p>
-          <w:pPr>
-            <w:pStyle w:val="TOC3"/>
-            <w:tabs>
-              <w:tab w:val="right" w:leader="dot" w:pos="10790"/>
-            </w:tabs>
-            <w:rPr>
-              <w:noProof/>
-              <w:kern w:val="2"/>
-              <w:sz w:val="24"/>
-              <w:szCs w:val="24"/>
-              <w:lang w:val="en-NP"/>
-              <w14:ligatures w14:val="standardContextual"/>
-            </w:rPr>
-          </w:pPr>
-          <w:hyperlink w:anchor="_Toc224572024" w:history="1">
-            <w:r>
-              <w:rPr>
-                <w:rStyle w:val="Hyperlink"/>
-                <w:noProof/>
-              </w:rPr>
-              <w:t>Notification system</w:t>
-            </w:r>
-            <w:r>
-              <w:rPr>
-                <w:noProof/>
-                <w:webHidden/>
-              </w:rPr>
-              <w:tab/>
-            </w:r>
-            <w:r>
-              <w:rPr>
-                <w:noProof/>
-                <w:webHidden/>
-              </w:rPr>
-              <w:fldChar w:fldCharType="begin"/>
-            </w:r>
-            <w:r>
-              <w:rPr>
-                <w:noProof/>
-                <w:webHidden/>
-              </w:rPr>
-              <w:instrText xml:space="preserve"> PAGEREF _Toc224572024 \h </w:instrText>
-            </w:r>
-            <w:r>
-              <w:rPr>
-                <w:noProof/>
-                <w:webHidden/>
-              </w:rPr>
-            </w:r>
-            <w:r>
-              <w:rPr>
-                <w:noProof/>
-                <w:webHidden/>
-              </w:rPr>
-              <w:fldChar w:fldCharType="separate"/>
-            </w:r>
-            <w:r>
-              <w:rPr>
-                <w:noProof/>
-                <w:webHidden/>
-              </w:rPr>
-              <w:t>18</w:t>
-            </w:r>
-            <w:r>
-              <w:rPr>
-                <w:noProof/>
-                <w:webHidden/>
-              </w:rPr>
-              <w:fldChar w:fldCharType="end"/>
-            </w:r>
-          </w:hyperlink>
-        </w:p>
-        <w:p>
-          <w:pPr>
-            <w:pStyle w:val="TOC2"/>
-            <w:tabs>
-              <w:tab w:val="right" w:leader="dot" w:pos="10790"/>
-            </w:tabs>
-            <w:rPr>
-              <w:b w:val="0"/>
-              <w:bCs w:val="0"/>
-              <w:noProof/>
-              <w:kern w:val="2"/>
-              <w:sz w:val="24"/>
-              <w:szCs w:val="24"/>
-              <w:lang w:val="en-NP"/>
-              <w14:ligatures w14:val="standardContextual"/>
-            </w:rPr>
-          </w:pPr>
-          <w:hyperlink w:anchor="_Toc224572025" w:history="1">
-            <w:r>
-              <w:rPr>
-                <w:rStyle w:val="Hyperlink"/>
-                <w:noProof/>
-              </w:rPr>
-              <w:t>5.9 Hardware Design</w:t>
-            </w:r>
-            <w:r>
-              <w:rPr>
-                <w:noProof/>
-                <w:webHidden/>
-              </w:rPr>
-              <w:tab/>
-            </w:r>
-            <w:r>
-              <w:rPr>
-                <w:noProof/>
-                <w:webHidden/>
-              </w:rPr>
-              <w:fldChar w:fldCharType="begin"/>
-            </w:r>
-            <w:r>
-              <w:rPr>
-                <w:noProof/>
-                <w:webHidden/>
-              </w:rPr>
-              <w:instrText xml:space="preserve"> PAGEREF _Toc224572025 \h </w:instrText>
-            </w:r>
-            <w:r>
-              <w:rPr>
-                <w:noProof/>
-                <w:webHidden/>
-              </w:rPr>
-            </w:r>
-            <w:r>
-              <w:rPr>
-                <w:noProof/>
-                <w:webHidden/>
-              </w:rPr>
-              <w:fldChar w:fldCharType="separate"/>
-            </w:r>
-            <w:r>
-              <w:rPr>
-                <w:noProof/>
-                <w:webHidden/>
-              </w:rPr>
-              <w:t>19</w:t>
-            </w:r>
-            <w:r>
-              <w:rPr>
-                <w:noProof/>
-                <w:webHidden/>
-              </w:rPr>
-              <w:fldChar w:fldCharType="end"/>
-            </w:r>
-          </w:hyperlink>
-        </w:p>
-        <w:p>
-          <w:pPr>
-            <w:pStyle w:val="TOC3"/>
-            <w:tabs>
-              <w:tab w:val="right" w:leader="dot" w:pos="10790"/>
-            </w:tabs>
-            <w:rPr>
-              <w:noProof/>
-              <w:kern w:val="2"/>
-              <w:sz w:val="24"/>
-              <w:szCs w:val="24"/>
-              <w:lang w:val="en-NP"/>
-              <w14:ligatures w14:val="standardContextual"/>
-            </w:rPr>
-          </w:pPr>
-          <w:hyperlink w:anchor="_Toc224572026" w:history="1">
-            <w:r>
-              <w:rPr>
-                <w:rStyle w:val="Hyperlink"/>
-                <w:noProof/>
-              </w:rPr>
-              <w:t>Recommended hardware specifications:</w:t>
-            </w:r>
-            <w:r>
-              <w:rPr>
-                <w:noProof/>
-                <w:webHidden/>
-              </w:rPr>
-              <w:tab/>
-            </w:r>
-            <w:r>
-              <w:rPr>
-                <w:noProof/>
-                <w:webHidden/>
-              </w:rPr>
-              <w:fldChar w:fldCharType="begin"/>
-            </w:r>
-            <w:r>
-              <w:rPr>
-                <w:noProof/>
-                <w:webHidden/>
-              </w:rPr>
-              <w:instrText xml:space="preserve"> PAGEREF _Toc224572026 \h </w:instrText>
-            </w:r>
-            <w:r>
-              <w:rPr>
-                <w:noProof/>
-                <w:webHidden/>
-              </w:rPr>
-            </w:r>
-            <w:r>
-              <w:rPr>
-                <w:noProof/>
-                <w:webHidden/>
-              </w:rPr>
-              <w:fldChar w:fldCharType="separate"/>
-            </w:r>
-            <w:r>
-              <w:rPr>
-                <w:noProof/>
-                <w:webHidden/>
-              </w:rPr>
-              <w:t>19</w:t>
+              <w:t>28</w:t>
             </w:r>
             <w:r>
               <w:rPr>
@@ -3844,13 +4454,13 @@
               <w14:ligatures w14:val="standardContextual"/>
             </w:rPr>
           </w:pPr>
-          <w:hyperlink w:anchor="_Toc224572027" w:history="1">
+          <w:hyperlink w:anchor="_Toc230861545" w:history="1">
             <w:r>
               <w:rPr>
                 <w:rStyle w:val="Hyperlink"/>
                 <w:noProof/>
               </w:rPr>
-              <w:t>Appendix A - GPIO Pin Mapping</w:t>
+              <w:t>CHAPTER 7 - References</w:t>
             </w:r>
             <w:r>
               <w:rPr>
@@ -3871,7 +4481,7 @@
                 <w:noProof/>
                 <w:webHidden/>
               </w:rPr>
-              <w:instrText xml:space="preserve"> PAGEREF _Toc224572027 \h </w:instrText>
+              <w:instrText xml:space="preserve"> PAGEREF _Toc230861545 \h </w:instrText>
             </w:r>
             <w:r>
               <w:rPr>
@@ -3891,7 +4501,7 @@
                 <w:noProof/>
                 <w:webHidden/>
               </w:rPr>
-              <w:t>19</w:t>
+              <w:t>30</w:t>
             </w:r>
             <w:r>
               <w:rPr>
@@ -3904,830 +4514,10 @@
         </w:p>
         <w:p>
           <w:pPr>
-            <w:pStyle w:val="TOC1"/>
-            <w:tabs>
-              <w:tab w:val="right" w:leader="dot" w:pos="10790"/>
-            </w:tabs>
             <w:rPr>
-              <w:b w:val="0"/>
-              <w:bCs w:val="0"/>
-              <w:i w:val="0"/>
-              <w:iCs w:val="0"/>
-              <w:noProof/>
-              <w:kern w:val="2"/>
-              <w:lang w:val="en-NP"/>
-              <w14:ligatures w14:val="standardContextual"/>
+              <w:rFonts w:hint="eastAsia"/>
             </w:rPr>
           </w:pPr>
-          <w:hyperlink w:anchor="_Toc224572028" w:history="1">
-            <w:r>
-              <w:rPr>
-                <w:rStyle w:val="Hyperlink"/>
-                <w:noProof/>
-              </w:rPr>
-              <w:t>4. Software Architecture (Detailed Design)</w:t>
-            </w:r>
-            <w:r>
-              <w:rPr>
-                <w:noProof/>
-                <w:webHidden/>
-              </w:rPr>
-              <w:tab/>
-            </w:r>
-            <w:r>
-              <w:rPr>
-                <w:noProof/>
-                <w:webHidden/>
-              </w:rPr>
-              <w:fldChar w:fldCharType="begin"/>
-            </w:r>
-            <w:r>
-              <w:rPr>
-                <w:noProof/>
-                <w:webHidden/>
-              </w:rPr>
-              <w:instrText xml:space="preserve"> PAGEREF _Toc224572028 \h </w:instrText>
-            </w:r>
-            <w:r>
-              <w:rPr>
-                <w:noProof/>
-                <w:webHidden/>
-              </w:rPr>
-            </w:r>
-            <w:r>
-              <w:rPr>
-                <w:noProof/>
-                <w:webHidden/>
-              </w:rPr>
-              <w:fldChar w:fldCharType="separate"/>
-            </w:r>
-            <w:r>
-              <w:rPr>
-                <w:noProof/>
-                <w:webHidden/>
-              </w:rPr>
-              <w:t>20</w:t>
-            </w:r>
-            <w:r>
-              <w:rPr>
-                <w:noProof/>
-                <w:webHidden/>
-              </w:rPr>
-              <w:fldChar w:fldCharType="end"/>
-            </w:r>
-          </w:hyperlink>
-        </w:p>
-        <w:p>
-          <w:pPr>
-            <w:pStyle w:val="TOC2"/>
-            <w:tabs>
-              <w:tab w:val="right" w:leader="dot" w:pos="10790"/>
-            </w:tabs>
-            <w:rPr>
-              <w:b w:val="0"/>
-              <w:bCs w:val="0"/>
-              <w:noProof/>
-              <w:kern w:val="2"/>
-              <w:sz w:val="24"/>
-              <w:szCs w:val="24"/>
-              <w:lang w:val="en-NP"/>
-              <w14:ligatures w14:val="standardContextual"/>
-            </w:rPr>
-          </w:pPr>
-          <w:hyperlink w:anchor="_Toc224572029" w:history="1">
-            <w:r>
-              <w:rPr>
-                <w:rStyle w:val="Hyperlink"/>
-                <w:noProof/>
-              </w:rPr>
-              <w:t>Edge Device Layer</w:t>
-            </w:r>
-            <w:r>
-              <w:rPr>
-                <w:noProof/>
-                <w:webHidden/>
-              </w:rPr>
-              <w:tab/>
-            </w:r>
-            <w:r>
-              <w:rPr>
-                <w:noProof/>
-                <w:webHidden/>
-              </w:rPr>
-              <w:fldChar w:fldCharType="begin"/>
-            </w:r>
-            <w:r>
-              <w:rPr>
-                <w:noProof/>
-                <w:webHidden/>
-              </w:rPr>
-              <w:instrText xml:space="preserve"> PAGEREF _Toc224572029 \h </w:instrText>
-            </w:r>
-            <w:r>
-              <w:rPr>
-                <w:noProof/>
-                <w:webHidden/>
-              </w:rPr>
-            </w:r>
-            <w:r>
-              <w:rPr>
-                <w:noProof/>
-                <w:webHidden/>
-              </w:rPr>
-              <w:fldChar w:fldCharType="separate"/>
-            </w:r>
-            <w:r>
-              <w:rPr>
-                <w:noProof/>
-                <w:webHidden/>
-              </w:rPr>
-              <w:t>20</w:t>
-            </w:r>
-            <w:r>
-              <w:rPr>
-                <w:noProof/>
-                <w:webHidden/>
-              </w:rPr>
-              <w:fldChar w:fldCharType="end"/>
-            </w:r>
-          </w:hyperlink>
-        </w:p>
-        <w:p>
-          <w:pPr>
-            <w:pStyle w:val="TOC2"/>
-            <w:tabs>
-              <w:tab w:val="right" w:leader="dot" w:pos="10790"/>
-            </w:tabs>
-            <w:rPr>
-              <w:b w:val="0"/>
-              <w:bCs w:val="0"/>
-              <w:noProof/>
-              <w:kern w:val="2"/>
-              <w:sz w:val="24"/>
-              <w:szCs w:val="24"/>
-              <w:lang w:val="en-NP"/>
-              <w14:ligatures w14:val="standardContextual"/>
-            </w:rPr>
-          </w:pPr>
-          <w:hyperlink w:anchor="_Toc224572030" w:history="1">
-            <w:r>
-              <w:rPr>
-                <w:rStyle w:val="Hyperlink"/>
-                <w:noProof/>
-              </w:rPr>
-              <w:t>AI Processing Layer</w:t>
-            </w:r>
-            <w:r>
-              <w:rPr>
-                <w:noProof/>
-                <w:webHidden/>
-              </w:rPr>
-              <w:tab/>
-            </w:r>
-            <w:r>
-              <w:rPr>
-                <w:noProof/>
-                <w:webHidden/>
-              </w:rPr>
-              <w:fldChar w:fldCharType="begin"/>
-            </w:r>
-            <w:r>
-              <w:rPr>
-                <w:noProof/>
-                <w:webHidden/>
-              </w:rPr>
-              <w:instrText xml:space="preserve"> PAGEREF _Toc224572030 \h </w:instrText>
-            </w:r>
-            <w:r>
-              <w:rPr>
-                <w:noProof/>
-                <w:webHidden/>
-              </w:rPr>
-            </w:r>
-            <w:r>
-              <w:rPr>
-                <w:noProof/>
-                <w:webHidden/>
-              </w:rPr>
-              <w:fldChar w:fldCharType="separate"/>
-            </w:r>
-            <w:r>
-              <w:rPr>
-                <w:noProof/>
-                <w:webHidden/>
-              </w:rPr>
-              <w:t>20</w:t>
-            </w:r>
-            <w:r>
-              <w:rPr>
-                <w:noProof/>
-                <w:webHidden/>
-              </w:rPr>
-              <w:fldChar w:fldCharType="end"/>
-            </w:r>
-          </w:hyperlink>
-        </w:p>
-        <w:p>
-          <w:pPr>
-            <w:pStyle w:val="TOC2"/>
-            <w:tabs>
-              <w:tab w:val="right" w:leader="dot" w:pos="10790"/>
-            </w:tabs>
-            <w:rPr>
-              <w:b w:val="0"/>
-              <w:bCs w:val="0"/>
-              <w:noProof/>
-              <w:kern w:val="2"/>
-              <w:sz w:val="24"/>
-              <w:szCs w:val="24"/>
-              <w:lang w:val="en-NP"/>
-              <w14:ligatures w14:val="standardContextual"/>
-            </w:rPr>
-          </w:pPr>
-          <w:hyperlink w:anchor="_Toc224572031" w:history="1">
-            <w:r>
-              <w:rPr>
-                <w:rStyle w:val="Hyperlink"/>
-                <w:noProof/>
-              </w:rPr>
-              <w:t>Cloud / Application Layer</w:t>
-            </w:r>
-            <w:r>
-              <w:rPr>
-                <w:noProof/>
-                <w:webHidden/>
-              </w:rPr>
-              <w:tab/>
-            </w:r>
-            <w:r>
-              <w:rPr>
-                <w:noProof/>
-                <w:webHidden/>
-              </w:rPr>
-              <w:fldChar w:fldCharType="begin"/>
-            </w:r>
-            <w:r>
-              <w:rPr>
-                <w:noProof/>
-                <w:webHidden/>
-              </w:rPr>
-              <w:instrText xml:space="preserve"> PAGEREF _Toc224572031 \h </w:instrText>
-            </w:r>
-            <w:r>
-              <w:rPr>
-                <w:noProof/>
-                <w:webHidden/>
-              </w:rPr>
-            </w:r>
-            <w:r>
-              <w:rPr>
-                <w:noProof/>
-                <w:webHidden/>
-              </w:rPr>
-              <w:fldChar w:fldCharType="separate"/>
-            </w:r>
-            <w:r>
-              <w:rPr>
-                <w:noProof/>
-                <w:webHidden/>
-              </w:rPr>
-              <w:t>20</w:t>
-            </w:r>
-            <w:r>
-              <w:rPr>
-                <w:noProof/>
-                <w:webHidden/>
-              </w:rPr>
-              <w:fldChar w:fldCharType="end"/>
-            </w:r>
-          </w:hyperlink>
-        </w:p>
-        <w:p>
-          <w:pPr>
-            <w:pStyle w:val="TOC1"/>
-            <w:tabs>
-              <w:tab w:val="right" w:leader="dot" w:pos="10790"/>
-            </w:tabs>
-            <w:rPr>
-              <w:b w:val="0"/>
-              <w:bCs w:val="0"/>
-              <w:i w:val="0"/>
-              <w:iCs w:val="0"/>
-              <w:noProof/>
-              <w:kern w:val="2"/>
-              <w:lang w:val="en-NP"/>
-              <w14:ligatures w14:val="standardContextual"/>
-            </w:rPr>
-          </w:pPr>
-          <w:hyperlink w:anchor="_Toc224572032" w:history="1">
-            <w:r>
-              <w:rPr>
-                <w:rStyle w:val="Hyperlink"/>
-                <w:noProof/>
-              </w:rPr>
-              <w:t>7. System Workflow</w:t>
-            </w:r>
-            <w:r>
-              <w:rPr>
-                <w:noProof/>
-                <w:webHidden/>
-              </w:rPr>
-              <w:tab/>
-            </w:r>
-            <w:r>
-              <w:rPr>
-                <w:noProof/>
-                <w:webHidden/>
-              </w:rPr>
-              <w:fldChar w:fldCharType="begin"/>
-            </w:r>
-            <w:r>
-              <w:rPr>
-                <w:noProof/>
-                <w:webHidden/>
-              </w:rPr>
-              <w:instrText xml:space="preserve"> PAGEREF _Toc224572032 \h </w:instrText>
-            </w:r>
-            <w:r>
-              <w:rPr>
-                <w:noProof/>
-                <w:webHidden/>
-              </w:rPr>
-            </w:r>
-            <w:r>
-              <w:rPr>
-                <w:noProof/>
-                <w:webHidden/>
-              </w:rPr>
-              <w:fldChar w:fldCharType="separate"/>
-            </w:r>
-            <w:r>
-              <w:rPr>
-                <w:noProof/>
-                <w:webHidden/>
-              </w:rPr>
-              <w:t>21</w:t>
-            </w:r>
-            <w:r>
-              <w:rPr>
-                <w:noProof/>
-                <w:webHidden/>
-              </w:rPr>
-              <w:fldChar w:fldCharType="end"/>
-            </w:r>
-          </w:hyperlink>
-        </w:p>
-        <w:p>
-          <w:pPr>
-            <w:pStyle w:val="TOC1"/>
-            <w:tabs>
-              <w:tab w:val="right" w:leader="dot" w:pos="10790"/>
-            </w:tabs>
-            <w:rPr>
-              <w:b w:val="0"/>
-              <w:bCs w:val="0"/>
-              <w:i w:val="0"/>
-              <w:iCs w:val="0"/>
-              <w:noProof/>
-              <w:kern w:val="2"/>
-              <w:lang w:val="en-NP"/>
-              <w14:ligatures w14:val="standardContextual"/>
-            </w:rPr>
-          </w:pPr>
-          <w:hyperlink w:anchor="_Toc224572033" w:history="1">
-            <w:r>
-              <w:rPr>
-                <w:rStyle w:val="Hyperlink"/>
-                <w:noProof/>
-              </w:rPr>
-              <w:t>CHAPTER 6 - Expected Results</w:t>
-            </w:r>
-            <w:r>
-              <w:rPr>
-                <w:noProof/>
-                <w:webHidden/>
-              </w:rPr>
-              <w:tab/>
-            </w:r>
-            <w:r>
-              <w:rPr>
-                <w:noProof/>
-                <w:webHidden/>
-              </w:rPr>
-              <w:fldChar w:fldCharType="begin"/>
-            </w:r>
-            <w:r>
-              <w:rPr>
-                <w:noProof/>
-                <w:webHidden/>
-              </w:rPr>
-              <w:instrText xml:space="preserve"> PAGEREF _Toc224572033 \h </w:instrText>
-            </w:r>
-            <w:r>
-              <w:rPr>
-                <w:noProof/>
-                <w:webHidden/>
-              </w:rPr>
-            </w:r>
-            <w:r>
-              <w:rPr>
-                <w:noProof/>
-                <w:webHidden/>
-              </w:rPr>
-              <w:fldChar w:fldCharType="separate"/>
-            </w:r>
-            <w:r>
-              <w:rPr>
-                <w:noProof/>
-                <w:webHidden/>
-              </w:rPr>
-              <w:t>21</w:t>
-            </w:r>
-            <w:r>
-              <w:rPr>
-                <w:noProof/>
-                <w:webHidden/>
-              </w:rPr>
-              <w:fldChar w:fldCharType="end"/>
-            </w:r>
-          </w:hyperlink>
-        </w:p>
-        <w:p>
-          <w:pPr>
-            <w:pStyle w:val="TOC1"/>
-            <w:tabs>
-              <w:tab w:val="right" w:leader="dot" w:pos="10790"/>
-            </w:tabs>
-            <w:rPr>
-              <w:b w:val="0"/>
-              <w:bCs w:val="0"/>
-              <w:i w:val="0"/>
-              <w:iCs w:val="0"/>
-              <w:noProof/>
-              <w:kern w:val="2"/>
-              <w:lang w:val="en-NP"/>
-              <w14:ligatures w14:val="standardContextual"/>
-            </w:rPr>
-          </w:pPr>
-          <w:hyperlink w:anchor="_Toc224572034" w:history="1">
-            <w:r>
-              <w:rPr>
-                <w:rStyle w:val="Hyperlink"/>
-                <w:noProof/>
-              </w:rPr>
-              <w:t>8. Future Improvements</w:t>
-            </w:r>
-            <w:r>
-              <w:rPr>
-                <w:noProof/>
-                <w:webHidden/>
-              </w:rPr>
-              <w:tab/>
-            </w:r>
-            <w:r>
-              <w:rPr>
-                <w:noProof/>
-                <w:webHidden/>
-              </w:rPr>
-              <w:fldChar w:fldCharType="begin"/>
-            </w:r>
-            <w:r>
-              <w:rPr>
-                <w:noProof/>
-                <w:webHidden/>
-              </w:rPr>
-              <w:instrText xml:space="preserve"> PAGEREF _Toc224572034 \h </w:instrText>
-            </w:r>
-            <w:r>
-              <w:rPr>
-                <w:noProof/>
-                <w:webHidden/>
-              </w:rPr>
-            </w:r>
-            <w:r>
-              <w:rPr>
-                <w:noProof/>
-                <w:webHidden/>
-              </w:rPr>
-              <w:fldChar w:fldCharType="separate"/>
-            </w:r>
-            <w:r>
-              <w:rPr>
-                <w:noProof/>
-                <w:webHidden/>
-              </w:rPr>
-              <w:t>21</w:t>
-            </w:r>
-            <w:r>
-              <w:rPr>
-                <w:noProof/>
-                <w:webHidden/>
-              </w:rPr>
-              <w:fldChar w:fldCharType="end"/>
-            </w:r>
-          </w:hyperlink>
-        </w:p>
-        <w:p>
-          <w:pPr>
-            <w:pStyle w:val="TOC1"/>
-            <w:tabs>
-              <w:tab w:val="right" w:leader="dot" w:pos="10790"/>
-            </w:tabs>
-            <w:rPr>
-              <w:b w:val="0"/>
-              <w:bCs w:val="0"/>
-              <w:i w:val="0"/>
-              <w:iCs w:val="0"/>
-              <w:noProof/>
-              <w:kern w:val="2"/>
-              <w:lang w:val="en-NP"/>
-              <w14:ligatures w14:val="standardContextual"/>
-            </w:rPr>
-          </w:pPr>
-          <w:hyperlink w:anchor="_Toc224572035" w:history="1">
-            <w:r>
-              <w:rPr>
-                <w:rStyle w:val="Hyperlink"/>
-                <w:noProof/>
-              </w:rPr>
-              <w:t>Appendix B - Example Codes</w:t>
-            </w:r>
-            <w:r>
-              <w:rPr>
-                <w:noProof/>
-                <w:webHidden/>
-              </w:rPr>
-              <w:tab/>
-            </w:r>
-            <w:r>
-              <w:rPr>
-                <w:noProof/>
-                <w:webHidden/>
-              </w:rPr>
-              <w:fldChar w:fldCharType="begin"/>
-            </w:r>
-            <w:r>
-              <w:rPr>
-                <w:noProof/>
-                <w:webHidden/>
-              </w:rPr>
-              <w:instrText xml:space="preserve"> PAGEREF _Toc224572035 \h </w:instrText>
-            </w:r>
-            <w:r>
-              <w:rPr>
-                <w:noProof/>
-                <w:webHidden/>
-              </w:rPr>
-            </w:r>
-            <w:r>
-              <w:rPr>
-                <w:noProof/>
-                <w:webHidden/>
-              </w:rPr>
-              <w:fldChar w:fldCharType="separate"/>
-            </w:r>
-            <w:r>
-              <w:rPr>
-                <w:noProof/>
-                <w:webHidden/>
-              </w:rPr>
-              <w:t>22</w:t>
-            </w:r>
-            <w:r>
-              <w:rPr>
-                <w:noProof/>
-                <w:webHidden/>
-              </w:rPr>
-              <w:fldChar w:fldCharType="end"/>
-            </w:r>
-          </w:hyperlink>
-        </w:p>
-        <w:p>
-          <w:pPr>
-            <w:pStyle w:val="TOC2"/>
-            <w:tabs>
-              <w:tab w:val="right" w:leader="dot" w:pos="10790"/>
-            </w:tabs>
-            <w:rPr>
-              <w:b w:val="0"/>
-              <w:bCs w:val="0"/>
-              <w:noProof/>
-              <w:kern w:val="2"/>
-              <w:sz w:val="24"/>
-              <w:szCs w:val="24"/>
-              <w:lang w:val="en-NP"/>
-              <w14:ligatures w14:val="standardContextual"/>
-            </w:rPr>
-          </w:pPr>
-          <w:hyperlink w:anchor="_Toc224572036" w:history="1">
-            <w:r>
-              <w:rPr>
-                <w:rStyle w:val="Hyperlink"/>
-                <w:noProof/>
-              </w:rPr>
-              <w:t>ESP32-CAM (Arduino) example</w:t>
-            </w:r>
-            <w:r>
-              <w:rPr>
-                <w:noProof/>
-                <w:webHidden/>
-              </w:rPr>
-              <w:tab/>
-            </w:r>
-            <w:r>
-              <w:rPr>
-                <w:noProof/>
-                <w:webHidden/>
-              </w:rPr>
-              <w:fldChar w:fldCharType="begin"/>
-            </w:r>
-            <w:r>
-              <w:rPr>
-                <w:noProof/>
-                <w:webHidden/>
-              </w:rPr>
-              <w:instrText xml:space="preserve"> PAGEREF _Toc224572036 \h </w:instrText>
-            </w:r>
-            <w:r>
-              <w:rPr>
-                <w:noProof/>
-                <w:webHidden/>
-              </w:rPr>
-            </w:r>
-            <w:r>
-              <w:rPr>
-                <w:noProof/>
-                <w:webHidden/>
-              </w:rPr>
-              <w:fldChar w:fldCharType="separate"/>
-            </w:r>
-            <w:r>
-              <w:rPr>
-                <w:noProof/>
-                <w:webHidden/>
-              </w:rPr>
-              <w:t>22</w:t>
-            </w:r>
-            <w:r>
-              <w:rPr>
-                <w:noProof/>
-                <w:webHidden/>
-              </w:rPr>
-              <w:fldChar w:fldCharType="end"/>
-            </w:r>
-          </w:hyperlink>
-        </w:p>
-        <w:p>
-          <w:pPr>
-            <w:pStyle w:val="TOC2"/>
-            <w:tabs>
-              <w:tab w:val="right" w:leader="dot" w:pos="10790"/>
-            </w:tabs>
-            <w:rPr>
-              <w:b w:val="0"/>
-              <w:bCs w:val="0"/>
-              <w:noProof/>
-              <w:kern w:val="2"/>
-              <w:sz w:val="24"/>
-              <w:szCs w:val="24"/>
-              <w:lang w:val="en-NP"/>
-              <w14:ligatures w14:val="standardContextual"/>
-            </w:rPr>
-          </w:pPr>
-          <w:hyperlink w:anchor="_Toc224572037" w:history="1">
-            <w:r>
-              <w:rPr>
-                <w:rStyle w:val="Hyperlink"/>
-                <w:noProof/>
-              </w:rPr>
-              <w:t>Python server example</w:t>
-            </w:r>
-            <w:r>
-              <w:rPr>
-                <w:noProof/>
-                <w:webHidden/>
-              </w:rPr>
-              <w:tab/>
-            </w:r>
-            <w:r>
-              <w:rPr>
-                <w:noProof/>
-                <w:webHidden/>
-              </w:rPr>
-              <w:fldChar w:fldCharType="begin"/>
-            </w:r>
-            <w:r>
-              <w:rPr>
-                <w:noProof/>
-                <w:webHidden/>
-              </w:rPr>
-              <w:instrText xml:space="preserve"> PAGEREF _Toc224572037 \h </w:instrText>
-            </w:r>
-            <w:r>
-              <w:rPr>
-                <w:noProof/>
-                <w:webHidden/>
-              </w:rPr>
-            </w:r>
-            <w:r>
-              <w:rPr>
-                <w:noProof/>
-                <w:webHidden/>
-              </w:rPr>
-              <w:fldChar w:fldCharType="separate"/>
-            </w:r>
-            <w:r>
-              <w:rPr>
-                <w:noProof/>
-                <w:webHidden/>
-              </w:rPr>
-              <w:t>23</w:t>
-            </w:r>
-            <w:r>
-              <w:rPr>
-                <w:noProof/>
-                <w:webHidden/>
-              </w:rPr>
-              <w:fldChar w:fldCharType="end"/>
-            </w:r>
-          </w:hyperlink>
-        </w:p>
-        <w:p>
-          <w:pPr>
-            <w:pStyle w:val="TOC1"/>
-            <w:tabs>
-              <w:tab w:val="right" w:leader="dot" w:pos="10790"/>
-            </w:tabs>
-            <w:rPr>
-              <w:b w:val="0"/>
-              <w:bCs w:val="0"/>
-              <w:i w:val="0"/>
-              <w:iCs w:val="0"/>
-              <w:noProof/>
-              <w:kern w:val="2"/>
-              <w:lang w:val="en-NP"/>
-              <w14:ligatures w14:val="standardContextual"/>
-            </w:rPr>
-          </w:pPr>
-          <w:hyperlink w:anchor="_Toc224572038" w:history="1">
-            <w:r>
-              <w:rPr>
-                <w:rStyle w:val="Hyperlink"/>
-                <w:noProof/>
-              </w:rPr>
-              <w:t>CHAPTER 7 - References</w:t>
-            </w:r>
-            <w:r>
-              <w:rPr>
-                <w:noProof/>
-                <w:webHidden/>
-              </w:rPr>
-              <w:tab/>
-            </w:r>
-            <w:r>
-              <w:rPr>
-                <w:noProof/>
-                <w:webHidden/>
-              </w:rPr>
-              <w:fldChar w:fldCharType="begin"/>
-            </w:r>
-            <w:r>
-              <w:rPr>
-                <w:noProof/>
-                <w:webHidden/>
-              </w:rPr>
-              <w:instrText xml:space="preserve"> PAGEREF _Toc224572038 \h </w:instrText>
-            </w:r>
-            <w:r>
-              <w:rPr>
-                <w:noProof/>
-                <w:webHidden/>
-              </w:rPr>
-            </w:r>
-            <w:r>
-              <w:rPr>
-                <w:noProof/>
-                <w:webHidden/>
-              </w:rPr>
-              <w:fldChar w:fldCharType="separate"/>
-            </w:r>
-            <w:r>
-              <w:rPr>
-                <w:noProof/>
-                <w:webHidden/>
-              </w:rPr>
-              <w:t>23</w:t>
-            </w:r>
-            <w:r>
-              <w:rPr>
-                <w:noProof/>
-                <w:webHidden/>
-              </w:rPr>
-              <w:fldChar w:fldCharType="end"/>
-            </w:r>
-          </w:hyperlink>
-        </w:p>
-        <w:p>
           <w:r>
             <w:rPr>
               <w:b/>
@@ -4854,33 +4644,83 @@
           <w:color w:val="000000" w:themeColor="text1"/>
         </w:rPr>
       </w:pPr>
-      <w:bookmarkStart w:id="2" w:name="_Toc224571994"/>
+      <w:bookmarkStart w:id="2" w:name="_Toc230861504"/>
+      <w:r>
+        <w:rPr>
+          <w:color w:val="000000" w:themeColor="text1"/>
+        </w:rPr>
+        <w:t xml:space="preserve">CHAPTER </w:t>
+      </w:r>
+      <w:r>
+        <w:rPr>
+          <w:color w:val="000000" w:themeColor="text1"/>
+        </w:rPr>
+        <w:t>1</w:t>
+      </w:r>
+      <w:r>
+        <w:rPr>
+          <w:color w:val="000000" w:themeColor="text1"/>
+        </w:rPr>
+        <w:t xml:space="preserve"> - </w:t>
+      </w:r>
+      <w:r>
+        <w:rPr>
+          <w:color w:val="000000" w:themeColor="text1"/>
+        </w:rPr>
+        <w:t>Introduction</w:t>
+      </w:r>
+      <w:bookmarkEnd w:id="2"/>
+    </w:p>
+    <w:p>
+      <w:pPr>
+        <w:pStyle w:val="Heading2"/>
+        <w:rPr>
+          <w:color w:val="000000" w:themeColor="text1"/>
+        </w:rPr>
+      </w:pPr>
+      <w:bookmarkStart w:id="3" w:name="_Toc230861505"/>
+      <w:r>
+        <w:rPr>
+          <w:color w:val="000000" w:themeColor="text1"/>
+        </w:rPr>
+        <w:t>1.1 Background</w:t>
+      </w:r>
+      <w:bookmarkEnd w:id="3"/>
+    </w:p>
+    <w:p>
+      <w:pPr>
+        <w:rPr>
+          <w:rFonts w:hint="eastAsia"/>
+          <w:color w:val="000000" w:themeColor="text1"/>
+        </w:rPr>
+      </w:pPr>
+      <w:r>
+        <w:rPr>
+          <w:color w:val="000000" w:themeColor="text1"/>
+        </w:rPr>
+        <w:t xml:space="preserve">Educational institutions increasingly require automated monitoring systems that are accurate, contactless, and auditable. Conventional attendance methods such as paper registers, manual </w:t>
+      </w:r>
       <w:r>
         <w:rPr>
           <w:color w:val="000000" w:themeColor="text1"/>
         </w:rPr>
         <w:lastRenderedPageBreak/>
-        <w:t xml:space="preserve">CHAPTER </w:t>
-      </w:r>
-      <w:r>
-        <w:rPr>
-          <w:color w:val="000000" w:themeColor="text1"/>
-        </w:rPr>
-        <w:t>1</w:t>
-      </w:r>
-      <w:r>
-        <w:rPr>
-          <w:color w:val="000000" w:themeColor="text1"/>
-        </w:rPr>
-        <w:t xml:space="preserve"> - </w:t>
-      </w:r>
-      <w:r>
-        <w:rPr>
-          <w:color w:val="000000" w:themeColor="text1"/>
-        </w:rPr>
-        <w:t>Introduction</w:t>
-      </w:r>
-      <w:bookmarkEnd w:id="2"/>
+        <w:t>security logs, or standalone biometric devices either consume staff time or provide limited contextual information. A smart entrance monitoring system that captures both direction of movement and student identity can improve security while reducing manual work.</w:t>
+      </w:r>
+    </w:p>
+    <w:p>
+      <w:pPr>
+        <w:rPr>
+          <w:rFonts w:hint="eastAsia"/>
+          <w:color w:val="000000" w:themeColor="text1"/>
+        </w:rPr>
+      </w:pPr>
+      <w:r>
+        <w:rPr>
+          <w:color w:val="000000" w:themeColor="text1"/>
+        </w:rPr>
+        <w:t>The rapid growth of embedded IoT hardware and lightweight vision systems now allows low-cost platforms such as the ESP32-CAM to act as event-triggered edge devices. Rather than executing all AI computation locally, the edge node can capture data and forward it to a more capable server where modern algorithms such as YOLOv8 and Tesseract OCR process images in near real time. This hybrid architecture is especially suitable for university minor projects because it balances affordability, implementability, and technical depth.</w:t>
+      </w:r>
     </w:p>
     <w:p>
       <w:pPr>
@@ -4889,41 +4729,27 @@
           <w:color w:val="000000" w:themeColor="text1"/>
         </w:rPr>
       </w:pPr>
-      <w:bookmarkStart w:id="3" w:name="_Toc224571995"/>
-      <w:r>
-        <w:rPr>
-          <w:color w:val="000000" w:themeColor="text1"/>
-        </w:rPr>
-        <w:t>1.1 Background</w:t>
-      </w:r>
-      <w:bookmarkEnd w:id="3"/>
-    </w:p>
-    <w:p>
-      <w:pPr>
-        <w:rPr>
-          <w:rFonts w:hint="eastAsia"/>
-          <w:color w:val="000000" w:themeColor="text1"/>
-        </w:rPr>
-      </w:pPr>
-      <w:r>
-        <w:rPr>
-          <w:color w:val="000000" w:themeColor="text1"/>
-        </w:rPr>
-        <w:t>Educational institutions increasingly require automated monitoring systems that are accurate, contactless, and auditable. Conventional attendance methods such as paper registers, manual security logs, or standalone biometric devices either consume staff time or provide limited contextual information. A smart entrance monitoring system that captures both direction of movement and student identity can improve security while reducing manual work.</w:t>
-      </w:r>
-    </w:p>
-    <w:p>
-      <w:pPr>
-        <w:rPr>
-          <w:rFonts w:hint="eastAsia"/>
-          <w:color w:val="000000" w:themeColor="text1"/>
-        </w:rPr>
-      </w:pPr>
-      <w:r>
-        <w:rPr>
-          <w:color w:val="000000" w:themeColor="text1"/>
-        </w:rPr>
-        <w:t>The rapid growth of embedded IoT hardware and lightweight vision systems now allows low-cost platforms such as the ESP32-CAM to act as event-triggered edge devices. Rather than executing all AI computation locally, the edge node can capture data and forward it to a more capable server where modern algorithms such as YOLOv8 and Tesseract OCR process images in near real time. This hybrid architecture is especially suitable for university minor projects because it balances affordability, implementability, and technical depth.</w:t>
+      <w:bookmarkStart w:id="4" w:name="_Toc230861506"/>
+      <w:r>
+        <w:rPr>
+          <w:color w:val="000000" w:themeColor="text1"/>
+        </w:rPr>
+        <w:t>1.2 Problem Statement</w:t>
+      </w:r>
+      <w:bookmarkEnd w:id="4"/>
+    </w:p>
+    <w:p>
+      <w:pPr>
+        <w:rPr>
+          <w:rFonts w:hint="eastAsia"/>
+          <w:color w:val="000000" w:themeColor="text1"/>
+        </w:rPr>
+      </w:pPr>
+      <w:r>
+        <w:rPr>
+          <w:color w:val="000000" w:themeColor="text1"/>
+        </w:rPr>
+        <w:t>At college entry points, security personnel often need to determine who entered, when they entered, whether they exited, and whether the individual is authorized. Manual observation is error-prone and difficult to maintain continuously. Existing low-cost camera systems record video but do not automatically understand the event, verify student identity, or update attendance records. There is therefore a need for a low-cost surveillance and attendance platform that can automatically detect entry and exit direction, capture the student and ID card image, verify the identity against a database, log the event, and notify authorized personnel when an unknown person is detected.</w:t>
       </w:r>
     </w:p>
     <w:p>
@@ -4933,27 +4759,139 @@
           <w:color w:val="000000" w:themeColor="text1"/>
         </w:rPr>
       </w:pPr>
-      <w:bookmarkStart w:id="4" w:name="_Toc224571996"/>
-      <w:r>
-        <w:rPr>
-          <w:color w:val="000000" w:themeColor="text1"/>
-        </w:rPr>
-        <w:t>1.2 Problem Statement</w:t>
-      </w:r>
-      <w:bookmarkEnd w:id="4"/>
-    </w:p>
-    <w:p>
-      <w:pPr>
-        <w:rPr>
-          <w:rFonts w:hint="eastAsia"/>
-          <w:color w:val="000000" w:themeColor="text1"/>
-        </w:rPr>
-      </w:pPr>
-      <w:r>
-        <w:rPr>
-          <w:color w:val="000000" w:themeColor="text1"/>
-        </w:rPr>
-        <w:t>At college entry points, security personnel often need to determine who entered, when they entered, whether they exited, and whether the individual is authorized. Manual observation is error-prone and difficult to maintain continuously. Existing low-cost camera systems record video but do not automatically understand the event, verify student identity, or update attendance records. There is therefore a need for a low-cost surveillance and attendance platform that can automatically detect entry and exit direction, capture the student and ID card image, verify the identity against a database, log the event, and notify authorized personnel when an unknown person is detected.</w:t>
+      <w:bookmarkStart w:id="5" w:name="_Toc230861507"/>
+      <w:r>
+        <w:rPr>
+          <w:color w:val="000000" w:themeColor="text1"/>
+        </w:rPr>
+        <w:t>1.3 Objectives</w:t>
+      </w:r>
+      <w:bookmarkEnd w:id="5"/>
+    </w:p>
+    <w:p>
+      <w:pPr>
+        <w:rPr>
+          <w:rFonts w:hint="eastAsia"/>
+          <w:color w:val="000000" w:themeColor="text1"/>
+        </w:rPr>
+      </w:pPr>
+      <w:r>
+        <w:rPr>
+          <w:color w:val="000000" w:themeColor="text1"/>
+        </w:rPr>
+        <w:t>• To design a low-cost IoT-enabled surveillance system using ESP32-CAM, IR sensors, RTC, OLED, buzzer, and relay control.</w:t>
+      </w:r>
+    </w:p>
+    <w:p>
+      <w:pPr>
+        <w:rPr>
+          <w:rFonts w:hint="eastAsia"/>
+          <w:color w:val="000000" w:themeColor="text1"/>
+        </w:rPr>
+      </w:pPr>
+      <w:r>
+        <w:rPr>
+          <w:color w:val="000000" w:themeColor="text1"/>
+        </w:rPr>
+        <w:t>• To detect entry or exit direction by analyzing the trigger sequence of two IR sensors placed at the doorway.</w:t>
+      </w:r>
+    </w:p>
+    <w:p>
+      <w:pPr>
+        <w:rPr>
+          <w:rFonts w:hint="eastAsia"/>
+          <w:color w:val="000000" w:themeColor="text1"/>
+        </w:rPr>
+      </w:pPr>
+      <w:r>
+        <w:rPr>
+          <w:color w:val="000000" w:themeColor="text1"/>
+        </w:rPr>
+        <w:t>• To capture event images and transmit them to a server using Wi-Fi.</w:t>
+      </w:r>
+    </w:p>
+    <w:p>
+      <w:pPr>
+        <w:rPr>
+          <w:rFonts w:hint="eastAsia"/>
+          <w:color w:val="000000" w:themeColor="text1"/>
+        </w:rPr>
+      </w:pPr>
+      <w:r>
+        <w:rPr>
+          <w:color w:val="000000" w:themeColor="text1"/>
+        </w:rPr>
+        <w:t>• To use YOLOv8 to detect the person, face, and ID-card region from captured images.</w:t>
+      </w:r>
+    </w:p>
+    <w:p>
+      <w:pPr>
+        <w:rPr>
+          <w:rFonts w:hint="eastAsia"/>
+          <w:color w:val="000000" w:themeColor="text1"/>
+        </w:rPr>
+      </w:pPr>
+      <w:r>
+        <w:rPr>
+          <w:color w:val="000000" w:themeColor="text1"/>
+        </w:rPr>
+        <w:t xml:space="preserve">• To use Tesseract OCR to extract the </w:t>
+      </w:r>
+      <w:proofErr w:type="gramStart"/>
+      <w:r>
+        <w:rPr>
+          <w:color w:val="000000" w:themeColor="text1"/>
+        </w:rPr>
+        <w:t>student</w:t>
+      </w:r>
+      <w:proofErr w:type="gramEnd"/>
+      <w:r>
+        <w:rPr>
+          <w:color w:val="000000" w:themeColor="text1"/>
+        </w:rPr>
+        <w:t xml:space="preserve"> name or ID number from the visible card.</w:t>
+      </w:r>
+    </w:p>
+    <w:p>
+      <w:pPr>
+        <w:rPr>
+          <w:rFonts w:hint="eastAsia"/>
+          <w:color w:val="000000" w:themeColor="text1"/>
+        </w:rPr>
+      </w:pPr>
+      <w:r>
+        <w:rPr>
+          <w:color w:val="000000" w:themeColor="text1"/>
+        </w:rPr>
+        <w:t>• To verify extracted identity data against a student database and automatically record attendance.</w:t>
+      </w:r>
+    </w:p>
+    <w:p>
+      <w:pPr>
+        <w:rPr>
+          <w:rFonts w:hint="eastAsia"/>
+          <w:color w:val="000000" w:themeColor="text1"/>
+        </w:rPr>
+      </w:pPr>
+      <w:r>
+        <w:rPr>
+          <w:color w:val="000000" w:themeColor="text1"/>
+        </w:rPr>
+        <w:t>• To alert administrators or security staff when an unknown person is detected.</w:t>
+      </w:r>
+    </w:p>
+    <w:p>
+      <w:pPr>
+        <w:rPr>
+          <w:rFonts w:hint="eastAsia"/>
+          <w:color w:val="000000" w:themeColor="text1"/>
+        </w:rPr>
+      </w:pPr>
+      <w:r>
+        <w:rPr>
+          <w:color w:val="000000" w:themeColor="text1"/>
+        </w:rPr>
+        <w:t>• To provide a realistic academic design that can be implemented by engineering students within a minor project budget.</w:t>
       </w:r>
     </w:p>
     <w:p>
@@ -4963,125 +4901,27 @@
           <w:color w:val="000000" w:themeColor="text1"/>
         </w:rPr>
       </w:pPr>
-      <w:bookmarkStart w:id="5" w:name="_Toc224571997"/>
-      <w:r>
-        <w:rPr>
-          <w:color w:val="000000" w:themeColor="text1"/>
-        </w:rPr>
-        <w:t>1.3 Objectives</w:t>
-      </w:r>
-      <w:bookmarkEnd w:id="5"/>
-    </w:p>
-    <w:p>
-      <w:pPr>
-        <w:rPr>
-          <w:rFonts w:hint="eastAsia"/>
-          <w:color w:val="000000" w:themeColor="text1"/>
-        </w:rPr>
-      </w:pPr>
-      <w:r>
-        <w:rPr>
-          <w:color w:val="000000" w:themeColor="text1"/>
-        </w:rPr>
-        <w:t>• To design a low-cost IoT-enabled surveillance system using ESP32-CAM, IR sensors, RTC, OLED, buzzer, and relay control.</w:t>
-      </w:r>
-    </w:p>
-    <w:p>
-      <w:pPr>
-        <w:rPr>
-          <w:rFonts w:hint="eastAsia"/>
-          <w:color w:val="000000" w:themeColor="text1"/>
-        </w:rPr>
-      </w:pPr>
-      <w:r>
-        <w:rPr>
-          <w:color w:val="000000" w:themeColor="text1"/>
-        </w:rPr>
-        <w:t>• To detect entry or exit direction by analyzing the trigger sequence of two IR sensors placed at the doorway.</w:t>
-      </w:r>
-    </w:p>
-    <w:p>
-      <w:pPr>
-        <w:rPr>
-          <w:rFonts w:hint="eastAsia"/>
-          <w:color w:val="000000" w:themeColor="text1"/>
-        </w:rPr>
-      </w:pPr>
-      <w:r>
-        <w:rPr>
-          <w:color w:val="000000" w:themeColor="text1"/>
-        </w:rPr>
-        <w:t>• To capture event images and transmit them to a server using Wi-Fi.</w:t>
-      </w:r>
-    </w:p>
-    <w:p>
-      <w:pPr>
-        <w:rPr>
-          <w:rFonts w:hint="eastAsia"/>
-          <w:color w:val="000000" w:themeColor="text1"/>
-        </w:rPr>
-      </w:pPr>
-      <w:r>
-        <w:rPr>
-          <w:color w:val="000000" w:themeColor="text1"/>
-        </w:rPr>
-        <w:t>• To use YOLOv8 to detect the person, face, and ID-card region from captured images.</w:t>
-      </w:r>
-    </w:p>
-    <w:p>
-      <w:pPr>
-        <w:rPr>
-          <w:rFonts w:hint="eastAsia"/>
-          <w:color w:val="000000" w:themeColor="text1"/>
-        </w:rPr>
-      </w:pPr>
-      <w:r>
-        <w:rPr>
-          <w:color w:val="000000" w:themeColor="text1"/>
-        </w:rPr>
-        <w:t>• To use Tesseract OCR to extract the student name or ID number from the visible card.</w:t>
-      </w:r>
-    </w:p>
-    <w:p>
-      <w:pPr>
-        <w:rPr>
-          <w:rFonts w:hint="eastAsia"/>
-          <w:color w:val="000000" w:themeColor="text1"/>
-        </w:rPr>
-      </w:pPr>
-      <w:r>
-        <w:rPr>
-          <w:color w:val="000000" w:themeColor="text1"/>
-        </w:rPr>
-        <w:t>• To verify extracted identity data against a student database and automatically record attendance.</w:t>
-      </w:r>
-    </w:p>
-    <w:p>
-      <w:pPr>
-        <w:rPr>
-          <w:rFonts w:hint="eastAsia"/>
-          <w:color w:val="000000" w:themeColor="text1"/>
-        </w:rPr>
-      </w:pPr>
-      <w:r>
-        <w:rPr>
-          <w:color w:val="000000" w:themeColor="text1"/>
-        </w:rPr>
-        <w:t>• To alert administrators or security staff when an unknown person is detected.</w:t>
-      </w:r>
-    </w:p>
-    <w:p>
-      <w:pPr>
-        <w:rPr>
-          <w:rFonts w:hint="eastAsia"/>
-          <w:color w:val="000000" w:themeColor="text1"/>
-        </w:rPr>
-      </w:pPr>
-      <w:r>
-        <w:rPr>
-          <w:color w:val="000000" w:themeColor="text1"/>
-        </w:rPr>
-        <w:t>• To provide a realistic academic design that can be implemented by engineering students within a minor project budget.</w:t>
+      <w:bookmarkStart w:id="6" w:name="_Toc230861508"/>
+      <w:r>
+        <w:rPr>
+          <w:color w:val="000000" w:themeColor="text1"/>
+        </w:rPr>
+        <w:t>1.4 Scope</w:t>
+      </w:r>
+      <w:bookmarkEnd w:id="6"/>
+    </w:p>
+    <w:p>
+      <w:pPr>
+        <w:rPr>
+          <w:rFonts w:hint="eastAsia"/>
+          <w:color w:val="000000" w:themeColor="text1"/>
+        </w:rPr>
+      </w:pPr>
+      <w:r>
+        <w:rPr>
+          <w:color w:val="000000" w:themeColor="text1"/>
+        </w:rPr>
+        <w:t>The proposed system is intended for a single entrance gate or door in a college building. It is designed to monitor movement one person at a time under moderate lighting conditions. The project scope includes local sensing, event-driven image capture, server-side AI inference, database verification, logging, and notifications. Full-scale deployment across multiple buildings, large cloud orchestration, or highly reliable legal-grade identity verification is outside the initial scope.</w:t>
       </w:r>
     </w:p>
     <w:p>
@@ -5091,91 +4931,55 @@
           <w:color w:val="000000" w:themeColor="text1"/>
         </w:rPr>
       </w:pPr>
-      <w:bookmarkStart w:id="6" w:name="_Toc224571998"/>
-      <w:r>
-        <w:rPr>
-          <w:color w:val="000000" w:themeColor="text1"/>
-        </w:rPr>
-        <w:t>1.4 Scope</w:t>
-      </w:r>
-      <w:bookmarkEnd w:id="6"/>
-    </w:p>
-    <w:p>
-      <w:pPr>
-        <w:rPr>
-          <w:rFonts w:hint="eastAsia"/>
-          <w:color w:val="000000" w:themeColor="text1"/>
-        </w:rPr>
-      </w:pPr>
-      <w:r>
-        <w:rPr>
-          <w:color w:val="000000" w:themeColor="text1"/>
-        </w:rPr>
-        <w:t xml:space="preserve">The proposed system is intended for a single entrance gate or door in a college building. It is designed to monitor movement one person at a time under moderate lighting conditions. The project scope includes local sensing, event-driven image capture, server-side AI inference, database </w:t>
-      </w:r>
+      <w:bookmarkStart w:id="7" w:name="_Toc230861509"/>
+      <w:r>
+        <w:rPr>
+          <w:color w:val="000000" w:themeColor="text1"/>
+        </w:rPr>
+        <w:t>1.5 Applications</w:t>
+      </w:r>
+      <w:bookmarkEnd w:id="7"/>
+    </w:p>
+    <w:p>
+      <w:pPr>
+        <w:rPr>
+          <w:rFonts w:hint="eastAsia"/>
+          <w:color w:val="000000" w:themeColor="text1"/>
+        </w:rPr>
+      </w:pPr>
+      <w:r>
+        <w:rPr>
+          <w:color w:val="000000" w:themeColor="text1"/>
+        </w:rPr>
+        <w:t>• College building entry and exit attendance monitoring</w:t>
+      </w:r>
+    </w:p>
+    <w:p>
+      <w:pPr>
+        <w:rPr>
+          <w:rFonts w:hint="eastAsia"/>
+          <w:color w:val="000000" w:themeColor="text1"/>
+        </w:rPr>
+      </w:pPr>
+      <w:r>
+        <w:rPr>
+          <w:color w:val="000000" w:themeColor="text1"/>
+        </w:rPr>
+        <w:t>• Laboratory or library access logging</w:t>
+      </w:r>
+    </w:p>
+    <w:p>
+      <w:pPr>
+        <w:rPr>
+          <w:rFonts w:hint="eastAsia"/>
+          <w:color w:val="000000" w:themeColor="text1"/>
+        </w:rPr>
+      </w:pPr>
       <w:r>
         <w:rPr>
           <w:color w:val="000000" w:themeColor="text1"/>
         </w:rPr>
         <w:lastRenderedPageBreak/>
-        <w:t>verification, logging, and notifications. Full-scale deployment across multiple buildings, large cloud orchestration, or highly reliable legal-grade identity verification is outside the initial scope.</w:t>
-      </w:r>
-    </w:p>
-    <w:p>
-      <w:pPr>
-        <w:pStyle w:val="Heading2"/>
-        <w:rPr>
-          <w:color w:val="000000" w:themeColor="text1"/>
-        </w:rPr>
-      </w:pPr>
-      <w:bookmarkStart w:id="7" w:name="_Toc224571999"/>
-      <w:r>
-        <w:rPr>
-          <w:color w:val="000000" w:themeColor="text1"/>
-        </w:rPr>
-        <w:t>1.5 Applications</w:t>
-      </w:r>
-      <w:bookmarkEnd w:id="7"/>
-    </w:p>
-    <w:p>
-      <w:pPr>
-        <w:rPr>
-          <w:rFonts w:hint="eastAsia"/>
-          <w:color w:val="000000" w:themeColor="text1"/>
-        </w:rPr>
-      </w:pPr>
-      <w:r>
-        <w:rPr>
-          <w:color w:val="000000" w:themeColor="text1"/>
-        </w:rPr>
-        <w:t>• College building entry and exit attendance monitoring</w:t>
-      </w:r>
-    </w:p>
-    <w:p>
-      <w:pPr>
-        <w:rPr>
-          <w:rFonts w:hint="eastAsia"/>
-          <w:color w:val="000000" w:themeColor="text1"/>
-        </w:rPr>
-      </w:pPr>
-      <w:r>
-        <w:rPr>
-          <w:color w:val="000000" w:themeColor="text1"/>
-        </w:rPr>
-        <w:t>• Laboratory or library access logging</w:t>
-      </w:r>
-    </w:p>
-    <w:p>
-      <w:pPr>
-        <w:rPr>
-          <w:rFonts w:hint="eastAsia"/>
-          <w:color w:val="000000" w:themeColor="text1"/>
-        </w:rPr>
-      </w:pPr>
-      <w:r>
-        <w:rPr>
-          <w:color w:val="000000" w:themeColor="text1"/>
-        </w:rPr>
         <w:t>• Restricted-room monitoring for staff-only or student-only areas</w:t>
       </w:r>
     </w:p>
@@ -5330,28 +5134,31 @@
     <w:p>
       <w:pPr>
         <w:rPr>
-          <w:color w:val="000000" w:themeColor="text1"/>
-        </w:rPr>
-      </w:pPr>
-    </w:p>
-    <w:p>
-      <w:pPr>
-        <w:rPr>
-          <w:color w:val="000000" w:themeColor="text1"/>
-        </w:rPr>
-      </w:pPr>
-    </w:p>
-    <w:p>
-      <w:pPr>
-        <w:rPr>
-          <w:rFonts w:hint="eastAsia"/>
-          <w:color w:val="000000" w:themeColor="text1"/>
-        </w:rPr>
-      </w:pPr>
-    </w:p>
-    <w:p>
-      <w:pPr>
-        <w:rPr>
+          <w:rFonts w:hint="eastAsia"/>
+          <w:color w:val="000000" w:themeColor="text1"/>
+        </w:rPr>
+      </w:pPr>
+    </w:p>
+    <w:p>
+      <w:pPr>
+        <w:rPr>
+          <w:rFonts w:hint="eastAsia"/>
+          <w:color w:val="000000" w:themeColor="text1"/>
+        </w:rPr>
+      </w:pPr>
+    </w:p>
+    <w:p>
+      <w:pPr>
+        <w:rPr>
+          <w:rFonts w:hint="eastAsia"/>
+          <w:color w:val="000000" w:themeColor="text1"/>
+        </w:rPr>
+      </w:pPr>
+    </w:p>
+    <w:p>
+      <w:pPr>
+        <w:rPr>
+          <w:rFonts w:hint="eastAsia"/>
           <w:color w:val="000000" w:themeColor="text1"/>
         </w:rPr>
       </w:pPr>
@@ -5371,20 +5178,26 @@
           <w:color w:val="000000" w:themeColor="text1"/>
         </w:rPr>
       </w:pPr>
-      <w:bookmarkStart w:id="8" w:name="_Toc224572000"/>
-      <w:r>
-        <w:rPr>
-          <w:color w:val="000000" w:themeColor="text1"/>
-        </w:rPr>
-        <w:lastRenderedPageBreak/>
+      <w:bookmarkStart w:id="8" w:name="_Toc230861510"/>
+      <w:r>
+        <w:rPr>
+          <w:color w:val="000000" w:themeColor="text1"/>
+        </w:rPr>
         <w:t>CHAPTER 2 - Literature Review</w:t>
       </w:r>
       <w:bookmarkEnd w:id="8"/>
     </w:p>
-    <w:p/>
-    <w:p>
-      <w:pPr>
-        <w:rPr>
+    <w:p>
+      <w:pPr>
+        <w:rPr>
+          <w:rFonts w:hint="eastAsia"/>
+        </w:rPr>
+      </w:pPr>
+    </w:p>
+    <w:p>
+      <w:pPr>
+        <w:rPr>
+          <w:rFonts w:hint="eastAsia"/>
           <w:b/>
           <w:bCs/>
           <w:sz w:val="23"/>
@@ -5415,7 +5228,15 @@
           <w:rFonts w:ascii="Segoe UI" w:hAnsi="Segoe UI" w:cs="Segoe UI"/>
           <w:color w:val="000000" w:themeColor="text1"/>
         </w:rPr>
-        <w:t>The rapid advancement of artificial intelligence (AI) and the Internet of Things (IoT) has revolutionized security surveillance systems. Traditional passive CCTV systems require constant human monitoring and lack instant alert mechanisms, creating significant gaps in accessibility and responsiveness (Fong, 2025). Modern intelligent surveillance systems address these limitations by automatically analyzing video feeds, detecting anomalies, and triggering appropriate responses without human intervention.</w:t>
+        <w:t xml:space="preserve">The rapid advancement of artificial intelligence (AI) and the Internet of Things (IoT) has revolutionized security surveillance systems. Traditional passive CCTV systems require constant human monitoring and lack instant alert mechanisms, creating significant gaps in accessibility and responsiveness (Fong, 2025). Modern intelligent </w:t>
+      </w:r>
+      <w:r>
+        <w:rPr>
+          <w:rFonts w:ascii="Segoe UI" w:hAnsi="Segoe UI" w:cs="Segoe UI"/>
+          <w:color w:val="000000" w:themeColor="text1"/>
+        </w:rPr>
+        <w:lastRenderedPageBreak/>
+        <w:t>surveillance systems address these limitations by automatically analyzing video feeds, detecting anomalies, and triggering appropriate responses without human intervention.</w:t>
       </w:r>
     </w:p>
     <w:p>
@@ -5694,7 +5515,6 @@
           <w:sz w:val="33"/>
           <w:szCs w:val="33"/>
         </w:rPr>
-        <w:lastRenderedPageBreak/>
         <w:t>2.3 Comparative Analysis</w:t>
       </w:r>
     </w:p>
@@ -5752,6 +5572,7 @@
                 <w:sz w:val="23"/>
                 <w:szCs w:val="23"/>
               </w:rPr>
+              <w:lastRenderedPageBreak/>
               <w:t>Feature</w:t>
             </w:r>
           </w:p>
@@ -7613,7 +7434,6 @@
           <w:sz w:val="28"/>
           <w:szCs w:val="28"/>
         </w:rPr>
-        <w:lastRenderedPageBreak/>
         <w:t>2.4 Research Gap Identification</w:t>
       </w:r>
     </w:p>
@@ -7631,6 +7451,7 @@
           <w:rFonts w:ascii="Segoe UI" w:hAnsi="Segoe UI" w:cs="Segoe UI"/>
           <w:color w:val="000000" w:themeColor="text1"/>
         </w:rPr>
+        <w:lastRenderedPageBreak/>
         <w:t>The literature review reveals five significant gaps in existing systems:</w:t>
       </w:r>
     </w:p>
@@ -7910,22 +7731,28 @@
           <w:szCs w:val="32"/>
         </w:rPr>
       </w:pPr>
-      <w:bookmarkStart w:id="9" w:name="_Toc224572001"/>
+      <w:bookmarkStart w:id="9" w:name="_Toc230861511"/>
       <w:r>
         <w:rPr>
           <w:color w:val="000000" w:themeColor="text1"/>
           <w:sz w:val="32"/>
           <w:szCs w:val="32"/>
         </w:rPr>
-        <w:lastRenderedPageBreak/>
         <w:t>CHAPTER 3 - Related Theory</w:t>
       </w:r>
       <w:bookmarkEnd w:id="9"/>
     </w:p>
-    <w:p/>
-    <w:p>
-      <w:pPr>
-        <w:rPr>
+    <w:p>
+      <w:pPr>
+        <w:rPr>
+          <w:rFonts w:hint="eastAsia"/>
+        </w:rPr>
+      </w:pPr>
+    </w:p>
+    <w:p>
+      <w:pPr>
+        <w:rPr>
+          <w:rFonts w:hint="eastAsia"/>
           <w:b/>
           <w:bCs/>
           <w:color w:val="000000" w:themeColor="text1"/>
@@ -7941,12 +7768,14 @@
           <w:sz w:val="28"/>
           <w:szCs w:val="28"/>
         </w:rPr>
+        <w:lastRenderedPageBreak/>
         <w:t>3.1 IoT Systems</w:t>
       </w:r>
     </w:p>
     <w:p>
       <w:pPr>
         <w:rPr>
+          <w:rFonts w:hint="eastAsia"/>
           <w:color w:val="000000" w:themeColor="text1"/>
           <w:sz w:val="24"/>
           <w:szCs w:val="24"/>
@@ -7962,6 +7791,7 @@
     <w:p>
       <w:pPr>
         <w:rPr>
+          <w:rFonts w:hint="eastAsia"/>
           <w:color w:val="000000" w:themeColor="text1"/>
         </w:rPr>
       </w:pPr>
@@ -7983,6 +7813,7 @@
     <w:p>
       <w:pPr>
         <w:rPr>
+          <w:rFonts w:hint="eastAsia"/>
           <w:color w:val="000000" w:themeColor="text1"/>
         </w:rPr>
       </w:pPr>
@@ -8004,6 +7835,7 @@
     <w:p>
       <w:pPr>
         <w:rPr>
+          <w:rFonts w:hint="eastAsia"/>
           <w:color w:val="000000" w:themeColor="text1"/>
         </w:rPr>
       </w:pPr>
@@ -8025,6 +7857,7 @@
     <w:p>
       <w:pPr>
         <w:rPr>
+          <w:rFonts w:hint="eastAsia"/>
           <w:color w:val="000000" w:themeColor="text1"/>
         </w:rPr>
       </w:pPr>
@@ -8046,6 +7879,7 @@
     <w:p>
       <w:pPr>
         <w:rPr>
+          <w:rFonts w:hint="eastAsia"/>
           <w:color w:val="000000" w:themeColor="text1"/>
         </w:rPr>
       </w:pPr>
@@ -8059,6 +7893,7 @@
     <w:p>
       <w:pPr>
         <w:rPr>
+          <w:rFonts w:hint="eastAsia"/>
           <w:b/>
           <w:bCs/>
           <w:color w:val="000000" w:themeColor="text1"/>
@@ -8080,6 +7915,7 @@
     <w:p>
       <w:pPr>
         <w:rPr>
+          <w:rFonts w:hint="eastAsia"/>
           <w:color w:val="000000" w:themeColor="text1"/>
           <w:sz w:val="24"/>
           <w:szCs w:val="24"/>
@@ -8095,6 +7931,7 @@
     <w:p>
       <w:pPr>
         <w:rPr>
+          <w:rFonts w:hint="eastAsia"/>
           <w:color w:val="000000" w:themeColor="text1"/>
         </w:rPr>
       </w:pPr>
@@ -8116,6 +7953,7 @@
     <w:p>
       <w:pPr>
         <w:rPr>
+          <w:rFonts w:hint="eastAsia"/>
           <w:color w:val="000000" w:themeColor="text1"/>
         </w:rPr>
       </w:pPr>
@@ -8137,6 +7975,7 @@
     <w:p>
       <w:pPr>
         <w:rPr>
+          <w:rFonts w:hint="eastAsia"/>
           <w:color w:val="000000" w:themeColor="text1"/>
         </w:rPr>
       </w:pPr>
@@ -8158,6 +7997,7 @@
     <w:p>
       <w:pPr>
         <w:rPr>
+          <w:rFonts w:hint="eastAsia"/>
           <w:color w:val="000000" w:themeColor="text1"/>
         </w:rPr>
       </w:pPr>
@@ -8179,6 +8019,7 @@
     <w:p>
       <w:pPr>
         <w:rPr>
+          <w:rFonts w:hint="eastAsia"/>
           <w:color w:val="000000" w:themeColor="text1"/>
         </w:rPr>
       </w:pPr>
@@ -8200,6 +8041,7 @@
     <w:p>
       <w:pPr>
         <w:rPr>
+          <w:rFonts w:hint="eastAsia"/>
           <w:color w:val="000000" w:themeColor="text1"/>
         </w:rPr>
       </w:pPr>
@@ -8213,6 +8055,7 @@
     <w:p>
       <w:pPr>
         <w:rPr>
+          <w:rFonts w:hint="eastAsia"/>
           <w:b/>
           <w:bCs/>
           <w:color w:val="000000" w:themeColor="text1"/>
@@ -8234,6 +8077,7 @@
     <w:p>
       <w:pPr>
         <w:rPr>
+          <w:rFonts w:hint="eastAsia"/>
           <w:color w:val="000000" w:themeColor="text1"/>
           <w:sz w:val="24"/>
           <w:szCs w:val="24"/>
@@ -8249,6 +8093,7 @@
     <w:p>
       <w:pPr>
         <w:rPr>
+          <w:rFonts w:hint="eastAsia"/>
           <w:color w:val="000000" w:themeColor="text1"/>
         </w:rPr>
       </w:pPr>
@@ -8270,6 +8115,7 @@
     <w:p>
       <w:pPr>
         <w:rPr>
+          <w:rFonts w:hint="eastAsia"/>
           <w:color w:val="000000" w:themeColor="text1"/>
         </w:rPr>
       </w:pPr>
@@ -8291,6 +8137,7 @@
     <w:p>
       <w:pPr>
         <w:rPr>
+          <w:rFonts w:hint="eastAsia"/>
           <w:color w:val="000000" w:themeColor="text1"/>
         </w:rPr>
       </w:pPr>
@@ -8300,7 +8147,6 @@
           <w:rFonts w:ascii="Segoe UI" w:hAnsi="Segoe UI" w:cs="Segoe UI"/>
           <w:color w:val="000000" w:themeColor="text1"/>
         </w:rPr>
-        <w:lastRenderedPageBreak/>
         <w:t>Variants:</w:t>
       </w:r>
       <w:r>
@@ -8313,6 +8159,7 @@
     <w:p>
       <w:pPr>
         <w:rPr>
+          <w:rFonts w:hint="eastAsia"/>
           <w:color w:val="000000" w:themeColor="text1"/>
         </w:rPr>
       </w:pPr>
@@ -8322,12 +8169,14 @@
           <w:rFonts w:ascii="Segoe UI" w:hAnsi="Segoe UI" w:cs="Segoe UI"/>
           <w:color w:val="000000" w:themeColor="text1"/>
         </w:rPr>
+        <w:lastRenderedPageBreak/>
         <w:t>How YOLOv8 Works:</w:t>
       </w:r>
     </w:p>
     <w:p>
       <w:pPr>
         <w:rPr>
+          <w:rFonts w:hint="eastAsia"/>
           <w:color w:val="000000" w:themeColor="text1"/>
         </w:rPr>
       </w:pPr>
@@ -8341,6 +8190,7 @@
     <w:p>
       <w:pPr>
         <w:rPr>
+          <w:rFonts w:hint="eastAsia"/>
           <w:color w:val="000000" w:themeColor="text1"/>
         </w:rPr>
       </w:pPr>
@@ -8354,6 +8204,7 @@
     <w:p>
       <w:pPr>
         <w:rPr>
+          <w:rFonts w:hint="eastAsia"/>
           <w:color w:val="000000" w:themeColor="text1"/>
         </w:rPr>
       </w:pPr>
@@ -8367,6 +8218,7 @@
     <w:p>
       <w:pPr>
         <w:rPr>
+          <w:rFonts w:hint="eastAsia"/>
           <w:color w:val="000000" w:themeColor="text1"/>
         </w:rPr>
       </w:pPr>
@@ -8380,6 +8232,7 @@
     <w:p>
       <w:pPr>
         <w:rPr>
+          <w:rFonts w:hint="eastAsia"/>
           <w:color w:val="000000" w:themeColor="text1"/>
         </w:rPr>
       </w:pPr>
@@ -8393,6 +8246,7 @@
     <w:p>
       <w:pPr>
         <w:rPr>
+          <w:rFonts w:hint="eastAsia"/>
           <w:b/>
           <w:bCs/>
           <w:color w:val="000000" w:themeColor="text1"/>
@@ -8414,6 +8268,7 @@
     <w:p>
       <w:pPr>
         <w:rPr>
+          <w:rFonts w:hint="eastAsia"/>
           <w:color w:val="000000" w:themeColor="text1"/>
           <w:sz w:val="24"/>
           <w:szCs w:val="24"/>
@@ -8429,6 +8284,7 @@
     <w:p>
       <w:pPr>
         <w:rPr>
+          <w:rFonts w:hint="eastAsia"/>
           <w:color w:val="000000" w:themeColor="text1"/>
         </w:rPr>
       </w:pPr>
@@ -8479,6 +8335,7 @@
           <w:p>
             <w:pPr>
               <w:rPr>
+                <w:rFonts w:hint="eastAsia"/>
                 <w:color w:val="000000" w:themeColor="text1"/>
                 <w:sz w:val="23"/>
                 <w:szCs w:val="23"/>
@@ -8514,6 +8371,7 @@
           <w:p>
             <w:pPr>
               <w:rPr>
+                <w:rFonts w:hint="eastAsia"/>
                 <w:color w:val="000000" w:themeColor="text1"/>
                 <w:sz w:val="23"/>
                 <w:szCs w:val="23"/>
@@ -8549,6 +8407,7 @@
           <w:p>
             <w:pPr>
               <w:rPr>
+                <w:rFonts w:hint="eastAsia"/>
                 <w:color w:val="000000" w:themeColor="text1"/>
                 <w:sz w:val="23"/>
                 <w:szCs w:val="23"/>
@@ -8583,6 +8442,7 @@
           <w:p>
             <w:pPr>
               <w:rPr>
+                <w:rFonts w:hint="eastAsia"/>
                 <w:color w:val="000000" w:themeColor="text1"/>
                 <w:sz w:val="23"/>
                 <w:szCs w:val="23"/>
@@ -8613,6 +8473,7 @@
           <w:p>
             <w:pPr>
               <w:rPr>
+                <w:rFonts w:hint="eastAsia"/>
                 <w:color w:val="000000" w:themeColor="text1"/>
                 <w:sz w:val="23"/>
                 <w:szCs w:val="23"/>
@@ -8643,6 +8504,7 @@
           <w:p>
             <w:pPr>
               <w:rPr>
+                <w:rFonts w:hint="eastAsia"/>
                 <w:color w:val="000000" w:themeColor="text1"/>
                 <w:sz w:val="23"/>
                 <w:szCs w:val="23"/>
@@ -8675,6 +8537,7 @@
           <w:p>
             <w:pPr>
               <w:rPr>
+                <w:rFonts w:hint="eastAsia"/>
                 <w:color w:val="000000" w:themeColor="text1"/>
                 <w:sz w:val="23"/>
                 <w:szCs w:val="23"/>
@@ -8705,6 +8568,7 @@
           <w:p>
             <w:pPr>
               <w:rPr>
+                <w:rFonts w:hint="eastAsia"/>
                 <w:color w:val="000000" w:themeColor="text1"/>
                 <w:sz w:val="23"/>
                 <w:szCs w:val="23"/>
@@ -8735,6 +8599,7 @@
           <w:p>
             <w:pPr>
               <w:rPr>
+                <w:rFonts w:hint="eastAsia"/>
                 <w:color w:val="000000" w:themeColor="text1"/>
                 <w:sz w:val="23"/>
                 <w:szCs w:val="23"/>
@@ -8767,6 +8632,7 @@
           <w:p>
             <w:pPr>
               <w:rPr>
+                <w:rFonts w:hint="eastAsia"/>
                 <w:color w:val="000000" w:themeColor="text1"/>
                 <w:sz w:val="23"/>
                 <w:szCs w:val="23"/>
@@ -8797,6 +8663,7 @@
           <w:p>
             <w:pPr>
               <w:rPr>
+                <w:rFonts w:hint="eastAsia"/>
                 <w:color w:val="000000" w:themeColor="text1"/>
                 <w:sz w:val="23"/>
                 <w:szCs w:val="23"/>
@@ -8827,6 +8694,7 @@
           <w:p>
             <w:pPr>
               <w:rPr>
+                <w:rFonts w:hint="eastAsia"/>
                 <w:color w:val="000000" w:themeColor="text1"/>
                 <w:sz w:val="23"/>
                 <w:szCs w:val="23"/>
@@ -8859,6 +8727,7 @@
           <w:p>
             <w:pPr>
               <w:rPr>
+                <w:rFonts w:hint="eastAsia"/>
                 <w:color w:val="000000" w:themeColor="text1"/>
                 <w:sz w:val="23"/>
                 <w:szCs w:val="23"/>
@@ -8889,6 +8758,7 @@
           <w:p>
             <w:pPr>
               <w:rPr>
+                <w:rFonts w:hint="eastAsia"/>
                 <w:color w:val="000000" w:themeColor="text1"/>
                 <w:sz w:val="23"/>
                 <w:szCs w:val="23"/>
@@ -8919,6 +8789,7 @@
           <w:p>
             <w:pPr>
               <w:rPr>
+                <w:rFonts w:hint="eastAsia"/>
                 <w:color w:val="000000" w:themeColor="text1"/>
                 <w:sz w:val="23"/>
                 <w:szCs w:val="23"/>
@@ -8951,6 +8822,7 @@
           <w:p>
             <w:pPr>
               <w:rPr>
+                <w:rFonts w:hint="eastAsia"/>
                 <w:color w:val="000000" w:themeColor="text1"/>
                 <w:sz w:val="23"/>
                 <w:szCs w:val="23"/>
@@ -8981,6 +8853,7 @@
           <w:p>
             <w:pPr>
               <w:rPr>
+                <w:rFonts w:hint="eastAsia"/>
                 <w:color w:val="000000" w:themeColor="text1"/>
                 <w:sz w:val="23"/>
                 <w:szCs w:val="23"/>
@@ -9011,6 +8884,7 @@
           <w:p>
             <w:pPr>
               <w:rPr>
+                <w:rFonts w:hint="eastAsia"/>
                 <w:color w:val="000000" w:themeColor="text1"/>
                 <w:sz w:val="23"/>
                 <w:szCs w:val="23"/>
@@ -9043,6 +8917,7 @@
           <w:p>
             <w:pPr>
               <w:rPr>
+                <w:rFonts w:hint="eastAsia"/>
                 <w:color w:val="000000" w:themeColor="text1"/>
                 <w:sz w:val="23"/>
                 <w:szCs w:val="23"/>
@@ -9073,6 +8948,7 @@
           <w:p>
             <w:pPr>
               <w:rPr>
+                <w:rFonts w:hint="eastAsia"/>
                 <w:color w:val="000000" w:themeColor="text1"/>
                 <w:sz w:val="23"/>
                 <w:szCs w:val="23"/>
@@ -9103,6 +8979,7 @@
           <w:p>
             <w:pPr>
               <w:rPr>
+                <w:rFonts w:hint="eastAsia"/>
                 <w:color w:val="000000" w:themeColor="text1"/>
                 <w:sz w:val="23"/>
                 <w:szCs w:val="23"/>
@@ -9123,6 +9000,7 @@
     <w:p>
       <w:pPr>
         <w:rPr>
+          <w:rFonts w:hint="eastAsia"/>
           <w:color w:val="000000" w:themeColor="text1"/>
           <w:sz w:val="24"/>
           <w:szCs w:val="24"/>
@@ -9138,6 +9016,7 @@
     <w:p>
       <w:pPr>
         <w:rPr>
+          <w:rFonts w:hint="eastAsia"/>
           <w:b/>
           <w:bCs/>
           <w:color w:val="000000" w:themeColor="text1"/>
@@ -9153,13 +9032,13 @@
           <w:sz w:val="29"/>
           <w:szCs w:val="36"/>
         </w:rPr>
-        <w:lastRenderedPageBreak/>
         <w:t>3.5 Arduino UNO and Sensors</w:t>
       </w:r>
     </w:p>
     <w:p>
       <w:pPr>
         <w:rPr>
+          <w:rFonts w:hint="eastAsia"/>
           <w:color w:val="000000" w:themeColor="text1"/>
           <w:sz w:val="30"/>
           <w:szCs w:val="30"/>
@@ -9171,12 +9050,14 @@
           <w:sz w:val="30"/>
           <w:szCs w:val="30"/>
         </w:rPr>
+        <w:lastRenderedPageBreak/>
         <w:t>3.5.1 Arduino UNO</w:t>
       </w:r>
     </w:p>
     <w:p>
       <w:pPr>
         <w:rPr>
+          <w:rFonts w:hint="eastAsia"/>
           <w:color w:val="000000" w:themeColor="text1"/>
           <w:sz w:val="24"/>
           <w:szCs w:val="24"/>
@@ -9192,6 +9073,7 @@
     <w:p>
       <w:pPr>
         <w:rPr>
+          <w:rFonts w:hint="eastAsia"/>
           <w:color w:val="000000" w:themeColor="text1"/>
           <w:sz w:val="30"/>
           <w:szCs w:val="30"/>
@@ -9209,6 +9091,7 @@
     <w:p>
       <w:pPr>
         <w:rPr>
+          <w:rFonts w:hint="eastAsia"/>
           <w:color w:val="000000" w:themeColor="text1"/>
           <w:sz w:val="24"/>
           <w:szCs w:val="24"/>
@@ -9224,6 +9107,7 @@
     <w:p>
       <w:pPr>
         <w:rPr>
+          <w:rFonts w:hint="eastAsia"/>
           <w:color w:val="000000" w:themeColor="text1"/>
           <w:sz w:val="30"/>
           <w:szCs w:val="30"/>
@@ -9241,6 +9125,7 @@
     <w:p>
       <w:pPr>
         <w:rPr>
+          <w:rFonts w:hint="eastAsia"/>
           <w:color w:val="000000" w:themeColor="text1"/>
           <w:sz w:val="24"/>
           <w:szCs w:val="24"/>
@@ -9256,6 +9141,7 @@
     <w:p>
       <w:pPr>
         <w:rPr>
+          <w:rFonts w:hint="eastAsia"/>
           <w:color w:val="000000" w:themeColor="text1"/>
         </w:rPr>
       </w:pPr>
@@ -9269,6 +9155,7 @@
     <w:p>
       <w:pPr>
         <w:rPr>
+          <w:rFonts w:hint="eastAsia"/>
           <w:color w:val="000000" w:themeColor="text1"/>
           <w:sz w:val="24"/>
           <w:szCs w:val="24"/>
@@ -9284,6 +9171,7 @@
     <w:p>
       <w:pPr>
         <w:rPr>
+          <w:rFonts w:hint="eastAsia"/>
           <w:color w:val="000000" w:themeColor="text1"/>
         </w:rPr>
       </w:pPr>
@@ -9305,6 +9193,7 @@
     <w:p>
       <w:pPr>
         <w:rPr>
+          <w:rFonts w:hint="eastAsia"/>
           <w:color w:val="000000" w:themeColor="text1"/>
         </w:rPr>
       </w:pPr>
@@ -9326,6 +9215,7 @@
     <w:p>
       <w:pPr>
         <w:rPr>
+          <w:rFonts w:hint="eastAsia"/>
           <w:color w:val="000000" w:themeColor="text1"/>
         </w:rPr>
       </w:pPr>
@@ -9347,6 +9237,7 @@
     <w:p>
       <w:pPr>
         <w:rPr>
+          <w:rFonts w:hint="eastAsia"/>
           <w:color w:val="000000" w:themeColor="text1"/>
         </w:rPr>
       </w:pPr>
@@ -9368,6 +9259,7 @@
     <w:p>
       <w:pPr>
         <w:rPr>
+          <w:rFonts w:hint="eastAsia"/>
           <w:color w:val="000000" w:themeColor="text1"/>
         </w:rPr>
       </w:pPr>
@@ -9381,6 +9273,7 @@
     <w:p>
       <w:pPr>
         <w:rPr>
+          <w:rFonts w:hint="eastAsia"/>
           <w:color w:val="000000" w:themeColor="text1"/>
         </w:rPr>
       </w:pPr>
@@ -9394,6 +9287,7 @@
     <w:p>
       <w:pPr>
         <w:rPr>
+          <w:rFonts w:hint="eastAsia"/>
           <w:b/>
           <w:bCs/>
           <w:color w:val="000000" w:themeColor="text1"/>
@@ -9415,6 +9309,7 @@
     <w:p>
       <w:pPr>
         <w:rPr>
+          <w:rFonts w:hint="eastAsia"/>
           <w:color w:val="000000" w:themeColor="text1"/>
           <w:sz w:val="24"/>
           <w:szCs w:val="24"/>
@@ -9430,6 +9325,7 @@
     <w:p>
       <w:pPr>
         <w:rPr>
+          <w:rFonts w:hint="eastAsia"/>
           <w:color w:val="000000" w:themeColor="text1"/>
         </w:rPr>
       </w:pPr>
@@ -9451,6 +9347,7 @@
     <w:p>
       <w:pPr>
         <w:rPr>
+          <w:rFonts w:hint="eastAsia"/>
           <w:color w:val="000000" w:themeColor="text1"/>
         </w:rPr>
       </w:pPr>
@@ -9472,6 +9369,7 @@
     <w:p>
       <w:pPr>
         <w:rPr>
+          <w:rFonts w:hint="eastAsia"/>
           <w:color w:val="000000" w:themeColor="text1"/>
         </w:rPr>
       </w:pPr>
@@ -9493,6 +9391,7 @@
     <w:p>
       <w:pPr>
         <w:rPr>
+          <w:rFonts w:hint="eastAsia"/>
           <w:color w:val="000000" w:themeColor="text1"/>
         </w:rPr>
       </w:pPr>
@@ -9502,7 +9401,6 @@
           <w:rFonts w:ascii="Segoe UI" w:hAnsi="Segoe UI" w:cs="Segoe UI"/>
           <w:color w:val="000000" w:themeColor="text1"/>
         </w:rPr>
-        <w:lastRenderedPageBreak/>
         <w:t>Template Engine:</w:t>
       </w:r>
       <w:r>
@@ -9515,6 +9413,7 @@
     <w:p>
       <w:pPr>
         <w:rPr>
+          <w:rFonts w:hint="eastAsia"/>
           <w:color w:val="000000" w:themeColor="text1"/>
           <w:sz w:val="30"/>
           <w:szCs w:val="30"/>
@@ -9526,12 +9425,14 @@
           <w:sz w:val="30"/>
           <w:szCs w:val="30"/>
         </w:rPr>
+        <w:lastRenderedPageBreak/>
         <w:t>3.7.2 SQLite Database</w:t>
       </w:r>
     </w:p>
     <w:p>
       <w:pPr>
         <w:rPr>
+          <w:rFonts w:hint="eastAsia"/>
           <w:color w:val="000000" w:themeColor="text1"/>
           <w:sz w:val="24"/>
           <w:szCs w:val="24"/>
@@ -9547,6 +9448,7 @@
     <w:p>
       <w:pPr>
         <w:rPr>
+          <w:rFonts w:hint="eastAsia"/>
           <w:color w:val="000000" w:themeColor="text1"/>
         </w:rPr>
       </w:pPr>
@@ -9560,6 +9462,7 @@
     <w:p>
       <w:pPr>
         <w:rPr>
+          <w:rFonts w:hint="eastAsia"/>
           <w:color w:val="000000" w:themeColor="text1"/>
         </w:rPr>
       </w:pPr>
@@ -9573,6 +9476,7 @@
     <w:p>
       <w:pPr>
         <w:rPr>
+          <w:rFonts w:hint="eastAsia"/>
           <w:color w:val="000000" w:themeColor="text1"/>
         </w:rPr>
       </w:pPr>
@@ -9586,6 +9490,7 @@
     <w:p>
       <w:pPr>
         <w:rPr>
+          <w:rFonts w:hint="eastAsia"/>
           <w:color w:val="000000" w:themeColor="text1"/>
           <w:sz w:val="30"/>
           <w:szCs w:val="30"/>
@@ -9603,6 +9508,7 @@
     <w:p>
       <w:pPr>
         <w:rPr>
+          <w:rFonts w:hint="eastAsia"/>
           <w:color w:val="000000" w:themeColor="text1"/>
           <w:sz w:val="24"/>
           <w:szCs w:val="24"/>
@@ -9618,6 +9524,7 @@
     <w:p>
       <w:pPr>
         <w:rPr>
+          <w:rFonts w:hint="eastAsia"/>
           <w:color w:val="000000" w:themeColor="text1"/>
         </w:rPr>
       </w:pPr>
@@ -9631,6 +9538,7 @@
     <w:p>
       <w:pPr>
         <w:rPr>
+          <w:rFonts w:hint="eastAsia"/>
           <w:color w:val="000000" w:themeColor="text1"/>
         </w:rPr>
       </w:pPr>
@@ -9644,6 +9552,7 @@
     <w:p>
       <w:pPr>
         <w:rPr>
+          <w:rFonts w:hint="eastAsia"/>
           <w:color w:val="000000" w:themeColor="text1"/>
         </w:rPr>
       </w:pPr>
@@ -9657,6 +9566,7 @@
     <w:p>
       <w:pPr>
         <w:rPr>
+          <w:rFonts w:hint="eastAsia"/>
           <w:color w:val="000000" w:themeColor="text1"/>
         </w:rPr>
       </w:pPr>
@@ -9670,6 +9580,7 @@
     <w:p>
       <w:pPr>
         <w:rPr>
+          <w:rFonts w:hint="eastAsia"/>
           <w:color w:val="000000" w:themeColor="text1"/>
         </w:rPr>
       </w:pPr>
@@ -9683,6 +9594,7 @@
     <w:p>
       <w:pPr>
         <w:rPr>
+          <w:rFonts w:hint="eastAsia"/>
           <w:color w:val="000000" w:themeColor="text1"/>
           <w:sz w:val="30"/>
           <w:szCs w:val="30"/>
@@ -9700,6 +9612,7 @@
     <w:p>
       <w:pPr>
         <w:rPr>
+          <w:rFonts w:hint="eastAsia"/>
           <w:color w:val="000000" w:themeColor="text1"/>
           <w:sz w:val="24"/>
           <w:szCs w:val="24"/>
@@ -9715,6 +9628,7 @@
     <w:p>
       <w:pPr>
         <w:rPr>
+          <w:rFonts w:hint="eastAsia"/>
           <w:color w:val="000000" w:themeColor="text1"/>
           <w:sz w:val="30"/>
           <w:szCs w:val="30"/>
@@ -9732,6 +9646,7 @@
     <w:p>
       <w:pPr>
         <w:rPr>
+          <w:rFonts w:hint="eastAsia"/>
           <w:color w:val="000000" w:themeColor="text1"/>
           <w:sz w:val="24"/>
           <w:szCs w:val="24"/>
@@ -9747,6 +9662,7 @@
     <w:p>
       <w:pPr>
         <w:rPr>
+          <w:rFonts w:hint="eastAsia"/>
           <w:color w:val="000000" w:themeColor="text1"/>
           <w:sz w:val="30"/>
           <w:szCs w:val="30"/>
@@ -9780,6 +9696,7 @@
     <w:p>
       <w:pPr>
         <w:rPr>
+          <w:rFonts w:hint="eastAsia"/>
           <w:color w:val="000000" w:themeColor="text1"/>
           <w:sz w:val="24"/>
           <w:szCs w:val="24"/>
@@ -9851,7 +9768,7 @@
           <w:color w:val="000000" w:themeColor="text1"/>
         </w:rPr>
       </w:pPr>
-      <w:bookmarkStart w:id="10" w:name="_Toc224572007"/>
+      <w:bookmarkStart w:id="10" w:name="_Toc230861512"/>
       <w:r>
         <w:rPr>
           <w:color w:val="000000" w:themeColor="text1"/>
@@ -9868,7 +9785,7 @@
           <w:color w:val="000000" w:themeColor="text1"/>
         </w:rPr>
       </w:pPr>
-      <w:bookmarkStart w:id="11" w:name="_Toc224572008"/>
+      <w:bookmarkStart w:id="11" w:name="_Toc230861513"/>
       <w:r>
         <w:rPr>
           <w:color w:val="000000" w:themeColor="text1"/>
@@ -13431,6 +13348,7 @@
     <w:p>
       <w:pPr>
         <w:rPr>
+          <w:rFonts w:hint="eastAsia"/>
           <w:sz w:val="25"/>
           <w:szCs w:val="28"/>
         </w:rPr>
@@ -13446,6 +13364,7 @@
     <w:p>
       <w:pPr>
         <w:rPr>
+          <w:rFonts w:hint="eastAsia"/>
           <w:sz w:val="36"/>
           <w:szCs w:val="36"/>
         </w:rPr>
@@ -13468,6 +13387,11 @@
       </w:r>
     </w:p>
     <w:p>
+      <w:pPr>
+        <w:rPr>
+          <w:rFonts w:hint="eastAsia"/>
+        </w:rPr>
+      </w:pPr>
       <w:r>
         <w:rPr>
           <w:rStyle w:val="Strong"/>
@@ -13483,6 +13407,11 @@
       </w:r>
     </w:p>
     <w:p>
+      <w:pPr>
+        <w:rPr>
+          <w:rFonts w:hint="eastAsia"/>
+        </w:rPr>
+      </w:pPr>
       <w:r>
         <w:rPr>
           <w:rStyle w:val="Strong"/>
@@ -13498,6 +13427,11 @@
       </w:r>
     </w:p>
     <w:p>
+      <w:pPr>
+        <w:rPr>
+          <w:rFonts w:hint="eastAsia"/>
+        </w:rPr>
+      </w:pPr>
       <w:r>
         <w:rPr>
           <w:rStyle w:val="Strong"/>
@@ -13513,6 +13447,11 @@
       </w:r>
     </w:p>
     <w:p>
+      <w:pPr>
+        <w:rPr>
+          <w:rFonts w:hint="eastAsia"/>
+        </w:rPr>
+      </w:pPr>
       <w:r>
         <w:rPr>
           <w:rStyle w:val="Strong"/>
@@ -13546,7 +13485,6 @@
           <w:szCs w:val="28"/>
         </w:rPr>
       </w:pPr>
-      <w:bookmarkStart w:id="12" w:name="_Toc224572009"/>
     </w:p>
     <w:p>
       <w:pPr>
@@ -13557,6 +13495,7 @@
           <w:szCs w:val="28"/>
         </w:rPr>
       </w:pPr>
+      <w:bookmarkStart w:id="12" w:name="_Toc230861514"/>
       <w:r>
         <w:rPr>
           <w:color w:val="000000" w:themeColor="text1"/>
@@ -13567,7 +13506,13 @@
       </w:r>
       <w:bookmarkEnd w:id="12"/>
     </w:p>
-    <w:p/>
+    <w:p>
+      <w:pPr>
+        <w:rPr>
+          <w:rFonts w:hint="eastAsia"/>
+        </w:rPr>
+      </w:pPr>
+    </w:p>
     <w:p>
       <w:pPr>
         <w:rPr>
@@ -13766,81 +13711,87 @@
     <w:p>
       <w:pPr>
         <w:rPr>
-          <w:color w:val="000000" w:themeColor="text1"/>
-        </w:rPr>
-      </w:pPr>
-    </w:p>
-    <w:p>
-      <w:pPr>
-        <w:rPr>
-          <w:color w:val="000000" w:themeColor="text1"/>
-        </w:rPr>
-      </w:pPr>
-    </w:p>
-    <w:p>
-      <w:pPr>
-        <w:rPr>
-          <w:color w:val="000000" w:themeColor="text1"/>
-        </w:rPr>
-      </w:pPr>
-    </w:p>
-    <w:p>
-      <w:pPr>
-        <w:rPr>
-          <w:color w:val="000000" w:themeColor="text1"/>
-        </w:rPr>
-      </w:pPr>
-    </w:p>
-    <w:p>
-      <w:pPr>
-        <w:rPr>
-          <w:rFonts w:hint="eastAsia"/>
-          <w:color w:val="000000" w:themeColor="text1"/>
-        </w:rPr>
-      </w:pPr>
-    </w:p>
-    <w:p>
-      <w:pPr>
-        <w:rPr>
-          <w:rFonts w:hint="eastAsia"/>
-          <w:color w:val="000000" w:themeColor="text1"/>
-        </w:rPr>
-      </w:pPr>
-    </w:p>
-    <w:p>
-      <w:pPr>
-        <w:rPr>
-          <w:rFonts w:hint="eastAsia"/>
-          <w:color w:val="000000" w:themeColor="text1"/>
-        </w:rPr>
-      </w:pPr>
-    </w:p>
-    <w:p>
-      <w:pPr>
-        <w:rPr>
-          <w:rFonts w:hint="eastAsia"/>
-          <w:color w:val="000000" w:themeColor="text1"/>
-        </w:rPr>
-      </w:pPr>
-    </w:p>
-    <w:p>
-      <w:pPr>
-        <w:rPr>
-          <w:rFonts w:hint="eastAsia"/>
-          <w:color w:val="000000" w:themeColor="text1"/>
-        </w:rPr>
-      </w:pPr>
-    </w:p>
-    <w:p>
-      <w:pPr>
-        <w:rPr>
-          <w:color w:val="000000" w:themeColor="text1"/>
-        </w:rPr>
-      </w:pPr>
-    </w:p>
-    <w:p>
-      <w:pPr>
-        <w:rPr>
+          <w:rFonts w:hint="eastAsia"/>
+          <w:color w:val="000000" w:themeColor="text1"/>
+        </w:rPr>
+      </w:pPr>
+    </w:p>
+    <w:p>
+      <w:pPr>
+        <w:rPr>
+          <w:rFonts w:hint="eastAsia"/>
+          <w:color w:val="000000" w:themeColor="text1"/>
+        </w:rPr>
+      </w:pPr>
+    </w:p>
+    <w:p>
+      <w:pPr>
+        <w:rPr>
+          <w:rFonts w:hint="eastAsia"/>
+          <w:color w:val="000000" w:themeColor="text1"/>
+        </w:rPr>
+      </w:pPr>
+    </w:p>
+    <w:p>
+      <w:pPr>
+        <w:rPr>
+          <w:rFonts w:hint="eastAsia"/>
+          <w:color w:val="000000" w:themeColor="text1"/>
+        </w:rPr>
+      </w:pPr>
+    </w:p>
+    <w:p>
+      <w:pPr>
+        <w:rPr>
+          <w:rFonts w:hint="eastAsia"/>
+          <w:color w:val="000000" w:themeColor="text1"/>
+        </w:rPr>
+      </w:pPr>
+    </w:p>
+    <w:p>
+      <w:pPr>
+        <w:rPr>
+          <w:rFonts w:hint="eastAsia"/>
+          <w:color w:val="000000" w:themeColor="text1"/>
+        </w:rPr>
+      </w:pPr>
+    </w:p>
+    <w:p>
+      <w:pPr>
+        <w:rPr>
+          <w:rFonts w:hint="eastAsia"/>
+          <w:color w:val="000000" w:themeColor="text1"/>
+        </w:rPr>
+      </w:pPr>
+    </w:p>
+    <w:p>
+      <w:pPr>
+        <w:rPr>
+          <w:rFonts w:hint="eastAsia"/>
+          <w:color w:val="000000" w:themeColor="text1"/>
+        </w:rPr>
+      </w:pPr>
+    </w:p>
+    <w:p>
+      <w:pPr>
+        <w:rPr>
+          <w:rFonts w:hint="eastAsia"/>
+          <w:color w:val="000000" w:themeColor="text1"/>
+        </w:rPr>
+      </w:pPr>
+    </w:p>
+    <w:p>
+      <w:pPr>
+        <w:rPr>
+          <w:rFonts w:hint="eastAsia"/>
+          <w:color w:val="000000" w:themeColor="text1"/>
+        </w:rPr>
+      </w:pPr>
+    </w:p>
+    <w:p>
+      <w:pPr>
+        <w:rPr>
+          <w:rFonts w:hint="eastAsia"/>
           <w:color w:val="000000" w:themeColor="text1"/>
         </w:rPr>
       </w:pPr>
@@ -13860,7 +13811,7 @@
           <w:color w:val="000000" w:themeColor="text1"/>
         </w:rPr>
       </w:pPr>
-      <w:bookmarkStart w:id="13" w:name="_Toc224572010"/>
+      <w:bookmarkStart w:id="13" w:name="_Toc230861515"/>
       <w:r>
         <w:rPr>
           <w:color w:val="000000" w:themeColor="text1"/>
@@ -13877,7 +13828,7 @@
           <w:color w:val="000000" w:themeColor="text1"/>
         </w:rPr>
       </w:pPr>
-      <w:bookmarkStart w:id="14" w:name="_Toc224572011"/>
+      <w:bookmarkStart w:id="14" w:name="_Toc230861516"/>
       <w:r>
         <w:rPr>
           <w:color w:val="000000" w:themeColor="text1"/>
@@ -14010,76 +13961,87 @@
     <w:p>
       <w:pPr>
         <w:rPr>
-          <w:color w:val="000000" w:themeColor="text1"/>
-        </w:rPr>
-      </w:pPr>
-    </w:p>
-    <w:p>
-      <w:pPr>
-        <w:rPr>
-          <w:color w:val="000000" w:themeColor="text1"/>
-        </w:rPr>
-      </w:pPr>
-    </w:p>
-    <w:p>
-      <w:pPr>
-        <w:rPr>
-          <w:color w:val="000000" w:themeColor="text1"/>
-        </w:rPr>
-      </w:pPr>
-    </w:p>
-    <w:p>
-      <w:pPr>
-        <w:rPr>
-          <w:color w:val="000000" w:themeColor="text1"/>
-        </w:rPr>
-      </w:pPr>
-    </w:p>
-    <w:p>
-      <w:pPr>
-        <w:rPr>
-          <w:color w:val="000000" w:themeColor="text1"/>
-        </w:rPr>
-      </w:pPr>
-    </w:p>
-    <w:p>
-      <w:pPr>
-        <w:rPr>
-          <w:color w:val="000000" w:themeColor="text1"/>
-        </w:rPr>
-      </w:pPr>
-    </w:p>
-    <w:p>
-      <w:pPr>
-        <w:rPr>
-          <w:color w:val="000000" w:themeColor="text1"/>
-        </w:rPr>
-      </w:pPr>
-    </w:p>
-    <w:p>
-      <w:pPr>
-        <w:rPr>
-          <w:color w:val="000000" w:themeColor="text1"/>
-        </w:rPr>
-      </w:pPr>
-    </w:p>
-    <w:p>
-      <w:pPr>
-        <w:rPr>
-          <w:color w:val="000000" w:themeColor="text1"/>
-        </w:rPr>
-      </w:pPr>
-    </w:p>
-    <w:p>
-      <w:pPr>
-        <w:rPr>
-          <w:color w:val="000000" w:themeColor="text1"/>
-        </w:rPr>
-      </w:pPr>
-    </w:p>
-    <w:p>
-      <w:pPr>
-        <w:rPr>
+          <w:rFonts w:hint="eastAsia"/>
+          <w:color w:val="000000" w:themeColor="text1"/>
+        </w:rPr>
+      </w:pPr>
+    </w:p>
+    <w:p>
+      <w:pPr>
+        <w:rPr>
+          <w:rFonts w:hint="eastAsia"/>
+          <w:color w:val="000000" w:themeColor="text1"/>
+        </w:rPr>
+      </w:pPr>
+    </w:p>
+    <w:p>
+      <w:pPr>
+        <w:rPr>
+          <w:rFonts w:hint="eastAsia"/>
+          <w:color w:val="000000" w:themeColor="text1"/>
+        </w:rPr>
+      </w:pPr>
+    </w:p>
+    <w:p>
+      <w:pPr>
+        <w:rPr>
+          <w:rFonts w:hint="eastAsia"/>
+          <w:color w:val="000000" w:themeColor="text1"/>
+        </w:rPr>
+      </w:pPr>
+    </w:p>
+    <w:p>
+      <w:pPr>
+        <w:rPr>
+          <w:rFonts w:hint="eastAsia"/>
+          <w:color w:val="000000" w:themeColor="text1"/>
+        </w:rPr>
+      </w:pPr>
+    </w:p>
+    <w:p>
+      <w:pPr>
+        <w:rPr>
+          <w:rFonts w:hint="eastAsia"/>
+          <w:color w:val="000000" w:themeColor="text1"/>
+        </w:rPr>
+      </w:pPr>
+    </w:p>
+    <w:p>
+      <w:pPr>
+        <w:rPr>
+          <w:rFonts w:hint="eastAsia"/>
+          <w:color w:val="000000" w:themeColor="text1"/>
+        </w:rPr>
+      </w:pPr>
+    </w:p>
+    <w:p>
+      <w:pPr>
+        <w:rPr>
+          <w:rFonts w:hint="eastAsia"/>
+          <w:color w:val="000000" w:themeColor="text1"/>
+        </w:rPr>
+      </w:pPr>
+    </w:p>
+    <w:p>
+      <w:pPr>
+        <w:rPr>
+          <w:rFonts w:hint="eastAsia"/>
+          <w:color w:val="000000" w:themeColor="text1"/>
+        </w:rPr>
+      </w:pPr>
+    </w:p>
+    <w:p>
+      <w:pPr>
+        <w:rPr>
+          <w:rFonts w:hint="eastAsia"/>
+          <w:color w:val="000000" w:themeColor="text1"/>
+        </w:rPr>
+      </w:pPr>
+    </w:p>
+    <w:p>
+      <w:pPr>
+        <w:rPr>
+          <w:rFonts w:hint="eastAsia"/>
           <w:color w:val="000000" w:themeColor="text1"/>
         </w:rPr>
       </w:pPr>
@@ -14152,9 +14114,10 @@
           <w:color w:val="000000" w:themeColor="text1"/>
         </w:rPr>
       </w:pPr>
-      <w:bookmarkStart w:id="15" w:name="_Toc224572012"/>
-      <w:r>
-        <w:rPr>
+      <w:bookmarkStart w:id="15" w:name="_Toc230861517"/>
+      <w:r>
+        <w:rPr>
+          <w:noProof/>
           <w:color w:val="000000" w:themeColor="text1"/>
         </w:rPr>
         <w:lastRenderedPageBreak/>
@@ -14315,34 +14278,39 @@
     <w:p>
       <w:pPr>
         <w:rPr>
-          <w:color w:val="000000" w:themeColor="text1"/>
-        </w:rPr>
-      </w:pPr>
-    </w:p>
-    <w:p>
-      <w:pPr>
-        <w:rPr>
-          <w:color w:val="000000" w:themeColor="text1"/>
-        </w:rPr>
-      </w:pPr>
-    </w:p>
-    <w:p>
-      <w:pPr>
-        <w:rPr>
-          <w:color w:val="000000" w:themeColor="text1"/>
-        </w:rPr>
-      </w:pPr>
-    </w:p>
-    <w:p>
-      <w:pPr>
-        <w:rPr>
-          <w:color w:val="000000" w:themeColor="text1"/>
-        </w:rPr>
-      </w:pPr>
-    </w:p>
-    <w:p>
-      <w:pPr>
-        <w:rPr>
+          <w:rFonts w:hint="eastAsia"/>
+          <w:color w:val="000000" w:themeColor="text1"/>
+        </w:rPr>
+      </w:pPr>
+    </w:p>
+    <w:p>
+      <w:pPr>
+        <w:rPr>
+          <w:rFonts w:hint="eastAsia"/>
+          <w:color w:val="000000" w:themeColor="text1"/>
+        </w:rPr>
+      </w:pPr>
+    </w:p>
+    <w:p>
+      <w:pPr>
+        <w:rPr>
+          <w:rFonts w:hint="eastAsia"/>
+          <w:color w:val="000000" w:themeColor="text1"/>
+        </w:rPr>
+      </w:pPr>
+    </w:p>
+    <w:p>
+      <w:pPr>
+        <w:rPr>
+          <w:rFonts w:hint="eastAsia"/>
+          <w:color w:val="000000" w:themeColor="text1"/>
+        </w:rPr>
+      </w:pPr>
+    </w:p>
+    <w:p>
+      <w:pPr>
+        <w:rPr>
+          <w:rFonts w:hint="eastAsia"/>
           <w:color w:val="000000" w:themeColor="text1"/>
         </w:rPr>
       </w:pPr>
@@ -14394,21 +14362,21 @@
           <w:lang w:val="en-NP"/>
         </w:rPr>
       </w:pPr>
-      <w:bookmarkStart w:id="16" w:name="_Toc224572013"/>
+      <w:bookmarkStart w:id="16" w:name="_Toc230861518"/>
       <w:r>
         <w:rPr>
           <w:color w:val="000000" w:themeColor="text1"/>
         </w:rPr>
         <w:t xml:space="preserve">5.3 </w:t>
       </w:r>
+      <w:r>
+        <w:rPr>
+          <w:color w:val="000000" w:themeColor="text1"/>
+          <w:lang w:val="en-NP"/>
+        </w:rPr>
+        <w:t>System Architecture</w:t>
+      </w:r>
       <w:bookmarkEnd w:id="16"/>
-      <w:r>
-        <w:rPr>
-          <w:color w:val="000000" w:themeColor="text1"/>
-          <w:lang w:val="en-NP"/>
-        </w:rPr>
-        <w:t>System Architecture</w:t>
-      </w:r>
     </w:p>
     <w:p>
       <w:pPr>
@@ -14475,43 +14443,34 @@
           <w:color w:val="000000" w:themeColor="text1"/>
         </w:rPr>
       </w:pPr>
+      <w:bookmarkStart w:id="17" w:name="_Toc230861519"/>
       <w:r>
         <w:rPr>
           <w:color w:val="000000" w:themeColor="text1"/>
         </w:rPr>
         <w:lastRenderedPageBreak/>
-        <w:t>5.</w:t>
-      </w:r>
-      <w:r>
-        <w:rPr>
-          <w:color w:val="000000" w:themeColor="text1"/>
-        </w:rPr>
-        <w:t>4</w:t>
-      </w:r>
-      <w:r>
-        <w:rPr>
-          <w:color w:val="000000" w:themeColor="text1"/>
-        </w:rPr>
-        <w:t> Database Schema</w:t>
-      </w:r>
-    </w:p>
-    <w:p>
-      <w:pPr>
-        <w:rPr>
-          <w:rFonts w:hint="eastAsia"/>
-          <w:color w:val="000000" w:themeColor="text1"/>
-        </w:rPr>
-      </w:pPr>
-    </w:p>
-    <w:p>
-      <w:pPr>
-        <w:rPr>
-          <w:rFonts w:hint="eastAsia"/>
-          <w:color w:val="000000" w:themeColor="text1"/>
-        </w:rPr>
-      </w:pPr>
-      <w:r>
-        <w:rPr>
+        <w:t>5.4 Database Schema</w:t>
+      </w:r>
+      <w:bookmarkEnd w:id="17"/>
+    </w:p>
+    <w:p>
+      <w:pPr>
+        <w:rPr>
+          <w:rFonts w:hint="eastAsia"/>
+          <w:color w:val="000000" w:themeColor="text1"/>
+        </w:rPr>
+      </w:pPr>
+    </w:p>
+    <w:p>
+      <w:pPr>
+        <w:rPr>
+          <w:rFonts w:hint="eastAsia"/>
+          <w:color w:val="000000" w:themeColor="text1"/>
+        </w:rPr>
+      </w:pPr>
+      <w:r>
+        <w:rPr>
+          <w:noProof/>
           <w:color w:val="000000" w:themeColor="text1"/>
         </w:rPr>
         <w:drawing>
@@ -14713,14 +14672,13 @@
           <w:szCs w:val="33"/>
         </w:rPr>
       </w:pPr>
-      <w:bookmarkStart w:id="17" w:name="_Toc224572014"/>
+      <w:bookmarkStart w:id="18" w:name="_Toc230861520"/>
       <w:r>
         <w:rPr>
           <w:color w:val="000000" w:themeColor="text1"/>
         </w:rPr>
         <w:t>5.4 AI Processing Pipeline</w:t>
       </w:r>
-      <w:bookmarkEnd w:id="17"/>
       <w:r>
         <w:rPr>
           <w:color w:val="000000" w:themeColor="text1"/>
@@ -14736,6 +14694,7 @@
         </w:rPr>
         <w:t>Architecture</w:t>
       </w:r>
+      <w:bookmarkEnd w:id="18"/>
     </w:p>
     <w:p>
       <w:pPr>
@@ -14744,8 +14703,10 @@
           <w:color w:val="000000" w:themeColor="text1"/>
         </w:rPr>
       </w:pPr>
-      <w:r>
-        <w:rPr>
+      <w:bookmarkStart w:id="19" w:name="_Toc230861521"/>
+      <w:r>
+        <w:rPr>
+          <w:noProof/>
           <w:color w:val="000000" w:themeColor="text1"/>
         </w:rPr>
         <w:drawing>
@@ -14798,6 +14759,7 @@
           </wp:anchor>
         </w:drawing>
       </w:r>
+      <w:bookmarkEnd w:id="19"/>
     </w:p>
     <w:p>
       <w:pPr>
@@ -14860,7 +14822,7 @@
           <w:color w:val="000000" w:themeColor="text1"/>
         </w:rPr>
       </w:pPr>
-      <w:bookmarkStart w:id="18" w:name="_Toc224572015"/>
+      <w:bookmarkStart w:id="20" w:name="_Toc230861522"/>
       <w:r>
         <w:rPr>
           <w:color w:val="000000" w:themeColor="text1"/>
@@ -14868,7 +14830,7 @@
         <w:lastRenderedPageBreak/>
         <w:t>5.5 IoT System Architecture</w:t>
       </w:r>
-      <w:bookmarkEnd w:id="18"/>
+      <w:bookmarkEnd w:id="20"/>
     </w:p>
     <w:p>
       <w:pPr>
@@ -14923,6 +14885,7 @@
       <w:pPr>
         <w:jc w:val="center"/>
         <w:rPr>
+          <w:rFonts w:hint="eastAsia"/>
           <w:color w:val="000000" w:themeColor="text1"/>
         </w:rPr>
       </w:pPr>
@@ -14932,10 +14895,21 @@
         </w:rPr>
         <w:t>Figure 5.5: Layered IoT system architecture.</w:t>
       </w:r>
-      <w:bookmarkStart w:id="19" w:name="_Toc224572016"/>
-    </w:p>
-    <w:p/>
-    <w:p/>
+    </w:p>
+    <w:p>
+      <w:pPr>
+        <w:rPr>
+          <w:rFonts w:hint="eastAsia"/>
+        </w:rPr>
+      </w:pPr>
+    </w:p>
+    <w:p>
+      <w:pPr>
+        <w:rPr>
+          <w:rFonts w:hint="eastAsia"/>
+        </w:rPr>
+      </w:pPr>
+    </w:p>
     <w:p>
       <w:pPr>
         <w:pStyle w:val="Heading2"/>
@@ -14943,13 +14917,14 @@
           <w:color w:val="000000" w:themeColor="text1"/>
         </w:rPr>
       </w:pPr>
+      <w:bookmarkStart w:id="21" w:name="_Toc230861523"/>
       <w:r>
         <w:rPr>
           <w:color w:val="000000" w:themeColor="text1"/>
         </w:rPr>
         <w:t>5.6 Gantt Chart</w:t>
       </w:r>
-      <w:bookmarkEnd w:id="19"/>
+      <w:bookmarkEnd w:id="21"/>
     </w:p>
     <w:p>
       <w:pPr>
@@ -15030,14 +15005,14 @@
           <w:color w:val="000000" w:themeColor="text1"/>
         </w:rPr>
       </w:pPr>
-      <w:bookmarkStart w:id="20" w:name="_Toc224572017"/>
+      <w:bookmarkStart w:id="22" w:name="_Toc230861524"/>
       <w:r>
         <w:rPr>
           <w:color w:val="000000" w:themeColor="text1"/>
         </w:rPr>
         <w:t>5.7 System Architecture Description</w:t>
       </w:r>
-      <w:bookmarkEnd w:id="20"/>
+      <w:bookmarkEnd w:id="22"/>
     </w:p>
     <w:p>
       <w:pPr>
@@ -15076,14 +15051,14 @@
           <w:color w:val="000000" w:themeColor="text1"/>
         </w:rPr>
       </w:pPr>
-      <w:bookmarkStart w:id="21" w:name="_Toc224572018"/>
+      <w:bookmarkStart w:id="23" w:name="_Toc230861525"/>
       <w:r>
         <w:rPr>
           <w:color w:val="000000" w:themeColor="text1"/>
         </w:rPr>
         <w:t>5.8 Algorithms</w:t>
       </w:r>
-      <w:bookmarkEnd w:id="21"/>
+      <w:bookmarkEnd w:id="23"/>
     </w:p>
     <w:p>
       <w:pPr>
@@ -15092,14 +15067,14 @@
           <w:color w:val="000000" w:themeColor="text1"/>
         </w:rPr>
       </w:pPr>
-      <w:bookmarkStart w:id="22" w:name="_Toc224572019"/>
+      <w:bookmarkStart w:id="24" w:name="_Toc230861526"/>
       <w:r>
         <w:rPr>
           <w:color w:val="000000" w:themeColor="text1"/>
         </w:rPr>
         <w:t>Entry/Exit detection using IR sensors</w:t>
       </w:r>
-      <w:bookmarkEnd w:id="22"/>
+      <w:bookmarkEnd w:id="24"/>
     </w:p>
     <w:p>
       <w:pPr>
@@ -15178,14 +15153,14 @@
           <w:color w:val="000000" w:themeColor="text1"/>
         </w:rPr>
       </w:pPr>
-      <w:bookmarkStart w:id="23" w:name="_Toc224572020"/>
+      <w:bookmarkStart w:id="25" w:name="_Toc230861527"/>
       <w:r>
         <w:rPr>
           <w:color w:val="000000" w:themeColor="text1"/>
         </w:rPr>
         <w:t>Image capture and transmission</w:t>
       </w:r>
-      <w:bookmarkEnd w:id="23"/>
+      <w:bookmarkEnd w:id="25"/>
     </w:p>
     <w:p>
       <w:pPr>
@@ -15264,14 +15239,14 @@
           <w:color w:val="000000" w:themeColor="text1"/>
         </w:rPr>
       </w:pPr>
-      <w:bookmarkStart w:id="24" w:name="_Toc224572021"/>
+      <w:bookmarkStart w:id="26" w:name="_Toc230861528"/>
       <w:r>
         <w:rPr>
           <w:color w:val="000000" w:themeColor="text1"/>
         </w:rPr>
         <w:t>Person detection using YOLOv8</w:t>
       </w:r>
-      <w:bookmarkEnd w:id="24"/>
+      <w:bookmarkEnd w:id="26"/>
     </w:p>
     <w:p>
       <w:pPr>
@@ -15350,14 +15325,14 @@
           <w:color w:val="000000" w:themeColor="text1"/>
         </w:rPr>
       </w:pPr>
-      <w:bookmarkStart w:id="25" w:name="_Toc224572022"/>
+      <w:bookmarkStart w:id="27" w:name="_Toc230861529"/>
       <w:r>
         <w:rPr>
           <w:color w:val="000000" w:themeColor="text1"/>
         </w:rPr>
         <w:t>ID card text extraction using Tesseract OCR</w:t>
       </w:r>
-      <w:bookmarkEnd w:id="25"/>
+      <w:bookmarkEnd w:id="27"/>
     </w:p>
     <w:p>
       <w:pPr>
@@ -15436,14 +15411,14 @@
           <w:color w:val="000000" w:themeColor="text1"/>
         </w:rPr>
       </w:pPr>
-      <w:bookmarkStart w:id="26" w:name="_Toc224572023"/>
+      <w:bookmarkStart w:id="28" w:name="_Toc230861530"/>
       <w:r>
         <w:rPr>
           <w:color w:val="000000" w:themeColor="text1"/>
         </w:rPr>
         <w:t>Database verification</w:t>
       </w:r>
-      <w:bookmarkEnd w:id="26"/>
+      <w:bookmarkEnd w:id="28"/>
     </w:p>
     <w:p>
       <w:pPr>
@@ -15509,14 +15484,14 @@
           <w:color w:val="000000" w:themeColor="text1"/>
         </w:rPr>
       </w:pPr>
-      <w:bookmarkStart w:id="27" w:name="_Toc224572024"/>
+      <w:bookmarkStart w:id="29" w:name="_Toc230861531"/>
       <w:r>
         <w:rPr>
           <w:color w:val="000000" w:themeColor="text1"/>
         </w:rPr>
         <w:t>Notification system</w:t>
       </w:r>
-      <w:bookmarkEnd w:id="27"/>
+      <w:bookmarkEnd w:id="29"/>
     </w:p>
     <w:p>
       <w:pPr>
@@ -15589,14 +15564,14 @@
           <w:color w:val="000000" w:themeColor="text1"/>
         </w:rPr>
       </w:pPr>
-      <w:bookmarkStart w:id="28" w:name="_Toc224572025"/>
+      <w:bookmarkStart w:id="30" w:name="_Toc230861532"/>
       <w:r>
         <w:rPr>
           <w:color w:val="000000" w:themeColor="text1"/>
         </w:rPr>
         <w:t>5.9 Hardware Design</w:t>
       </w:r>
-      <w:bookmarkEnd w:id="28"/>
+      <w:bookmarkEnd w:id="30"/>
     </w:p>
     <w:p>
       <w:pPr>
@@ -15619,14 +15594,14 @@
           <w:color w:val="000000" w:themeColor="text1"/>
         </w:rPr>
       </w:pPr>
-      <w:bookmarkStart w:id="29" w:name="_Toc224572026"/>
+      <w:bookmarkStart w:id="31" w:name="_Toc230861533"/>
       <w:r>
         <w:rPr>
           <w:color w:val="000000" w:themeColor="text1"/>
         </w:rPr>
         <w:t>Recommended hardware specifications:</w:t>
       </w:r>
-      <w:bookmarkEnd w:id="29"/>
+      <w:bookmarkEnd w:id="31"/>
     </w:p>
     <w:p>
       <w:pPr>
@@ -15747,14 +15722,14 @@
           <w:color w:val="000000" w:themeColor="text1"/>
         </w:rPr>
       </w:pPr>
-      <w:bookmarkStart w:id="30" w:name="_Toc224572027"/>
+      <w:bookmarkStart w:id="32" w:name="_Toc230861534"/>
       <w:r>
         <w:rPr>
           <w:color w:val="000000" w:themeColor="text1"/>
         </w:rPr>
         <w:t>Appendix A - GPIO Pin Mapping</w:t>
       </w:r>
-      <w:bookmarkEnd w:id="30"/>
+      <w:bookmarkEnd w:id="32"/>
     </w:p>
     <w:tbl>
       <w:tblPr>
@@ -16684,14 +16659,14 @@
           <w:color w:val="000000" w:themeColor="text1"/>
         </w:rPr>
       </w:pPr>
-      <w:bookmarkStart w:id="31" w:name="_Toc224572028"/>
+      <w:bookmarkStart w:id="33" w:name="_Toc230861535"/>
       <w:r>
         <w:rPr>
           <w:color w:val="000000" w:themeColor="text1"/>
         </w:rPr>
         <w:t>4. Software Architecture (Detailed Design)</w:t>
       </w:r>
-      <w:bookmarkEnd w:id="31"/>
+      <w:bookmarkEnd w:id="33"/>
     </w:p>
     <w:p>
       <w:pPr>
@@ -16700,14 +16675,14 @@
           <w:color w:val="000000" w:themeColor="text1"/>
         </w:rPr>
       </w:pPr>
-      <w:bookmarkStart w:id="32" w:name="_Toc224572029"/>
+      <w:bookmarkStart w:id="34" w:name="_Toc230861536"/>
       <w:r>
         <w:rPr>
           <w:color w:val="000000" w:themeColor="text1"/>
         </w:rPr>
         <w:t>Edge Device Layer</w:t>
       </w:r>
-      <w:bookmarkEnd w:id="32"/>
+      <w:bookmarkEnd w:id="34"/>
     </w:p>
     <w:p>
       <w:pPr>
@@ -16814,14 +16789,14 @@
           <w:color w:val="000000" w:themeColor="text1"/>
         </w:rPr>
       </w:pPr>
-      <w:bookmarkStart w:id="33" w:name="_Toc224572030"/>
+      <w:bookmarkStart w:id="35" w:name="_Toc230861537"/>
       <w:r>
         <w:rPr>
           <w:color w:val="000000" w:themeColor="text1"/>
         </w:rPr>
         <w:t>AI Processing Layer</w:t>
       </w:r>
-      <w:bookmarkEnd w:id="33"/>
+      <w:bookmarkEnd w:id="35"/>
     </w:p>
     <w:p>
       <w:pPr>
@@ -16915,14 +16890,14 @@
           <w:color w:val="000000" w:themeColor="text1"/>
         </w:rPr>
       </w:pPr>
-      <w:bookmarkStart w:id="34" w:name="_Toc224572031"/>
+      <w:bookmarkStart w:id="36" w:name="_Toc230861538"/>
       <w:r>
         <w:rPr>
           <w:color w:val="000000" w:themeColor="text1"/>
         </w:rPr>
         <w:t>Cloud / Application Layer</w:t>
       </w:r>
-      <w:bookmarkEnd w:id="34"/>
+      <w:bookmarkEnd w:id="36"/>
     </w:p>
     <w:p>
       <w:pPr>
@@ -17001,14 +16976,14 @@
           <w:color w:val="000000" w:themeColor="text1"/>
         </w:rPr>
       </w:pPr>
-      <w:bookmarkStart w:id="35" w:name="_Toc224572032"/>
+      <w:bookmarkStart w:id="37" w:name="_Toc230861539"/>
       <w:r>
         <w:rPr>
           <w:color w:val="000000" w:themeColor="text1"/>
         </w:rPr>
         <w:t>7. System Workflow</w:t>
       </w:r>
-      <w:bookmarkEnd w:id="35"/>
+      <w:bookmarkEnd w:id="37"/>
     </w:p>
     <w:p>
       <w:pPr>
@@ -17157,14 +17132,14 @@
           <w:color w:val="000000" w:themeColor="text1"/>
         </w:rPr>
       </w:pPr>
-      <w:bookmarkStart w:id="36" w:name="_Toc224572033"/>
+      <w:bookmarkStart w:id="38" w:name="_Toc230861540"/>
       <w:r>
         <w:rPr>
           <w:color w:val="000000" w:themeColor="text1"/>
         </w:rPr>
         <w:t>CHAPTER 6 - Expected Results</w:t>
       </w:r>
-      <w:bookmarkEnd w:id="36"/>
+      <w:bookmarkEnd w:id="38"/>
     </w:p>
     <w:p>
       <w:pPr>
@@ -17280,14 +17255,14 @@
           <w:color w:val="000000" w:themeColor="text1"/>
         </w:rPr>
       </w:pPr>
-      <w:bookmarkStart w:id="37" w:name="_Toc224572034"/>
+      <w:bookmarkStart w:id="39" w:name="_Toc230861541"/>
       <w:r>
         <w:rPr>
           <w:color w:val="000000" w:themeColor="text1"/>
         </w:rPr>
         <w:t>8. Future Improvements</w:t>
       </w:r>
-      <w:bookmarkEnd w:id="37"/>
+      <w:bookmarkEnd w:id="39"/>
     </w:p>
     <w:p>
       <w:pPr>
@@ -17504,14 +17479,14 @@
           <w:color w:val="000000" w:themeColor="text1"/>
         </w:rPr>
       </w:pPr>
-      <w:bookmarkStart w:id="38" w:name="_Toc224572035"/>
+      <w:bookmarkStart w:id="40" w:name="_Toc230861542"/>
       <w:r>
         <w:rPr>
           <w:color w:val="000000" w:themeColor="text1"/>
         </w:rPr>
         <w:t>Appendix B - Example Codes</w:t>
       </w:r>
-      <w:bookmarkEnd w:id="38"/>
+      <w:bookmarkEnd w:id="40"/>
     </w:p>
     <w:p>
       <w:pPr>
@@ -17528,14 +17503,14 @@
           <w:color w:val="000000" w:themeColor="text1"/>
         </w:rPr>
       </w:pPr>
-      <w:bookmarkStart w:id="39" w:name="_Toc224572036"/>
+      <w:bookmarkStart w:id="41" w:name="_Toc230861543"/>
       <w:r>
         <w:rPr>
           <w:color w:val="000000" w:themeColor="text1"/>
         </w:rPr>
         <w:t>ESP32-CAM (Arduino) example</w:t>
       </w:r>
-      <w:bookmarkEnd w:id="39"/>
+      <w:bookmarkEnd w:id="41"/>
     </w:p>
     <w:p>
       <w:pPr>
@@ -17543,6 +17518,7 @@
           <w:tab w:val="left" w:pos="4101"/>
         </w:tabs>
         <w:rPr>
+          <w:rFonts w:hint="eastAsia"/>
           <w:color w:val="000000" w:themeColor="text1"/>
         </w:rPr>
       </w:pPr>
@@ -20733,18 +20709,19 @@
           <w:color w:val="000000" w:themeColor="text1"/>
         </w:rPr>
       </w:pPr>
-      <w:bookmarkStart w:id="40" w:name="_Toc224572037"/>
+      <w:bookmarkStart w:id="42" w:name="_Toc230861544"/>
       <w:r>
         <w:rPr>
           <w:color w:val="000000" w:themeColor="text1"/>
         </w:rPr>
         <w:t>Python server example</w:t>
       </w:r>
-      <w:bookmarkEnd w:id="40"/>
-    </w:p>
-    <w:p>
-      <w:pPr>
-        <w:rPr>
+      <w:bookmarkEnd w:id="42"/>
+    </w:p>
+    <w:p>
+      <w:pPr>
+        <w:rPr>
+          <w:rFonts w:hint="eastAsia"/>
           <w:color w:val="000000" w:themeColor="text1"/>
         </w:rPr>
       </w:pPr>
@@ -24346,6 +24323,7 @@
     <w:p>
       <w:pPr>
         <w:rPr>
+          <w:rFonts w:hint="eastAsia"/>
           <w:color w:val="000000" w:themeColor="text1"/>
         </w:rPr>
       </w:pPr>
@@ -24365,7 +24343,7 @@
           <w:color w:val="000000" w:themeColor="text1"/>
         </w:rPr>
       </w:pPr>
-      <w:bookmarkStart w:id="41" w:name="_Toc224572038"/>
+      <w:bookmarkStart w:id="43" w:name="_Toc230861545"/>
       <w:r>
         <w:rPr>
           <w:color w:val="000000" w:themeColor="text1"/>
@@ -24373,7 +24351,7 @@
         <w:lastRenderedPageBreak/>
         <w:t>CHAPTER 7 - References</w:t>
       </w:r>
-      <w:bookmarkEnd w:id="41"/>
+      <w:bookmarkEnd w:id="43"/>
     </w:p>
     <w:p>
       <w:pPr>
